--- a/TCC DEFINITIVO 28-05-2026/Gestão de Tarefas prof carol.docx
+++ b/TCC DEFINITIVO 28-05-2026/Gestão de Tarefas prof carol.docx
@@ -18416,101 +18416,18 @@
     </w:p>
     <w:p>
       <w:pPr>
-        <w:rPr>
-          <w:rFonts w:cs="Arial"/>
-          <w:szCs w:val="24"/>
-        </w:rPr>
-      </w:pPr>
-    </w:p>
-    <w:p>
-      <w:pPr>
-        <w:pStyle w:val="Legenda"/>
-        <w:keepNext/>
-        <w:rPr>
-          <w:rFonts w:cs="Arial"/>
-          <w:sz w:val="24"/>
-          <w:szCs w:val="24"/>
-        </w:rPr>
-      </w:pPr>
-      <w:bookmarkStart w:id="24" w:name="_Toc193385906"/>
-      <w:r>
-        <w:rPr>
-          <w:rFonts w:cs="Arial"/>
-          <w:sz w:val="24"/>
-          <w:szCs w:val="24"/>
-        </w:rPr>
-        <w:t xml:space="preserve">Figura </w:t>
-      </w:r>
-      <w:r>
-        <w:rPr>
-          <w:rFonts w:cs="Arial"/>
-          <w:sz w:val="24"/>
-          <w:szCs w:val="24"/>
-        </w:rPr>
-        <w:fldChar w:fldCharType="begin"/>
-      </w:r>
-      <w:r>
-        <w:rPr>
-          <w:rFonts w:cs="Arial"/>
-          <w:sz w:val="24"/>
-          <w:szCs w:val="24"/>
-        </w:rPr>
-        <w:instrText xml:space="preserve"> SEQ Figura \* ARABIC </w:instrText>
-      </w:r>
-      <w:r>
-        <w:rPr>
-          <w:rFonts w:cs="Arial"/>
-          <w:sz w:val="24"/>
-          <w:szCs w:val="24"/>
-        </w:rPr>
-        <w:fldChar w:fldCharType="separate"/>
-      </w:r>
-      <w:r>
-        <w:rPr>
-          <w:rFonts w:cs="Arial"/>
+        <w:pStyle w:val="NormalWeb"/>
+      </w:pPr>
+      <w:r>
+        <w:rPr>
           <w:noProof/>
-          <w:sz w:val="24"/>
-          <w:szCs w:val="24"/>
-        </w:rPr>
-        <w:t>3</w:t>
-      </w:r>
-      <w:r>
-        <w:rPr>
-          <w:rFonts w:cs="Arial"/>
-          <w:noProof/>
-          <w:sz w:val="24"/>
-          <w:szCs w:val="24"/>
-        </w:rPr>
-        <w:fldChar w:fldCharType="end"/>
-      </w:r>
-      <w:r>
-        <w:rPr>
-          <w:rFonts w:cs="Arial"/>
-          <w:sz w:val="24"/>
-          <w:szCs w:val="24"/>
-        </w:rPr>
-        <w:t>. Exemplo 1 de DFD.</w:t>
-      </w:r>
-      <w:bookmarkEnd w:id="24"/>
-    </w:p>
-    <w:p>
-      <w:pPr>
-        <w:rPr>
-          <w:rFonts w:cs="Arial"/>
-          <w:szCs w:val="24"/>
-        </w:rPr>
-      </w:pPr>
-      <w:r>
-        <w:rPr>
-          <w:rFonts w:cs="Arial"/>
-          <w:noProof/>
-          <w:szCs w:val="24"/>
-        </w:rPr>
+        </w:rPr>
+        <w:lastRenderedPageBreak/>
         <w:drawing>
-          <wp:inline distT="0" distB="0" distL="0" distR="0" wp14:anchorId="5D619C25" wp14:editId="01F9DBFA">
-            <wp:extent cx="5760085" cy="5438775"/>
-            <wp:effectExtent l="0" t="0" r="0" b="9525"/>
-            <wp:docPr id="5" name="Imagem 5"/>
+          <wp:inline distT="0" distB="0" distL="0" distR="0" wp14:anchorId="30E17E28" wp14:editId="0204C75D">
+            <wp:extent cx="5760085" cy="8640445"/>
+            <wp:effectExtent l="0" t="0" r="0" b="8255"/>
+            <wp:docPr id="4" name="Imagem 4"/>
             <wp:cNvGraphicFramePr>
               <a:graphicFrameLocks xmlns:a="http://schemas.openxmlformats.org/drawingml/2006/main" noChangeAspect="1"/>
             </wp:cNvGraphicFramePr>
@@ -18518,8 +18435,10 @@
               <a:graphicData uri="http://schemas.openxmlformats.org/drawingml/2006/picture">
                 <pic:pic xmlns:pic="http://schemas.openxmlformats.org/drawingml/2006/picture">
                   <pic:nvPicPr>
-                    <pic:cNvPr id="5" name="5707A80.tmp"/>
-                    <pic:cNvPicPr/>
+                    <pic:cNvPr id="0" name="Picture 1"/>
+                    <pic:cNvPicPr>
+                      <a:picLocks noChangeAspect="1" noChangeArrowheads="1"/>
+                    </pic:cNvPicPr>
                   </pic:nvPicPr>
                   <pic:blipFill>
                     <a:blip r:embed="rId17">
@@ -18529,18 +18448,23 @@
                         </a:ext>
                       </a:extLst>
                     </a:blip>
+                    <a:srcRect/>
                     <a:stretch>
                       <a:fillRect/>
                     </a:stretch>
                   </pic:blipFill>
-                  <pic:spPr>
+                  <pic:spPr bwMode="auto">
                     <a:xfrm>
                       <a:off x="0" y="0"/>
-                      <a:ext cx="5760085" cy="5438775"/>
+                      <a:ext cx="5760085" cy="8640445"/>
                     </a:xfrm>
                     <a:prstGeom prst="rect">
                       <a:avLst/>
                     </a:prstGeom>
+                    <a:noFill/>
+                    <a:ln>
+                      <a:noFill/>
+                    </a:ln>
                   </pic:spPr>
                 </pic:pic>
               </a:graphicData>
@@ -18551,374 +18475,6 @@
     </w:p>
     <w:p>
       <w:pPr>
-        <w:jc w:val="center"/>
-        <w:rPr>
-          <w:rFonts w:cs="Arial"/>
-          <w:szCs w:val="24"/>
-        </w:rPr>
-      </w:pPr>
-      <w:r>
-        <w:rPr>
-          <w:rFonts w:cs="Arial"/>
-          <w:szCs w:val="24"/>
-        </w:rPr>
-        <w:t>Fonte: Silva, 2023</w:t>
-      </w:r>
-    </w:p>
-    <w:p>
-      <w:pPr>
-        <w:rPr>
-          <w:rFonts w:cs="Arial"/>
-          <w:szCs w:val="24"/>
-        </w:rPr>
-      </w:pPr>
-    </w:p>
-    <w:p>
-      <w:pPr>
-        <w:pStyle w:val="Legenda"/>
-        <w:keepNext/>
-        <w:rPr>
-          <w:rFonts w:cs="Arial"/>
-          <w:sz w:val="24"/>
-          <w:szCs w:val="24"/>
-        </w:rPr>
-      </w:pPr>
-      <w:bookmarkStart w:id="25" w:name="_Toc193385907"/>
-      <w:r>
-        <w:rPr>
-          <w:rFonts w:cs="Arial"/>
-          <w:sz w:val="24"/>
-          <w:szCs w:val="24"/>
-        </w:rPr>
-        <w:lastRenderedPageBreak/>
-        <w:t xml:space="preserve">Figura </w:t>
-      </w:r>
-      <w:r>
-        <w:rPr>
-          <w:rFonts w:cs="Arial"/>
-          <w:sz w:val="24"/>
-          <w:szCs w:val="24"/>
-        </w:rPr>
-        <w:fldChar w:fldCharType="begin"/>
-      </w:r>
-      <w:r>
-        <w:rPr>
-          <w:rFonts w:cs="Arial"/>
-          <w:sz w:val="24"/>
-          <w:szCs w:val="24"/>
-        </w:rPr>
-        <w:instrText xml:space="preserve"> SEQ Figura \* ARABIC </w:instrText>
-      </w:r>
-      <w:r>
-        <w:rPr>
-          <w:rFonts w:cs="Arial"/>
-          <w:sz w:val="24"/>
-          <w:szCs w:val="24"/>
-        </w:rPr>
-        <w:fldChar w:fldCharType="separate"/>
-      </w:r>
-      <w:r>
-        <w:rPr>
-          <w:rFonts w:cs="Arial"/>
-          <w:noProof/>
-          <w:sz w:val="24"/>
-          <w:szCs w:val="24"/>
-        </w:rPr>
-        <w:t>4</w:t>
-      </w:r>
-      <w:r>
-        <w:rPr>
-          <w:rFonts w:cs="Arial"/>
-          <w:noProof/>
-          <w:sz w:val="24"/>
-          <w:szCs w:val="24"/>
-        </w:rPr>
-        <w:fldChar w:fldCharType="end"/>
-      </w:r>
-      <w:r>
-        <w:rPr>
-          <w:rFonts w:cs="Arial"/>
-          <w:sz w:val="24"/>
-          <w:szCs w:val="24"/>
-        </w:rPr>
-        <w:t>.Exemplo 2 de DFD</w:t>
-      </w:r>
-      <w:bookmarkEnd w:id="25"/>
-    </w:p>
-    <w:p>
-      <w:pPr>
-        <w:rPr>
-          <w:rFonts w:cs="Arial"/>
-          <w:szCs w:val="24"/>
-        </w:rPr>
-      </w:pPr>
-      <w:r>
-        <w:rPr>
-          <w:rFonts w:cs="Arial"/>
-          <w:noProof/>
-          <w:szCs w:val="24"/>
-        </w:rPr>
-        <w:drawing>
-          <wp:inline distT="0" distB="0" distL="0" distR="0" wp14:anchorId="7063D1AE" wp14:editId="2C149CD6">
-            <wp:extent cx="5760085" cy="1857375"/>
-            <wp:effectExtent l="0" t="0" r="0" b="9525"/>
-            <wp:docPr id="7" name="Imagem 7"/>
-            <wp:cNvGraphicFramePr>
-              <a:graphicFrameLocks xmlns:a="http://schemas.openxmlformats.org/drawingml/2006/main" noChangeAspect="1"/>
-            </wp:cNvGraphicFramePr>
-            <a:graphic xmlns:a="http://schemas.openxmlformats.org/drawingml/2006/main">
-              <a:graphicData uri="http://schemas.openxmlformats.org/drawingml/2006/picture">
-                <pic:pic xmlns:pic="http://schemas.openxmlformats.org/drawingml/2006/picture">
-                  <pic:nvPicPr>
-                    <pic:cNvPr id="7" name="3C88DE0.tmp"/>
-                    <pic:cNvPicPr/>
-                  </pic:nvPicPr>
-                  <pic:blipFill>
-                    <a:blip r:embed="rId18">
-                      <a:extLst>
-                        <a:ext uri="{28A0092B-C50C-407E-A947-70E740481C1C}">
-                          <a14:useLocalDpi xmlns:a14="http://schemas.microsoft.com/office/drawing/2010/main" val="0"/>
-                        </a:ext>
-                      </a:extLst>
-                    </a:blip>
-                    <a:stretch>
-                      <a:fillRect/>
-                    </a:stretch>
-                  </pic:blipFill>
-                  <pic:spPr>
-                    <a:xfrm>
-                      <a:off x="0" y="0"/>
-                      <a:ext cx="5760085" cy="1857375"/>
-                    </a:xfrm>
-                    <a:prstGeom prst="rect">
-                      <a:avLst/>
-                    </a:prstGeom>
-                  </pic:spPr>
-                </pic:pic>
-              </a:graphicData>
-            </a:graphic>
-          </wp:inline>
-        </w:drawing>
-      </w:r>
-    </w:p>
-    <w:p>
-      <w:pPr>
-        <w:jc w:val="center"/>
-        <w:rPr>
-          <w:rFonts w:cs="Arial"/>
-          <w:szCs w:val="24"/>
-        </w:rPr>
-      </w:pPr>
-      <w:r>
-        <w:rPr>
-          <w:rFonts w:cs="Arial"/>
-          <w:szCs w:val="24"/>
-        </w:rPr>
-        <w:t>Fonte: Silva, 2023</w:t>
-      </w:r>
-    </w:p>
-    <w:p>
-      <w:pPr>
-        <w:rPr>
-          <w:rFonts w:cs="Arial"/>
-          <w:szCs w:val="24"/>
-        </w:rPr>
-      </w:pPr>
-    </w:p>
-    <w:p>
-      <w:pPr>
-        <w:rPr>
-          <w:rFonts w:cs="Arial"/>
-          <w:szCs w:val="24"/>
-        </w:rPr>
-      </w:pPr>
-      <w:r>
-        <w:rPr>
-          <w:rFonts w:cs="Arial"/>
-          <w:szCs w:val="24"/>
-        </w:rPr>
-        <w:t>Site para fazer o DFD</w:t>
-      </w:r>
-    </w:p>
-    <w:p>
-      <w:pPr>
-        <w:rPr>
-          <w:rFonts w:cs="Arial"/>
-          <w:szCs w:val="24"/>
-        </w:rPr>
-      </w:pPr>
-      <w:hyperlink r:id="rId19" w:history="1">
-        <w:r>
-          <w:rPr>
-            <w:rStyle w:val="Hyperlink"/>
-            <w:rFonts w:cs="Arial"/>
-            <w:szCs w:val="24"/>
-          </w:rPr>
-          <w:t>draw.io (drawio.com)</w:t>
-        </w:r>
-      </w:hyperlink>
-    </w:p>
-    <w:p>
-      <w:pPr>
-        <w:rPr>
-          <w:rFonts w:cs="Arial"/>
-          <w:szCs w:val="24"/>
-        </w:rPr>
-      </w:pPr>
-    </w:p>
-    <w:p>
-      <w:pPr>
-        <w:pStyle w:val="Legenda"/>
-        <w:keepNext/>
-        <w:rPr>
-          <w:rFonts w:cs="Arial"/>
-          <w:sz w:val="24"/>
-          <w:szCs w:val="24"/>
-        </w:rPr>
-      </w:pPr>
-      <w:bookmarkStart w:id="26" w:name="_Toc193385908"/>
-      <w:r>
-        <w:rPr>
-          <w:rFonts w:cs="Arial"/>
-          <w:sz w:val="24"/>
-          <w:szCs w:val="24"/>
-        </w:rPr>
-        <w:t xml:space="preserve">Figura </w:t>
-      </w:r>
-      <w:r>
-        <w:rPr>
-          <w:rFonts w:cs="Arial"/>
-          <w:sz w:val="24"/>
-          <w:szCs w:val="24"/>
-        </w:rPr>
-        <w:fldChar w:fldCharType="begin"/>
-      </w:r>
-      <w:r>
-        <w:rPr>
-          <w:rFonts w:cs="Arial"/>
-          <w:sz w:val="24"/>
-          <w:szCs w:val="24"/>
-        </w:rPr>
-        <w:instrText xml:space="preserve"> SEQ Figura \* ARABIC </w:instrText>
-      </w:r>
-      <w:r>
-        <w:rPr>
-          <w:rFonts w:cs="Arial"/>
-          <w:sz w:val="24"/>
-          <w:szCs w:val="24"/>
-        </w:rPr>
-        <w:fldChar w:fldCharType="separate"/>
-      </w:r>
-      <w:r>
-        <w:rPr>
-          <w:rFonts w:cs="Arial"/>
-          <w:noProof/>
-          <w:sz w:val="24"/>
-          <w:szCs w:val="24"/>
-        </w:rPr>
-        <w:t>5</w:t>
-      </w:r>
-      <w:r>
-        <w:rPr>
-          <w:rFonts w:cs="Arial"/>
-          <w:noProof/>
-          <w:sz w:val="24"/>
-          <w:szCs w:val="24"/>
-        </w:rPr>
-        <w:fldChar w:fldCharType="end"/>
-      </w:r>
-      <w:r>
-        <w:rPr>
-          <w:rFonts w:cs="Arial"/>
-          <w:sz w:val="24"/>
-          <w:szCs w:val="24"/>
-        </w:rPr>
-        <w:t>. Área de trabalho da ferramenta draw.io.</w:t>
-      </w:r>
-      <w:bookmarkEnd w:id="26"/>
-    </w:p>
-    <w:p>
-      <w:pPr>
-        <w:rPr>
-          <w:rFonts w:cs="Arial"/>
-          <w:szCs w:val="24"/>
-        </w:rPr>
-      </w:pPr>
-      <w:r>
-        <w:rPr>
-          <w:rFonts w:cs="Arial"/>
-          <w:noProof/>
-          <w:szCs w:val="24"/>
-        </w:rPr>
-        <w:drawing>
-          <wp:inline distT="0" distB="0" distL="0" distR="0" wp14:anchorId="124AED5C" wp14:editId="0C6FC1A1">
-            <wp:extent cx="5760085" cy="3883660"/>
-            <wp:effectExtent l="0" t="0" r="0" b="2540"/>
-            <wp:docPr id="6" name="Imagem 6"/>
-            <wp:cNvGraphicFramePr>
-              <a:graphicFrameLocks xmlns:a="http://schemas.openxmlformats.org/drawingml/2006/main" noChangeAspect="1"/>
-            </wp:cNvGraphicFramePr>
-            <a:graphic xmlns:a="http://schemas.openxmlformats.org/drawingml/2006/main">
-              <a:graphicData uri="http://schemas.openxmlformats.org/drawingml/2006/picture">
-                <pic:pic xmlns:pic="http://schemas.openxmlformats.org/drawingml/2006/picture">
-                  <pic:nvPicPr>
-                    <pic:cNvPr id="6" name="dfd_DrawIo.png"/>
-                    <pic:cNvPicPr/>
-                  </pic:nvPicPr>
-                  <pic:blipFill>
-                    <a:blip r:embed="rId20">
-                      <a:extLst>
-                        <a:ext uri="{28A0092B-C50C-407E-A947-70E740481C1C}">
-                          <a14:useLocalDpi xmlns:a14="http://schemas.microsoft.com/office/drawing/2010/main" val="0"/>
-                        </a:ext>
-                      </a:extLst>
-                    </a:blip>
-                    <a:stretch>
-                      <a:fillRect/>
-                    </a:stretch>
-                  </pic:blipFill>
-                  <pic:spPr>
-                    <a:xfrm>
-                      <a:off x="0" y="0"/>
-                      <a:ext cx="5760085" cy="3883660"/>
-                    </a:xfrm>
-                    <a:prstGeom prst="rect">
-                      <a:avLst/>
-                    </a:prstGeom>
-                  </pic:spPr>
-                </pic:pic>
-              </a:graphicData>
-            </a:graphic>
-          </wp:inline>
-        </w:drawing>
-      </w:r>
-    </w:p>
-    <w:p>
-      <w:pPr>
-        <w:jc w:val="center"/>
-        <w:rPr>
-          <w:rFonts w:cs="Arial"/>
-          <w:szCs w:val="24"/>
-        </w:rPr>
-      </w:pPr>
-      <w:r>
-        <w:rPr>
-          <w:rFonts w:cs="Arial"/>
-          <w:szCs w:val="24"/>
-        </w:rPr>
-        <w:t>Fonte: Silva, 2023</w:t>
-      </w:r>
-    </w:p>
-    <w:p>
-      <w:pPr>
-        <w:rPr>
-          <w:rFonts w:cs="Arial"/>
-          <w:szCs w:val="24"/>
-        </w:rPr>
-      </w:pPr>
-    </w:p>
-    <w:p>
-      <w:pPr>
         <w:rPr>
           <w:rFonts w:cs="Arial"/>
           <w:szCs w:val="24"/>
@@ -18940,7 +18496,7 @@
           <w:szCs w:val="24"/>
         </w:rPr>
       </w:pPr>
-      <w:bookmarkStart w:id="27" w:name="_Toc193385949"/>
+      <w:bookmarkStart w:id="24" w:name="_Toc193385949"/>
       <w:r>
         <w:rPr>
           <w:rFonts w:cs="Arial"/>
@@ -18950,7 +18506,7 @@
         </w:rPr>
         <w:t>Projeto desenvolvido</w:t>
       </w:r>
-      <w:bookmarkEnd w:id="27"/>
+      <w:bookmarkEnd w:id="24"/>
     </w:p>
     <w:p>
       <w:pPr>
@@ -19168,7 +18724,7 @@
           <w:szCs w:val="24"/>
         </w:rPr>
       </w:pPr>
-      <w:bookmarkStart w:id="28" w:name="_Toc193385950"/>
+      <w:bookmarkStart w:id="25" w:name="_Toc193385950"/>
       <w:r>
         <w:rPr>
           <w:rFonts w:cs="Arial"/>
@@ -19179,7 +18735,7 @@
         <w:lastRenderedPageBreak/>
         <w:t>Política de Privacidade</w:t>
       </w:r>
-      <w:bookmarkEnd w:id="28"/>
+      <w:bookmarkEnd w:id="25"/>
     </w:p>
     <w:p>
       <w:pPr>
@@ -19811,7 +19367,7 @@
           <w:szCs w:val="24"/>
         </w:rPr>
       </w:pPr>
-      <w:bookmarkStart w:id="29" w:name="_Toc193385951"/>
+      <w:bookmarkStart w:id="26" w:name="_Toc193385951"/>
       <w:r>
         <w:rPr>
           <w:rFonts w:cs="Arial"/>
@@ -19822,7 +19378,7 @@
         <w:lastRenderedPageBreak/>
         <w:t>Termos de Uso</w:t>
       </w:r>
-      <w:bookmarkEnd w:id="29"/>
+      <w:bookmarkEnd w:id="26"/>
     </w:p>
     <w:p>
       <w:pPr>
@@ -20414,7 +19970,7 @@
           <w:szCs w:val="24"/>
         </w:rPr>
       </w:pPr>
-      <w:bookmarkStart w:id="30" w:name="_Toc193385952"/>
+      <w:bookmarkStart w:id="27" w:name="_Toc193385952"/>
       <w:r>
         <w:rPr>
           <w:rFonts w:cs="Arial"/>
@@ -20424,7 +19980,7 @@
         <w:lastRenderedPageBreak/>
         <w:t>CONSIDERAÇÕES FINAIS</w:t>
       </w:r>
-      <w:bookmarkEnd w:id="30"/>
+      <w:bookmarkEnd w:id="27"/>
     </w:p>
     <w:p>
       <w:pPr>
@@ -20521,7 +20077,7 @@
           <w:szCs w:val="24"/>
         </w:rPr>
       </w:pPr>
-      <w:bookmarkStart w:id="31" w:name="_Toc193385953"/>
+      <w:bookmarkStart w:id="28" w:name="_Toc193385953"/>
       <w:r>
         <w:rPr>
           <w:rFonts w:cs="Arial"/>
@@ -20531,7 +20087,7 @@
         <w:lastRenderedPageBreak/>
         <w:t>REFERÊNCIAS</w:t>
       </w:r>
-      <w:bookmarkEnd w:id="31"/>
+      <w:bookmarkEnd w:id="28"/>
     </w:p>
     <w:p>
       <w:pPr>
@@ -20749,500 +20305,17 @@
         <w:ind w:left="0" w:firstLine="0"/>
         <w:rPr>
           <w:rFonts w:cs="Arial"/>
+          <w:szCs w:val="24"/>
+        </w:rPr>
+      </w:pPr>
+      <w:r>
+        <w:rPr>
+          <w:rFonts w:cs="Arial"/>
           <w:sz w:val="20"/>
           <w:szCs w:val="20"/>
         </w:rPr>
-      </w:pPr>
-      <w:r>
-        <w:rPr>
-          <w:rFonts w:cs="Arial"/>
-          <w:sz w:val="20"/>
-          <w:szCs w:val="20"/>
-        </w:rPr>
         <w:t>CONFEDERAÇÃO NACIONAL DE DIRIGENTES Lojistas (CNDL). Automação no varejo e organização de processos. 2024.</w:t>
       </w:r>
-      <w:r>
-        <w:rPr>
-          <w:rFonts w:cs="Arial"/>
-          <w:sz w:val="20"/>
-          <w:szCs w:val="20"/>
-        </w:rPr>
-        <w:br/>
-      </w:r>
-      <w:r>
-        <w:rPr>
-          <w:rFonts w:cs="Arial"/>
-          <w:sz w:val="20"/>
-          <w:szCs w:val="20"/>
-        </w:rPr>
-        <w:br w:type="page"/>
-      </w:r>
-    </w:p>
-    <w:p>
-      <w:pPr>
-        <w:spacing w:after="200" w:line="276" w:lineRule="auto"/>
-        <w:jc w:val="left"/>
-        <w:rPr>
-          <w:rFonts w:cs="Arial"/>
-          <w:szCs w:val="24"/>
-        </w:rPr>
-      </w:pPr>
-      <w:r>
-        <w:rPr>
-          <w:rFonts w:cs="Arial"/>
-          <w:szCs w:val="24"/>
-        </w:rPr>
-        <w:br w:type="page"/>
-      </w:r>
-    </w:p>
-    <w:p>
-      <w:pPr>
-        <w:jc w:val="left"/>
-        <w:outlineLvl w:val="0"/>
-        <w:rPr>
-          <w:rFonts w:cs="Arial"/>
-          <w:b/>
-          <w:szCs w:val="24"/>
-        </w:rPr>
-      </w:pPr>
-      <w:bookmarkStart w:id="32" w:name="_Toc193385954"/>
-      <w:r>
-        <w:rPr>
-          <w:rFonts w:cs="Arial"/>
-          <w:b/>
-          <w:szCs w:val="24"/>
-        </w:rPr>
-        <w:lastRenderedPageBreak/>
-        <w:t>APÊNDICE</w:t>
-      </w:r>
-      <w:r>
-        <w:rPr>
-          <w:rFonts w:cs="Arial"/>
-          <w:b/>
-          <w:szCs w:val="24"/>
-        </w:rPr>
-        <w:t>(s) (Elemento opcional)</w:t>
-      </w:r>
-      <w:bookmarkEnd w:id="32"/>
-    </w:p>
-    <w:p>
-      <w:pPr>
-        <w:rPr>
-          <w:rFonts w:cs="Arial"/>
-          <w:szCs w:val="24"/>
-        </w:rPr>
-      </w:pPr>
-      <w:r>
-        <w:rPr>
-          <w:rFonts w:cs="Arial"/>
-          <w:szCs w:val="24"/>
-        </w:rPr>
-        <w:t xml:space="preserve">Texto ou documento elaborado pelo autor, a fim de complementar sua argumentação. O(s) apêndice(s) é(são) identificado(s) por letras maiúsculas consecutivas, travessão e pelos res- </w:t>
-      </w:r>
-      <w:proofErr w:type="spellStart"/>
-      <w:r>
-        <w:rPr>
-          <w:rFonts w:cs="Arial"/>
-          <w:szCs w:val="24"/>
-        </w:rPr>
-        <w:t>pectivos</w:t>
-      </w:r>
-      <w:proofErr w:type="spellEnd"/>
-      <w:r>
-        <w:rPr>
-          <w:rFonts w:cs="Arial"/>
-          <w:szCs w:val="24"/>
-        </w:rPr>
-        <w:t xml:space="preserve"> títulos. Excepcionalmente utilizam-se letras maiúsculas dobradas, na identificação dos apêndices, quando esgotadas as 26 letras do alfabeto.</w:t>
-      </w:r>
-    </w:p>
-    <w:p>
-      <w:pPr>
-        <w:rPr>
-          <w:rFonts w:cs="Arial"/>
-          <w:szCs w:val="24"/>
-        </w:rPr>
-      </w:pPr>
-    </w:p>
-    <w:p>
-      <w:pPr>
-        <w:pStyle w:val="Legenda"/>
-        <w:keepNext/>
-        <w:rPr>
-          <w:rFonts w:cs="Arial"/>
-          <w:sz w:val="24"/>
-          <w:szCs w:val="24"/>
-        </w:rPr>
-      </w:pPr>
-      <w:bookmarkStart w:id="33" w:name="_Toc193385909"/>
-      <w:r>
-        <w:rPr>
-          <w:rFonts w:cs="Arial"/>
-          <w:sz w:val="24"/>
-          <w:szCs w:val="24"/>
-        </w:rPr>
-        <w:t xml:space="preserve">Figura </w:t>
-      </w:r>
-      <w:r>
-        <w:rPr>
-          <w:rFonts w:cs="Arial"/>
-          <w:sz w:val="24"/>
-          <w:szCs w:val="24"/>
-        </w:rPr>
-        <w:fldChar w:fldCharType="begin"/>
-      </w:r>
-      <w:r>
-        <w:rPr>
-          <w:rFonts w:cs="Arial"/>
-          <w:sz w:val="24"/>
-          <w:szCs w:val="24"/>
-        </w:rPr>
-        <w:instrText xml:space="preserve"> SEQ Figura \* ARABIC </w:instrText>
-      </w:r>
-      <w:r>
-        <w:rPr>
-          <w:rFonts w:cs="Arial"/>
-          <w:sz w:val="24"/>
-          <w:szCs w:val="24"/>
-        </w:rPr>
-        <w:fldChar w:fldCharType="separate"/>
-      </w:r>
-      <w:r>
-        <w:rPr>
-          <w:rFonts w:cs="Arial"/>
-          <w:noProof/>
-          <w:sz w:val="24"/>
-          <w:szCs w:val="24"/>
-        </w:rPr>
-        <w:t>6</w:t>
-      </w:r>
-      <w:r>
-        <w:rPr>
-          <w:rFonts w:cs="Arial"/>
-          <w:noProof/>
-          <w:sz w:val="24"/>
-          <w:szCs w:val="24"/>
-        </w:rPr>
-        <w:fldChar w:fldCharType="end"/>
-      </w:r>
-      <w:r>
-        <w:rPr>
-          <w:rFonts w:cs="Arial"/>
-          <w:sz w:val="24"/>
-          <w:szCs w:val="24"/>
-        </w:rPr>
-        <w:t>. Exemplo de identificação de apêndices.</w:t>
-      </w:r>
-      <w:bookmarkEnd w:id="33"/>
-    </w:p>
-    <w:p>
-      <w:pPr>
-        <w:rPr>
-          <w:rFonts w:cs="Arial"/>
-          <w:szCs w:val="24"/>
-        </w:rPr>
-      </w:pPr>
-      <w:r>
-        <w:rPr>
-          <w:rFonts w:cs="Arial"/>
-          <w:noProof/>
-          <w:szCs w:val="24"/>
-        </w:rPr>
-        <w:drawing>
-          <wp:inline distT="0" distB="0" distL="0" distR="0" wp14:anchorId="2710AA24" wp14:editId="6BF729FA">
-            <wp:extent cx="5760085" cy="1520190"/>
-            <wp:effectExtent l="0" t="0" r="0" b="3810"/>
-            <wp:docPr id="2" name="Imagem 2"/>
-            <wp:cNvGraphicFramePr>
-              <a:graphicFrameLocks xmlns:a="http://schemas.openxmlformats.org/drawingml/2006/main" noChangeAspect="1"/>
-            </wp:cNvGraphicFramePr>
-            <a:graphic xmlns:a="http://schemas.openxmlformats.org/drawingml/2006/main">
-              <a:graphicData uri="http://schemas.openxmlformats.org/drawingml/2006/picture">
-                <pic:pic xmlns:pic="http://schemas.openxmlformats.org/drawingml/2006/picture">
-                  <pic:nvPicPr>
-                    <pic:cNvPr id="2" name="3DC3AB0.tmp"/>
-                    <pic:cNvPicPr/>
-                  </pic:nvPicPr>
-                  <pic:blipFill>
-                    <a:blip r:embed="rId21">
-                      <a:extLst>
-                        <a:ext uri="{28A0092B-C50C-407E-A947-70E740481C1C}">
-                          <a14:useLocalDpi xmlns:a14="http://schemas.microsoft.com/office/drawing/2010/main" val="0"/>
-                        </a:ext>
-                      </a:extLst>
-                    </a:blip>
-                    <a:stretch>
-                      <a:fillRect/>
-                    </a:stretch>
-                  </pic:blipFill>
-                  <pic:spPr>
-                    <a:xfrm>
-                      <a:off x="0" y="0"/>
-                      <a:ext cx="5760085" cy="1520190"/>
-                    </a:xfrm>
-                    <a:prstGeom prst="rect">
-                      <a:avLst/>
-                    </a:prstGeom>
-                  </pic:spPr>
-                </pic:pic>
-              </a:graphicData>
-            </a:graphic>
-          </wp:inline>
-        </w:drawing>
-      </w:r>
-    </w:p>
-    <w:p>
-      <w:pPr>
-        <w:jc w:val="center"/>
-        <w:rPr>
-          <w:rFonts w:cs="Arial"/>
-          <w:szCs w:val="24"/>
-        </w:rPr>
-      </w:pPr>
-      <w:r>
-        <w:rPr>
-          <w:rFonts w:cs="Arial"/>
-          <w:szCs w:val="24"/>
-        </w:rPr>
-        <w:t>Fonte: Silva, 2023</w:t>
-      </w:r>
-    </w:p>
-    <w:p>
-      <w:pPr>
-        <w:rPr>
-          <w:rFonts w:cs="Arial"/>
-          <w:szCs w:val="24"/>
-        </w:rPr>
-      </w:pPr>
-    </w:p>
-    <w:p>
-      <w:pPr>
-        <w:rPr>
-          <w:rFonts w:cs="Arial"/>
-          <w:szCs w:val="24"/>
-        </w:rPr>
-      </w:pPr>
-    </w:p>
-    <w:p>
-      <w:pPr>
-        <w:spacing w:after="200" w:line="276" w:lineRule="auto"/>
-        <w:jc w:val="left"/>
-        <w:rPr>
-          <w:rFonts w:cs="Arial"/>
-          <w:szCs w:val="24"/>
-        </w:rPr>
-      </w:pPr>
-      <w:r>
-        <w:rPr>
-          <w:rFonts w:cs="Arial"/>
-          <w:szCs w:val="24"/>
-        </w:rPr>
-        <w:br w:type="page"/>
-      </w:r>
-    </w:p>
-    <w:p>
-      <w:pPr>
-        <w:jc w:val="left"/>
-        <w:outlineLvl w:val="0"/>
-        <w:rPr>
-          <w:rFonts w:cs="Arial"/>
-          <w:b/>
-          <w:szCs w:val="24"/>
-        </w:rPr>
-      </w:pPr>
-      <w:bookmarkStart w:id="34" w:name="_Toc193385955"/>
-      <w:r>
-        <w:rPr>
-          <w:rFonts w:cs="Arial"/>
-          <w:b/>
-          <w:szCs w:val="24"/>
-        </w:rPr>
-        <w:lastRenderedPageBreak/>
-        <w:t>ANEXO(s)</w:t>
-      </w:r>
-      <w:r>
-        <w:rPr>
-          <w:rFonts w:cs="Arial"/>
-          <w:b/>
-          <w:szCs w:val="24"/>
-        </w:rPr>
-        <w:t xml:space="preserve"> (Elemento opcional)</w:t>
-      </w:r>
-      <w:bookmarkEnd w:id="34"/>
-    </w:p>
-    <w:p>
-      <w:pPr>
-        <w:rPr>
-          <w:rFonts w:cs="Arial"/>
-          <w:szCs w:val="24"/>
-        </w:rPr>
-      </w:pPr>
-      <w:r>
-        <w:rPr>
-          <w:rFonts w:cs="Arial"/>
-          <w:szCs w:val="24"/>
-        </w:rPr>
-        <w:t>Texto ou documento não elaborado pelo autor, que serve de fundamentação, comprovação e ilustração. O(s) anexo(s) é(são) identificado(s) por letras maiúsculas consecutivas, traves- são e pelos respectivos títulos. Excepcionalmente utilizam-se letras maiúsculas dobradas, na identificação dos anexos, quando esgotadas as 26 letras do alfabeto.</w:t>
-      </w:r>
-    </w:p>
-    <w:p>
-      <w:pPr>
-        <w:rPr>
-          <w:rFonts w:cs="Arial"/>
-          <w:szCs w:val="24"/>
-        </w:rPr>
-      </w:pPr>
-    </w:p>
-    <w:p>
-      <w:pPr>
-        <w:pStyle w:val="Legenda"/>
-        <w:keepNext/>
-        <w:rPr>
-          <w:rFonts w:cs="Arial"/>
-          <w:sz w:val="24"/>
-          <w:szCs w:val="24"/>
-        </w:rPr>
-      </w:pPr>
-      <w:bookmarkStart w:id="35" w:name="_Toc193385910"/>
-      <w:r>
-        <w:rPr>
-          <w:rFonts w:cs="Arial"/>
-          <w:sz w:val="24"/>
-          <w:szCs w:val="24"/>
-        </w:rPr>
-        <w:t xml:space="preserve">Figura </w:t>
-      </w:r>
-      <w:r>
-        <w:rPr>
-          <w:rFonts w:cs="Arial"/>
-          <w:sz w:val="24"/>
-          <w:szCs w:val="24"/>
-        </w:rPr>
-        <w:fldChar w:fldCharType="begin"/>
-      </w:r>
-      <w:r>
-        <w:rPr>
-          <w:rFonts w:cs="Arial"/>
-          <w:sz w:val="24"/>
-          <w:szCs w:val="24"/>
-        </w:rPr>
-        <w:instrText xml:space="preserve"> SEQ Figura \* ARABIC </w:instrText>
-      </w:r>
-      <w:r>
-        <w:rPr>
-          <w:rFonts w:cs="Arial"/>
-          <w:sz w:val="24"/>
-          <w:szCs w:val="24"/>
-        </w:rPr>
-        <w:fldChar w:fldCharType="separate"/>
-      </w:r>
-      <w:r>
-        <w:rPr>
-          <w:rFonts w:cs="Arial"/>
-          <w:noProof/>
-          <w:sz w:val="24"/>
-          <w:szCs w:val="24"/>
-        </w:rPr>
-        <w:t>7</w:t>
-      </w:r>
-      <w:r>
-        <w:rPr>
-          <w:rFonts w:cs="Arial"/>
-          <w:noProof/>
-          <w:sz w:val="24"/>
-          <w:szCs w:val="24"/>
-        </w:rPr>
-        <w:fldChar w:fldCharType="end"/>
-      </w:r>
-      <w:r>
-        <w:rPr>
-          <w:rFonts w:cs="Arial"/>
-          <w:sz w:val="24"/>
-          <w:szCs w:val="24"/>
-        </w:rPr>
-        <w:t>. Exemplo de identificação de anexos.</w:t>
-      </w:r>
-      <w:bookmarkEnd w:id="35"/>
-    </w:p>
-    <w:p>
-      <w:pPr>
-        <w:rPr>
-          <w:rFonts w:cs="Arial"/>
-          <w:szCs w:val="24"/>
-        </w:rPr>
-      </w:pPr>
-      <w:r>
-        <w:rPr>
-          <w:rFonts w:cs="Arial"/>
-          <w:noProof/>
-          <w:szCs w:val="24"/>
-        </w:rPr>
-        <w:drawing>
-          <wp:inline distT="0" distB="0" distL="0" distR="0" wp14:anchorId="472E0E4F" wp14:editId="69AA1A93">
-            <wp:extent cx="5760085" cy="2364105"/>
-            <wp:effectExtent l="0" t="0" r="0" b="0"/>
-            <wp:docPr id="1" name="Imagem 1"/>
-            <wp:cNvGraphicFramePr>
-              <a:graphicFrameLocks xmlns:a="http://schemas.openxmlformats.org/drawingml/2006/main" noChangeAspect="1"/>
-            </wp:cNvGraphicFramePr>
-            <a:graphic xmlns:a="http://schemas.openxmlformats.org/drawingml/2006/main">
-              <a:graphicData uri="http://schemas.openxmlformats.org/drawingml/2006/picture">
-                <pic:pic xmlns:pic="http://schemas.openxmlformats.org/drawingml/2006/picture">
-                  <pic:nvPicPr>
-                    <pic:cNvPr id="1" name="3DC1554.tmp"/>
-                    <pic:cNvPicPr/>
-                  </pic:nvPicPr>
-                  <pic:blipFill>
-                    <a:blip r:embed="rId22">
-                      <a:extLst>
-                        <a:ext uri="{28A0092B-C50C-407E-A947-70E740481C1C}">
-                          <a14:useLocalDpi xmlns:a14="http://schemas.microsoft.com/office/drawing/2010/main" val="0"/>
-                        </a:ext>
-                      </a:extLst>
-                    </a:blip>
-                    <a:stretch>
-                      <a:fillRect/>
-                    </a:stretch>
-                  </pic:blipFill>
-                  <pic:spPr>
-                    <a:xfrm>
-                      <a:off x="0" y="0"/>
-                      <a:ext cx="5760085" cy="2364105"/>
-                    </a:xfrm>
-                    <a:prstGeom prst="rect">
-                      <a:avLst/>
-                    </a:prstGeom>
-                  </pic:spPr>
-                </pic:pic>
-              </a:graphicData>
-            </a:graphic>
-          </wp:inline>
-        </w:drawing>
-      </w:r>
-    </w:p>
-    <w:p>
-      <w:pPr>
-        <w:jc w:val="center"/>
-        <w:rPr>
-          <w:rFonts w:cs="Arial"/>
-          <w:szCs w:val="24"/>
-        </w:rPr>
-      </w:pPr>
-      <w:r>
-        <w:rPr>
-          <w:rFonts w:cs="Arial"/>
-          <w:szCs w:val="24"/>
-        </w:rPr>
-        <w:t>Fonte: Silva, 2023</w:t>
-      </w:r>
-    </w:p>
-    <w:p>
-      <w:pPr>
-        <w:rPr>
-          <w:rFonts w:cs="Arial"/>
-          <w:szCs w:val="24"/>
-        </w:rPr>
-      </w:pPr>
     </w:p>
     <w:sectPr>
       <w:pgSz w:w="11906" w:h="16838" w:code="9"/>
@@ -23795,10 +22868,6 @@
 </file>
 
 <file path=customXml/item1.xml><?xml version="1.0" encoding="utf-8"?>
-<b:Sources xmlns:b="http://schemas.openxmlformats.org/officeDocument/2006/bibliography" xmlns="http://schemas.openxmlformats.org/officeDocument/2006/bibliography" SelectedStyle="\APA.XSL" StyleName="APA"/>
-</file>
-
-<file path=customXml/item2.xml><?xml version="1.0" encoding="utf-8"?>
 <ct:contentTypeSchema xmlns:ct="http://schemas.microsoft.com/office/2006/metadata/contentType" xmlns:ma="http://schemas.microsoft.com/office/2006/metadata/properties/metaAttributes" ct:_="" ma:_="" ma:contentTypeName="Documento" ma:contentTypeID="0x01010079E85AF13E1D6948BAEBBC3E299C7A4C" ma:contentTypeVersion="11" ma:contentTypeDescription="Crie um novo documento." ma:contentTypeScope="" ma:versionID="9903338d6f6ebf8d9f52e57d695b90e0">
   <xsd:schema xmlns:xsd="http://www.w3.org/2001/XMLSchema" xmlns:xs="http://www.w3.org/2001/XMLSchema" xmlns:p="http://schemas.microsoft.com/office/2006/metadata/properties" xmlns:ns2="1c99b82c-450d-407b-8685-188b0222f857" xmlns:ns3="ec9326a9-796b-4177-81ae-8ce46d6874ce" targetNamespace="http://schemas.microsoft.com/office/2006/metadata/properties" ma:root="true" ma:fieldsID="27025b9af28ab54196939bbeabbec0a9" ns2:_="" ns3:_="">
     <xsd:import namespace="1c99b82c-450d-407b-8685-188b0222f857"/>
@@ -23987,6 +23056,10 @@
 </ct:contentTypeSchema>
 </file>
 
+<file path=customXml/item2.xml><?xml version="1.0" encoding="utf-8"?>
+<b:Sources xmlns:b="http://schemas.openxmlformats.org/officeDocument/2006/bibliography" xmlns="http://schemas.openxmlformats.org/officeDocument/2006/bibliography" SelectedStyle="\APA.XSL" StyleName="APA"/>
+</file>
+
 <file path=customXml/item3.xml><?xml version="1.0" encoding="utf-8"?>
 <?mso-contentType ?>
 <FormTemplates xmlns="http://schemas.microsoft.com/sharepoint/v3/contenttype/forms">
@@ -23997,14 +23070,6 @@
 </file>
 
 <file path=customXml/itemProps1.xml><?xml version="1.0" encoding="utf-8"?>
-<ds:datastoreItem xmlns:ds="http://schemas.openxmlformats.org/officeDocument/2006/customXml" ds:itemID="{6D1FBB9A-856D-43D0-A2C9-AA3DEE8D1533}">
-  <ds:schemaRefs>
-    <ds:schemaRef ds:uri="http://schemas.openxmlformats.org/officeDocument/2006/bibliography"/>
-  </ds:schemaRefs>
-</ds:datastoreItem>
-</file>
-
-<file path=customXml/itemProps2.xml><?xml version="1.0" encoding="utf-8"?>
 <ds:datastoreItem xmlns:ds="http://schemas.openxmlformats.org/officeDocument/2006/customXml" ds:itemID="{F9562963-6458-4B09-8DDA-F09296948AA7}">
   <ds:schemaRefs>
     <ds:schemaRef ds:uri="http://schemas.microsoft.com/office/2006/metadata/contentType"/>
@@ -24023,6 +23088,14 @@
 </ds:datastoreItem>
 </file>
 
+<file path=customXml/itemProps2.xml><?xml version="1.0" encoding="utf-8"?>
+<ds:datastoreItem xmlns:ds="http://schemas.openxmlformats.org/officeDocument/2006/customXml" ds:itemID="{6D1FBB9A-856D-43D0-A2C9-AA3DEE8D1533}">
+  <ds:schemaRefs>
+    <ds:schemaRef ds:uri="http://schemas.openxmlformats.org/officeDocument/2006/bibliography"/>
+  </ds:schemaRefs>
+</ds:datastoreItem>
+</file>
+
 <file path=customXml/itemProps3.xml><?xml version="1.0" encoding="utf-8"?>
 <ds:datastoreItem xmlns:ds="http://schemas.openxmlformats.org/officeDocument/2006/customXml" ds:itemID="{19856E04-179F-401F-8246-BA08537D6152}">
   <ds:schemaRefs>

--- a/TCC DEFINITIVO 28-05-2026/Gestão de Tarefas prof carol.docx
+++ b/TCC DEFINITIVO 28-05-2026/Gestão de Tarefas prof carol.docx
@@ -16942,7 +16942,27 @@
           </w:p>
           <w:p>
             <w:r>
-              <w:t>1 - Concluído</w:t>
+              <w:t xml:space="preserve">1 </w:t>
+            </w:r>
+            <w:r>
+              <w:t>–</w:t>
+            </w:r>
+            <w:r>
+              <w:t xml:space="preserve"> </w:t>
+            </w:r>
+            <w:r>
+              <w:t>Em andamento</w:t>
+            </w:r>
+          </w:p>
+          <w:p>
+            <w:r>
+              <w:t>2 – Concluído</w:t>
+            </w:r>
+          </w:p>
+          <w:p>
+            <w:r>
+              <w:lastRenderedPageBreak/>
+              <w:t>3 - Cancelada</w:t>
             </w:r>
           </w:p>
         </w:tc>
@@ -16960,6 +16980,7 @@
           <w:sz w:val="22"/>
           <w:szCs w:val="20"/>
         </w:rPr>
+        <w:lastRenderedPageBreak/>
         <w:t>Fonte: Autoria própria</w:t>
       </w:r>
     </w:p>
@@ -16970,7 +16991,6 @@
         <w:keepNext/>
       </w:pPr>
       <w:r>
-        <w:lastRenderedPageBreak/>
         <w:t xml:space="preserve">Quadro </w:t>
       </w:r>
       <w:r>
@@ -17921,6 +17941,7 @@
             </w:r>
             <w:proofErr w:type="spellStart"/>
             <w:r>
+              <w:lastRenderedPageBreak/>
               <w:t>usuario</w:t>
             </w:r>
             <w:proofErr w:type="spellEnd"/>
@@ -17943,6 +17964,7 @@
           </w:tcPr>
           <w:p>
             <w:r>
+              <w:lastRenderedPageBreak/>
               <w:t xml:space="preserve">ID do </w:t>
             </w:r>
             <w:proofErr w:type="spellStart"/>
@@ -18029,11 +18051,7 @@
             </w:r>
             <w:proofErr w:type="spellEnd"/>
             <w:r>
-              <w:t xml:space="preserve">. ID </w:t>
-            </w:r>
-            <w:r>
-              <w:lastRenderedPageBreak/>
-              <w:t>Auto Incremento</w:t>
+              <w:t>. ID Auto Incremento</w:t>
             </w:r>
           </w:p>
         </w:tc>
@@ -18046,7 +18064,6 @@
           </w:tcPr>
           <w:p>
             <w:r>
-              <w:lastRenderedPageBreak/>
               <w:t>Login</w:t>
             </w:r>
           </w:p>
@@ -20306,6 +20323,7 @@
         <w:rPr>
           <w:rFonts w:cs="Arial"/>
           <w:szCs w:val="24"/>
+          <w:u w:val="single"/>
         </w:rPr>
       </w:pPr>
       <w:r>
@@ -23057,16 +23075,16 @@
 </file>
 
 <file path=customXml/item2.xml><?xml version="1.0" encoding="utf-8"?>
-<b:Sources xmlns:b="http://schemas.openxmlformats.org/officeDocument/2006/bibliography" xmlns="http://schemas.openxmlformats.org/officeDocument/2006/bibliography" SelectedStyle="\APA.XSL" StyleName="APA"/>
-</file>
-
-<file path=customXml/item3.xml><?xml version="1.0" encoding="utf-8"?>
 <?mso-contentType ?>
 <FormTemplates xmlns="http://schemas.microsoft.com/sharepoint/v3/contenttype/forms">
   <Display>DocumentLibraryForm</Display>
   <Edit>DocumentLibraryForm</Edit>
   <New>DocumentLibraryForm</New>
 </FormTemplates>
+</file>
+
+<file path=customXml/item3.xml><?xml version="1.0" encoding="utf-8"?>
+<b:Sources xmlns:b="http://schemas.openxmlformats.org/officeDocument/2006/bibliography" xmlns="http://schemas.openxmlformats.org/officeDocument/2006/bibliography" SelectedStyle="\APA.XSL" StyleName="APA"/>
 </file>
 
 <file path=customXml/itemProps1.xml><?xml version="1.0" encoding="utf-8"?>
@@ -23089,17 +23107,17 @@
 </file>
 
 <file path=customXml/itemProps2.xml><?xml version="1.0" encoding="utf-8"?>
+<ds:datastoreItem xmlns:ds="http://schemas.openxmlformats.org/officeDocument/2006/customXml" ds:itemID="{19856E04-179F-401F-8246-BA08537D6152}">
+  <ds:schemaRefs>
+    <ds:schemaRef ds:uri="http://schemas.microsoft.com/sharepoint/v3/contenttype/forms"/>
+  </ds:schemaRefs>
+</ds:datastoreItem>
+</file>
+
+<file path=customXml/itemProps3.xml><?xml version="1.0" encoding="utf-8"?>
 <ds:datastoreItem xmlns:ds="http://schemas.openxmlformats.org/officeDocument/2006/customXml" ds:itemID="{6D1FBB9A-856D-43D0-A2C9-AA3DEE8D1533}">
   <ds:schemaRefs>
     <ds:schemaRef ds:uri="http://schemas.openxmlformats.org/officeDocument/2006/bibliography"/>
   </ds:schemaRefs>
 </ds:datastoreItem>
-</file>
-
-<file path=customXml/itemProps3.xml><?xml version="1.0" encoding="utf-8"?>
-<ds:datastoreItem xmlns:ds="http://schemas.openxmlformats.org/officeDocument/2006/customXml" ds:itemID="{19856E04-179F-401F-8246-BA08537D6152}">
-  <ds:schemaRefs>
-    <ds:schemaRef ds:uri="http://schemas.microsoft.com/sharepoint/v3/contenttype/forms"/>
-  </ds:schemaRefs>
-</ds:datastoreItem>
 </file>
--- a/TCC DEFINITIVO 28-05-2026/Gestão de Tarefas prof carol.docx
+++ b/TCC DEFINITIVO 28-05-2026/Gestão de Tarefas prof carol.docx
@@ -12328,7 +12328,7 @@
           <w:ilvl w:val="0"/>
           <w:numId w:val="1"/>
         </w:numPr>
-        <w:ind w:left="357" w:hanging="357"/>
+        <w:ind w:left="357" w:firstLine="0"/>
         <w:outlineLvl w:val="0"/>
         <w:rPr>
           <w:rFonts w:cs="Arial"/>
@@ -12349,14 +12349,20 @@
     </w:p>
     <w:p>
       <w:pPr>
-        <w:pStyle w:val="PargrafodaLista"/>
-        <w:ind w:left="357" w:firstLine="0"/>
-        <w:outlineLvl w:val="0"/>
-        <w:rPr>
-          <w:rFonts w:cs="Arial"/>
-          <w:szCs w:val="24"/>
-        </w:rPr>
-      </w:pPr>
+        <w:spacing w:after="200" w:line="276" w:lineRule="auto"/>
+        <w:jc w:val="left"/>
+        <w:rPr>
+          <w:rFonts w:cs="Arial"/>
+          <w:szCs w:val="24"/>
+        </w:rPr>
+      </w:pPr>
+      <w:r>
+        <w:rPr>
+          <w:rFonts w:cs="Arial"/>
+          <w:szCs w:val="24"/>
+        </w:rPr>
+        <w:br w:type="page"/>
+      </w:r>
     </w:p>
     <w:p>
       <w:pPr>
@@ -12382,6 +12388,7 @@
           <w:bCs/>
           <w:szCs w:val="24"/>
         </w:rPr>
+        <w:lastRenderedPageBreak/>
         <w:t>Modelo Entidade Relacionamento (</w:t>
       </w:r>
       <w:r>
@@ -12464,6 +12471,14 @@
           </wp:inline>
         </w:drawing>
       </w:r>
+    </w:p>
+    <w:p>
+      <w:pPr>
+        <w:rPr>
+          <w:rFonts w:cs="Arial"/>
+          <w:szCs w:val="24"/>
+        </w:rPr>
+      </w:pPr>
     </w:p>
     <w:p>
       <w:pPr>
@@ -18565,6 +18580,343 @@
           <w:szCs w:val="24"/>
         </w:rPr>
       </w:pPr>
+      <w:r>
+        <w:rPr>
+          <w:rFonts w:cs="Arial"/>
+          <w:szCs w:val="24"/>
+        </w:rPr>
+        <w:drawing>
+          <wp:inline distT="0" distB="0" distL="0" distR="0" wp14:anchorId="34583DCB" wp14:editId="0D57563E">
+            <wp:extent cx="5760085" cy="2653665"/>
+            <wp:effectExtent l="0" t="0" r="0" b="0"/>
+            <wp:docPr id="1" name="Imagem 1"/>
+            <wp:cNvGraphicFramePr>
+              <a:graphicFrameLocks xmlns:a="http://schemas.openxmlformats.org/drawingml/2006/main" noChangeAspect="1"/>
+            </wp:cNvGraphicFramePr>
+            <a:graphic xmlns:a="http://schemas.openxmlformats.org/drawingml/2006/main">
+              <a:graphicData uri="http://schemas.openxmlformats.org/drawingml/2006/picture">
+                <pic:pic xmlns:pic="http://schemas.openxmlformats.org/drawingml/2006/picture">
+                  <pic:nvPicPr>
+                    <pic:cNvPr id="1" name=""/>
+                    <pic:cNvPicPr/>
+                  </pic:nvPicPr>
+                  <pic:blipFill>
+                    <a:blip r:embed="rId18"/>
+                    <a:stretch>
+                      <a:fillRect/>
+                    </a:stretch>
+                  </pic:blipFill>
+                  <pic:spPr>
+                    <a:xfrm>
+                      <a:off x="0" y="0"/>
+                      <a:ext cx="5760085" cy="2653665"/>
+                    </a:xfrm>
+                    <a:prstGeom prst="rect">
+                      <a:avLst/>
+                    </a:prstGeom>
+                  </pic:spPr>
+                </pic:pic>
+              </a:graphicData>
+            </a:graphic>
+          </wp:inline>
+        </w:drawing>
+      </w:r>
+    </w:p>
+    <w:p>
+      <w:pPr>
+        <w:rPr>
+          <w:rFonts w:cs="Arial"/>
+          <w:szCs w:val="24"/>
+        </w:rPr>
+      </w:pPr>
+      <w:r>
+        <w:rPr>
+          <w:rFonts w:cs="Arial"/>
+          <w:szCs w:val="24"/>
+        </w:rPr>
+        <w:drawing>
+          <wp:inline distT="0" distB="0" distL="0" distR="0" wp14:anchorId="518C8621" wp14:editId="1403E478">
+            <wp:extent cx="5760085" cy="2602230"/>
+            <wp:effectExtent l="0" t="0" r="0" b="7620"/>
+            <wp:docPr id="2" name="Imagem 2"/>
+            <wp:cNvGraphicFramePr>
+              <a:graphicFrameLocks xmlns:a="http://schemas.openxmlformats.org/drawingml/2006/main" noChangeAspect="1"/>
+            </wp:cNvGraphicFramePr>
+            <a:graphic xmlns:a="http://schemas.openxmlformats.org/drawingml/2006/main">
+              <a:graphicData uri="http://schemas.openxmlformats.org/drawingml/2006/picture">
+                <pic:pic xmlns:pic="http://schemas.openxmlformats.org/drawingml/2006/picture">
+                  <pic:nvPicPr>
+                    <pic:cNvPr id="1" name=""/>
+                    <pic:cNvPicPr/>
+                  </pic:nvPicPr>
+                  <pic:blipFill>
+                    <a:blip r:embed="rId19"/>
+                    <a:stretch>
+                      <a:fillRect/>
+                    </a:stretch>
+                  </pic:blipFill>
+                  <pic:spPr>
+                    <a:xfrm>
+                      <a:off x="0" y="0"/>
+                      <a:ext cx="5760085" cy="2602230"/>
+                    </a:xfrm>
+                    <a:prstGeom prst="rect">
+                      <a:avLst/>
+                    </a:prstGeom>
+                  </pic:spPr>
+                </pic:pic>
+              </a:graphicData>
+            </a:graphic>
+          </wp:inline>
+        </w:drawing>
+      </w:r>
+    </w:p>
+    <w:p>
+      <w:pPr>
+        <w:rPr>
+          <w:rFonts w:cs="Arial"/>
+          <w:szCs w:val="24"/>
+        </w:rPr>
+      </w:pPr>
+      <w:r>
+        <w:rPr>
+          <w:rFonts w:cs="Arial"/>
+          <w:szCs w:val="24"/>
+        </w:rPr>
+        <w:lastRenderedPageBreak/>
+        <w:drawing>
+          <wp:inline distT="0" distB="0" distL="0" distR="0" wp14:anchorId="6E34BD75" wp14:editId="4CA0C5CB">
+            <wp:extent cx="5760085" cy="2609850"/>
+            <wp:effectExtent l="0" t="0" r="0" b="0"/>
+            <wp:docPr id="5" name="Imagem 5"/>
+            <wp:cNvGraphicFramePr>
+              <a:graphicFrameLocks xmlns:a="http://schemas.openxmlformats.org/drawingml/2006/main" noChangeAspect="1"/>
+            </wp:cNvGraphicFramePr>
+            <a:graphic xmlns:a="http://schemas.openxmlformats.org/drawingml/2006/main">
+              <a:graphicData uri="http://schemas.openxmlformats.org/drawingml/2006/picture">
+                <pic:pic xmlns:pic="http://schemas.openxmlformats.org/drawingml/2006/picture">
+                  <pic:nvPicPr>
+                    <pic:cNvPr id="1" name=""/>
+                    <pic:cNvPicPr/>
+                  </pic:nvPicPr>
+                  <pic:blipFill>
+                    <a:blip r:embed="rId20"/>
+                    <a:stretch>
+                      <a:fillRect/>
+                    </a:stretch>
+                  </pic:blipFill>
+                  <pic:spPr>
+                    <a:xfrm>
+                      <a:off x="0" y="0"/>
+                      <a:ext cx="5760085" cy="2609850"/>
+                    </a:xfrm>
+                    <a:prstGeom prst="rect">
+                      <a:avLst/>
+                    </a:prstGeom>
+                  </pic:spPr>
+                </pic:pic>
+              </a:graphicData>
+            </a:graphic>
+          </wp:inline>
+        </w:drawing>
+      </w:r>
+    </w:p>
+    <w:p>
+      <w:pPr>
+        <w:rPr>
+          <w:rFonts w:cs="Arial"/>
+          <w:szCs w:val="24"/>
+        </w:rPr>
+      </w:pPr>
+      <w:r>
+        <w:rPr>
+          <w:rFonts w:cs="Arial"/>
+          <w:szCs w:val="24"/>
+        </w:rPr>
+        <w:drawing>
+          <wp:inline distT="0" distB="0" distL="0" distR="0" wp14:anchorId="0F4EBE63" wp14:editId="572FB88D">
+            <wp:extent cx="5760085" cy="2611120"/>
+            <wp:effectExtent l="0" t="0" r="0" b="0"/>
+            <wp:docPr id="6" name="Imagem 6"/>
+            <wp:cNvGraphicFramePr>
+              <a:graphicFrameLocks xmlns:a="http://schemas.openxmlformats.org/drawingml/2006/main" noChangeAspect="1"/>
+            </wp:cNvGraphicFramePr>
+            <a:graphic xmlns:a="http://schemas.openxmlformats.org/drawingml/2006/main">
+              <a:graphicData uri="http://schemas.openxmlformats.org/drawingml/2006/picture">
+                <pic:pic xmlns:pic="http://schemas.openxmlformats.org/drawingml/2006/picture">
+                  <pic:nvPicPr>
+                    <pic:cNvPr id="1" name=""/>
+                    <pic:cNvPicPr/>
+                  </pic:nvPicPr>
+                  <pic:blipFill>
+                    <a:blip r:embed="rId21"/>
+                    <a:stretch>
+                      <a:fillRect/>
+                    </a:stretch>
+                  </pic:blipFill>
+                  <pic:spPr>
+                    <a:xfrm>
+                      <a:off x="0" y="0"/>
+                      <a:ext cx="5760085" cy="2611120"/>
+                    </a:xfrm>
+                    <a:prstGeom prst="rect">
+                      <a:avLst/>
+                    </a:prstGeom>
+                  </pic:spPr>
+                </pic:pic>
+              </a:graphicData>
+            </a:graphic>
+          </wp:inline>
+        </w:drawing>
+      </w:r>
+    </w:p>
+    <w:p>
+      <w:pPr>
+        <w:rPr>
+          <w:rFonts w:cs="Arial"/>
+          <w:szCs w:val="24"/>
+        </w:rPr>
+      </w:pPr>
+      <w:r>
+        <w:rPr>
+          <w:rFonts w:cs="Arial"/>
+          <w:szCs w:val="24"/>
+        </w:rPr>
+        <w:drawing>
+          <wp:inline distT="0" distB="0" distL="0" distR="0" wp14:anchorId="019741B1" wp14:editId="613CB43C">
+            <wp:extent cx="5760085" cy="2611120"/>
+            <wp:effectExtent l="0" t="0" r="0" b="0"/>
+            <wp:docPr id="7" name="Imagem 7"/>
+            <wp:cNvGraphicFramePr>
+              <a:graphicFrameLocks xmlns:a="http://schemas.openxmlformats.org/drawingml/2006/main" noChangeAspect="1"/>
+            </wp:cNvGraphicFramePr>
+            <a:graphic xmlns:a="http://schemas.openxmlformats.org/drawingml/2006/main">
+              <a:graphicData uri="http://schemas.openxmlformats.org/drawingml/2006/picture">
+                <pic:pic xmlns:pic="http://schemas.openxmlformats.org/drawingml/2006/picture">
+                  <pic:nvPicPr>
+                    <pic:cNvPr id="1" name=""/>
+                    <pic:cNvPicPr/>
+                  </pic:nvPicPr>
+                  <pic:blipFill>
+                    <a:blip r:embed="rId22"/>
+                    <a:stretch>
+                      <a:fillRect/>
+                    </a:stretch>
+                  </pic:blipFill>
+                  <pic:spPr>
+                    <a:xfrm>
+                      <a:off x="0" y="0"/>
+                      <a:ext cx="5760085" cy="2611120"/>
+                    </a:xfrm>
+                    <a:prstGeom prst="rect">
+                      <a:avLst/>
+                    </a:prstGeom>
+                  </pic:spPr>
+                </pic:pic>
+              </a:graphicData>
+            </a:graphic>
+          </wp:inline>
+        </w:drawing>
+      </w:r>
+    </w:p>
+    <w:p>
+      <w:pPr>
+        <w:rPr>
+          <w:rFonts w:cs="Arial"/>
+          <w:szCs w:val="24"/>
+        </w:rPr>
+      </w:pPr>
+      <w:r>
+        <w:rPr>
+          <w:rFonts w:cs="Arial"/>
+          <w:szCs w:val="24"/>
+        </w:rPr>
+        <w:lastRenderedPageBreak/>
+        <w:drawing>
+          <wp:inline distT="0" distB="0" distL="0" distR="0" wp14:anchorId="1B47A79D" wp14:editId="48F9A2A9">
+            <wp:extent cx="5760085" cy="2609850"/>
+            <wp:effectExtent l="0" t="0" r="0" b="0"/>
+            <wp:docPr id="8" name="Imagem 8"/>
+            <wp:cNvGraphicFramePr>
+              <a:graphicFrameLocks xmlns:a="http://schemas.openxmlformats.org/drawingml/2006/main" noChangeAspect="1"/>
+            </wp:cNvGraphicFramePr>
+            <a:graphic xmlns:a="http://schemas.openxmlformats.org/drawingml/2006/main">
+              <a:graphicData uri="http://schemas.openxmlformats.org/drawingml/2006/picture">
+                <pic:pic xmlns:pic="http://schemas.openxmlformats.org/drawingml/2006/picture">
+                  <pic:nvPicPr>
+                    <pic:cNvPr id="1" name=""/>
+                    <pic:cNvPicPr/>
+                  </pic:nvPicPr>
+                  <pic:blipFill>
+                    <a:blip r:embed="rId23"/>
+                    <a:stretch>
+                      <a:fillRect/>
+                    </a:stretch>
+                  </pic:blipFill>
+                  <pic:spPr>
+                    <a:xfrm>
+                      <a:off x="0" y="0"/>
+                      <a:ext cx="5760085" cy="2609850"/>
+                    </a:xfrm>
+                    <a:prstGeom prst="rect">
+                      <a:avLst/>
+                    </a:prstGeom>
+                  </pic:spPr>
+                </pic:pic>
+              </a:graphicData>
+            </a:graphic>
+          </wp:inline>
+        </w:drawing>
+      </w:r>
+    </w:p>
+    <w:p>
+      <w:pPr>
+        <w:rPr>
+          <w:rFonts w:cs="Arial"/>
+          <w:szCs w:val="24"/>
+        </w:rPr>
+      </w:pPr>
+      <w:r>
+        <w:rPr>
+          <w:rFonts w:cs="Arial"/>
+          <w:szCs w:val="24"/>
+        </w:rPr>
+        <w:drawing>
+          <wp:inline distT="0" distB="0" distL="0" distR="0" wp14:anchorId="145A1372" wp14:editId="497E3F87">
+            <wp:extent cx="5760085" cy="2607310"/>
+            <wp:effectExtent l="0" t="0" r="0" b="2540"/>
+            <wp:docPr id="9" name="Imagem 9"/>
+            <wp:cNvGraphicFramePr>
+              <a:graphicFrameLocks xmlns:a="http://schemas.openxmlformats.org/drawingml/2006/main" noChangeAspect="1"/>
+            </wp:cNvGraphicFramePr>
+            <a:graphic xmlns:a="http://schemas.openxmlformats.org/drawingml/2006/main">
+              <a:graphicData uri="http://schemas.openxmlformats.org/drawingml/2006/picture">
+                <pic:pic xmlns:pic="http://schemas.openxmlformats.org/drawingml/2006/picture">
+                  <pic:nvPicPr>
+                    <pic:cNvPr id="1" name=""/>
+                    <pic:cNvPicPr/>
+                  </pic:nvPicPr>
+                  <pic:blipFill>
+                    <a:blip r:embed="rId24"/>
+                    <a:stretch>
+                      <a:fillRect/>
+                    </a:stretch>
+                  </pic:blipFill>
+                  <pic:spPr>
+                    <a:xfrm>
+                      <a:off x="0" y="0"/>
+                      <a:ext cx="5760085" cy="2607310"/>
+                    </a:xfrm>
+                    <a:prstGeom prst="rect">
+                      <a:avLst/>
+                    </a:prstGeom>
+                  </pic:spPr>
+                </pic:pic>
+              </a:graphicData>
+            </a:graphic>
+          </wp:inline>
+        </w:drawing>
+      </w:r>
     </w:p>
     <w:p>
       <w:pPr>
@@ -18749,7 +19101,6 @@
           <w:bCs/>
           <w:szCs w:val="24"/>
         </w:rPr>
-        <w:lastRenderedPageBreak/>
         <w:t>Política de Privacidade</w:t>
       </w:r>
       <w:bookmarkEnd w:id="25"/>
@@ -18958,7 +19309,15 @@
           <w:rFonts w:cs="Arial"/>
           <w:szCs w:val="24"/>
         </w:rPr>
-        <w:t xml:space="preserve"> uso continuado de nosso site será considerado como aceitação de nossas práticas em torno de privacidade e informações pessoais. Se você tiver alguma dúvida sobre como lidamos com dados do usuário e informações pessoais, entre em contacto </w:t>
+        <w:t xml:space="preserve"> uso continuado de nosso site será considerado como aceitação de nossas práticas em torno de privacidade e informações pessoais. Se você tiver alguma dúvida sobre como </w:t>
+      </w:r>
+      <w:r>
+        <w:rPr>
+          <w:rFonts w:cs="Arial"/>
+          <w:szCs w:val="24"/>
+        </w:rPr>
+        <w:lastRenderedPageBreak/>
+        <w:t xml:space="preserve">lidamos com dados do usuário e informações pessoais, entre em contacto </w:t>
       </w:r>
       <w:proofErr w:type="spellStart"/>
       <w:r>
@@ -19086,15 +19445,7 @@
           <w:rFonts w:cs="Arial"/>
           <w:szCs w:val="24"/>
         </w:rPr>
-        <w:t xml:space="preserve"> parceiros anunciam em nosso nome e os cookies de rastreamento de afiliados simplesmente nos permitem ver se nossos clientes acessaram o site através de um dos sites de nossos parceiros, para que possamos creditá-los </w:t>
-      </w:r>
-      <w:r>
-        <w:rPr>
-          <w:rFonts w:cs="Arial"/>
-          <w:szCs w:val="24"/>
-        </w:rPr>
-        <w:lastRenderedPageBreak/>
-        <w:t xml:space="preserve">adequadamente e, quando aplicável, permitir que nossos parceiros afiliados ofereçam qualquer promoção que pode fornecê-lo para fazer uma </w:t>
+        <w:t xml:space="preserve"> parceiros anunciam em nosso nome e os cookies de rastreamento de afiliados simplesmente nos permitem ver se nossos clientes acessaram o site através de um dos sites de nossos parceiros, para que possamos creditá-los adequadamente e, quando aplicável, permitir que nossos parceiros afiliados ofereçam qualquer promoção que pode fornecê-lo para fazer uma </w:t>
       </w:r>
       <w:proofErr w:type="spellStart"/>
       <w:r>
@@ -19392,7 +19743,6 @@
           <w:bCs/>
           <w:szCs w:val="24"/>
         </w:rPr>
-        <w:lastRenderedPageBreak/>
         <w:t>Termos de Uso</w:t>
       </w:r>
       <w:bookmarkEnd w:id="26"/>
@@ -19611,7 +19961,15 @@
           <w:rFonts w:cs="Arial"/>
           <w:szCs w:val="24"/>
         </w:rPr>
-        <w:t xml:space="preserve"> não oferece garantias, expressas ou implícitas, e, por este meio, isenta e nega todas as outras garantias, incluindo, sem limitação, garantias implícitas ou condições de comercialização, adequação a um fim específico ou não violação de propriedade intelectual ou outra violação de </w:t>
+        <w:t xml:space="preserve"> </w:t>
+      </w:r>
+      <w:r>
+        <w:rPr>
+          <w:rFonts w:cs="Arial"/>
+          <w:szCs w:val="24"/>
+        </w:rPr>
+        <w:lastRenderedPageBreak/>
+        <w:t xml:space="preserve">não oferece garantias, expressas ou implícitas, e, por este meio, isenta e nega todas as outras garantias, incluindo, sem limitação, garantias implícitas ou condições de comercialização, adequação a um fim específico ou não violação de propriedade intelectual ou outra violação de </w:t>
       </w:r>
       <w:proofErr w:type="spellStart"/>
       <w:r>
@@ -19731,7 +20089,6 @@
           <w:rFonts w:cs="Arial"/>
           <w:szCs w:val="24"/>
         </w:rPr>
-        <w:lastRenderedPageBreak/>
         <w:t>conseqüentes</w:t>
       </w:r>
       <w:proofErr w:type="spellEnd"/>
@@ -23075,16 +23432,16 @@
 </file>
 
 <file path=customXml/item2.xml><?xml version="1.0" encoding="utf-8"?>
+<b:Sources xmlns:b="http://schemas.openxmlformats.org/officeDocument/2006/bibliography" xmlns="http://schemas.openxmlformats.org/officeDocument/2006/bibliography" SelectedStyle="\APA.XSL" StyleName="APA"/>
+</file>
+
+<file path=customXml/item3.xml><?xml version="1.0" encoding="utf-8"?>
 <?mso-contentType ?>
 <FormTemplates xmlns="http://schemas.microsoft.com/sharepoint/v3/contenttype/forms">
   <Display>DocumentLibraryForm</Display>
   <Edit>DocumentLibraryForm</Edit>
   <New>DocumentLibraryForm</New>
 </FormTemplates>
-</file>
-
-<file path=customXml/item3.xml><?xml version="1.0" encoding="utf-8"?>
-<b:Sources xmlns:b="http://schemas.openxmlformats.org/officeDocument/2006/bibliography" xmlns="http://schemas.openxmlformats.org/officeDocument/2006/bibliography" SelectedStyle="\APA.XSL" StyleName="APA"/>
 </file>
 
 <file path=customXml/itemProps1.xml><?xml version="1.0" encoding="utf-8"?>
@@ -23107,17 +23464,17 @@
 </file>
 
 <file path=customXml/itemProps2.xml><?xml version="1.0" encoding="utf-8"?>
+<ds:datastoreItem xmlns:ds="http://schemas.openxmlformats.org/officeDocument/2006/customXml" ds:itemID="{6D1FBB9A-856D-43D0-A2C9-AA3DEE8D1533}">
+  <ds:schemaRefs>
+    <ds:schemaRef ds:uri="http://schemas.openxmlformats.org/officeDocument/2006/bibliography"/>
+  </ds:schemaRefs>
+</ds:datastoreItem>
+</file>
+
+<file path=customXml/itemProps3.xml><?xml version="1.0" encoding="utf-8"?>
 <ds:datastoreItem xmlns:ds="http://schemas.openxmlformats.org/officeDocument/2006/customXml" ds:itemID="{19856E04-179F-401F-8246-BA08537D6152}">
   <ds:schemaRefs>
     <ds:schemaRef ds:uri="http://schemas.microsoft.com/sharepoint/v3/contenttype/forms"/>
   </ds:schemaRefs>
 </ds:datastoreItem>
-</file>
-
-<file path=customXml/itemProps3.xml><?xml version="1.0" encoding="utf-8"?>
-<ds:datastoreItem xmlns:ds="http://schemas.openxmlformats.org/officeDocument/2006/customXml" ds:itemID="{6D1FBB9A-856D-43D0-A2C9-AA3DEE8D1533}">
-  <ds:schemaRefs>
-    <ds:schemaRef ds:uri="http://schemas.openxmlformats.org/officeDocument/2006/bibliography"/>
-  </ds:schemaRefs>
-</ds:datastoreItem>
 </file>
--- a/TCC DEFINITIVO 28-05-2026/Gestão de Tarefas prof carol.docx
+++ b/TCC DEFINITIVO 28-05-2026/Gestão de Tarefas prof carol.docx
@@ -1064,8 +1064,24 @@
           <w:rFonts w:cs="Arial"/>
           <w:szCs w:val="24"/>
         </w:rPr>
-        <w:t>Esp. Caroline de Oliveira Ferraz</w:t>
-      </w:r>
+        <w:t xml:space="preserve">Esp. </w:t>
+      </w:r>
+      <w:r>
+        <w:rPr>
+          <w:rFonts w:cs="Arial"/>
+          <w:szCs w:val="24"/>
+        </w:rPr>
+        <w:t xml:space="preserve">Robson Eleuterio </w:t>
+      </w:r>
+      <w:proofErr w:type="spellStart"/>
+      <w:r>
+        <w:rPr>
+          <w:rFonts w:cs="Arial"/>
+          <w:szCs w:val="24"/>
+        </w:rPr>
+        <w:t>Nishizawa</w:t>
+      </w:r>
+      <w:proofErr w:type="spellEnd"/>
     </w:p>
     <w:p>
       <w:pPr>
@@ -5076,7 +5092,6 @@
                 <w:bCs/>
                 <w:noProof/>
                 <w:szCs w:val="24"/>
-                <w:highlight w:val="yellow"/>
               </w:rPr>
               <w:t>ou UML (caso a turma saiba fazer – definir qual será utilizado em aula)</w:t>
             </w:r>
@@ -7290,12 +7305,28 @@
                 <w:szCs w:val="24"/>
               </w:rPr>
             </w:pPr>
-            <w:r>
-              <w:rPr>
-                <w:rFonts w:cs="Arial"/>
-                <w:szCs w:val="24"/>
-              </w:rPr>
-              <w:t>Maxsuel Rodrigues Santos</w:t>
+            <w:proofErr w:type="spellStart"/>
+            <w:r>
+              <w:rPr>
+                <w:rFonts w:cs="Arial"/>
+                <w:szCs w:val="24"/>
+              </w:rPr>
+              <w:t>Maxsuel</w:t>
+            </w:r>
+            <w:proofErr w:type="spellEnd"/>
+            <w:r>
+              <w:rPr>
+                <w:rFonts w:cs="Arial"/>
+                <w:szCs w:val="24"/>
+              </w:rPr>
+              <w:t xml:space="preserve"> </w:t>
+            </w:r>
+            <w:r>
+              <w:rPr>
+                <w:rFonts w:cs="Arial"/>
+                <w:szCs w:val="24"/>
+              </w:rPr>
+              <w:t>Rodrigues Santos</w:t>
             </w:r>
           </w:p>
         </w:tc>
@@ -10568,6 +10599,7 @@
         <w:rPr>
           <w:rFonts w:cs="Arial"/>
           <w:szCs w:val="24"/>
+          <w:highlight w:val="yellow"/>
         </w:rPr>
         <w:t>Desenvolver um sistema de gerenciamento de tarefas para funcionários, permitindo a atribuição, acompanhamento e finalização de atividades por meio de um aplicativo, com o objetivo de melhorar a organização das tarefas, a comunicação entre equipe e a eficiência no ambiente de trabalho.</w:t>
       </w:r>
@@ -10595,18 +10627,21 @@
         <w:jc w:val="both"/>
         <w:rPr>
           <w:rFonts w:ascii="Arial" w:eastAsiaTheme="minorHAnsi" w:hAnsi="Arial" w:cs="Arial"/>
+          <w:highlight w:val="yellow"/>
           <w:lang w:eastAsia="en-US"/>
         </w:rPr>
       </w:pPr>
       <w:r>
         <w:rPr>
           <w:rFonts w:ascii="Arial" w:hAnsi="Arial" w:cs="Arial"/>
+          <w:highlight w:val="yellow"/>
         </w:rPr>
         <w:t xml:space="preserve"> </w:t>
       </w:r>
       <w:r>
         <w:rPr>
           <w:rFonts w:ascii="Arial" w:eastAsiaTheme="minorHAnsi" w:hAnsi="Arial" w:cs="Arial"/>
+          <w:highlight w:val="yellow"/>
           <w:lang w:eastAsia="en-US"/>
         </w:rPr>
         <w:t>Desenvolver uma API para gerenciamento das tarefas dos funcionários;</w:t>
@@ -10618,18 +10653,21 @@
         <w:jc w:val="both"/>
         <w:rPr>
           <w:rFonts w:ascii="Arial" w:eastAsiaTheme="minorHAnsi" w:hAnsi="Arial" w:cs="Arial"/>
+          <w:highlight w:val="yellow"/>
           <w:lang w:eastAsia="en-US"/>
         </w:rPr>
       </w:pPr>
       <w:r>
         <w:rPr>
           <w:rFonts w:ascii="Arial" w:hAnsi="Arial" w:cs="Arial"/>
+          <w:highlight w:val="yellow"/>
         </w:rPr>
         <w:t></w:t>
       </w:r>
       <w:r>
         <w:rPr>
           <w:rFonts w:ascii="Arial" w:eastAsiaTheme="minorHAnsi" w:hAnsi="Arial" w:cs="Arial"/>
+          <w:highlight w:val="yellow"/>
           <w:lang w:eastAsia="en-US"/>
         </w:rPr>
         <w:t xml:space="preserve"> Criar um banco de dados para armazenamento das informações das tarefas e usuários;</w:t>
@@ -18389,14 +18427,18 @@
         </w:numPr>
         <w:ind w:left="788" w:hanging="431"/>
         <w:outlineLvl w:val="1"/>
+      </w:pPr>
+      <w:bookmarkStart w:id="23" w:name="_Toc193385948"/>
+      <w:r>
         <w:rPr>
           <w:rFonts w:cs="Arial"/>
           <w:b/>
           <w:bCs/>
           <w:szCs w:val="24"/>
         </w:rPr>
-      </w:pPr>
-      <w:bookmarkStart w:id="23" w:name="_Toc193385948"/>
+        <w:lastRenderedPageBreak/>
+        <w:t>Diagrama de Fluxo de Dados (</w:t>
+      </w:r>
       <w:r>
         <w:rPr>
           <w:rFonts w:cs="Arial"/>
@@ -18404,8 +18446,7 @@
           <w:bCs/>
           <w:szCs w:val="24"/>
         </w:rPr>
-        <w:lastRenderedPageBreak/>
-        <w:t>Diagrama de Fluxo de Dados (</w:t>
+        <w:t>DFD</w:t>
       </w:r>
       <w:r>
         <w:rPr>
@@ -18414,7 +18455,7 @@
           <w:bCs/>
           <w:szCs w:val="24"/>
         </w:rPr>
-        <w:t>DFD</w:t>
+        <w:t>)</w:t>
       </w:r>
       <w:r>
         <w:rPr>
@@ -18423,7 +18464,7 @@
           <w:bCs/>
           <w:szCs w:val="24"/>
         </w:rPr>
-        <w:t>)</w:t>
+        <w:t xml:space="preserve"> </w:t>
       </w:r>
       <w:r>
         <w:rPr>
@@ -18431,25 +18472,11 @@
           <w:b/>
           <w:bCs/>
           <w:szCs w:val="24"/>
-        </w:rPr>
-        <w:t xml:space="preserve"> </w:t>
-      </w:r>
-      <w:r>
-        <w:rPr>
-          <w:rFonts w:cs="Arial"/>
-          <w:b/>
-          <w:bCs/>
-          <w:szCs w:val="24"/>
           <w:highlight w:val="yellow"/>
         </w:rPr>
-        <w:t>ou UML (caso a turma saiba fazer – definir qual será utilizado em aula)</w:t>
+        <w:t>ou UML (caso a turma saiba fazer – definir qual será utilizado em ala)</w:t>
       </w:r>
       <w:bookmarkEnd w:id="23"/>
-    </w:p>
-    <w:p>
-      <w:pPr>
-        <w:pStyle w:val="NormalWeb"/>
-      </w:pPr>
       <w:r>
         <w:rPr>
           <w:noProof/>
@@ -18583,6 +18610,7 @@
       <w:r>
         <w:rPr>
           <w:rFonts w:cs="Arial"/>
+          <w:noProof/>
           <w:szCs w:val="24"/>
         </w:rPr>
         <w:drawing>
@@ -18634,6 +18662,22 @@
           <w:rFonts w:cs="Arial"/>
           <w:szCs w:val="24"/>
         </w:rPr>
+        <w:t>descrição</w:t>
+      </w:r>
+    </w:p>
+    <w:p>
+      <w:pPr>
+        <w:rPr>
+          <w:rFonts w:cs="Arial"/>
+          <w:szCs w:val="24"/>
+        </w:rPr>
+      </w:pPr>
+      <w:r>
+        <w:rPr>
+          <w:rFonts w:cs="Arial"/>
+          <w:noProof/>
+          <w:szCs w:val="24"/>
+        </w:rPr>
         <w:drawing>
           <wp:inline distT="0" distB="0" distL="0" distR="0" wp14:anchorId="518C8621" wp14:editId="1403E478">
             <wp:extent cx="5760085" cy="2602230"/>
@@ -18681,6 +18725,7 @@
       <w:r>
         <w:rPr>
           <w:rFonts w:cs="Arial"/>
+          <w:noProof/>
           <w:szCs w:val="24"/>
         </w:rPr>
         <w:lastRenderedPageBreak/>
@@ -18731,6 +18776,7 @@
       <w:r>
         <w:rPr>
           <w:rFonts w:cs="Arial"/>
+          <w:noProof/>
           <w:szCs w:val="24"/>
         </w:rPr>
         <w:drawing>
@@ -18780,6 +18826,7 @@
       <w:r>
         <w:rPr>
           <w:rFonts w:cs="Arial"/>
+          <w:noProof/>
           <w:szCs w:val="24"/>
         </w:rPr>
         <w:drawing>
@@ -18829,6 +18876,7 @@
       <w:r>
         <w:rPr>
           <w:rFonts w:cs="Arial"/>
+          <w:noProof/>
           <w:szCs w:val="24"/>
         </w:rPr>
         <w:lastRenderedPageBreak/>
@@ -18879,6 +18927,7 @@
       <w:r>
         <w:rPr>
           <w:rFonts w:cs="Arial"/>
+          <w:noProof/>
           <w:szCs w:val="24"/>
         </w:rPr>
         <w:drawing>
@@ -19000,86 +19049,6 @@
     </w:p>
     <w:p>
       <w:pPr>
-        <w:rPr>
-          <w:rFonts w:cs="Arial"/>
-          <w:szCs w:val="24"/>
-        </w:rPr>
-      </w:pPr>
-    </w:p>
-    <w:p>
-      <w:pPr>
-        <w:rPr>
-          <w:rFonts w:cs="Arial"/>
-          <w:szCs w:val="24"/>
-        </w:rPr>
-      </w:pPr>
-    </w:p>
-    <w:p>
-      <w:pPr>
-        <w:rPr>
-          <w:rFonts w:cs="Arial"/>
-          <w:szCs w:val="24"/>
-        </w:rPr>
-      </w:pPr>
-    </w:p>
-    <w:p>
-      <w:pPr>
-        <w:rPr>
-          <w:rFonts w:cs="Arial"/>
-          <w:szCs w:val="24"/>
-        </w:rPr>
-      </w:pPr>
-    </w:p>
-    <w:p>
-      <w:pPr>
-        <w:rPr>
-          <w:rFonts w:cs="Arial"/>
-          <w:szCs w:val="24"/>
-        </w:rPr>
-      </w:pPr>
-    </w:p>
-    <w:p>
-      <w:pPr>
-        <w:rPr>
-          <w:rFonts w:cs="Arial"/>
-          <w:szCs w:val="24"/>
-        </w:rPr>
-      </w:pPr>
-    </w:p>
-    <w:p>
-      <w:pPr>
-        <w:rPr>
-          <w:rFonts w:cs="Arial"/>
-          <w:szCs w:val="24"/>
-        </w:rPr>
-      </w:pPr>
-    </w:p>
-    <w:p>
-      <w:pPr>
-        <w:rPr>
-          <w:rFonts w:cs="Arial"/>
-          <w:szCs w:val="24"/>
-        </w:rPr>
-      </w:pPr>
-    </w:p>
-    <w:p>
-      <w:pPr>
-        <w:rPr>
-          <w:rFonts w:cs="Arial"/>
-          <w:szCs w:val="24"/>
-        </w:rPr>
-      </w:pPr>
-    </w:p>
-    <w:p>
-      <w:pPr>
-        <w:rPr>
-          <w:rFonts w:cs="Arial"/>
-          <w:szCs w:val="24"/>
-        </w:rPr>
-      </w:pPr>
-    </w:p>
-    <w:p>
-      <w:pPr>
         <w:pStyle w:val="PargrafodaLista"/>
         <w:numPr>
           <w:ilvl w:val="1"/>
@@ -19091,6 +19060,7 @@
           <w:b/>
           <w:bCs/>
           <w:szCs w:val="24"/>
+          <w:highlight w:val="yellow"/>
         </w:rPr>
       </w:pPr>
       <w:bookmarkStart w:id="25" w:name="_Toc193385950"/>
@@ -19100,7 +19070,9 @@
           <w:b/>
           <w:bCs/>
           <w:szCs w:val="24"/>
-        </w:rPr>
+          <w:highlight w:val="yellow"/>
+        </w:rPr>
+        <w:lastRenderedPageBreak/>
         <w:t>Política de Privacidade</w:t>
       </w:r>
       <w:bookmarkEnd w:id="25"/>
@@ -19110,20 +19082,23 @@
         <w:rPr>
           <w:rFonts w:cs="Arial"/>
           <w:szCs w:val="24"/>
-        </w:rPr>
-      </w:pPr>
-    </w:p>
-    <w:p>
-      <w:pPr>
-        <w:rPr>
-          <w:rFonts w:cs="Arial"/>
-          <w:szCs w:val="24"/>
-        </w:rPr>
-      </w:pPr>
-      <w:r>
-        <w:rPr>
-          <w:rFonts w:cs="Arial"/>
-          <w:szCs w:val="24"/>
+          <w:highlight w:val="yellow"/>
+        </w:rPr>
+      </w:pPr>
+    </w:p>
+    <w:p>
+      <w:pPr>
+        <w:rPr>
+          <w:rFonts w:cs="Arial"/>
+          <w:szCs w:val="24"/>
+          <w:highlight w:val="yellow"/>
+        </w:rPr>
+      </w:pPr>
+      <w:r>
+        <w:rPr>
+          <w:rFonts w:cs="Arial"/>
+          <w:szCs w:val="24"/>
+          <w:highlight w:val="yellow"/>
         </w:rPr>
         <w:t xml:space="preserve">Política </w:t>
       </w:r>
@@ -19132,6 +19107,7 @@
         <w:rPr>
           <w:rFonts w:cs="Arial"/>
           <w:szCs w:val="24"/>
+          <w:highlight w:val="yellow"/>
         </w:rPr>
         <w:t>PrivacidadeA</w:t>
       </w:r>
@@ -19140,6 +19116,7 @@
         <w:rPr>
           <w:rFonts w:cs="Arial"/>
           <w:szCs w:val="24"/>
+          <w:highlight w:val="yellow"/>
         </w:rPr>
         <w:t xml:space="preserve"> sua privacidade é importante para nós. É política do </w:t>
       </w:r>
@@ -19148,6 +19125,7 @@
         <w:rPr>
           <w:rFonts w:cs="Arial"/>
           <w:szCs w:val="24"/>
+          <w:highlight w:val="yellow"/>
         </w:rPr>
         <w:t>gestoon</w:t>
       </w:r>
@@ -19156,6 +19134,7 @@
         <w:rPr>
           <w:rFonts w:cs="Arial"/>
           <w:szCs w:val="24"/>
+          <w:highlight w:val="yellow"/>
         </w:rPr>
         <w:t xml:space="preserve"> respeitar a sua privacidade em relação a qualquer informação sua que possamos coletar no site </w:t>
       </w:r>
@@ -19164,6 +19143,7 @@
         <w:rPr>
           <w:rFonts w:cs="Arial"/>
           <w:szCs w:val="24"/>
+          <w:highlight w:val="yellow"/>
         </w:rPr>
         <w:t>gestoon</w:t>
       </w:r>
@@ -19172,6 +19152,7 @@
         <w:rPr>
           <w:rFonts w:cs="Arial"/>
           <w:szCs w:val="24"/>
+          <w:highlight w:val="yellow"/>
         </w:rPr>
         <w:t xml:space="preserve">, e outros sites que possuímos e </w:t>
       </w:r>
@@ -19181,6 +19162,7 @@
         <w:rPr>
           <w:rFonts w:cs="Arial"/>
           <w:szCs w:val="24"/>
+          <w:highlight w:val="yellow"/>
         </w:rPr>
         <w:t>operamos.Solicitamos</w:t>
       </w:r>
@@ -19190,6 +19172,7 @@
         <w:rPr>
           <w:rFonts w:cs="Arial"/>
           <w:szCs w:val="24"/>
+          <w:highlight w:val="yellow"/>
         </w:rPr>
         <w:t xml:space="preserve"> informações pessoais apenas quando realmente precisamos delas para lhe </w:t>
       </w:r>
@@ -19198,6 +19181,7 @@
         <w:rPr>
           <w:rFonts w:cs="Arial"/>
           <w:szCs w:val="24"/>
+          <w:highlight w:val="yellow"/>
         </w:rPr>
         <w:t>fornecer</w:t>
       </w:r>
@@ -19206,6 +19190,7 @@
         <w:rPr>
           <w:rFonts w:cs="Arial"/>
           <w:szCs w:val="24"/>
+          <w:highlight w:val="yellow"/>
         </w:rPr>
         <w:t xml:space="preserve"> um serviço. Fazemo-lo por meios justos e legais, com o seu conhecimento e consentimento. Também informamos por que estamos coletando e como será </w:t>
       </w:r>
@@ -19215,6 +19200,7 @@
         <w:rPr>
           <w:rFonts w:cs="Arial"/>
           <w:szCs w:val="24"/>
+          <w:highlight w:val="yellow"/>
         </w:rPr>
         <w:t>usado.Apenas</w:t>
       </w:r>
@@ -19224,6 +19210,7 @@
         <w:rPr>
           <w:rFonts w:cs="Arial"/>
           <w:szCs w:val="24"/>
+          <w:highlight w:val="yellow"/>
         </w:rPr>
         <w:t xml:space="preserve"> retemos as informações coletadas pelo tempo necessário para fornecer o serviço solicitado. Quando armazenamos dados, protegemos dentro de meios comercialmente aceitáveis ​​para evitar perdas e roubos, bem como acesso, divulgação, cópia, uso ou modificação não </w:t>
       </w:r>
@@ -19233,6 +19220,7 @@
         <w:rPr>
           <w:rFonts w:cs="Arial"/>
           <w:szCs w:val="24"/>
+          <w:highlight w:val="yellow"/>
         </w:rPr>
         <w:t>autorizados.Não</w:t>
       </w:r>
@@ -19242,6 +19230,7 @@
         <w:rPr>
           <w:rFonts w:cs="Arial"/>
           <w:szCs w:val="24"/>
+          <w:highlight w:val="yellow"/>
         </w:rPr>
         <w:t xml:space="preserve"> compartilhamos informações de identificação pessoal publicamente ou com terceiros, exceto quando exigido por </w:t>
       </w:r>
@@ -19250,6 +19239,7 @@
         <w:rPr>
           <w:rFonts w:cs="Arial"/>
           <w:szCs w:val="24"/>
+          <w:highlight w:val="yellow"/>
         </w:rPr>
         <w:t>lei.O</w:t>
       </w:r>
@@ -19258,6 +19248,7 @@
         <w:rPr>
           <w:rFonts w:cs="Arial"/>
           <w:szCs w:val="24"/>
+          <w:highlight w:val="yellow"/>
         </w:rPr>
         <w:t xml:space="preserve"> nosso site pode ter links para sites externos que não são operados por nós. Esteja ciente de que não temos controle sobre o conteúdo e práticas desses sites e não podemos aceitar responsabilidade por suas respectivas políticas de </w:t>
       </w:r>
@@ -19267,6 +19258,7 @@
         <w:rPr>
           <w:rFonts w:cs="Arial"/>
           <w:szCs w:val="24"/>
+          <w:highlight w:val="yellow"/>
         </w:rPr>
         <w:t>privacidade.Você</w:t>
       </w:r>
@@ -19276,6 +19268,7 @@
         <w:rPr>
           <w:rFonts w:cs="Arial"/>
           <w:szCs w:val="24"/>
+          <w:highlight w:val="yellow"/>
         </w:rPr>
         <w:t xml:space="preserve"> é livre para recusar a nossa solicitação de informações pessoais, entendendo que talvez não possamos </w:t>
       </w:r>
@@ -19284,6 +19277,7 @@
         <w:rPr>
           <w:rFonts w:cs="Arial"/>
           <w:szCs w:val="24"/>
+          <w:highlight w:val="yellow"/>
         </w:rPr>
         <w:t>fornecer</w:t>
       </w:r>
@@ -19292,6 +19286,7 @@
         <w:rPr>
           <w:rFonts w:cs="Arial"/>
           <w:szCs w:val="24"/>
+          <w:highlight w:val="yellow"/>
         </w:rPr>
         <w:t xml:space="preserve"> alguns dos serviços </w:t>
       </w:r>
@@ -19300,6 +19295,7 @@
         <w:rPr>
           <w:rFonts w:cs="Arial"/>
           <w:szCs w:val="24"/>
+          <w:highlight w:val="yellow"/>
         </w:rPr>
         <w:t>desejados.O</w:t>
       </w:r>
@@ -19308,302 +19304,340 @@
         <w:rPr>
           <w:rFonts w:cs="Arial"/>
           <w:szCs w:val="24"/>
-        </w:rPr>
-        <w:t xml:space="preserve"> uso continuado de nosso site será considerado como aceitação de nossas práticas em torno de privacidade e informações pessoais. Se você tiver alguma dúvida sobre como </w:t>
-      </w:r>
-      <w:r>
-        <w:rPr>
-          <w:rFonts w:cs="Arial"/>
-          <w:szCs w:val="24"/>
+          <w:highlight w:val="yellow"/>
+        </w:rPr>
+        <w:t xml:space="preserve"> uso continuado de nosso site será considerado como aceitação de nossas práticas em torno de privacidade e informações pessoais. Se você tiver alguma dúvida sobre como lidamos com dados do usuário e informações pessoais, entre em contacto </w:t>
+      </w:r>
+      <w:proofErr w:type="spellStart"/>
+      <w:r>
+        <w:rPr>
+          <w:rFonts w:cs="Arial"/>
+          <w:szCs w:val="24"/>
+          <w:highlight w:val="yellow"/>
+        </w:rPr>
+        <w:t>connosco.O</w:t>
+      </w:r>
+      <w:proofErr w:type="spellEnd"/>
+      <w:r>
+        <w:rPr>
+          <w:rFonts w:cs="Arial"/>
+          <w:szCs w:val="24"/>
+          <w:highlight w:val="yellow"/>
+        </w:rPr>
+        <w:t xml:space="preserve"> serviço Google </w:t>
+      </w:r>
+      <w:proofErr w:type="spellStart"/>
+      <w:r>
+        <w:rPr>
+          <w:rFonts w:cs="Arial"/>
+          <w:szCs w:val="24"/>
+          <w:highlight w:val="yellow"/>
+        </w:rPr>
+        <w:t>AdSense</w:t>
+      </w:r>
+      <w:proofErr w:type="spellEnd"/>
+      <w:r>
+        <w:rPr>
+          <w:rFonts w:cs="Arial"/>
+          <w:szCs w:val="24"/>
+          <w:highlight w:val="yellow"/>
+        </w:rPr>
+        <w:t xml:space="preserve"> que usamos para veicular publicidade usa um cookie </w:t>
+      </w:r>
+      <w:proofErr w:type="spellStart"/>
+      <w:r>
+        <w:rPr>
+          <w:rFonts w:cs="Arial"/>
+          <w:szCs w:val="24"/>
+          <w:highlight w:val="yellow"/>
+        </w:rPr>
+        <w:t>DoubleClick</w:t>
+      </w:r>
+      <w:proofErr w:type="spellEnd"/>
+      <w:r>
+        <w:rPr>
+          <w:rFonts w:cs="Arial"/>
+          <w:szCs w:val="24"/>
+          <w:highlight w:val="yellow"/>
+        </w:rPr>
+        <w:t xml:space="preserve"> para veicular anúncios mais relevantes em toda a Web e limitar o número de vezes que um determinado anúncio é exibido para </w:t>
+      </w:r>
+      <w:proofErr w:type="spellStart"/>
+      <w:r>
+        <w:rPr>
+          <w:rFonts w:cs="Arial"/>
+          <w:szCs w:val="24"/>
+          <w:highlight w:val="yellow"/>
+        </w:rPr>
+        <w:t>você.Para</w:t>
+      </w:r>
+      <w:proofErr w:type="spellEnd"/>
+      <w:r>
+        <w:rPr>
+          <w:rFonts w:cs="Arial"/>
+          <w:szCs w:val="24"/>
+          <w:highlight w:val="yellow"/>
+        </w:rPr>
+        <w:t xml:space="preserve"> mais informações sobre o Google </w:t>
+      </w:r>
+      <w:proofErr w:type="spellStart"/>
+      <w:r>
+        <w:rPr>
+          <w:rFonts w:cs="Arial"/>
+          <w:szCs w:val="24"/>
+          <w:highlight w:val="yellow"/>
+        </w:rPr>
+        <w:t>AdSense</w:t>
+      </w:r>
+      <w:proofErr w:type="spellEnd"/>
+      <w:r>
+        <w:rPr>
+          <w:rFonts w:cs="Arial"/>
+          <w:szCs w:val="24"/>
+          <w:highlight w:val="yellow"/>
+        </w:rPr>
+        <w:t xml:space="preserve">, consulte as </w:t>
+      </w:r>
+      <w:proofErr w:type="spellStart"/>
+      <w:r>
+        <w:rPr>
+          <w:rFonts w:cs="Arial"/>
+          <w:szCs w:val="24"/>
+          <w:highlight w:val="yellow"/>
+        </w:rPr>
+        <w:t>FAQs</w:t>
+      </w:r>
+      <w:proofErr w:type="spellEnd"/>
+      <w:r>
+        <w:rPr>
+          <w:rFonts w:cs="Arial"/>
+          <w:szCs w:val="24"/>
+          <w:highlight w:val="yellow"/>
+        </w:rPr>
+        <w:t xml:space="preserve"> oficiais sobre privacidade do Google </w:t>
+      </w:r>
+      <w:proofErr w:type="spellStart"/>
+      <w:r>
+        <w:rPr>
+          <w:rFonts w:cs="Arial"/>
+          <w:szCs w:val="24"/>
+          <w:highlight w:val="yellow"/>
+        </w:rPr>
+        <w:t>AdSense.Utilizamos</w:t>
+      </w:r>
+      <w:proofErr w:type="spellEnd"/>
+      <w:r>
+        <w:rPr>
+          <w:rFonts w:cs="Arial"/>
+          <w:szCs w:val="24"/>
+          <w:highlight w:val="yellow"/>
+        </w:rPr>
+        <w:t xml:space="preserve"> anúncios para compensar os custos de funcionamento deste site e fornecer financiamento para futuros desenvolvimentos. Os cookies de publicidade comportamental usados ​​por este site foram projetados para garantir que você forneça os anúncios mais relevantes sempre que possível, rastreando anonimamente seus interesses e apresentando coisas semelhantes que possam ser do seu </w:t>
+      </w:r>
+      <w:proofErr w:type="spellStart"/>
+      <w:r>
+        <w:rPr>
+          <w:rFonts w:cs="Arial"/>
+          <w:szCs w:val="24"/>
+          <w:highlight w:val="yellow"/>
+        </w:rPr>
+        <w:t>interesse.Vários</w:t>
+      </w:r>
+      <w:proofErr w:type="spellEnd"/>
+      <w:r>
+        <w:rPr>
+          <w:rFonts w:cs="Arial"/>
+          <w:szCs w:val="24"/>
+          <w:highlight w:val="yellow"/>
+        </w:rPr>
+        <w:t xml:space="preserve"> parceiros anunciam em nosso nome e os cookies de rastreamento de afiliados simplesmente nos permitem ver se nossos clientes acessaram o site através de um dos sites de nossos parceiros, para que possamos creditá-los </w:t>
+      </w:r>
+      <w:r>
+        <w:rPr>
+          <w:rFonts w:cs="Arial"/>
+          <w:szCs w:val="24"/>
+          <w:highlight w:val="yellow"/>
         </w:rPr>
         <w:lastRenderedPageBreak/>
-        <w:t xml:space="preserve">lidamos com dados do usuário e informações pessoais, entre em contacto </w:t>
+        <w:t xml:space="preserve">adequadamente e, quando aplicável, permitir que nossos parceiros afiliados ofereçam qualquer promoção que pode fornecê-lo para fazer uma </w:t>
       </w:r>
       <w:proofErr w:type="spellStart"/>
       <w:r>
         <w:rPr>
           <w:rFonts w:cs="Arial"/>
           <w:szCs w:val="24"/>
-        </w:rPr>
-        <w:t>connosco.O</w:t>
+          <w:highlight w:val="yellow"/>
+        </w:rPr>
+        <w:t>compra.Compromisso</w:t>
       </w:r>
       <w:proofErr w:type="spellEnd"/>
       <w:r>
         <w:rPr>
           <w:rFonts w:cs="Arial"/>
           <w:szCs w:val="24"/>
-        </w:rPr>
-        <w:t xml:space="preserve"> serviço Google </w:t>
+          <w:highlight w:val="yellow"/>
+        </w:rPr>
+        <w:t xml:space="preserve"> do </w:t>
       </w:r>
       <w:proofErr w:type="spellStart"/>
       <w:r>
         <w:rPr>
           <w:rFonts w:cs="Arial"/>
           <w:szCs w:val="24"/>
-        </w:rPr>
-        <w:t>AdSense</w:t>
+          <w:highlight w:val="yellow"/>
+        </w:rPr>
+        <w:t>UsuárioO</w:t>
       </w:r>
       <w:proofErr w:type="spellEnd"/>
       <w:r>
         <w:rPr>
           <w:rFonts w:cs="Arial"/>
           <w:szCs w:val="24"/>
-        </w:rPr>
-        <w:t xml:space="preserve"> que usamos para veicular publicidade usa um cookie </w:t>
+          <w:highlight w:val="yellow"/>
+        </w:rPr>
+        <w:t xml:space="preserve"> usuário se compromete a fazer uso adequado dos conteúdos e da informação que o </w:t>
       </w:r>
       <w:proofErr w:type="spellStart"/>
       <w:r>
         <w:rPr>
           <w:rFonts w:cs="Arial"/>
           <w:szCs w:val="24"/>
-        </w:rPr>
-        <w:t>DoubleClick</w:t>
+          <w:highlight w:val="yellow"/>
+        </w:rPr>
+        <w:t>gestoon</w:t>
       </w:r>
       <w:proofErr w:type="spellEnd"/>
       <w:r>
         <w:rPr>
           <w:rFonts w:cs="Arial"/>
           <w:szCs w:val="24"/>
-        </w:rPr>
-        <w:t xml:space="preserve"> para veicular anúncios mais relevantes em toda a Web e limitar o número de vezes que um determinado anúncio é exibido para </w:t>
+          <w:highlight w:val="yellow"/>
+        </w:rPr>
+        <w:t xml:space="preserve"> oferece no site e com caráter enunciativo, mas não </w:t>
       </w:r>
       <w:proofErr w:type="spellStart"/>
       <w:r>
         <w:rPr>
           <w:rFonts w:cs="Arial"/>
           <w:szCs w:val="24"/>
-        </w:rPr>
-        <w:t>você.Para</w:t>
+          <w:highlight w:val="yellow"/>
+        </w:rPr>
+        <w:t>limitativo:A</w:t>
       </w:r>
       <w:proofErr w:type="spellEnd"/>
       <w:r>
         <w:rPr>
           <w:rFonts w:cs="Arial"/>
           <w:szCs w:val="24"/>
-        </w:rPr>
-        <w:t xml:space="preserve"> mais informações sobre o Google </w:t>
+          <w:highlight w:val="yellow"/>
+        </w:rPr>
+        <w:t xml:space="preserve">) Não se envolver em atividades que sejam ilegais ou contrárias à boa fé a à ordem </w:t>
       </w:r>
       <w:proofErr w:type="spellStart"/>
       <w:r>
         <w:rPr>
           <w:rFonts w:cs="Arial"/>
           <w:szCs w:val="24"/>
-        </w:rPr>
-        <w:t>AdSense</w:t>
+          <w:highlight w:val="yellow"/>
+        </w:rPr>
+        <w:t>pública;B</w:t>
       </w:r>
       <w:proofErr w:type="spellEnd"/>
       <w:r>
         <w:rPr>
           <w:rFonts w:cs="Arial"/>
           <w:szCs w:val="24"/>
-        </w:rPr>
-        <w:t xml:space="preserve">, consulte as </w:t>
+          <w:highlight w:val="yellow"/>
+        </w:rPr>
+        <w:t xml:space="preserve">) Não difundir propaganda ou conteúdo de natureza racista, xenofóbica, jogos de sorte ou azar, qualquer tipo de pornografia ilegal, de apologia ao terrorismo ou contra os direitos </w:t>
       </w:r>
       <w:proofErr w:type="spellStart"/>
       <w:r>
         <w:rPr>
           <w:rFonts w:cs="Arial"/>
           <w:szCs w:val="24"/>
-        </w:rPr>
-        <w:t>FAQs</w:t>
+          <w:highlight w:val="yellow"/>
+        </w:rPr>
+        <w:t>humanos;C</w:t>
       </w:r>
       <w:proofErr w:type="spellEnd"/>
       <w:r>
         <w:rPr>
           <w:rFonts w:cs="Arial"/>
           <w:szCs w:val="24"/>
-        </w:rPr>
-        <w:t xml:space="preserve"> oficiais sobre privacidade do Google </w:t>
+          <w:highlight w:val="yellow"/>
+        </w:rPr>
+        <w:t xml:space="preserve">) Não causar danos aos sistemas físicos (hardwares) e lógicos (softwares) do </w:t>
       </w:r>
       <w:proofErr w:type="spellStart"/>
       <w:r>
         <w:rPr>
           <w:rFonts w:cs="Arial"/>
           <w:szCs w:val="24"/>
-        </w:rPr>
-        <w:t>AdSense.Utilizamos</w:t>
+          <w:highlight w:val="yellow"/>
+        </w:rPr>
+        <w:t>gestoon</w:t>
       </w:r>
       <w:proofErr w:type="spellEnd"/>
       <w:r>
         <w:rPr>
           <w:rFonts w:cs="Arial"/>
           <w:szCs w:val="24"/>
-        </w:rPr>
-        <w:t xml:space="preserve"> anúncios para compensar os custos de funcionamento deste site e fornecer financiamento para futuros desenvolvimentos. Os cookies de publicidade comportamental usados ​​por este site foram projetados para garantir que você forneça os anúncios mais relevantes sempre que possível, rastreando anonimamente seus interesses e apresentando coisas semelhantes que possam ser do seu </w:t>
+          <w:highlight w:val="yellow"/>
+        </w:rPr>
+        <w:t xml:space="preserve">, de seus fornecedores ou terceiros, para introduzir ou disseminar vírus informáticos ou quaisquer outros sistemas de hardware ou software que sejam capazes de causar danos anteriormente </w:t>
       </w:r>
       <w:proofErr w:type="spellStart"/>
       <w:r>
         <w:rPr>
           <w:rFonts w:cs="Arial"/>
           <w:szCs w:val="24"/>
-        </w:rPr>
-        <w:t>interesse.Vários</w:t>
+          <w:highlight w:val="yellow"/>
+        </w:rPr>
+        <w:t>mencionados.Mais</w:t>
       </w:r>
       <w:proofErr w:type="spellEnd"/>
       <w:r>
         <w:rPr>
           <w:rFonts w:cs="Arial"/>
           <w:szCs w:val="24"/>
-        </w:rPr>
-        <w:t xml:space="preserve"> parceiros anunciam em nosso nome e os cookies de rastreamento de afiliados simplesmente nos permitem ver se nossos clientes acessaram o site através de um dos sites de nossos parceiros, para que possamos creditá-los adequadamente e, quando aplicável, permitir que nossos parceiros afiliados ofereçam qualquer promoção que pode fornecê-lo para fazer uma </w:t>
+          <w:highlight w:val="yellow"/>
+        </w:rPr>
+        <w:t xml:space="preserve"> </w:t>
       </w:r>
       <w:proofErr w:type="spellStart"/>
       <w:r>
         <w:rPr>
           <w:rFonts w:cs="Arial"/>
           <w:szCs w:val="24"/>
-        </w:rPr>
-        <w:t>compra.Compromisso</w:t>
+          <w:highlight w:val="yellow"/>
+        </w:rPr>
+        <w:t>informaçõesEsperemos</w:t>
       </w:r>
       <w:proofErr w:type="spellEnd"/>
       <w:r>
         <w:rPr>
           <w:rFonts w:cs="Arial"/>
           <w:szCs w:val="24"/>
-        </w:rPr>
-        <w:t xml:space="preserve"> do </w:t>
+          <w:highlight w:val="yellow"/>
+        </w:rPr>
+        <w:t xml:space="preserve"> que esteja esclarecido e, como mencionado anteriormente, se houver algo que você não tem certeza se precisa ou não, geralmente é mais seguro deixar os cookies ativados, caso interaja com um dos recursos que você usa em nosso </w:t>
       </w:r>
       <w:proofErr w:type="spellStart"/>
       <w:r>
         <w:rPr>
           <w:rFonts w:cs="Arial"/>
           <w:szCs w:val="24"/>
-        </w:rPr>
-        <w:t>UsuárioO</w:t>
+          <w:highlight w:val="yellow"/>
+        </w:rPr>
+        <w:t>site.Esta</w:t>
       </w:r>
       <w:proofErr w:type="spellEnd"/>
       <w:r>
         <w:rPr>
           <w:rFonts w:cs="Arial"/>
           <w:szCs w:val="24"/>
-        </w:rPr>
-        <w:t xml:space="preserve"> usuário se compromete a fazer uso adequado dos conteúdos e da informação que o </w:t>
-      </w:r>
-      <w:proofErr w:type="spellStart"/>
-      <w:r>
-        <w:rPr>
-          <w:rFonts w:cs="Arial"/>
-          <w:szCs w:val="24"/>
-        </w:rPr>
-        <w:t>gestoon</w:t>
-      </w:r>
-      <w:proofErr w:type="spellEnd"/>
-      <w:r>
-        <w:rPr>
-          <w:rFonts w:cs="Arial"/>
-          <w:szCs w:val="24"/>
-        </w:rPr>
-        <w:t xml:space="preserve"> oferece no site e com caráter enunciativo, mas não </w:t>
-      </w:r>
-      <w:proofErr w:type="spellStart"/>
-      <w:r>
-        <w:rPr>
-          <w:rFonts w:cs="Arial"/>
-          <w:szCs w:val="24"/>
-        </w:rPr>
-        <w:t>limitativo:A</w:t>
-      </w:r>
-      <w:proofErr w:type="spellEnd"/>
-      <w:r>
-        <w:rPr>
-          <w:rFonts w:cs="Arial"/>
-          <w:szCs w:val="24"/>
-        </w:rPr>
-        <w:t xml:space="preserve">) Não se envolver em atividades que sejam ilegais ou contrárias à boa fé a à ordem </w:t>
-      </w:r>
-      <w:proofErr w:type="spellStart"/>
-      <w:r>
-        <w:rPr>
-          <w:rFonts w:cs="Arial"/>
-          <w:szCs w:val="24"/>
-        </w:rPr>
-        <w:t>pública;B</w:t>
-      </w:r>
-      <w:proofErr w:type="spellEnd"/>
-      <w:r>
-        <w:rPr>
-          <w:rFonts w:cs="Arial"/>
-          <w:szCs w:val="24"/>
-        </w:rPr>
-        <w:t xml:space="preserve">) Não difundir propaganda ou conteúdo de natureza racista, xenofóbica, jogos de sorte ou azar, qualquer tipo de pornografia ilegal, de apologia ao terrorismo ou contra os direitos </w:t>
-      </w:r>
-      <w:proofErr w:type="spellStart"/>
-      <w:r>
-        <w:rPr>
-          <w:rFonts w:cs="Arial"/>
-          <w:szCs w:val="24"/>
-        </w:rPr>
-        <w:t>humanos;C</w:t>
-      </w:r>
-      <w:proofErr w:type="spellEnd"/>
-      <w:r>
-        <w:rPr>
-          <w:rFonts w:cs="Arial"/>
-          <w:szCs w:val="24"/>
-        </w:rPr>
-        <w:t xml:space="preserve">) Não causar danos aos sistemas físicos (hardwares) e lógicos (softwares) do </w:t>
-      </w:r>
-      <w:proofErr w:type="spellStart"/>
-      <w:r>
-        <w:rPr>
-          <w:rFonts w:cs="Arial"/>
-          <w:szCs w:val="24"/>
-        </w:rPr>
-        <w:t>gestoon</w:t>
-      </w:r>
-      <w:proofErr w:type="spellEnd"/>
-      <w:r>
-        <w:rPr>
-          <w:rFonts w:cs="Arial"/>
-          <w:szCs w:val="24"/>
-        </w:rPr>
-        <w:t xml:space="preserve">, de seus fornecedores ou terceiros, para introduzir ou disseminar vírus informáticos ou quaisquer outros sistemas de hardware ou software que sejam capazes de causar danos anteriormente </w:t>
-      </w:r>
-      <w:proofErr w:type="spellStart"/>
-      <w:r>
-        <w:rPr>
-          <w:rFonts w:cs="Arial"/>
-          <w:szCs w:val="24"/>
-        </w:rPr>
-        <w:t>mencionados.Mais</w:t>
-      </w:r>
-      <w:proofErr w:type="spellEnd"/>
-      <w:r>
-        <w:rPr>
-          <w:rFonts w:cs="Arial"/>
-          <w:szCs w:val="24"/>
-        </w:rPr>
-        <w:t xml:space="preserve"> </w:t>
-      </w:r>
-      <w:proofErr w:type="spellStart"/>
-      <w:r>
-        <w:rPr>
-          <w:rFonts w:cs="Arial"/>
-          <w:szCs w:val="24"/>
-        </w:rPr>
-        <w:t>informaçõesEsperemos</w:t>
-      </w:r>
-      <w:proofErr w:type="spellEnd"/>
-      <w:r>
-        <w:rPr>
-          <w:rFonts w:cs="Arial"/>
-          <w:szCs w:val="24"/>
-        </w:rPr>
-        <w:t xml:space="preserve"> que esteja esclarecido e, como mencionado anteriormente, se houver algo que você não tem certeza se precisa ou não, geralmente é mais seguro deixar os cookies ativados, caso interaja com um dos recursos que você usa em nosso </w:t>
-      </w:r>
-      <w:proofErr w:type="spellStart"/>
-      <w:r>
-        <w:rPr>
-          <w:rFonts w:cs="Arial"/>
-          <w:szCs w:val="24"/>
-        </w:rPr>
-        <w:t>site.Esta</w:t>
-      </w:r>
-      <w:proofErr w:type="spellEnd"/>
-      <w:r>
-        <w:rPr>
-          <w:rFonts w:cs="Arial"/>
-          <w:szCs w:val="24"/>
+          <w:highlight w:val="yellow"/>
         </w:rPr>
         <w:t xml:space="preserve"> política é efetiva a partir de 28 May 2026 01:11</w:t>
       </w:r>
@@ -19613,111 +19647,43 @@
         <w:rPr>
           <w:rFonts w:cs="Arial"/>
           <w:szCs w:val="24"/>
-        </w:rPr>
-      </w:pPr>
-    </w:p>
-    <w:p>
-      <w:pPr>
-        <w:rPr>
-          <w:rFonts w:cs="Arial"/>
-          <w:szCs w:val="24"/>
-        </w:rPr>
-      </w:pPr>
-    </w:p>
-    <w:p>
-      <w:pPr>
-        <w:rPr>
-          <w:rFonts w:cs="Arial"/>
-          <w:szCs w:val="24"/>
-        </w:rPr>
-      </w:pPr>
-    </w:p>
-    <w:p>
-      <w:pPr>
-        <w:rPr>
-          <w:rFonts w:cs="Arial"/>
-          <w:szCs w:val="24"/>
-        </w:rPr>
-      </w:pPr>
-    </w:p>
-    <w:p>
-      <w:pPr>
-        <w:rPr>
-          <w:rFonts w:cs="Arial"/>
-          <w:szCs w:val="24"/>
-        </w:rPr>
-      </w:pPr>
-    </w:p>
-    <w:p>
-      <w:pPr>
-        <w:rPr>
-          <w:rFonts w:cs="Arial"/>
-          <w:szCs w:val="24"/>
-        </w:rPr>
-      </w:pPr>
-    </w:p>
-    <w:p>
-      <w:pPr>
-        <w:rPr>
-          <w:rFonts w:cs="Arial"/>
-          <w:szCs w:val="24"/>
-        </w:rPr>
-      </w:pPr>
-    </w:p>
-    <w:p>
-      <w:pPr>
-        <w:rPr>
-          <w:rFonts w:cs="Arial"/>
-          <w:szCs w:val="24"/>
-        </w:rPr>
-      </w:pPr>
-    </w:p>
-    <w:p>
-      <w:pPr>
-        <w:rPr>
-          <w:rFonts w:cs="Arial"/>
-          <w:szCs w:val="24"/>
-        </w:rPr>
-      </w:pPr>
-    </w:p>
-    <w:p>
-      <w:pPr>
-        <w:rPr>
-          <w:rFonts w:cs="Arial"/>
-          <w:szCs w:val="24"/>
-        </w:rPr>
-      </w:pPr>
-    </w:p>
-    <w:p>
-      <w:pPr>
-        <w:rPr>
-          <w:rFonts w:cs="Arial"/>
-          <w:szCs w:val="24"/>
-          <w:u w:val="single"/>
-        </w:rPr>
-      </w:pPr>
-    </w:p>
-    <w:p>
-      <w:pPr>
-        <w:rPr>
-          <w:rFonts w:cs="Arial"/>
-          <w:szCs w:val="24"/>
-        </w:rPr>
-      </w:pPr>
-    </w:p>
-    <w:p>
-      <w:pPr>
-        <w:rPr>
-          <w:rFonts w:cs="Arial"/>
-          <w:szCs w:val="24"/>
-        </w:rPr>
-      </w:pPr>
-    </w:p>
-    <w:p>
-      <w:pPr>
-        <w:rPr>
-          <w:rFonts w:cs="Arial"/>
-          <w:szCs w:val="24"/>
+          <w:highlight w:val="yellow"/>
+        </w:rPr>
+      </w:pPr>
+    </w:p>
+    <w:p>
+      <w:pPr>
+        <w:rPr>
+          <w:rFonts w:cs="Arial"/>
+          <w:szCs w:val="24"/>
+          <w:highlight w:val="yellow"/>
+        </w:rPr>
+      </w:pPr>
+    </w:p>
+    <w:p>
+      <w:pPr>
+        <w:rPr>
+          <w:rFonts w:cs="Arial"/>
+          <w:szCs w:val="24"/>
+          <w:highlight w:val="yellow"/>
+        </w:rPr>
+      </w:pPr>
+    </w:p>
+    <w:p>
+      <w:pPr>
+        <w:rPr>
+          <w:rFonts w:cs="Arial"/>
+          <w:szCs w:val="24"/>
+          <w:highlight w:val="yellow"/>
+        </w:rPr>
+      </w:pPr>
+    </w:p>
+    <w:p>
+      <w:pPr>
+        <w:rPr>
+          <w:rFonts w:cs="Arial"/>
+          <w:szCs w:val="24"/>
+          <w:highlight w:val="yellow"/>
         </w:rPr>
       </w:pPr>
     </w:p>
@@ -19733,6 +19699,7 @@
         <w:rPr>
           <w:rFonts w:cs="Arial"/>
           <w:szCs w:val="24"/>
+          <w:highlight w:val="yellow"/>
         </w:rPr>
       </w:pPr>
       <w:bookmarkStart w:id="26" w:name="_Toc193385951"/>
@@ -19742,6 +19709,7 @@
           <w:b/>
           <w:bCs/>
           <w:szCs w:val="24"/>
+          <w:highlight w:val="yellow"/>
         </w:rPr>
         <w:t>Termos de Uso</w:t>
       </w:r>
@@ -19759,6 +19727,7 @@
         <w:rPr>
           <w:rFonts w:cs="Arial"/>
           <w:szCs w:val="24"/>
+          <w:highlight w:val="yellow"/>
         </w:rPr>
         <w:t xml:space="preserve">1. </w:t>
       </w:r>
@@ -19767,6 +19736,7 @@
         <w:rPr>
           <w:rFonts w:cs="Arial"/>
           <w:szCs w:val="24"/>
+          <w:highlight w:val="yellow"/>
         </w:rPr>
         <w:t>TermosAo</w:t>
       </w:r>
@@ -19775,6 +19745,7 @@
         <w:rPr>
           <w:rFonts w:cs="Arial"/>
           <w:szCs w:val="24"/>
+          <w:highlight w:val="yellow"/>
         </w:rPr>
         <w:t xml:space="preserve"> acessar ao site </w:t>
       </w:r>
@@ -19783,6 +19754,7 @@
         <w:rPr>
           <w:rFonts w:cs="Arial"/>
           <w:szCs w:val="24"/>
+          <w:highlight w:val="yellow"/>
         </w:rPr>
         <w:t>gestoon</w:t>
       </w:r>
@@ -19791,6 +19763,7 @@
         <w:rPr>
           <w:rFonts w:cs="Arial"/>
           <w:szCs w:val="24"/>
+          <w:highlight w:val="yellow"/>
         </w:rPr>
         <w:t xml:space="preserve">, concorda em cumprir estes termos de serviço, todas as leis e regulamentos aplicáveis ​​e concorda que é responsável pelo cumprimento de todas as leis locais aplicáveis. Se você não concordar com algum desses termos, está proibido de usar ou acessar este site. Os materiais contidos neste site são protegidos pelas leis de direitos autorais e marcas comerciais aplicáveis.2. Uso de </w:t>
       </w:r>
@@ -19799,6 +19772,7 @@
         <w:rPr>
           <w:rFonts w:cs="Arial"/>
           <w:szCs w:val="24"/>
+          <w:highlight w:val="yellow"/>
         </w:rPr>
         <w:t>LicençaÉ</w:t>
       </w:r>
@@ -19807,6 +19781,7 @@
         <w:rPr>
           <w:rFonts w:cs="Arial"/>
           <w:szCs w:val="24"/>
+          <w:highlight w:val="yellow"/>
         </w:rPr>
         <w:t xml:space="preserve"> concedida permissão para baixar temporariamente uma cópia dos materiais (informações ou software) no site </w:t>
       </w:r>
@@ -19816,6 +19791,7 @@
         <w:rPr>
           <w:rFonts w:cs="Arial"/>
           <w:szCs w:val="24"/>
+          <w:highlight w:val="yellow"/>
         </w:rPr>
         <w:t>gestoon</w:t>
       </w:r>
@@ -19824,6 +19800,7 @@
         <w:rPr>
           <w:rFonts w:cs="Arial"/>
           <w:szCs w:val="24"/>
+          <w:highlight w:val="yellow"/>
         </w:rPr>
         <w:t xml:space="preserve"> ,</w:t>
       </w:r>
@@ -19832,6 +19809,7 @@
         <w:rPr>
           <w:rFonts w:cs="Arial"/>
           <w:szCs w:val="24"/>
+          <w:highlight w:val="yellow"/>
         </w:rPr>
         <w:t xml:space="preserve"> apenas para visualização transitória pessoal e não comercial. Esta é a concessão de uma licença, não uma transferência de título e, sob esta licença, você não pode: modificar ou copiar os materiais; usar os materiais para qualquer finalidade comercial ou para exibição pública (comercial ou não comercial); tentar </w:t>
       </w:r>
@@ -19840,6 +19818,7 @@
         <w:rPr>
           <w:rFonts w:cs="Arial"/>
           <w:szCs w:val="24"/>
+          <w:highlight w:val="yellow"/>
         </w:rPr>
         <w:t>descompilar</w:t>
       </w:r>
@@ -19848,14 +19827,25 @@
         <w:rPr>
           <w:rFonts w:cs="Arial"/>
           <w:szCs w:val="24"/>
-        </w:rPr>
-        <w:t xml:space="preserve"> ou fazer engenharia reversa de qualquer software contido no site </w:t>
+          <w:highlight w:val="yellow"/>
+        </w:rPr>
+        <w:t xml:space="preserve"> ou fazer engenharia reversa </w:t>
+      </w:r>
+      <w:r>
+        <w:rPr>
+          <w:rFonts w:cs="Arial"/>
+          <w:szCs w:val="24"/>
+          <w:highlight w:val="yellow"/>
+        </w:rPr>
+        <w:lastRenderedPageBreak/>
+        <w:t xml:space="preserve">de qualquer software contido no site </w:t>
       </w:r>
       <w:proofErr w:type="spellStart"/>
       <w:r>
         <w:rPr>
           <w:rFonts w:cs="Arial"/>
           <w:szCs w:val="24"/>
+          <w:highlight w:val="yellow"/>
         </w:rPr>
         <w:t>gestoon</w:t>
       </w:r>
@@ -19864,6 +19854,7 @@
         <w:rPr>
           <w:rFonts w:cs="Arial"/>
           <w:szCs w:val="24"/>
+          <w:highlight w:val="yellow"/>
         </w:rPr>
         <w:t xml:space="preserve">; remover quaisquer direitos autorais ou outras notações de propriedade dos materiais; ou transferir os materiais para outra pessoa ou 'espelhe' os materiais em qualquer outro </w:t>
       </w:r>
@@ -19872,6 +19863,7 @@
         <w:rPr>
           <w:rFonts w:cs="Arial"/>
           <w:szCs w:val="24"/>
+          <w:highlight w:val="yellow"/>
         </w:rPr>
         <w:t>servidor.Esta</w:t>
       </w:r>
@@ -19880,6 +19872,7 @@
         <w:rPr>
           <w:rFonts w:cs="Arial"/>
           <w:szCs w:val="24"/>
+          <w:highlight w:val="yellow"/>
         </w:rPr>
         <w:t xml:space="preserve"> licença será automaticamente rescindida se você violar alguma dessas restrições e poderá ser rescindida por </w:t>
       </w:r>
@@ -19888,6 +19881,7 @@
         <w:rPr>
           <w:rFonts w:cs="Arial"/>
           <w:szCs w:val="24"/>
+          <w:highlight w:val="yellow"/>
         </w:rPr>
         <w:t>gestoon</w:t>
       </w:r>
@@ -19896,6 +19890,7 @@
         <w:rPr>
           <w:rFonts w:cs="Arial"/>
           <w:szCs w:val="24"/>
+          <w:highlight w:val="yellow"/>
         </w:rPr>
         <w:t xml:space="preserve"> a qualquer momento. Ao encerrar a visualização desses materiais ou após o término desta licença, você deve apagar todos os materiais baixados em sua posse, seja em formato </w:t>
       </w:r>
@@ -19904,6 +19899,7 @@
         <w:rPr>
           <w:rFonts w:cs="Arial"/>
           <w:szCs w:val="24"/>
+          <w:highlight w:val="yellow"/>
         </w:rPr>
         <w:t>eletrónico</w:t>
       </w:r>
@@ -19912,6 +19908,7 @@
         <w:rPr>
           <w:rFonts w:cs="Arial"/>
           <w:szCs w:val="24"/>
+          <w:highlight w:val="yellow"/>
         </w:rPr>
         <w:t xml:space="preserve"> ou impresso.3. Isenção de </w:t>
       </w:r>
@@ -19920,6 +19917,7 @@
         <w:rPr>
           <w:rFonts w:cs="Arial"/>
           <w:szCs w:val="24"/>
+          <w:highlight w:val="yellow"/>
         </w:rPr>
         <w:t>responsabilidadeOs</w:t>
       </w:r>
@@ -19928,6 +19926,7 @@
         <w:rPr>
           <w:rFonts w:cs="Arial"/>
           <w:szCs w:val="24"/>
+          <w:highlight w:val="yellow"/>
         </w:rPr>
         <w:t xml:space="preserve"> materiais no site da </w:t>
       </w:r>
@@ -19936,6 +19935,7 @@
         <w:rPr>
           <w:rFonts w:cs="Arial"/>
           <w:szCs w:val="24"/>
+          <w:highlight w:val="yellow"/>
         </w:rPr>
         <w:t>gestoon</w:t>
       </w:r>
@@ -19944,6 +19944,7 @@
         <w:rPr>
           <w:rFonts w:cs="Arial"/>
           <w:szCs w:val="24"/>
+          <w:highlight w:val="yellow"/>
         </w:rPr>
         <w:t xml:space="preserve"> são fornecidos 'como estão'. </w:t>
       </w:r>
@@ -19952,6 +19953,7 @@
         <w:rPr>
           <w:rFonts w:cs="Arial"/>
           <w:szCs w:val="24"/>
+          <w:highlight w:val="yellow"/>
         </w:rPr>
         <w:t>gestoon</w:t>
       </w:r>
@@ -19960,38 +19962,286 @@
         <w:rPr>
           <w:rFonts w:cs="Arial"/>
           <w:szCs w:val="24"/>
+          <w:highlight w:val="yellow"/>
+        </w:rPr>
+        <w:t xml:space="preserve"> não oferece garantias, expressas ou implícitas, e, por este meio, isenta e nega todas as outras garantias, incluindo, sem limitação, garantias implícitas ou condições de comercialização, adequação a um fim específico ou não violação de propriedade intelectual ou outra violação de </w:t>
+      </w:r>
+      <w:proofErr w:type="spellStart"/>
+      <w:r>
+        <w:rPr>
+          <w:rFonts w:cs="Arial"/>
+          <w:szCs w:val="24"/>
+          <w:highlight w:val="yellow"/>
+        </w:rPr>
+        <w:t>direitos.Além</w:t>
+      </w:r>
+      <w:proofErr w:type="spellEnd"/>
+      <w:r>
+        <w:rPr>
+          <w:rFonts w:cs="Arial"/>
+          <w:szCs w:val="24"/>
+          <w:highlight w:val="yellow"/>
+        </w:rPr>
+        <w:t xml:space="preserve"> disso, o </w:t>
+      </w:r>
+      <w:proofErr w:type="spellStart"/>
+      <w:r>
+        <w:rPr>
+          <w:rFonts w:cs="Arial"/>
+          <w:szCs w:val="24"/>
+          <w:highlight w:val="yellow"/>
+        </w:rPr>
+        <w:t>gestoon</w:t>
+      </w:r>
+      <w:proofErr w:type="spellEnd"/>
+      <w:r>
+        <w:rPr>
+          <w:rFonts w:cs="Arial"/>
+          <w:szCs w:val="24"/>
+          <w:highlight w:val="yellow"/>
+        </w:rPr>
+        <w:t xml:space="preserve"> não garante ou faz qualquer representação relativa à precisão, aos resultados prováveis ​​ou à confiabilidade do uso dos materiais em seu site ou de outra forma relacionado a esses materiais ou em sites vinculados a este site.4. </w:t>
+      </w:r>
+      <w:proofErr w:type="spellStart"/>
+      <w:r>
+        <w:rPr>
+          <w:rFonts w:cs="Arial"/>
+          <w:szCs w:val="24"/>
+          <w:highlight w:val="yellow"/>
+        </w:rPr>
+        <w:t>LimitaçõesEm</w:t>
+      </w:r>
+      <w:proofErr w:type="spellEnd"/>
+      <w:r>
+        <w:rPr>
+          <w:rFonts w:cs="Arial"/>
+          <w:szCs w:val="24"/>
+          <w:highlight w:val="yellow"/>
+        </w:rPr>
+        <w:t xml:space="preserve"> nenhum caso o </w:t>
+      </w:r>
+      <w:proofErr w:type="spellStart"/>
+      <w:r>
+        <w:rPr>
+          <w:rFonts w:cs="Arial"/>
+          <w:szCs w:val="24"/>
+          <w:highlight w:val="yellow"/>
+        </w:rPr>
+        <w:t>gestoon</w:t>
+      </w:r>
+      <w:proofErr w:type="spellEnd"/>
+      <w:r>
+        <w:rPr>
+          <w:rFonts w:cs="Arial"/>
+          <w:szCs w:val="24"/>
+          <w:highlight w:val="yellow"/>
+        </w:rPr>
+        <w:t xml:space="preserve"> ou seus fornecedores serão responsáveis ​​por quaisquer danos (incluindo, sem limitação, danos por perda de dados ou lucro ou devido a interrupção dos negócios) decorrentes do uso ou da incapacidade de usar os materiais em </w:t>
+      </w:r>
+      <w:proofErr w:type="spellStart"/>
+      <w:r>
+        <w:rPr>
+          <w:rFonts w:cs="Arial"/>
+          <w:szCs w:val="24"/>
+          <w:highlight w:val="yellow"/>
+        </w:rPr>
+        <w:t>gestoon</w:t>
+      </w:r>
+      <w:proofErr w:type="spellEnd"/>
+      <w:r>
+        <w:rPr>
+          <w:rFonts w:cs="Arial"/>
+          <w:szCs w:val="24"/>
+          <w:highlight w:val="yellow"/>
+        </w:rPr>
+        <w:t xml:space="preserve">, mesmo que </w:t>
+      </w:r>
+      <w:proofErr w:type="spellStart"/>
+      <w:r>
+        <w:rPr>
+          <w:rFonts w:cs="Arial"/>
+          <w:szCs w:val="24"/>
+          <w:highlight w:val="yellow"/>
+        </w:rPr>
+        <w:t>gestoon</w:t>
+      </w:r>
+      <w:proofErr w:type="spellEnd"/>
+      <w:r>
+        <w:rPr>
+          <w:rFonts w:cs="Arial"/>
+          <w:szCs w:val="24"/>
+          <w:highlight w:val="yellow"/>
+        </w:rPr>
+        <w:t xml:space="preserve"> ou um representante autorizado da </w:t>
+      </w:r>
+      <w:proofErr w:type="spellStart"/>
+      <w:r>
+        <w:rPr>
+          <w:rFonts w:cs="Arial"/>
+          <w:szCs w:val="24"/>
+          <w:highlight w:val="yellow"/>
+        </w:rPr>
+        <w:t>gestoon</w:t>
+      </w:r>
+      <w:proofErr w:type="spellEnd"/>
+      <w:r>
+        <w:rPr>
+          <w:rFonts w:cs="Arial"/>
+          <w:szCs w:val="24"/>
+          <w:highlight w:val="yellow"/>
+        </w:rPr>
+        <w:t xml:space="preserve"> tenha sido notificado oralmente ou por escrito da possibilidade de tais danos. Como algumas jurisdições não permitem limitações em garantias implícitas, ou limitações de responsabilidade por danos </w:t>
+      </w:r>
+      <w:proofErr w:type="spellStart"/>
+      <w:r>
+        <w:rPr>
+          <w:rFonts w:cs="Arial"/>
+          <w:szCs w:val="24"/>
+          <w:highlight w:val="yellow"/>
+        </w:rPr>
+        <w:t>conseqüentes</w:t>
+      </w:r>
+      <w:proofErr w:type="spellEnd"/>
+      <w:r>
+        <w:rPr>
+          <w:rFonts w:cs="Arial"/>
+          <w:szCs w:val="24"/>
+          <w:highlight w:val="yellow"/>
+        </w:rPr>
+        <w:t xml:space="preserve"> ou incidentais, essas limitações podem não se aplicar a você.5. Precisão dos </w:t>
+      </w:r>
+      <w:proofErr w:type="spellStart"/>
+      <w:r>
+        <w:rPr>
+          <w:rFonts w:cs="Arial"/>
+          <w:szCs w:val="24"/>
+          <w:highlight w:val="yellow"/>
+        </w:rPr>
+        <w:t>materiaisOs</w:t>
+      </w:r>
+      <w:proofErr w:type="spellEnd"/>
+      <w:r>
+        <w:rPr>
+          <w:rFonts w:cs="Arial"/>
+          <w:szCs w:val="24"/>
+          <w:highlight w:val="yellow"/>
+        </w:rPr>
+        <w:t xml:space="preserve"> materiais exibidos no site da </w:t>
+      </w:r>
+      <w:proofErr w:type="spellStart"/>
+      <w:r>
+        <w:rPr>
+          <w:rFonts w:cs="Arial"/>
+          <w:szCs w:val="24"/>
+          <w:highlight w:val="yellow"/>
+        </w:rPr>
+        <w:t>gestoon</w:t>
+      </w:r>
+      <w:proofErr w:type="spellEnd"/>
+      <w:r>
+        <w:rPr>
+          <w:rFonts w:cs="Arial"/>
+          <w:szCs w:val="24"/>
+          <w:highlight w:val="yellow"/>
+        </w:rPr>
+        <w:t xml:space="preserve"> podem incluir erros técnicos, tipográficos ou fotográficos. </w:t>
+      </w:r>
+      <w:proofErr w:type="spellStart"/>
+      <w:r>
+        <w:rPr>
+          <w:rFonts w:cs="Arial"/>
+          <w:szCs w:val="24"/>
+          <w:highlight w:val="yellow"/>
+        </w:rPr>
+        <w:t>gestoon</w:t>
+      </w:r>
+      <w:proofErr w:type="spellEnd"/>
+      <w:r>
+        <w:rPr>
+          <w:rFonts w:cs="Arial"/>
+          <w:szCs w:val="24"/>
+          <w:highlight w:val="yellow"/>
+        </w:rPr>
+        <w:t xml:space="preserve"> não garante que qualquer material em seu site seja preciso, completo ou atual. </w:t>
+      </w:r>
+      <w:proofErr w:type="spellStart"/>
+      <w:r>
+        <w:rPr>
+          <w:rFonts w:cs="Arial"/>
+          <w:szCs w:val="24"/>
+          <w:highlight w:val="yellow"/>
+        </w:rPr>
+        <w:t>gestoon</w:t>
+      </w:r>
+      <w:proofErr w:type="spellEnd"/>
+      <w:r>
+        <w:rPr>
+          <w:rFonts w:cs="Arial"/>
+          <w:szCs w:val="24"/>
+          <w:highlight w:val="yellow"/>
+        </w:rPr>
+        <w:t xml:space="preserve"> pode fazer alterações nos materiais contidos em seu site a qualquer momento, sem aviso prévio. No entanto, </w:t>
+      </w:r>
+      <w:proofErr w:type="spellStart"/>
+      <w:r>
+        <w:rPr>
+          <w:rFonts w:cs="Arial"/>
+          <w:szCs w:val="24"/>
+          <w:highlight w:val="yellow"/>
+        </w:rPr>
+        <w:t>gestoon</w:t>
+      </w:r>
+      <w:proofErr w:type="spellEnd"/>
+      <w:r>
+        <w:rPr>
+          <w:rFonts w:cs="Arial"/>
+          <w:szCs w:val="24"/>
+          <w:highlight w:val="yellow"/>
+        </w:rPr>
+        <w:t xml:space="preserve"> não se compromete a atualizar os materiais.6. </w:t>
+      </w:r>
+      <w:proofErr w:type="spellStart"/>
+      <w:r>
+        <w:rPr>
+          <w:rFonts w:cs="Arial"/>
+          <w:szCs w:val="24"/>
+          <w:highlight w:val="yellow"/>
+        </w:rPr>
+        <w:t>LinksO</w:t>
+      </w:r>
+      <w:proofErr w:type="spellEnd"/>
+      <w:r>
+        <w:rPr>
+          <w:rFonts w:cs="Arial"/>
+          <w:szCs w:val="24"/>
+          <w:highlight w:val="yellow"/>
         </w:rPr>
         <w:t xml:space="preserve"> </w:t>
       </w:r>
-      <w:r>
-        <w:rPr>
-          <w:rFonts w:cs="Arial"/>
-          <w:szCs w:val="24"/>
-        </w:rPr>
-        <w:lastRenderedPageBreak/>
-        <w:t xml:space="preserve">não oferece garantias, expressas ou implícitas, e, por este meio, isenta e nega todas as outras garantias, incluindo, sem limitação, garantias implícitas ou condições de comercialização, adequação a um fim específico ou não violação de propriedade intelectual ou outra violação de </w:t>
-      </w:r>
       <w:proofErr w:type="spellStart"/>
       <w:r>
         <w:rPr>
           <w:rFonts w:cs="Arial"/>
           <w:szCs w:val="24"/>
-        </w:rPr>
-        <w:t>direitos.Além</w:t>
+          <w:highlight w:val="yellow"/>
+        </w:rPr>
+        <w:t>gestoon</w:t>
       </w:r>
       <w:proofErr w:type="spellEnd"/>
       <w:r>
         <w:rPr>
           <w:rFonts w:cs="Arial"/>
           <w:szCs w:val="24"/>
-        </w:rPr>
-        <w:t xml:space="preserve"> disso, o </w:t>
+          <w:highlight w:val="yellow"/>
+        </w:rPr>
+        <w:t xml:space="preserve"> não analisou todos os sites vinculados ao seu site e não é responsável pelo conteúdo de nenhum site vinculado. A inclusão de qualquer link não implica endosso por </w:t>
       </w:r>
       <w:proofErr w:type="spellStart"/>
       <w:r>
         <w:rPr>
           <w:rFonts w:cs="Arial"/>
           <w:szCs w:val="24"/>
+          <w:highlight w:val="yellow"/>
         </w:rPr>
         <w:t>gestoon</w:t>
       </w:r>
@@ -20000,230 +20250,7 @@
         <w:rPr>
           <w:rFonts w:cs="Arial"/>
           <w:szCs w:val="24"/>
-        </w:rPr>
-        <w:t xml:space="preserve"> não garante ou faz qualquer representação relativa à precisão, aos resultados prováveis ​​ou à confiabilidade do uso dos materiais em seu site ou de outra forma relacionado a esses materiais ou em sites vinculados a este site.4. </w:t>
-      </w:r>
-      <w:proofErr w:type="spellStart"/>
-      <w:r>
-        <w:rPr>
-          <w:rFonts w:cs="Arial"/>
-          <w:szCs w:val="24"/>
-        </w:rPr>
-        <w:t>LimitaçõesEm</w:t>
-      </w:r>
-      <w:proofErr w:type="spellEnd"/>
-      <w:r>
-        <w:rPr>
-          <w:rFonts w:cs="Arial"/>
-          <w:szCs w:val="24"/>
-        </w:rPr>
-        <w:t xml:space="preserve"> nenhum caso o </w:t>
-      </w:r>
-      <w:proofErr w:type="spellStart"/>
-      <w:r>
-        <w:rPr>
-          <w:rFonts w:cs="Arial"/>
-          <w:szCs w:val="24"/>
-        </w:rPr>
-        <w:t>gestoon</w:t>
-      </w:r>
-      <w:proofErr w:type="spellEnd"/>
-      <w:r>
-        <w:rPr>
-          <w:rFonts w:cs="Arial"/>
-          <w:szCs w:val="24"/>
-        </w:rPr>
-        <w:t xml:space="preserve"> ou seus fornecedores serão responsáveis ​​por quaisquer danos (incluindo, sem limitação, danos por perda de dados ou lucro ou devido a interrupção dos negócios) decorrentes do uso ou da incapacidade de usar os materiais em </w:t>
-      </w:r>
-      <w:proofErr w:type="spellStart"/>
-      <w:r>
-        <w:rPr>
-          <w:rFonts w:cs="Arial"/>
-          <w:szCs w:val="24"/>
-        </w:rPr>
-        <w:t>gestoon</w:t>
-      </w:r>
-      <w:proofErr w:type="spellEnd"/>
-      <w:r>
-        <w:rPr>
-          <w:rFonts w:cs="Arial"/>
-          <w:szCs w:val="24"/>
-        </w:rPr>
-        <w:t xml:space="preserve">, mesmo que </w:t>
-      </w:r>
-      <w:proofErr w:type="spellStart"/>
-      <w:r>
-        <w:rPr>
-          <w:rFonts w:cs="Arial"/>
-          <w:szCs w:val="24"/>
-        </w:rPr>
-        <w:t>gestoon</w:t>
-      </w:r>
-      <w:proofErr w:type="spellEnd"/>
-      <w:r>
-        <w:rPr>
-          <w:rFonts w:cs="Arial"/>
-          <w:szCs w:val="24"/>
-        </w:rPr>
-        <w:t xml:space="preserve"> ou um representante autorizado da </w:t>
-      </w:r>
-      <w:proofErr w:type="spellStart"/>
-      <w:r>
-        <w:rPr>
-          <w:rFonts w:cs="Arial"/>
-          <w:szCs w:val="24"/>
-        </w:rPr>
-        <w:t>gestoon</w:t>
-      </w:r>
-      <w:proofErr w:type="spellEnd"/>
-      <w:r>
-        <w:rPr>
-          <w:rFonts w:cs="Arial"/>
-          <w:szCs w:val="24"/>
-        </w:rPr>
-        <w:t xml:space="preserve"> tenha sido notificado oralmente ou por escrito da possibilidade de tais danos. Como algumas jurisdições não permitem limitações em garantias implícitas, ou limitações de responsabilidade por danos </w:t>
-      </w:r>
-      <w:proofErr w:type="spellStart"/>
-      <w:r>
-        <w:rPr>
-          <w:rFonts w:cs="Arial"/>
-          <w:szCs w:val="24"/>
-        </w:rPr>
-        <w:t>conseqüentes</w:t>
-      </w:r>
-      <w:proofErr w:type="spellEnd"/>
-      <w:r>
-        <w:rPr>
-          <w:rFonts w:cs="Arial"/>
-          <w:szCs w:val="24"/>
-        </w:rPr>
-        <w:t xml:space="preserve"> ou incidentais, essas limitações podem não se aplicar a você.5. Precisão dos </w:t>
-      </w:r>
-      <w:proofErr w:type="spellStart"/>
-      <w:r>
-        <w:rPr>
-          <w:rFonts w:cs="Arial"/>
-          <w:szCs w:val="24"/>
-        </w:rPr>
-        <w:t>materiaisOs</w:t>
-      </w:r>
-      <w:proofErr w:type="spellEnd"/>
-      <w:r>
-        <w:rPr>
-          <w:rFonts w:cs="Arial"/>
-          <w:szCs w:val="24"/>
-        </w:rPr>
-        <w:t xml:space="preserve"> materiais exibidos no site da </w:t>
-      </w:r>
-      <w:proofErr w:type="spellStart"/>
-      <w:r>
-        <w:rPr>
-          <w:rFonts w:cs="Arial"/>
-          <w:szCs w:val="24"/>
-        </w:rPr>
-        <w:t>gestoon</w:t>
-      </w:r>
-      <w:proofErr w:type="spellEnd"/>
-      <w:r>
-        <w:rPr>
-          <w:rFonts w:cs="Arial"/>
-          <w:szCs w:val="24"/>
-        </w:rPr>
-        <w:t xml:space="preserve"> podem incluir erros técnicos, tipográficos ou fotográficos. </w:t>
-      </w:r>
-      <w:proofErr w:type="spellStart"/>
-      <w:r>
-        <w:rPr>
-          <w:rFonts w:cs="Arial"/>
-          <w:szCs w:val="24"/>
-        </w:rPr>
-        <w:t>gestoon</w:t>
-      </w:r>
-      <w:proofErr w:type="spellEnd"/>
-      <w:r>
-        <w:rPr>
-          <w:rFonts w:cs="Arial"/>
-          <w:szCs w:val="24"/>
-        </w:rPr>
-        <w:t xml:space="preserve"> não garante que qualquer material em seu site seja preciso, completo ou atual. </w:t>
-      </w:r>
-      <w:proofErr w:type="spellStart"/>
-      <w:r>
-        <w:rPr>
-          <w:rFonts w:cs="Arial"/>
-          <w:szCs w:val="24"/>
-        </w:rPr>
-        <w:t>gestoon</w:t>
-      </w:r>
-      <w:proofErr w:type="spellEnd"/>
-      <w:r>
-        <w:rPr>
-          <w:rFonts w:cs="Arial"/>
-          <w:szCs w:val="24"/>
-        </w:rPr>
-        <w:t xml:space="preserve"> pode fazer alterações nos materiais contidos em seu site a qualquer momento, sem aviso prévio. No entanto, </w:t>
-      </w:r>
-      <w:proofErr w:type="spellStart"/>
-      <w:r>
-        <w:rPr>
-          <w:rFonts w:cs="Arial"/>
-          <w:szCs w:val="24"/>
-        </w:rPr>
-        <w:t>gestoon</w:t>
-      </w:r>
-      <w:proofErr w:type="spellEnd"/>
-      <w:r>
-        <w:rPr>
-          <w:rFonts w:cs="Arial"/>
-          <w:szCs w:val="24"/>
-        </w:rPr>
-        <w:t xml:space="preserve"> não se compromete a atualizar os materiais.6. </w:t>
-      </w:r>
-      <w:proofErr w:type="spellStart"/>
-      <w:r>
-        <w:rPr>
-          <w:rFonts w:cs="Arial"/>
-          <w:szCs w:val="24"/>
-        </w:rPr>
-        <w:t>LinksO</w:t>
-      </w:r>
-      <w:proofErr w:type="spellEnd"/>
-      <w:r>
-        <w:rPr>
-          <w:rFonts w:cs="Arial"/>
-          <w:szCs w:val="24"/>
-        </w:rPr>
-        <w:t xml:space="preserve"> </w:t>
-      </w:r>
-      <w:proofErr w:type="spellStart"/>
-      <w:r>
-        <w:rPr>
-          <w:rFonts w:cs="Arial"/>
-          <w:szCs w:val="24"/>
-        </w:rPr>
-        <w:t>gestoon</w:t>
-      </w:r>
-      <w:proofErr w:type="spellEnd"/>
-      <w:r>
-        <w:rPr>
-          <w:rFonts w:cs="Arial"/>
-          <w:szCs w:val="24"/>
-        </w:rPr>
-        <w:t xml:space="preserve"> não analisou todos os sites vinculados ao seu site e não é responsável pelo conteúdo de nenhum site vinculado. A inclusão de qualquer link não implica endosso por </w:t>
-      </w:r>
-      <w:proofErr w:type="spellStart"/>
-      <w:r>
-        <w:rPr>
-          <w:rFonts w:cs="Arial"/>
-          <w:szCs w:val="24"/>
-        </w:rPr>
-        <w:t>gestoon</w:t>
-      </w:r>
-      <w:proofErr w:type="spellEnd"/>
-      <w:r>
-        <w:rPr>
-          <w:rFonts w:cs="Arial"/>
-          <w:szCs w:val="24"/>
+          <w:highlight w:val="yellow"/>
         </w:rPr>
         <w:t xml:space="preserve"> do site. O uso de qualquer site vinculado é por conta e risco do </w:t>
       </w:r>
@@ -20233,6 +20260,7 @@
         <w:rPr>
           <w:rFonts w:cs="Arial"/>
           <w:szCs w:val="24"/>
+          <w:highlight w:val="yellow"/>
         </w:rPr>
         <w:t>usuário.ModificaçõesO</w:t>
       </w:r>
@@ -20242,6 +20270,7 @@
         <w:rPr>
           <w:rFonts w:cs="Arial"/>
           <w:szCs w:val="24"/>
+          <w:highlight w:val="yellow"/>
         </w:rPr>
         <w:t xml:space="preserve"> </w:t>
       </w:r>
@@ -20250,6 +20279,7 @@
         <w:rPr>
           <w:rFonts w:cs="Arial"/>
           <w:szCs w:val="24"/>
+          <w:highlight w:val="yellow"/>
         </w:rPr>
         <w:t>gestoon</w:t>
       </w:r>
@@ -20258,6 +20288,7 @@
         <w:rPr>
           <w:rFonts w:cs="Arial"/>
           <w:szCs w:val="24"/>
+          <w:highlight w:val="yellow"/>
         </w:rPr>
         <w:t xml:space="preserve"> pode revisar estes termos de serviço do site a qualquer momento, sem aviso prévio. Ao usar este site, você concorda em ficar vinculado à versão atual desses termos de </w:t>
       </w:r>
@@ -20267,6 +20298,7 @@
         <w:rPr>
           <w:rFonts w:cs="Arial"/>
           <w:szCs w:val="24"/>
+          <w:highlight w:val="yellow"/>
         </w:rPr>
         <w:t>serviço.Lei</w:t>
       </w:r>
@@ -20276,6 +20308,7 @@
         <w:rPr>
           <w:rFonts w:cs="Arial"/>
           <w:szCs w:val="24"/>
+          <w:highlight w:val="yellow"/>
         </w:rPr>
         <w:t xml:space="preserve"> </w:t>
       </w:r>
@@ -20284,6 +20317,7 @@
         <w:rPr>
           <w:rFonts w:cs="Arial"/>
           <w:szCs w:val="24"/>
+          <w:highlight w:val="yellow"/>
         </w:rPr>
         <w:t>aplicávelEstes</w:t>
       </w:r>
@@ -20292,14 +20326,25 @@
         <w:rPr>
           <w:rFonts w:cs="Arial"/>
           <w:szCs w:val="24"/>
-        </w:rPr>
-        <w:t xml:space="preserve"> termos e condições são regidos e interpretados de acordo com as leis do </w:t>
+          <w:highlight w:val="yellow"/>
+        </w:rPr>
+        <w:t xml:space="preserve"> termos e condições são regidos e interpretados de acordo </w:t>
+      </w:r>
+      <w:r>
+        <w:rPr>
+          <w:rFonts w:cs="Arial"/>
+          <w:szCs w:val="24"/>
+          <w:highlight w:val="yellow"/>
+        </w:rPr>
+        <w:lastRenderedPageBreak/>
+        <w:t xml:space="preserve">com as leis do </w:t>
       </w:r>
       <w:proofErr w:type="spellStart"/>
       <w:r>
         <w:rPr>
           <w:rFonts w:cs="Arial"/>
           <w:szCs w:val="24"/>
+          <w:highlight w:val="yellow"/>
         </w:rPr>
         <w:t>gestoon</w:t>
       </w:r>
@@ -20308,6 +20353,7 @@
         <w:rPr>
           <w:rFonts w:cs="Arial"/>
           <w:szCs w:val="24"/>
+          <w:highlight w:val="yellow"/>
         </w:rPr>
         <w:t xml:space="preserve"> e você se submete irrevogavelmente à jurisdição exclusiva dos tribunais naquele estado ou localidade.</w:t>
       </w:r>
@@ -20342,6 +20388,7 @@
           <w:rFonts w:cs="Arial"/>
           <w:b/>
           <w:szCs w:val="24"/>
+          <w:highlight w:val="yellow"/>
         </w:rPr>
       </w:pPr>
       <w:bookmarkStart w:id="27" w:name="_Toc193385952"/>
@@ -20350,6 +20397,7 @@
           <w:rFonts w:cs="Arial"/>
           <w:b/>
           <w:szCs w:val="24"/>
+          <w:highlight w:val="yellow"/>
         </w:rPr>
         <w:lastRenderedPageBreak/>
         <w:t>CONSIDERAÇÕES FINAIS</w:t>
@@ -20361,12 +20409,14 @@
         <w:rPr>
           <w:rFonts w:cs="Arial"/>
           <w:szCs w:val="24"/>
-        </w:rPr>
-      </w:pPr>
-      <w:r>
-        <w:rPr>
-          <w:rFonts w:cs="Arial"/>
-          <w:szCs w:val="24"/>
+          <w:highlight w:val="yellow"/>
+        </w:rPr>
+      </w:pPr>
+      <w:r>
+        <w:rPr>
+          <w:rFonts w:cs="Arial"/>
+          <w:szCs w:val="24"/>
+          <w:highlight w:val="yellow"/>
         </w:rPr>
         <w:t>Parte final do trabalho no qual são expostas as conclusões correspondentes aos objetivos e hipóteses, apresentados na introdução.</w:t>
       </w:r>
@@ -20376,12 +20426,14 @@
         <w:rPr>
           <w:rFonts w:cs="Arial"/>
           <w:szCs w:val="24"/>
-        </w:rPr>
-      </w:pPr>
-      <w:r>
-        <w:rPr>
-          <w:rFonts w:cs="Arial"/>
-          <w:szCs w:val="24"/>
+          <w:highlight w:val="yellow"/>
+        </w:rPr>
+      </w:pPr>
+      <w:r>
+        <w:rPr>
+          <w:rFonts w:cs="Arial"/>
+          <w:szCs w:val="24"/>
+          <w:highlight w:val="yellow"/>
         </w:rPr>
         <w:t>Nesse campo são apontadas as respostas às hipóteses e objetivos do TCC. O ponto de vista dos autores, devidamente embasado p</w:t>
       </w:r>
@@ -20389,6 +20441,7 @@
         <w:rPr>
           <w:rFonts w:cs="Arial"/>
           <w:szCs w:val="24"/>
+          <w:highlight w:val="yellow"/>
         </w:rPr>
         <w:t xml:space="preserve"> </w:t>
       </w:r>
@@ -20396,6 +20449,7 @@
         <w:rPr>
           <w:rFonts w:cs="Arial"/>
           <w:szCs w:val="24"/>
+          <w:highlight w:val="yellow"/>
         </w:rPr>
         <w:t>elos dados, conceitos e informações apresentados no desenvolvimento deve ser inserido aqui. Podem ser incluídas breves recomendações e sugestões para trabalhos futuros.</w:t>
       </w:r>
@@ -20405,22 +20459,25 @@
         <w:rPr>
           <w:rFonts w:cs="Arial"/>
           <w:szCs w:val="24"/>
-        </w:rPr>
-      </w:pPr>
-    </w:p>
-    <w:p>
-      <w:pPr>
-        <w:rPr>
-          <w:rFonts w:cs="Arial"/>
-          <w:szCs w:val="24"/>
-        </w:rPr>
-      </w:pPr>
-    </w:p>
-    <w:p>
-      <w:pPr>
-        <w:rPr>
-          <w:rFonts w:cs="Arial"/>
-          <w:szCs w:val="24"/>
+          <w:highlight w:val="yellow"/>
+        </w:rPr>
+      </w:pPr>
+    </w:p>
+    <w:p>
+      <w:pPr>
+        <w:rPr>
+          <w:rFonts w:cs="Arial"/>
+          <w:szCs w:val="24"/>
+          <w:highlight w:val="yellow"/>
+        </w:rPr>
+      </w:pPr>
+    </w:p>
+    <w:p>
+      <w:pPr>
+        <w:rPr>
+          <w:rFonts w:cs="Arial"/>
+          <w:szCs w:val="24"/>
+          <w:highlight w:val="yellow"/>
         </w:rPr>
       </w:pPr>
     </w:p>
@@ -20431,12 +20488,14 @@
         <w:rPr>
           <w:rFonts w:cs="Arial"/>
           <w:szCs w:val="24"/>
-        </w:rPr>
-      </w:pPr>
-      <w:r>
-        <w:rPr>
-          <w:rFonts w:cs="Arial"/>
-          <w:szCs w:val="24"/>
+          <w:highlight w:val="yellow"/>
+        </w:rPr>
+      </w:pPr>
+      <w:r>
+        <w:rPr>
+          <w:rFonts w:cs="Arial"/>
+          <w:szCs w:val="24"/>
+          <w:highlight w:val="yellow"/>
         </w:rPr>
         <w:br w:type="page"/>
       </w:r>
@@ -20449,6 +20508,7 @@
           <w:rFonts w:cs="Arial"/>
           <w:b/>
           <w:szCs w:val="24"/>
+          <w:highlight w:val="yellow"/>
         </w:rPr>
       </w:pPr>
       <w:bookmarkStart w:id="28" w:name="_Toc193385953"/>
@@ -20457,6 +20517,7 @@
           <w:rFonts w:cs="Arial"/>
           <w:b/>
           <w:szCs w:val="24"/>
+          <w:highlight w:val="yellow"/>
         </w:rPr>
         <w:lastRenderedPageBreak/>
         <w:t>REFERÊNCIAS</w:t>
@@ -20470,6 +20531,7 @@
           <w:rFonts w:cs="Arial"/>
           <w:sz w:val="20"/>
           <w:szCs w:val="20"/>
+          <w:highlight w:val="yellow"/>
         </w:rPr>
       </w:pPr>
       <w:r>
@@ -20477,6 +20539,7 @@
           <w:rFonts w:cs="Arial"/>
           <w:sz w:val="20"/>
           <w:szCs w:val="20"/>
+          <w:highlight w:val="yellow"/>
         </w:rPr>
         <w:t xml:space="preserve">BALLOU, Ronald H. </w:t>
       </w:r>
@@ -20486,6 +20549,7 @@
           <w:rFonts w:cs="Arial"/>
           <w:sz w:val="20"/>
           <w:szCs w:val="20"/>
+          <w:highlight w:val="yellow"/>
         </w:rPr>
         <w:t>Gerenciamento da cadeia de suprimentos: logística empresarial</w:t>
       </w:r>
@@ -20494,6 +20558,7 @@
           <w:rFonts w:cs="Arial"/>
           <w:sz w:val="20"/>
           <w:szCs w:val="20"/>
+          <w:highlight w:val="yellow"/>
         </w:rPr>
         <w:t>. Porto Alegre: Bookman, 2006.</w:t>
       </w:r>
@@ -20505,6 +20570,7 @@
           <w:rFonts w:cs="Arial"/>
           <w:sz w:val="20"/>
           <w:szCs w:val="20"/>
+          <w:highlight w:val="yellow"/>
         </w:rPr>
       </w:pPr>
       <w:r>
@@ -20512,6 +20578,7 @@
           <w:rFonts w:cs="Arial"/>
           <w:sz w:val="20"/>
           <w:szCs w:val="20"/>
+          <w:highlight w:val="yellow"/>
         </w:rPr>
         <w:t xml:space="preserve">LAUDON, Kenneth C.; LAUDON, Jane P. </w:t>
       </w:r>
@@ -20521,6 +20588,7 @@
           <w:rFonts w:cs="Arial"/>
           <w:sz w:val="20"/>
           <w:szCs w:val="20"/>
+          <w:highlight w:val="yellow"/>
         </w:rPr>
         <w:t>Sistemas de informação gerenciais</w:t>
       </w:r>
@@ -20529,6 +20597,7 @@
           <w:rFonts w:cs="Arial"/>
           <w:sz w:val="20"/>
           <w:szCs w:val="20"/>
+          <w:highlight w:val="yellow"/>
         </w:rPr>
         <w:t>. 11. ed. São Paulo: Pearson, 2014.</w:t>
       </w:r>
@@ -20540,6 +20609,7 @@
           <w:rFonts w:cs="Arial"/>
           <w:sz w:val="20"/>
           <w:szCs w:val="20"/>
+          <w:highlight w:val="yellow"/>
         </w:rPr>
       </w:pPr>
       <w:r>
@@ -20547,6 +20617,7 @@
           <w:rFonts w:cs="Arial"/>
           <w:sz w:val="20"/>
           <w:szCs w:val="20"/>
+          <w:highlight w:val="yellow"/>
         </w:rPr>
         <w:t xml:space="preserve">O’BRIEN, James A.; MARAKAS, George M. </w:t>
       </w:r>
@@ -20556,6 +20627,7 @@
           <w:rFonts w:cs="Arial"/>
           <w:sz w:val="20"/>
           <w:szCs w:val="20"/>
+          <w:highlight w:val="yellow"/>
         </w:rPr>
         <w:t>Sistemas de informação gerenciais</w:t>
       </w:r>
@@ -20564,6 +20636,7 @@
           <w:rFonts w:cs="Arial"/>
           <w:sz w:val="20"/>
           <w:szCs w:val="20"/>
+          <w:highlight w:val="yellow"/>
         </w:rPr>
         <w:t>. Porto Alegre: AMGH, 2013.</w:t>
       </w:r>
@@ -20575,6 +20648,7 @@
           <w:rFonts w:cs="Arial"/>
           <w:sz w:val="20"/>
           <w:szCs w:val="20"/>
+          <w:highlight w:val="yellow"/>
         </w:rPr>
       </w:pPr>
       <w:r>
@@ -20582,6 +20656,7 @@
           <w:rFonts w:cs="Arial"/>
           <w:sz w:val="20"/>
           <w:szCs w:val="20"/>
+          <w:highlight w:val="yellow"/>
         </w:rPr>
         <w:t xml:space="preserve">PRESSMAN, Roger S. </w:t>
       </w:r>
@@ -20591,6 +20666,7 @@
           <w:rFonts w:cs="Arial"/>
           <w:sz w:val="20"/>
           <w:szCs w:val="20"/>
+          <w:highlight w:val="yellow"/>
         </w:rPr>
         <w:t>Engenharia de software: uma abordagem profissional</w:t>
       </w:r>
@@ -20599,6 +20675,7 @@
           <w:rFonts w:cs="Arial"/>
           <w:sz w:val="20"/>
           <w:szCs w:val="20"/>
+          <w:highlight w:val="yellow"/>
         </w:rPr>
         <w:t>. 8. ed. Porto Alegre: AMGH, 2016.</w:t>
       </w:r>
@@ -20610,6 +20687,7 @@
           <w:rFonts w:cs="Arial"/>
           <w:sz w:val="20"/>
           <w:szCs w:val="20"/>
+          <w:highlight w:val="yellow"/>
         </w:rPr>
       </w:pPr>
       <w:r>
@@ -20617,6 +20695,7 @@
           <w:rFonts w:cs="Arial"/>
           <w:sz w:val="20"/>
           <w:szCs w:val="20"/>
+          <w:highlight w:val="yellow"/>
         </w:rPr>
         <w:t xml:space="preserve">SLACK, Nigel; CHAMBERS, Stuart; JOHNSTON, Robert. </w:t>
       </w:r>
@@ -20626,6 +20705,7 @@
           <w:rFonts w:cs="Arial"/>
           <w:sz w:val="20"/>
           <w:szCs w:val="20"/>
+          <w:highlight w:val="yellow"/>
         </w:rPr>
         <w:t>Administração da produção</w:t>
       </w:r>
@@ -20634,6 +20714,7 @@
           <w:rFonts w:cs="Arial"/>
           <w:sz w:val="20"/>
           <w:szCs w:val="20"/>
+          <w:highlight w:val="yellow"/>
         </w:rPr>
         <w:t>. São Paulo: Atlas, 2009.</w:t>
       </w:r>
@@ -20645,6 +20726,7 @@
           <w:rFonts w:cs="Arial"/>
           <w:sz w:val="20"/>
           <w:szCs w:val="20"/>
+          <w:highlight w:val="yellow"/>
         </w:rPr>
       </w:pPr>
       <w:r>
@@ -20652,6 +20734,7 @@
           <w:rFonts w:cs="Arial"/>
           <w:sz w:val="20"/>
           <w:szCs w:val="20"/>
+          <w:highlight w:val="yellow"/>
         </w:rPr>
         <w:t xml:space="preserve">TURBAN, Efraim et al. </w:t>
       </w:r>
@@ -20661,6 +20744,7 @@
           <w:rFonts w:cs="Arial"/>
           <w:sz w:val="20"/>
           <w:szCs w:val="20"/>
+          <w:highlight w:val="yellow"/>
         </w:rPr>
         <w:t>Tecnologia da informação para gestão</w:t>
       </w:r>
@@ -20669,6 +20753,7 @@
           <w:rFonts w:cs="Arial"/>
           <w:sz w:val="20"/>
           <w:szCs w:val="20"/>
+          <w:highlight w:val="yellow"/>
         </w:rPr>
         <w:t>. Porto Alegre: Bookman, 2013.</w:t>
       </w:r>
@@ -20688,6 +20773,7 @@
           <w:rFonts w:cs="Arial"/>
           <w:sz w:val="20"/>
           <w:szCs w:val="20"/>
+          <w:highlight w:val="yellow"/>
         </w:rPr>
         <w:t>CONFEDERAÇÃO NACIONAL DE DIRIGENTES Lojistas (CNDL). Automação no varejo e organização de processos. 2024.</w:t>
       </w:r>
@@ -23243,6 +23329,10 @@
 </file>
 
 <file path=customXml/item1.xml><?xml version="1.0" encoding="utf-8"?>
+<b:Sources xmlns:b="http://schemas.openxmlformats.org/officeDocument/2006/bibliography" xmlns="http://schemas.openxmlformats.org/officeDocument/2006/bibliography" SelectedStyle="\APA.XSL" StyleName="APA"/>
+</file>
+
+<file path=customXml/item2.xml><?xml version="1.0" encoding="utf-8"?>
 <ct:contentTypeSchema xmlns:ct="http://schemas.microsoft.com/office/2006/metadata/contentType" xmlns:ma="http://schemas.microsoft.com/office/2006/metadata/properties/metaAttributes" ct:_="" ma:_="" ma:contentTypeName="Documento" ma:contentTypeID="0x01010079E85AF13E1D6948BAEBBC3E299C7A4C" ma:contentTypeVersion="11" ma:contentTypeDescription="Crie um novo documento." ma:contentTypeScope="" ma:versionID="9903338d6f6ebf8d9f52e57d695b90e0">
   <xsd:schema xmlns:xsd="http://www.w3.org/2001/XMLSchema" xmlns:xs="http://www.w3.org/2001/XMLSchema" xmlns:p="http://schemas.microsoft.com/office/2006/metadata/properties" xmlns:ns2="1c99b82c-450d-407b-8685-188b0222f857" xmlns:ns3="ec9326a9-796b-4177-81ae-8ce46d6874ce" targetNamespace="http://schemas.microsoft.com/office/2006/metadata/properties" ma:root="true" ma:fieldsID="27025b9af28ab54196939bbeabbec0a9" ns2:_="" ns3:_="">
     <xsd:import namespace="1c99b82c-450d-407b-8685-188b0222f857"/>
@@ -23431,10 +23521,6 @@
 </ct:contentTypeSchema>
 </file>
 
-<file path=customXml/item2.xml><?xml version="1.0" encoding="utf-8"?>
-<b:Sources xmlns:b="http://schemas.openxmlformats.org/officeDocument/2006/bibliography" xmlns="http://schemas.openxmlformats.org/officeDocument/2006/bibliography" SelectedStyle="\APA.XSL" StyleName="APA"/>
-</file>
-
 <file path=customXml/item3.xml><?xml version="1.0" encoding="utf-8"?>
 <?mso-contentType ?>
 <FormTemplates xmlns="http://schemas.microsoft.com/sharepoint/v3/contenttype/forms">
@@ -23445,6 +23531,14 @@
 </file>
 
 <file path=customXml/itemProps1.xml><?xml version="1.0" encoding="utf-8"?>
+<ds:datastoreItem xmlns:ds="http://schemas.openxmlformats.org/officeDocument/2006/customXml" ds:itemID="{6D1FBB9A-856D-43D0-A2C9-AA3DEE8D1533}">
+  <ds:schemaRefs>
+    <ds:schemaRef ds:uri="http://schemas.openxmlformats.org/officeDocument/2006/bibliography"/>
+  </ds:schemaRefs>
+</ds:datastoreItem>
+</file>
+
+<file path=customXml/itemProps2.xml><?xml version="1.0" encoding="utf-8"?>
 <ds:datastoreItem xmlns:ds="http://schemas.openxmlformats.org/officeDocument/2006/customXml" ds:itemID="{F9562963-6458-4B09-8DDA-F09296948AA7}">
   <ds:schemaRefs>
     <ds:schemaRef ds:uri="http://schemas.microsoft.com/office/2006/metadata/contentType"/>
@@ -23463,14 +23557,6 @@
 </ds:datastoreItem>
 </file>
 
-<file path=customXml/itemProps2.xml><?xml version="1.0" encoding="utf-8"?>
-<ds:datastoreItem xmlns:ds="http://schemas.openxmlformats.org/officeDocument/2006/customXml" ds:itemID="{6D1FBB9A-856D-43D0-A2C9-AA3DEE8D1533}">
-  <ds:schemaRefs>
-    <ds:schemaRef ds:uri="http://schemas.openxmlformats.org/officeDocument/2006/bibliography"/>
-  </ds:schemaRefs>
-</ds:datastoreItem>
-</file>
-
 <file path=customXml/itemProps3.xml><?xml version="1.0" encoding="utf-8"?>
 <ds:datastoreItem xmlns:ds="http://schemas.openxmlformats.org/officeDocument/2006/customXml" ds:itemID="{19856E04-179F-401F-8246-BA08537D6152}">
   <ds:schemaRefs>

--- a/TCC DEFINITIVO 28-05-2026/Gestão de Tarefas prof carol.docx
+++ b/TCC DEFINITIVO 28-05-2026/Gestão de Tarefas prof carol.docx
@@ -6213,16 +6213,8 @@
     <w:p>
       <w:pPr>
         <w:pStyle w:val="Ttulo2"/>
-        <w:rPr>
-          <w:rFonts w:cs="Arial"/>
-          <w:szCs w:val="24"/>
-        </w:rPr>
-      </w:pPr>
-      <w:r>
-        <w:rPr>
-          <w:rFonts w:cs="Arial"/>
-          <w:szCs w:val="24"/>
-        </w:rPr>
+      </w:pPr>
+      <w:r>
         <w:t>Transformação digital no setor varejista</w:t>
       </w:r>
     </w:p>
@@ -6320,16 +6312,8 @@
     <w:p>
       <w:pPr>
         <w:pStyle w:val="Ttulo2"/>
-        <w:rPr>
-          <w:rFonts w:cs="Arial"/>
-          <w:szCs w:val="24"/>
-        </w:rPr>
-      </w:pPr>
-      <w:r>
-        <w:rPr>
-          <w:rFonts w:cs="Arial"/>
-          <w:szCs w:val="24"/>
-        </w:rPr>
+      </w:pPr>
+      <w:r>
         <w:t xml:space="preserve"> Automação de processos no ambiente organizacional</w:t>
       </w:r>
     </w:p>
@@ -6346,7 +6330,7 @@
           <w:rFonts w:cs="Arial"/>
           <w:szCs w:val="24"/>
         </w:rPr>
-        <w:t xml:space="preserve">A automação de processos consiste na utilização de tecnologias para executar tarefas de forma mais eficiente, reduzindo a necessidade de intervenções manuais e minimizando a ocorrência de erros operacionais. Nas </w:t>
+        <w:t xml:space="preserve">A automação de processos consiste na utilização de tecnologias para executar tarefas de forma mais eficiente, reduzindo a necessidade de </w:t>
       </w:r>
       <w:r>
         <w:rPr>
@@ -6354,7 +6338,7 @@
           <w:szCs w:val="24"/>
         </w:rPr>
         <w:lastRenderedPageBreak/>
-        <w:t>empresas, a automação tem sido amplamente utilizada para melhorar a organização das atividades, aumentar a produtividade e reduzir custos.</w:t>
+        <w:t>intervenções manuais e minimizando a ocorrência de erros operacionais. Nas empresas, a automação tem sido amplamente utilizada para melhorar a organização das atividades, aumentar a produtividade e reduzir custos.</w:t>
       </w:r>
     </w:p>
     <w:p>
@@ -6450,16 +6434,8 @@
     <w:p>
       <w:pPr>
         <w:pStyle w:val="Ttulo2"/>
-        <w:rPr>
-          <w:rFonts w:cs="Arial"/>
-          <w:szCs w:val="24"/>
-        </w:rPr>
-      </w:pPr>
-      <w:r>
-        <w:rPr>
-          <w:rFonts w:cs="Arial"/>
-          <w:szCs w:val="24"/>
-        </w:rPr>
+      </w:pPr>
+      <w:r>
         <w:t xml:space="preserve"> Gestão de tarefas e organização de equipes</w:t>
       </w:r>
     </w:p>
@@ -6513,15 +6489,8 @@
           <w:rFonts w:cs="Arial"/>
           <w:szCs w:val="24"/>
         </w:rPr>
-        <w:t xml:space="preserve">Segundo Slack, Chambers e Johnston (2009), a organização das atividades dentro de uma empresa influencia diretamente o desempenho das operações </w:t>
-      </w:r>
-      <w:r>
-        <w:rPr>
-          <w:rFonts w:cs="Arial"/>
-          <w:szCs w:val="24"/>
-        </w:rPr>
         <w:lastRenderedPageBreak/>
-        <w:t>e a eficiência do trabalho realizado pelos colaboradores. A definição clara de responsabilidades e a distribuição adequada das tarefas contribuem para reduzir erros e aumentar a qualidade das atividades executadas.</w:t>
+        <w:t>Segundo Slack, Chambers e Johnston (2009), a organização das atividades dentro de uma empresa influencia diretamente o desempenho das operações e a eficiência do trabalho realizado pelos colaboradores. A definição clara de responsabilidades e a distribuição adequada das tarefas contribuem para reduzir erros e aumentar a qualidade das atividades executadas.</w:t>
       </w:r>
     </w:p>
     <w:p>
@@ -6577,16 +6546,8 @@
     <w:p>
       <w:pPr>
         <w:pStyle w:val="Ttulo2"/>
-        <w:rPr>
-          <w:rFonts w:cs="Arial"/>
-          <w:szCs w:val="24"/>
-        </w:rPr>
-      </w:pPr>
-      <w:r>
-        <w:rPr>
-          <w:rFonts w:cs="Arial"/>
-          <w:szCs w:val="24"/>
-        </w:rPr>
+      </w:pPr>
+      <w:r>
         <w:t xml:space="preserve"> Sistemas de gestão e aplicações tecnológicas</w:t>
       </w:r>
     </w:p>
@@ -6654,7 +6615,15 @@
           <w:rFonts w:cs="Arial"/>
           <w:szCs w:val="24"/>
         </w:rPr>
-        <w:t>No ambiente corporativo atual, aplicações web e mobile têm se tornado cada vez mais comuns, pois possibilitam acesso rápido às informações e maior mobilidade para os usuários. Sistemas desenvolvidos com tecnologias modernas permitem que gestores e colaboradores acompanhem tarefas e atividades de qualquer lugar, utilizando dispositivos móveis ou computadores.</w:t>
+        <w:t xml:space="preserve">No ambiente corporativo atual, aplicações web e mobile têm se tornado cada vez mais comuns, pois possibilitam acesso rápido às informações e maior mobilidade para os usuários. Sistemas desenvolvidos com tecnologias </w:t>
+      </w:r>
+      <w:r>
+        <w:rPr>
+          <w:rFonts w:cs="Arial"/>
+          <w:szCs w:val="24"/>
+        </w:rPr>
+        <w:lastRenderedPageBreak/>
+        <w:t>modernas permitem que gestores e colaboradores acompanhem tarefas e atividades de qualquer lugar, utilizando dispositivos móveis ou computadores.</w:t>
       </w:r>
     </w:p>
     <w:p>
@@ -6908,7 +6877,6 @@
           <w:b/>
           <w:szCs w:val="24"/>
         </w:rPr>
-        <w:lastRenderedPageBreak/>
         <w:t>DADOS DO PROJETO</w:t>
       </w:r>
       <w:bookmarkEnd w:id="4"/>
@@ -7107,18 +7075,18 @@
     <w:tbl>
       <w:tblPr>
         <w:tblStyle w:val="Tabelacomgrade"/>
-        <w:tblW w:w="0" w:type="auto"/>
+        <w:tblW w:w="9209" w:type="dxa"/>
         <w:tblLook w:val="04A0" w:firstRow="1" w:lastRow="0" w:firstColumn="1" w:lastColumn="0" w:noHBand="0" w:noVBand="1"/>
       </w:tblPr>
       <w:tblGrid>
-        <w:gridCol w:w="3020"/>
-        <w:gridCol w:w="3020"/>
-        <w:gridCol w:w="3021"/>
+        <w:gridCol w:w="3114"/>
+        <w:gridCol w:w="2926"/>
+        <w:gridCol w:w="3169"/>
       </w:tblGrid>
       <w:tr>
         <w:tc>
           <w:tcPr>
-            <w:tcW w:w="3020" w:type="dxa"/>
+            <w:tcW w:w="3114" w:type="dxa"/>
           </w:tcPr>
           <w:p>
             <w:pPr>
@@ -7140,7 +7108,7 @@
         </w:tc>
         <w:tc>
           <w:tcPr>
-            <w:tcW w:w="3020" w:type="dxa"/>
+            <w:tcW w:w="2926" w:type="dxa"/>
           </w:tcPr>
           <w:p>
             <w:pPr>
@@ -7162,7 +7130,7 @@
         </w:tc>
         <w:tc>
           <w:tcPr>
-            <w:tcW w:w="3021" w:type="dxa"/>
+            <w:tcW w:w="3169" w:type="dxa"/>
           </w:tcPr>
           <w:p>
             <w:pPr>
@@ -7186,7 +7154,7 @@
       <w:tr>
         <w:tc>
           <w:tcPr>
-            <w:tcW w:w="3020" w:type="dxa"/>
+            <w:tcW w:w="3114" w:type="dxa"/>
           </w:tcPr>
           <w:p>
             <w:pPr>
@@ -7208,7 +7176,7 @@
         </w:tc>
         <w:tc>
           <w:tcPr>
-            <w:tcW w:w="3020" w:type="dxa"/>
+            <w:tcW w:w="2926" w:type="dxa"/>
           </w:tcPr>
           <w:p>
             <w:pPr>
@@ -7219,11 +7187,50 @@
                 <w:szCs w:val="24"/>
               </w:rPr>
             </w:pPr>
-          </w:p>
-        </w:tc>
-        <w:tc>
-          <w:tcPr>
-            <w:tcW w:w="3021" w:type="dxa"/>
+            <w:r>
+              <w:rPr>
+                <w:rFonts w:cs="Arial"/>
+                <w:szCs w:val="24"/>
+              </w:rPr>
+              <w:t>Front-</w:t>
+            </w:r>
+            <w:proofErr w:type="spellStart"/>
+            <w:r>
+              <w:rPr>
+                <w:rFonts w:cs="Arial"/>
+                <w:szCs w:val="24"/>
+              </w:rPr>
+              <w:t>end</w:t>
+            </w:r>
+            <w:proofErr w:type="spellEnd"/>
+            <w:r>
+              <w:rPr>
+                <w:rFonts w:cs="Arial"/>
+                <w:szCs w:val="24"/>
+              </w:rPr>
+              <w:t>, Back-</w:t>
+            </w:r>
+            <w:proofErr w:type="spellStart"/>
+            <w:r>
+              <w:rPr>
+                <w:rFonts w:cs="Arial"/>
+                <w:szCs w:val="24"/>
+              </w:rPr>
+              <w:t>end</w:t>
+            </w:r>
+            <w:proofErr w:type="spellEnd"/>
+            <w:r>
+              <w:rPr>
+                <w:rFonts w:cs="Arial"/>
+                <w:szCs w:val="24"/>
+              </w:rPr>
+              <w:t>, Banco de dados</w:t>
+            </w:r>
+          </w:p>
+        </w:tc>
+        <w:tc>
+          <w:tcPr>
+            <w:tcW w:w="3169" w:type="dxa"/>
           </w:tcPr>
           <w:p>
             <w:pPr>
@@ -7234,13 +7241,53 @@
                 <w:szCs w:val="24"/>
               </w:rPr>
             </w:pPr>
+            <w:r>
+              <w:rPr>
+                <w:rFonts w:cs="Arial"/>
+                <w:szCs w:val="24"/>
+              </w:rPr>
+              <w:t xml:space="preserve">Desenvolvimento </w:t>
+            </w:r>
+          </w:p>
+          <w:p>
+            <w:pPr>
+              <w:pStyle w:val="PargrafodaLista"/>
+              <w:ind w:left="0" w:firstLine="0"/>
+              <w:rPr>
+                <w:rFonts w:cs="Arial"/>
+                <w:szCs w:val="24"/>
+              </w:rPr>
+            </w:pPr>
+            <w:r>
+              <w:rPr>
+                <w:rFonts w:cs="Arial"/>
+                <w:szCs w:val="24"/>
+              </w:rPr>
+              <w:t xml:space="preserve">de </w:t>
+            </w:r>
+            <w:proofErr w:type="gramStart"/>
+            <w:r>
+              <w:rPr>
+                <w:rFonts w:cs="Arial"/>
+                <w:szCs w:val="24"/>
+              </w:rPr>
+              <w:t>Sistemas  (</w:t>
+            </w:r>
+            <w:proofErr w:type="gramEnd"/>
+            <w:r>
+              <w:rPr>
+                <w:rFonts w:cs="Arial"/>
+                <w:szCs w:val="24"/>
+              </w:rPr>
+              <w:t>ETEC)</w:t>
+            </w:r>
           </w:p>
         </w:tc>
       </w:tr>
       <w:tr>
         <w:tc>
           <w:tcPr>
-            <w:tcW w:w="3020" w:type="dxa"/>
+            <w:tcW w:w="3114" w:type="dxa"/>
           </w:tcPr>
           <w:p>
             <w:pPr>
@@ -7262,7 +7309,7 @@
         </w:tc>
         <w:tc>
           <w:tcPr>
-            <w:tcW w:w="3020" w:type="dxa"/>
+            <w:tcW w:w="2926" w:type="dxa"/>
           </w:tcPr>
           <w:p>
             <w:pPr>
@@ -7273,11 +7320,50 @@
                 <w:szCs w:val="24"/>
               </w:rPr>
             </w:pPr>
-          </w:p>
-        </w:tc>
-        <w:tc>
-          <w:tcPr>
-            <w:tcW w:w="3021" w:type="dxa"/>
+            <w:r>
+              <w:rPr>
+                <w:rFonts w:cs="Arial"/>
+                <w:szCs w:val="24"/>
+              </w:rPr>
+              <w:t>Front-</w:t>
+            </w:r>
+            <w:proofErr w:type="spellStart"/>
+            <w:r>
+              <w:rPr>
+                <w:rFonts w:cs="Arial"/>
+                <w:szCs w:val="24"/>
+              </w:rPr>
+              <w:t>end</w:t>
+            </w:r>
+            <w:proofErr w:type="spellEnd"/>
+            <w:r>
+              <w:rPr>
+                <w:rFonts w:cs="Arial"/>
+                <w:szCs w:val="24"/>
+              </w:rPr>
+              <w:t>, Back-</w:t>
+            </w:r>
+            <w:proofErr w:type="spellStart"/>
+            <w:r>
+              <w:rPr>
+                <w:rFonts w:cs="Arial"/>
+                <w:szCs w:val="24"/>
+              </w:rPr>
+              <w:t>end</w:t>
+            </w:r>
+            <w:proofErr w:type="spellEnd"/>
+            <w:r>
+              <w:rPr>
+                <w:rFonts w:cs="Arial"/>
+                <w:szCs w:val="24"/>
+              </w:rPr>
+              <w:t>, Banco de dados</w:t>
+            </w:r>
+          </w:p>
+        </w:tc>
+        <w:tc>
+          <w:tcPr>
+            <w:tcW w:w="3169" w:type="dxa"/>
           </w:tcPr>
           <w:p>
             <w:pPr>
@@ -7288,13 +7374,53 @@
                 <w:szCs w:val="24"/>
               </w:rPr>
             </w:pPr>
+            <w:r>
+              <w:rPr>
+                <w:rFonts w:cs="Arial"/>
+                <w:szCs w:val="24"/>
+              </w:rPr>
+              <w:t xml:space="preserve">Desenvolvimento </w:t>
+            </w:r>
+          </w:p>
+          <w:p>
+            <w:pPr>
+              <w:pStyle w:val="PargrafodaLista"/>
+              <w:ind w:left="0" w:firstLine="0"/>
+              <w:rPr>
+                <w:rFonts w:cs="Arial"/>
+                <w:szCs w:val="24"/>
+              </w:rPr>
+            </w:pPr>
+            <w:r>
+              <w:rPr>
+                <w:rFonts w:cs="Arial"/>
+                <w:szCs w:val="24"/>
+              </w:rPr>
+              <w:t xml:space="preserve">de </w:t>
+            </w:r>
+            <w:proofErr w:type="gramStart"/>
+            <w:r>
+              <w:rPr>
+                <w:rFonts w:cs="Arial"/>
+                <w:szCs w:val="24"/>
+              </w:rPr>
+              <w:t>Sistemas  (</w:t>
+            </w:r>
+            <w:proofErr w:type="gramEnd"/>
+            <w:r>
+              <w:rPr>
+                <w:rFonts w:cs="Arial"/>
+                <w:szCs w:val="24"/>
+              </w:rPr>
+              <w:t>ETEC)</w:t>
+            </w:r>
           </w:p>
         </w:tc>
       </w:tr>
       <w:tr>
         <w:tc>
           <w:tcPr>
-            <w:tcW w:w="3020" w:type="dxa"/>
+            <w:tcW w:w="3114" w:type="dxa"/>
           </w:tcPr>
           <w:p>
             <w:pPr>
@@ -7311,6 +7437,7 @@
                 <w:rFonts w:cs="Arial"/>
                 <w:szCs w:val="24"/>
               </w:rPr>
+              <w:lastRenderedPageBreak/>
               <w:t>Maxsuel</w:t>
             </w:r>
             <w:proofErr w:type="spellEnd"/>
@@ -7332,7 +7459,7 @@
         </w:tc>
         <w:tc>
           <w:tcPr>
-            <w:tcW w:w="3020" w:type="dxa"/>
+            <w:tcW w:w="2926" w:type="dxa"/>
           </w:tcPr>
           <w:p>
             <w:pPr>
@@ -7343,12 +7470,68 @@
                 <w:szCs w:val="24"/>
               </w:rPr>
             </w:pPr>
-          </w:p>
-        </w:tc>
-        <w:tc>
-          <w:tcPr>
-            <w:tcW w:w="3021" w:type="dxa"/>
-          </w:tcPr>
+            <w:r>
+              <w:rPr>
+                <w:rFonts w:cs="Arial"/>
+                <w:szCs w:val="24"/>
+              </w:rPr>
+              <w:t>Front-</w:t>
+            </w:r>
+            <w:proofErr w:type="spellStart"/>
+            <w:r>
+              <w:rPr>
+                <w:rFonts w:cs="Arial"/>
+                <w:szCs w:val="24"/>
+              </w:rPr>
+              <w:t>end</w:t>
+            </w:r>
+            <w:proofErr w:type="spellEnd"/>
+            <w:r>
+              <w:rPr>
+                <w:rFonts w:cs="Arial"/>
+                <w:szCs w:val="24"/>
+              </w:rPr>
+              <w:t>, Back-</w:t>
+            </w:r>
+            <w:proofErr w:type="spellStart"/>
+            <w:r>
+              <w:rPr>
+                <w:rFonts w:cs="Arial"/>
+                <w:szCs w:val="24"/>
+              </w:rPr>
+              <w:t>end</w:t>
+            </w:r>
+            <w:proofErr w:type="spellEnd"/>
+            <w:r>
+              <w:rPr>
+                <w:rFonts w:cs="Arial"/>
+                <w:szCs w:val="24"/>
+              </w:rPr>
+              <w:t>, Banco de dados</w:t>
+            </w:r>
+          </w:p>
+        </w:tc>
+        <w:tc>
+          <w:tcPr>
+            <w:tcW w:w="3169" w:type="dxa"/>
+          </w:tcPr>
+          <w:p>
+            <w:pPr>
+              <w:pStyle w:val="PargrafodaLista"/>
+              <w:ind w:left="0" w:firstLine="0"/>
+              <w:rPr>
+                <w:rFonts w:cs="Arial"/>
+                <w:szCs w:val="24"/>
+              </w:rPr>
+            </w:pPr>
+            <w:r>
+              <w:rPr>
+                <w:rFonts w:cs="Arial"/>
+                <w:szCs w:val="24"/>
+              </w:rPr>
+              <w:t xml:space="preserve">Desenvolvimento </w:t>
+            </w:r>
+          </w:p>
           <w:p>
             <w:pPr>
               <w:pStyle w:val="PargrafodaLista"/>
@@ -7359,13 +7542,36 @@
                 <w:szCs w:val="24"/>
               </w:rPr>
             </w:pPr>
+            <w:r>
+              <w:rPr>
+                <w:rFonts w:cs="Arial"/>
+                <w:szCs w:val="24"/>
+              </w:rPr>
+              <w:t xml:space="preserve">de </w:t>
+            </w:r>
+            <w:proofErr w:type="gramStart"/>
+            <w:r>
+              <w:rPr>
+                <w:rFonts w:cs="Arial"/>
+                <w:szCs w:val="24"/>
+              </w:rPr>
+              <w:t>Sistemas  (</w:t>
+            </w:r>
+            <w:proofErr w:type="gramEnd"/>
+            <w:r>
+              <w:rPr>
+                <w:rFonts w:cs="Arial"/>
+                <w:szCs w:val="24"/>
+              </w:rPr>
+              <w:t>ETEC)</w:t>
+            </w:r>
           </w:p>
         </w:tc>
       </w:tr>
       <w:tr>
         <w:tc>
           <w:tcPr>
-            <w:tcW w:w="3020" w:type="dxa"/>
+            <w:tcW w:w="3114" w:type="dxa"/>
           </w:tcPr>
           <w:p>
             <w:pPr>
@@ -7376,18 +7582,27 @@
                 <w:szCs w:val="24"/>
               </w:rPr>
             </w:pPr>
-            <w:r>
-              <w:rPr>
-                <w:rFonts w:cs="Arial"/>
-                <w:szCs w:val="24"/>
-              </w:rPr>
-              <w:t>Rhyan Augusto Rodrigues</w:t>
-            </w:r>
-          </w:p>
-        </w:tc>
-        <w:tc>
-          <w:tcPr>
-            <w:tcW w:w="3020" w:type="dxa"/>
+            <w:proofErr w:type="spellStart"/>
+            <w:r>
+              <w:rPr>
+                <w:rFonts w:cs="Arial"/>
+                <w:szCs w:val="24"/>
+              </w:rPr>
+              <w:t>Rhyan</w:t>
+            </w:r>
+            <w:proofErr w:type="spellEnd"/>
+            <w:r>
+              <w:rPr>
+                <w:rFonts w:cs="Arial"/>
+                <w:szCs w:val="24"/>
+              </w:rPr>
+              <w:t xml:space="preserve"> Augusto Rodrigues</w:t>
+            </w:r>
+          </w:p>
+        </w:tc>
+        <w:tc>
+          <w:tcPr>
+            <w:tcW w:w="2926" w:type="dxa"/>
           </w:tcPr>
           <w:p>
             <w:pPr>
@@ -7398,12 +7613,68 @@
                 <w:szCs w:val="24"/>
               </w:rPr>
             </w:pPr>
-          </w:p>
-        </w:tc>
-        <w:tc>
-          <w:tcPr>
-            <w:tcW w:w="3021" w:type="dxa"/>
-          </w:tcPr>
+            <w:r>
+              <w:rPr>
+                <w:rFonts w:cs="Arial"/>
+                <w:szCs w:val="24"/>
+              </w:rPr>
+              <w:t>Front-</w:t>
+            </w:r>
+            <w:proofErr w:type="spellStart"/>
+            <w:r>
+              <w:rPr>
+                <w:rFonts w:cs="Arial"/>
+                <w:szCs w:val="24"/>
+              </w:rPr>
+              <w:t>end</w:t>
+            </w:r>
+            <w:proofErr w:type="spellEnd"/>
+            <w:r>
+              <w:rPr>
+                <w:rFonts w:cs="Arial"/>
+                <w:szCs w:val="24"/>
+              </w:rPr>
+              <w:t>, Back-</w:t>
+            </w:r>
+            <w:proofErr w:type="spellStart"/>
+            <w:r>
+              <w:rPr>
+                <w:rFonts w:cs="Arial"/>
+                <w:szCs w:val="24"/>
+              </w:rPr>
+              <w:t>end</w:t>
+            </w:r>
+            <w:proofErr w:type="spellEnd"/>
+            <w:r>
+              <w:rPr>
+                <w:rFonts w:cs="Arial"/>
+                <w:szCs w:val="24"/>
+              </w:rPr>
+              <w:t>, Banco de dados</w:t>
+            </w:r>
+          </w:p>
+        </w:tc>
+        <w:tc>
+          <w:tcPr>
+            <w:tcW w:w="3169" w:type="dxa"/>
+          </w:tcPr>
+          <w:p>
+            <w:pPr>
+              <w:pStyle w:val="PargrafodaLista"/>
+              <w:ind w:left="0" w:firstLine="0"/>
+              <w:rPr>
+                <w:rFonts w:cs="Arial"/>
+                <w:szCs w:val="24"/>
+              </w:rPr>
+            </w:pPr>
+            <w:r>
+              <w:rPr>
+                <w:rFonts w:cs="Arial"/>
+                <w:szCs w:val="24"/>
+              </w:rPr>
+              <w:t xml:space="preserve">Desenvolvimento </w:t>
+            </w:r>
+          </w:p>
           <w:p>
             <w:pPr>
               <w:pStyle w:val="PargrafodaLista"/>
@@ -7414,6 +7685,29 @@
                 <w:szCs w:val="24"/>
               </w:rPr>
             </w:pPr>
+            <w:r>
+              <w:rPr>
+                <w:rFonts w:cs="Arial"/>
+                <w:szCs w:val="24"/>
+              </w:rPr>
+              <w:t xml:space="preserve">de </w:t>
+            </w:r>
+            <w:proofErr w:type="gramStart"/>
+            <w:r>
+              <w:rPr>
+                <w:rFonts w:cs="Arial"/>
+                <w:szCs w:val="24"/>
+              </w:rPr>
+              <w:t>Sistemas  (</w:t>
+            </w:r>
+            <w:proofErr w:type="gramEnd"/>
+            <w:r>
+              <w:rPr>
+                <w:rFonts w:cs="Arial"/>
+                <w:szCs w:val="24"/>
+              </w:rPr>
+              <w:t>ETEC)</w:t>
+            </w:r>
           </w:p>
         </w:tc>
       </w:tr>
@@ -7463,19 +7757,9 @@
     <w:p>
       <w:pPr>
         <w:pStyle w:val="Ttulo2"/>
-        <w:ind w:left="426" w:hanging="426"/>
-        <w:rPr>
-          <w:rFonts w:cs="Arial"/>
-          <w:szCs w:val="24"/>
-        </w:rPr>
       </w:pPr>
       <w:bookmarkStart w:id="6" w:name="_Toc193385938"/>
       <w:r>
-        <w:rPr>
-          <w:rFonts w:cs="Arial"/>
-          <w:szCs w:val="24"/>
-        </w:rPr>
-        <w:lastRenderedPageBreak/>
         <w:t>Tipo de trabalho: Projeto Técnico</w:t>
       </w:r>
       <w:bookmarkEnd w:id="6"/>
@@ -7689,18 +7973,10 @@
     <w:p>
       <w:pPr>
         <w:pStyle w:val="Ttulo2"/>
-        <w:ind w:left="426" w:hanging="426"/>
-        <w:rPr>
-          <w:rFonts w:cs="Arial"/>
-          <w:szCs w:val="24"/>
-        </w:rPr>
       </w:pPr>
       <w:bookmarkStart w:id="7" w:name="_Toc193385939"/>
       <w:r>
-        <w:rPr>
-          <w:rFonts w:cs="Arial"/>
-          <w:szCs w:val="24"/>
-        </w:rPr>
+        <w:lastRenderedPageBreak/>
         <w:t>Equipe Técnica e Qualificações</w:t>
       </w:r>
       <w:bookmarkEnd w:id="7"/>
@@ -7751,7 +8027,6 @@
         <w:rPr>
           <w:rFonts w:ascii="Arial" w:hAnsi="Arial" w:cs="Arial"/>
         </w:rPr>
-        <w:lastRenderedPageBreak/>
         <w:t>Durante o desenvolvimento do sistema, os integrantes da equipe aplicarão conceitos relacionados à criação de APIs, desenvolvimento de interfaces para sistemas web, construção de aplicações mobile e integração com banco de dados. Essas competências são adquiridas ao longo da formação técnica e permitem o desenvolvimento de soluções tecnológicas voltadas à resolução de problemas reais.</w:t>
       </w:r>
     </w:p>
@@ -7822,18 +8097,9 @@
     <w:p>
       <w:pPr>
         <w:pStyle w:val="Ttulo2"/>
-        <w:ind w:left="426" w:hanging="426"/>
-        <w:rPr>
-          <w:rFonts w:cs="Arial"/>
-          <w:szCs w:val="24"/>
-        </w:rPr>
       </w:pPr>
       <w:bookmarkStart w:id="10" w:name="_Toc193385940"/>
       <w:r>
-        <w:rPr>
-          <w:rFonts w:cs="Arial"/>
-          <w:szCs w:val="24"/>
-        </w:rPr>
         <w:t>Análise do Sistema</w:t>
       </w:r>
       <w:bookmarkEnd w:id="10"/>
@@ -7866,7 +8132,14 @@
         <w:rPr>
           <w:rFonts w:ascii="Arial" w:hAnsi="Arial" w:cs="Arial"/>
         </w:rPr>
-        <w:t>Um dos principais problemas identificados nesse tipo de ambiente é a dificuldade de controle das atividades relacionadas à reposição de mercadorias nas prateleiras. Em muitos casos, a comunicação entre os colaboradores responsáveis pela reposição e os responsáveis pela gestão do setor ocorre de maneira informal, o que pode ocasionar atrasos na execução das tarefas, falta de organização nas atividades e dificuldade no acompanhamento das tarefas realizadas. Dessa forma, torna-se necessário o desenvolvimento de um sistema que permita registrar, organizar e acompanhar as atividades de forma mais eficiente.</w:t>
+        <w:t xml:space="preserve">Um dos principais problemas identificados nesse tipo de ambiente é a dificuldade de controle das atividades relacionadas à reposição de mercadorias nas prateleiras. Em muitos casos, a comunicação entre os colaboradores responsáveis pela reposição e os responsáveis pela gestão do setor ocorre de maneira informal, o que pode </w:t>
+      </w:r>
+      <w:r>
+        <w:rPr>
+          <w:rFonts w:ascii="Arial" w:hAnsi="Arial" w:cs="Arial"/>
+        </w:rPr>
+        <w:lastRenderedPageBreak/>
+        <w:t>ocasionar atrasos na execução das tarefas, falta de organização nas atividades e dificuldade no acompanhamento das tarefas realizadas. Dessa forma, torna-se necessário o desenvolvimento de um sistema que permita registrar, organizar e acompanhar as atividades de forma mais eficiente.</w:t>
       </w:r>
     </w:p>
     <w:p>
@@ -7882,14 +8155,31 @@
         <w:rPr>
           <w:rFonts w:ascii="Arial" w:hAnsi="Arial" w:cs="Arial"/>
         </w:rPr>
-        <w:t xml:space="preserve">Para atender a essa necessidade, o sistema contará com diversas funcionalidades voltadas ao gerenciamento das tarefas e à organização das atividades da equipe. Entre as principais funcionalidades previstas estão o cadastro de usuários, criação e </w:t>
+        <w:t xml:space="preserve">Para atender a essa necessidade, o sistema </w:t>
       </w:r>
       <w:r>
         <w:rPr>
           <w:rFonts w:ascii="Arial" w:hAnsi="Arial" w:cs="Arial"/>
         </w:rPr>
-        <w:lastRenderedPageBreak/>
-        <w:t>gerenciamento de tarefas, acompanhamento das atividades realizadas e visualização das tarefas por meio de uma aplicação web e de um aplicativo mobile. Essas funcionalidades permitirão que gestores e colaboradores tenham acesso às informações em tempo real, facilitando a comunicação e o controle das atividades.</w:t>
+        <w:t>conta</w:t>
+      </w:r>
+      <w:r>
+        <w:rPr>
+          <w:rFonts w:ascii="Arial" w:hAnsi="Arial" w:cs="Arial"/>
+        </w:rPr>
+        <w:t xml:space="preserve"> com diversas funcionalidades voltadas ao gerenciamento das tarefas e à organização das atividades da equipe. Entre as principais funcionalidades previstas estão o cadastro de usuários, criação e gerenciamento de tarefas, acompanhamento das atividades realizadas e visualização das tarefas por meio de uma aplicação web e de um aplicativo mobile. Essas funcionalidades </w:t>
+      </w:r>
+      <w:r>
+        <w:rPr>
+          <w:rFonts w:ascii="Arial" w:hAnsi="Arial" w:cs="Arial"/>
+        </w:rPr>
+        <w:t>permitem</w:t>
+      </w:r>
+      <w:r>
+        <w:rPr>
+          <w:rFonts w:ascii="Arial" w:hAnsi="Arial" w:cs="Arial"/>
+        </w:rPr>
+        <w:t xml:space="preserve"> que gestores e colaboradores tenham acesso às informações em tempo real, facilitando a comunicação e o controle das atividades.</w:t>
       </w:r>
     </w:p>
     <w:p>
@@ -7905,8 +8195,21 @@
         <w:rPr>
           <w:rFonts w:ascii="Arial" w:hAnsi="Arial" w:cs="Arial"/>
         </w:rPr>
-        <w:t xml:space="preserve">A arquitetura do sistema será composta por diferentes camadas responsáveis pelo funcionamento da aplicação. O </w:t>
-      </w:r>
+        <w:t xml:space="preserve">A arquitetura do sistema </w:t>
+      </w:r>
+      <w:r>
+        <w:rPr>
+          <w:rFonts w:ascii="Arial" w:hAnsi="Arial" w:cs="Arial"/>
+        </w:rPr>
+        <w:t>é</w:t>
+      </w:r>
+      <w:r>
+        <w:rPr>
+          <w:rFonts w:ascii="Arial" w:hAnsi="Arial" w:cs="Arial"/>
+        </w:rPr>
+        <w:t xml:space="preserve"> composta por diferentes camadas responsáveis pelo funcionamento da aplicação. O </w:t>
+      </w:r>
+      <w:proofErr w:type="spellStart"/>
       <w:r>
         <w:rPr>
           <w:rStyle w:val="Forte"/>
@@ -7940,11 +8243,24 @@
         </w:rPr>
         <w:t>end</w:t>
       </w:r>
+      <w:proofErr w:type="spellEnd"/>
       <w:r>
         <w:rPr>
           <w:rFonts w:ascii="Arial" w:hAnsi="Arial" w:cs="Arial"/>
         </w:rPr>
-        <w:t xml:space="preserve"> será responsável pela lógica do sistema e pela comunicação com o banco de dados, sendo desenvolvido utilizando Node.js com o framework Express. O </w:t>
+        <w:t xml:space="preserve"> </w:t>
+      </w:r>
+      <w:r>
+        <w:rPr>
+          <w:rFonts w:ascii="Arial" w:hAnsi="Arial" w:cs="Arial"/>
+        </w:rPr>
+        <w:t>está</w:t>
+      </w:r>
+      <w:r>
+        <w:rPr>
+          <w:rFonts w:ascii="Arial" w:hAnsi="Arial" w:cs="Arial"/>
+        </w:rPr>
+        <w:t xml:space="preserve"> responsável pela lógica do sistema e pela comunicação com o banco de dados, sendo desenvolvido utilizando Node.js com o framework Express. O </w:t>
       </w:r>
       <w:r>
         <w:rPr>
@@ -7968,6 +8284,7 @@
         </w:rPr>
         <w:t>-</w:t>
       </w:r>
+      <w:proofErr w:type="spellStart"/>
       <w:r>
         <w:rPr>
           <w:rStyle w:val="Forte"/>
@@ -7979,6 +8296,7 @@
         </w:rPr>
         <w:t>end</w:t>
       </w:r>
+      <w:proofErr w:type="spellEnd"/>
       <w:r>
         <w:rPr>
           <w:rStyle w:val="Forte"/>
@@ -7992,7 +8310,19 @@
         <w:rPr>
           <w:rFonts w:ascii="Arial" w:hAnsi="Arial" w:cs="Arial"/>
         </w:rPr>
-        <w:t xml:space="preserve"> será responsável pela interface de administração do sistema, permitindo o gerenciamento das tarefas e usuários por meio de uma interface interativa desenvolvida com Vite.js. Já o </w:t>
+        <w:t xml:space="preserve"> </w:t>
+      </w:r>
+      <w:r>
+        <w:rPr>
+          <w:rFonts w:ascii="Arial" w:hAnsi="Arial" w:cs="Arial"/>
+        </w:rPr>
+        <w:t>é</w:t>
+      </w:r>
+      <w:r>
+        <w:rPr>
+          <w:rFonts w:ascii="Arial" w:hAnsi="Arial" w:cs="Arial"/>
+        </w:rPr>
+        <w:t xml:space="preserve"> responsável pela interface de administração do sistema, permitindo o gerenciamento das tarefas e usuários por meio de uma interface interativa desenvolvida com Vite.js. Já o </w:t>
       </w:r>
       <w:r>
         <w:rPr>
@@ -8007,19 +8337,45 @@
         <w:rPr>
           <w:rFonts w:ascii="Arial" w:hAnsi="Arial" w:cs="Arial"/>
         </w:rPr>
-        <w:t>, desenvolvido com React</w:t>
-      </w:r>
+        <w:t xml:space="preserve">, desenvolvido com </w:t>
+      </w:r>
+      <w:proofErr w:type="spellStart"/>
       <w:r>
         <w:rPr>
           <w:rFonts w:ascii="Arial" w:hAnsi="Arial" w:cs="Arial"/>
         </w:rPr>
+        <w:t>React</w:t>
+      </w:r>
+      <w:r>
+        <w:rPr>
+          <w:rFonts w:ascii="Arial" w:hAnsi="Arial" w:cs="Arial"/>
+        </w:rPr>
         <w:t>-</w:t>
       </w:r>
       <w:r>
         <w:rPr>
           <w:rFonts w:ascii="Arial" w:hAnsi="Arial" w:cs="Arial"/>
         </w:rPr>
-        <w:t>Native utilizando Expo, permitirá que os colaboradores acessem e atualizem as tarefas diretamente por meio de dispositivos móveis.</w:t>
+        <w:t>Native</w:t>
+      </w:r>
+      <w:proofErr w:type="spellEnd"/>
+      <w:r>
+        <w:rPr>
+          <w:rFonts w:ascii="Arial" w:hAnsi="Arial" w:cs="Arial"/>
+        </w:rPr>
+        <w:t xml:space="preserve"> utilizando Expo, </w:t>
+      </w:r>
+      <w:r>
+        <w:rPr>
+          <w:rFonts w:ascii="Arial" w:hAnsi="Arial" w:cs="Arial"/>
+        </w:rPr>
+        <w:t>permite</w:t>
+      </w:r>
+      <w:r>
+        <w:rPr>
+          <w:rFonts w:ascii="Arial" w:hAnsi="Arial" w:cs="Arial"/>
+        </w:rPr>
+        <w:t xml:space="preserve"> que os colaboradores acessem e atualizem as tarefas diretamente por meio de dispositivos móveis.</w:t>
       </w:r>
     </w:p>
     <w:p>
@@ -8094,7 +8450,31 @@
         <w:rPr>
           <w:rFonts w:ascii="Arial" w:hAnsi="Arial" w:cs="Arial"/>
         </w:rPr>
-        <w:t>Além disso, o sistema contará com um banco de dados responsável por armazenar as informações relacionadas aos usuários, tarefas e atividades registradas na aplicação. A modelagem do banco de dados será representada por meio de diagramas como o</w:t>
+        <w:t xml:space="preserve">Além disso, o sistema </w:t>
+      </w:r>
+      <w:r>
+        <w:rPr>
+          <w:rFonts w:ascii="Arial" w:hAnsi="Arial" w:cs="Arial"/>
+        </w:rPr>
+        <w:t>conta</w:t>
+      </w:r>
+      <w:r>
+        <w:rPr>
+          <w:rFonts w:ascii="Arial" w:hAnsi="Arial" w:cs="Arial"/>
+        </w:rPr>
+        <w:t xml:space="preserve"> com um banco de dados responsável por armazenar as informações relacionadas aos usuários, tarefas e atividades registradas na aplicação. A modelagem do banco de dados </w:t>
+      </w:r>
+      <w:r>
+        <w:rPr>
+          <w:rFonts w:ascii="Arial" w:hAnsi="Arial" w:cs="Arial"/>
+        </w:rPr>
+        <w:t>está</w:t>
+      </w:r>
+      <w:r>
+        <w:rPr>
+          <w:rFonts w:ascii="Arial" w:hAnsi="Arial" w:cs="Arial"/>
+        </w:rPr>
+        <w:t xml:space="preserve"> representada por meio de diagramas como o</w:t>
       </w:r>
       <w:r>
         <w:rPr>
@@ -8126,13 +8506,35 @@
           <w:b w:val="0"/>
           <w:bCs w:val="0"/>
         </w:rPr>
-        <w:t>Diagrama Entidade-Relacionamento (DER)</w:t>
-      </w:r>
-      <w:r>
-        <w:rPr>
+        <w:t xml:space="preserve">Diagrama Entidade-Relacionamento </w:t>
+      </w:r>
+      <w:r>
+        <w:rPr>
+          <w:rStyle w:val="Forte"/>
           <w:rFonts w:ascii="Arial" w:hAnsi="Arial" w:cs="Arial"/>
-        </w:rPr>
-        <w:t>, que demonstrarão a estrutura das tabelas e as relações existentes entre as entidades do sistema.</w:t>
+          <w:b w:val="0"/>
+          <w:bCs w:val="0"/>
+        </w:rPr>
+        <w:lastRenderedPageBreak/>
+        <w:t>(DER)</w:t>
+      </w:r>
+      <w:r>
+        <w:rPr>
+          <w:rFonts w:ascii="Arial" w:hAnsi="Arial" w:cs="Arial"/>
+        </w:rPr>
+        <w:t>, que demonstra</w:t>
+      </w:r>
+      <w:r>
+        <w:rPr>
+          <w:rFonts w:ascii="Arial" w:hAnsi="Arial" w:cs="Arial"/>
+        </w:rPr>
+        <w:t>m</w:t>
+      </w:r>
+      <w:r>
+        <w:rPr>
+          <w:rFonts w:ascii="Arial" w:hAnsi="Arial" w:cs="Arial"/>
+        </w:rPr>
+        <w:t xml:space="preserve"> a estrutura das tabelas e as relações existentes entre as entidades do sistema.</w:t>
       </w:r>
     </w:p>
     <w:p>
@@ -8150,12 +8552,20 @@
         </w:rPr>
         <w:t xml:space="preserve">Por fim, </w:t>
       </w:r>
+      <w:proofErr w:type="spellStart"/>
+      <w:r>
+        <w:rPr>
+          <w:rFonts w:ascii="Arial" w:hAnsi="Arial" w:cs="Arial"/>
+        </w:rPr>
+        <w:t>foi</w:t>
+      </w:r>
       <w:commentRangeStart w:id="11"/>
+      <w:proofErr w:type="spellEnd"/>
       <w:r>
         <w:rPr>
           <w:rFonts w:ascii="Arial" w:hAnsi="Arial" w:cs="Arial"/>
         </w:rPr>
-        <w:t xml:space="preserve">serão apresentados fluxogramas </w:t>
+        <w:t xml:space="preserve"> apresentados fluxogramas </w:t>
       </w:r>
       <w:commentRangeEnd w:id="11"/>
       <w:r>
@@ -8172,22 +8582,45 @@
         <w:rPr>
           <w:rFonts w:ascii="Arial" w:hAnsi="Arial" w:cs="Arial"/>
         </w:rPr>
-        <w:t>que representarão o funcionamento do sistema e o fluxo de dados entre os diferentes componentes da aplicação. Esses diagramas auxiliarão na compreensão da arquitetura do sistema e das interações entre usuários, aplicações e banco de dados, demonstrando como o sistema atende às necessidades identificadas durante a análise.</w:t>
-      </w:r>
-    </w:p>
-    <w:p>
-      <w:pPr>
-        <w:rPr>
-          <w:rFonts w:cs="Arial"/>
-          <w:szCs w:val="24"/>
-        </w:rPr>
-      </w:pPr>
-      <w:r>
-        <w:rPr>
-          <w:rFonts w:cs="Arial"/>
-          <w:szCs w:val="24"/>
-        </w:rPr>
-        <w:lastRenderedPageBreak/>
+        <w:t>que representa</w:t>
+      </w:r>
+      <w:r>
+        <w:rPr>
+          <w:rFonts w:ascii="Arial" w:hAnsi="Arial" w:cs="Arial"/>
+        </w:rPr>
+        <w:t>m</w:t>
+      </w:r>
+      <w:r>
+        <w:rPr>
+          <w:rFonts w:ascii="Arial" w:hAnsi="Arial" w:cs="Arial"/>
+        </w:rPr>
+        <w:t xml:space="preserve"> o funcionamento do sistema e o fluxo de dados entre os diferentes componentes da aplicação. Esses diagramas auxiliar</w:t>
+      </w:r>
+      <w:r>
+        <w:rPr>
+          <w:rFonts w:ascii="Arial" w:hAnsi="Arial" w:cs="Arial"/>
+        </w:rPr>
+        <w:t>am</w:t>
+      </w:r>
+      <w:r>
+        <w:rPr>
+          <w:rFonts w:ascii="Arial" w:hAnsi="Arial" w:cs="Arial"/>
+        </w:rPr>
+        <w:t xml:space="preserve"> na compreensão da arquitetura do sistema e das interações entre usuários, aplicações e banco de dados, demonstrando como o sistema atende às necessidades identificadas durante a análise.</w:t>
+      </w:r>
+    </w:p>
+    <w:p>
+      <w:pPr>
+        <w:rPr>
+          <w:rFonts w:cs="Arial"/>
+          <w:szCs w:val="24"/>
+        </w:rPr>
+      </w:pPr>
+      <w:r>
+        <w:rPr>
+          <w:rFonts w:cs="Arial"/>
+          <w:szCs w:val="24"/>
+        </w:rPr>
         <w:br w:type="page"/>
       </w:r>
     </w:p>
@@ -10573,51 +11006,21 @@
     <w:p>
       <w:pPr>
         <w:pStyle w:val="Ttulo2"/>
-        <w:ind w:left="426" w:hanging="426"/>
-        <w:rPr>
-          <w:rFonts w:cs="Arial"/>
-          <w:szCs w:val="24"/>
-        </w:rPr>
-      </w:pPr>
-      <w:r>
-        <w:rPr>
-          <w:rFonts w:cs="Arial"/>
-          <w:szCs w:val="24"/>
-        </w:rPr>
+      </w:pPr>
+      <w:r>
         <w:t>Objetivo Geral:</w:t>
       </w:r>
     </w:p>
     <w:p>
-      <w:pPr>
-        <w:rPr>
-          <w:rFonts w:cs="Arial"/>
-          <w:szCs w:val="24"/>
-          <w:u w:val="single"/>
-        </w:rPr>
-      </w:pPr>
-      <w:r>
-        <w:rPr>
-          <w:rFonts w:cs="Arial"/>
-          <w:szCs w:val="24"/>
-          <w:highlight w:val="yellow"/>
-        </w:rPr>
-        <w:t>Desenvolver um sistema de gerenciamento de tarefas para funcionários, permitindo a atribuição, acompanhamento e finalização de atividades por meio de um aplicativo, com o objetivo de melhorar a organização das tarefas, a comunicação entre equipe e a eficiência no ambiente de trabalho.</w:t>
+      <w:r>
+        <w:t>Desenvolver um sistema integrado de gerenciamento de tarefas destinado ao ambiente supermercadista, permitindo o registro, acompanhamento e controle das atividades realizadas pelos colaboradores, com o objetivo de otimizar os processos operacionais e apoiar a gestão das equipes de trabalho.</w:t>
       </w:r>
     </w:p>
     <w:p>
       <w:pPr>
         <w:pStyle w:val="Ttulo2"/>
-        <w:ind w:left="426" w:hanging="426"/>
-        <w:rPr>
-          <w:rFonts w:cs="Arial"/>
-          <w:szCs w:val="24"/>
-        </w:rPr>
-      </w:pPr>
-      <w:r>
-        <w:rPr>
-          <w:rFonts w:cs="Arial"/>
-          <w:szCs w:val="24"/>
-        </w:rPr>
+      </w:pPr>
+      <w:r>
         <w:t>Objetivos Específicos:</w:t>
       </w:r>
     </w:p>
@@ -10627,24 +11030,21 @@
         <w:jc w:val="both"/>
         <w:rPr>
           <w:rFonts w:ascii="Arial" w:eastAsiaTheme="minorHAnsi" w:hAnsi="Arial" w:cs="Arial"/>
-          <w:highlight w:val="yellow"/>
           <w:lang w:eastAsia="en-US"/>
         </w:rPr>
       </w:pPr>
       <w:r>
         <w:rPr>
           <w:rFonts w:ascii="Arial" w:hAnsi="Arial" w:cs="Arial"/>
-          <w:highlight w:val="yellow"/>
         </w:rPr>
         <w:t xml:space="preserve"> </w:t>
       </w:r>
       <w:r>
         <w:rPr>
           <w:rFonts w:ascii="Arial" w:eastAsiaTheme="minorHAnsi" w:hAnsi="Arial" w:cs="Arial"/>
-          <w:highlight w:val="yellow"/>
           <w:lang w:eastAsia="en-US"/>
         </w:rPr>
-        <w:t>Desenvolver uma API para gerenciamento das tarefas dos funcionários;</w:t>
+        <w:t>Gerar relatórios e indicadores para auxiliar no acompanhamento das atividades realizadas.</w:t>
       </w:r>
     </w:p>
     <w:p>
@@ -10653,24 +11053,28 @@
         <w:jc w:val="both"/>
         <w:rPr>
           <w:rFonts w:ascii="Arial" w:eastAsiaTheme="minorHAnsi" w:hAnsi="Arial" w:cs="Arial"/>
-          <w:highlight w:val="yellow"/>
           <w:lang w:eastAsia="en-US"/>
         </w:rPr>
       </w:pPr>
       <w:r>
         <w:rPr>
           <w:rFonts w:ascii="Arial" w:hAnsi="Arial" w:cs="Arial"/>
-          <w:highlight w:val="yellow"/>
         </w:rPr>
         <w:t></w:t>
       </w:r>
       <w:r>
         <w:rPr>
           <w:rFonts w:ascii="Arial" w:eastAsiaTheme="minorHAnsi" w:hAnsi="Arial" w:cs="Arial"/>
-          <w:highlight w:val="yellow"/>
           <w:lang w:eastAsia="en-US"/>
         </w:rPr>
-        <w:t xml:space="preserve"> Criar um banco de dados para armazenamento das informações das tarefas e usuários;</w:t>
+        <w:t xml:space="preserve"> </w:t>
+      </w:r>
+      <w:r>
+        <w:rPr>
+          <w:rFonts w:ascii="Arial" w:eastAsiaTheme="minorHAnsi" w:hAnsi="Arial" w:cs="Arial"/>
+          <w:lang w:eastAsia="en-US"/>
+        </w:rPr>
+        <w:t>Implementar o cadastro e gerenciamento de funcionários, setores e usuários do sistema.</w:t>
       </w:r>
     </w:p>
     <w:p>
@@ -10693,7 +11097,14 @@
           <w:rFonts w:ascii="Arial" w:eastAsiaTheme="minorHAnsi" w:hAnsi="Arial" w:cs="Arial"/>
           <w:lang w:eastAsia="en-US"/>
         </w:rPr>
-        <w:t xml:space="preserve"> Implementar uma interface para que os funcionários possam visualizar e selecionar tarefas disponíveis;</w:t>
+        <w:t xml:space="preserve"> </w:t>
+      </w:r>
+      <w:r>
+        <w:rPr>
+          <w:rFonts w:ascii="Arial" w:eastAsiaTheme="minorHAnsi" w:hAnsi="Arial" w:cs="Arial"/>
+          <w:lang w:eastAsia="en-US"/>
+        </w:rPr>
+        <w:t>Desenvolver funcionalidades para criação, edição, acompanhamento e controle de tarefas.</w:t>
       </w:r>
     </w:p>
     <w:p>
@@ -10716,7 +11127,14 @@
           <w:rFonts w:ascii="Arial" w:eastAsiaTheme="minorHAnsi" w:hAnsi="Arial" w:cs="Arial"/>
           <w:lang w:eastAsia="en-US"/>
         </w:rPr>
-        <w:t xml:space="preserve"> Permitir que os funcionários possam iniciar e finalizar tarefas pelo aplicativo;</w:t>
+        <w:t xml:space="preserve"> </w:t>
+      </w:r>
+      <w:r>
+        <w:rPr>
+          <w:rFonts w:ascii="Arial" w:eastAsiaTheme="minorHAnsi" w:hAnsi="Arial" w:cs="Arial"/>
+          <w:lang w:eastAsia="en-US"/>
+        </w:rPr>
+        <w:t>Permitir que os funcionários visualizem, aceitem, iniciem e concluam tarefas por meio do aplicativo mobile.</w:t>
       </w:r>
     </w:p>
     <w:p>
@@ -10724,31 +11142,29 @@
         <w:pStyle w:val="NormalWeb"/>
         <w:jc w:val="both"/>
         <w:rPr>
+          <w:rFonts w:cs="Arial"/>
+        </w:rPr>
+      </w:pPr>
+      <w:r>
+        <w:rPr>
+          <w:rFonts w:ascii="Arial" w:hAnsi="Arial" w:cs="Arial"/>
+        </w:rPr>
+        <w:t></w:t>
+      </w:r>
+      <w:r>
+        <w:rPr>
           <w:rFonts w:ascii="Arial" w:eastAsiaTheme="minorHAnsi" w:hAnsi="Arial" w:cs="Arial"/>
           <w:lang w:eastAsia="en-US"/>
         </w:rPr>
-      </w:pPr>
-      <w:r>
-        <w:rPr>
-          <w:rFonts w:ascii="Arial" w:hAnsi="Arial" w:cs="Arial"/>
-        </w:rPr>
-        <w:t></w:t>
+        <w:t xml:space="preserve"> </w:t>
       </w:r>
       <w:r>
         <w:rPr>
           <w:rFonts w:ascii="Arial" w:eastAsiaTheme="minorHAnsi" w:hAnsi="Arial" w:cs="Arial"/>
           <w:lang w:eastAsia="en-US"/>
         </w:rPr>
-        <w:t xml:space="preserve"> Disponibilizar um painel para acompanhamento das tarefas realizadas.</w:t>
-      </w:r>
-    </w:p>
-    <w:p>
-      <w:pPr>
-        <w:rPr>
-          <w:rFonts w:cs="Arial"/>
-          <w:szCs w:val="24"/>
-        </w:rPr>
-      </w:pPr>
+        <w:t>Disponibilizar um painel para monitoramento do andamento das tarefas e acompanhamento da produtividade da equipe.</w:t>
+      </w:r>
     </w:p>
     <w:p>
       <w:pPr>
@@ -11133,7 +11549,6 @@
           <w:rFonts w:cs="Arial"/>
           <w:b/>
           <w:szCs w:val="24"/>
-          <w:highlight w:val="magenta"/>
         </w:rPr>
       </w:pPr>
       <w:bookmarkStart w:id="16" w:name="_Toc193385944"/>
@@ -11142,7 +11557,6 @@
           <w:rFonts w:cs="Arial"/>
           <w:b/>
           <w:szCs w:val="24"/>
-          <w:highlight w:val="magenta"/>
         </w:rPr>
         <w:lastRenderedPageBreak/>
         <w:t>ORÇAMENTO OU MEMORIAL DE CÁLCULO</w:t>
@@ -11510,14 +11924,14 @@
                 <w:rFonts w:cs="Arial"/>
                 <w:szCs w:val="24"/>
               </w:rPr>
-              <w:t>30</w:t>
-            </w:r>
-            <w:r>
-              <w:rPr>
-                <w:rFonts w:cs="Arial"/>
-                <w:szCs w:val="24"/>
-              </w:rPr>
-              <w:t>,00</w:t>
+              <w:t>15.</w:t>
+            </w:r>
+            <w:r>
+              <w:rPr>
+                <w:rFonts w:cs="Arial"/>
+                <w:szCs w:val="24"/>
+              </w:rPr>
+              <w:t>00</w:t>
             </w:r>
           </w:p>
         </w:tc>
@@ -11538,14 +11952,14 @@
                 <w:rFonts w:cs="Arial"/>
                 <w:szCs w:val="24"/>
               </w:rPr>
-              <w:t>3</w:t>
-            </w:r>
-            <w:r>
-              <w:rPr>
-                <w:rFonts w:cs="Arial"/>
-                <w:szCs w:val="24"/>
-              </w:rPr>
-              <w:t>0,00</w:t>
+              <w:t>15</w:t>
+            </w:r>
+            <w:r>
+              <w:rPr>
+                <w:rFonts w:cs="Arial"/>
+                <w:szCs w:val="24"/>
+              </w:rPr>
+              <w:t>,00</w:t>
             </w:r>
           </w:p>
         </w:tc>
@@ -11566,7 +11980,7 @@
                 <w:rFonts w:cs="Arial"/>
                 <w:szCs w:val="24"/>
               </w:rPr>
-              <w:t>-</w:t>
+              <w:t>15 horas</w:t>
             </w:r>
           </w:p>
         </w:tc>
@@ -11710,7 +12124,7 @@
                 <w:rFonts w:cs="Arial"/>
                 <w:szCs w:val="24"/>
               </w:rPr>
-              <w:t>API de Pagamentos (</w:t>
+              <w:t xml:space="preserve">Framework </w:t>
             </w:r>
             <w:proofErr w:type="spellStart"/>
             <w:r>
@@ -11718,7 +12132,7 @@
                 <w:rFonts w:cs="Arial"/>
                 <w:szCs w:val="24"/>
               </w:rPr>
-              <w:t>ex</w:t>
+              <w:t>Frontend</w:t>
             </w:r>
             <w:proofErr w:type="spellEnd"/>
             <w:r>
@@ -11726,7 +12140,7 @@
                 <w:rFonts w:cs="Arial"/>
                 <w:szCs w:val="24"/>
               </w:rPr>
-              <w:t xml:space="preserve">: </w:t>
+              <w:t xml:space="preserve"> (</w:t>
             </w:r>
             <w:proofErr w:type="spellStart"/>
             <w:r>
@@ -11734,7 +12148,7 @@
                 <w:rFonts w:cs="Arial"/>
                 <w:szCs w:val="24"/>
               </w:rPr>
-              <w:t>Stripe</w:t>
+              <w:t>React</w:t>
             </w:r>
             <w:proofErr w:type="spellEnd"/>
             <w:r>
@@ -11742,7 +12156,21 @@
                 <w:rFonts w:cs="Arial"/>
                 <w:szCs w:val="24"/>
               </w:rPr>
-              <w:t>)</w:t>
+              <w:t>/V</w:t>
+            </w:r>
+            <w:r>
+              <w:rPr>
+                <w:rFonts w:cs="Arial"/>
+                <w:szCs w:val="24"/>
+              </w:rPr>
+              <w:t>ite</w:t>
+            </w:r>
+            <w:r>
+              <w:rPr>
+                <w:rFonts w:cs="Arial"/>
+                <w:szCs w:val="24"/>
+              </w:rPr>
+              <w:t>.js)</w:t>
             </w:r>
           </w:p>
         </w:tc>
@@ -11762,7 +12190,7 @@
                 <w:rFonts w:cs="Arial"/>
                 <w:szCs w:val="24"/>
               </w:rPr>
-              <w:t>Plataforma online</w:t>
+              <w:t>Open-source</w:t>
             </w:r>
           </w:p>
         </w:tc>
@@ -11782,7 +12210,7 @@
                 <w:rFonts w:cs="Arial"/>
                 <w:szCs w:val="24"/>
               </w:rPr>
-              <w:t>1 conta</w:t>
+              <w:t>-</w:t>
             </w:r>
           </w:p>
         </w:tc>
@@ -11842,7 +12270,7 @@
                 <w:rFonts w:cs="Arial"/>
                 <w:szCs w:val="24"/>
               </w:rPr>
-              <w:t>5 horas</w:t>
+              <w:t>15 horas</w:t>
             </w:r>
           </w:p>
         </w:tc>
@@ -11872,7 +12300,7 @@
                 <w:rFonts w:cs="Arial"/>
                 <w:szCs w:val="24"/>
               </w:rPr>
-              <w:t>Frontend</w:t>
+              <w:t>Backend</w:t>
             </w:r>
             <w:proofErr w:type="spellEnd"/>
             <w:r>
@@ -11880,23 +12308,21 @@
                 <w:rFonts w:cs="Arial"/>
                 <w:szCs w:val="24"/>
               </w:rPr>
-              <w:t xml:space="preserve"> (</w:t>
-            </w:r>
-            <w:proofErr w:type="spellStart"/>
-            <w:r>
-              <w:rPr>
-                <w:rFonts w:cs="Arial"/>
-                <w:szCs w:val="24"/>
-              </w:rPr>
-              <w:t>React</w:t>
-            </w:r>
-            <w:proofErr w:type="spellEnd"/>
-            <w:r>
-              <w:rPr>
-                <w:rFonts w:cs="Arial"/>
-                <w:szCs w:val="24"/>
-              </w:rPr>
-              <w:t>/Vue.js)</w:t>
+              <w:t xml:space="preserve"> (Node.js/</w:t>
+            </w:r>
+            <w:r>
+              <w:rPr>
+                <w:rFonts w:cs="Arial"/>
+                <w:szCs w:val="24"/>
+              </w:rPr>
+              <w:t>Express</w:t>
+            </w:r>
+            <w:r>
+              <w:rPr>
+                <w:rFonts w:cs="Arial"/>
+                <w:szCs w:val="24"/>
+              </w:rPr>
+              <w:t>)</w:t>
             </w:r>
           </w:p>
         </w:tc>
@@ -11996,7 +12422,7 @@
                 <w:rFonts w:cs="Arial"/>
                 <w:szCs w:val="24"/>
               </w:rPr>
-              <w:t>15 horas</w:t>
+              <w:t>20 horas</w:t>
             </w:r>
           </w:p>
         </w:tc>
@@ -12008,50 +12434,27 @@
           </w:tcPr>
           <w:p>
             <w:pPr>
-              <w:rPr>
-                <w:rFonts w:cs="Arial"/>
-                <w:szCs w:val="24"/>
-              </w:rPr>
-            </w:pPr>
-            <w:r>
-              <w:rPr>
-                <w:rFonts w:cs="Arial"/>
-                <w:szCs w:val="24"/>
-              </w:rPr>
-              <w:t xml:space="preserve">Framework </w:t>
-            </w:r>
-            <w:proofErr w:type="spellStart"/>
-            <w:r>
-              <w:rPr>
-                <w:rFonts w:cs="Arial"/>
-                <w:szCs w:val="24"/>
-              </w:rPr>
-              <w:t>Backend</w:t>
-            </w:r>
-            <w:proofErr w:type="spellEnd"/>
-            <w:r>
-              <w:rPr>
-                <w:rFonts w:cs="Arial"/>
-                <w:szCs w:val="24"/>
-              </w:rPr>
-              <w:t xml:space="preserve"> (Node.js/</w:t>
-            </w:r>
-            <w:proofErr w:type="spellStart"/>
-            <w:r>
-              <w:rPr>
-                <w:rFonts w:cs="Arial"/>
-                <w:szCs w:val="24"/>
-              </w:rPr>
-              <w:t>Laravel</w:t>
-            </w:r>
-            <w:proofErr w:type="spellEnd"/>
-            <w:r>
-              <w:rPr>
-                <w:rFonts w:cs="Arial"/>
-                <w:szCs w:val="24"/>
-              </w:rPr>
-              <w:t>)</w:t>
-            </w:r>
+              <w:spacing w:after="0" w:line="240" w:lineRule="auto"/>
+              <w:rPr>
+                <w:rFonts w:cs="Arial"/>
+                <w:szCs w:val="24"/>
+              </w:rPr>
+            </w:pPr>
+            <w:r>
+              <w:rPr>
+                <w:rFonts w:cs="Arial"/>
+                <w:szCs w:val="24"/>
+              </w:rPr>
+              <w:t>Domínio do site (.com)</w:t>
+            </w:r>
+          </w:p>
+          <w:p>
+            <w:pPr>
+              <w:rPr>
+                <w:rFonts w:cs="Arial"/>
+                <w:szCs w:val="24"/>
+              </w:rPr>
+            </w:pPr>
           </w:p>
         </w:tc>
         <w:tc>
@@ -12070,7 +12473,7 @@
                 <w:rFonts w:cs="Arial"/>
                 <w:szCs w:val="24"/>
               </w:rPr>
-              <w:t>Open-source</w:t>
+              <w:t>Registro de domínios</w:t>
             </w:r>
           </w:p>
         </w:tc>
@@ -12150,138 +12553,7 @@
                 <w:rFonts w:cs="Arial"/>
                 <w:szCs w:val="24"/>
               </w:rPr>
-              <w:t>20 horas</w:t>
-            </w:r>
-          </w:p>
-        </w:tc>
-      </w:tr>
-      <w:tr>
-        <w:tc>
-          <w:tcPr>
-            <w:tcW w:w="2689" w:type="dxa"/>
-          </w:tcPr>
-          <w:p>
-            <w:pPr>
-              <w:spacing w:after="0" w:line="240" w:lineRule="auto"/>
-              <w:rPr>
-                <w:rFonts w:cs="Arial"/>
-                <w:szCs w:val="24"/>
-              </w:rPr>
-            </w:pPr>
-            <w:r>
-              <w:rPr>
-                <w:rFonts w:cs="Arial"/>
-                <w:szCs w:val="24"/>
-              </w:rPr>
-              <w:t>Domínio do site (.com)</w:t>
-            </w:r>
-          </w:p>
-          <w:p>
-            <w:pPr>
-              <w:rPr>
-                <w:rFonts w:cs="Arial"/>
-                <w:szCs w:val="24"/>
-              </w:rPr>
-            </w:pPr>
-          </w:p>
-        </w:tc>
-        <w:tc>
-          <w:tcPr>
-            <w:tcW w:w="1842" w:type="dxa"/>
-          </w:tcPr>
-          <w:p>
-            <w:pPr>
-              <w:rPr>
-                <w:rFonts w:cs="Arial"/>
-                <w:szCs w:val="24"/>
-              </w:rPr>
-            </w:pPr>
-            <w:r>
-              <w:rPr>
-                <w:rFonts w:cs="Arial"/>
-                <w:szCs w:val="24"/>
-              </w:rPr>
-              <w:t>Registro de domínios</w:t>
-            </w:r>
-          </w:p>
-        </w:tc>
-        <w:tc>
-          <w:tcPr>
-            <w:tcW w:w="926" w:type="dxa"/>
-          </w:tcPr>
-          <w:p>
-            <w:pPr>
-              <w:rPr>
-                <w:rFonts w:cs="Arial"/>
-                <w:szCs w:val="24"/>
-              </w:rPr>
-            </w:pPr>
-            <w:r>
-              <w:rPr>
-                <w:rFonts w:cs="Arial"/>
-                <w:szCs w:val="24"/>
-              </w:rPr>
-              <w:t>-</w:t>
-            </w:r>
-          </w:p>
-        </w:tc>
-        <w:tc>
-          <w:tcPr>
-            <w:tcW w:w="1109" w:type="dxa"/>
-          </w:tcPr>
-          <w:p>
-            <w:pPr>
-              <w:rPr>
-                <w:rFonts w:cs="Arial"/>
-                <w:szCs w:val="24"/>
-              </w:rPr>
-            </w:pPr>
-            <w:r>
-              <w:rPr>
-                <w:rFonts w:cs="Arial"/>
-                <w:szCs w:val="24"/>
-              </w:rPr>
-              <w:t>0,00</w:t>
-            </w:r>
-          </w:p>
-        </w:tc>
-        <w:tc>
-          <w:tcPr>
-            <w:tcW w:w="942" w:type="dxa"/>
-          </w:tcPr>
-          <w:p>
-            <w:pPr>
-              <w:rPr>
-                <w:rFonts w:cs="Arial"/>
-                <w:szCs w:val="24"/>
-              </w:rPr>
-            </w:pPr>
-            <w:r>
-              <w:rPr>
-                <w:rFonts w:cs="Arial"/>
-                <w:szCs w:val="24"/>
-              </w:rPr>
-              <w:t>0,00</w:t>
-            </w:r>
-          </w:p>
-        </w:tc>
-        <w:tc>
-          <w:tcPr>
-            <w:tcW w:w="1553" w:type="dxa"/>
-          </w:tcPr>
-          <w:p>
-            <w:pPr>
-              <w:rPr>
-                <w:rFonts w:cs="Arial"/>
-                <w:szCs w:val="24"/>
-              </w:rPr>
-            </w:pPr>
-            <w:r>
-              <w:rPr>
-                <w:rFonts w:cs="Arial"/>
-                <w:szCs w:val="24"/>
-              </w:rPr>
-              <w:t>-</w:t>
+              <w:t>10 horas</w:t>
             </w:r>
           </w:p>
         </w:tc>
@@ -12343,30 +12615,9 @@
           <w:ilvl w:val="0"/>
           <w:numId w:val="1"/>
         </w:numPr>
-        <w:ind w:left="357" w:hanging="357"/>
-        <w:outlineLvl w:val="0"/>
-        <w:rPr>
-          <w:rFonts w:cs="Arial"/>
-          <w:b/>
-          <w:szCs w:val="24"/>
-        </w:rPr>
-        <w:sectPr>
-          <w:headerReference w:type="default" r:id="rId15"/>
-          <w:pgSz w:w="11906" w:h="16838" w:code="9"/>
-          <w:pgMar w:top="1701" w:right="1134" w:bottom="1134" w:left="1701" w:header="709" w:footer="709" w:gutter="0"/>
-          <w:cols w:space="708"/>
-          <w:docGrid w:linePitch="360"/>
-        </w:sectPr>
-      </w:pPr>
-    </w:p>
-    <w:p>
-      <w:pPr>
-        <w:pStyle w:val="PargrafodaLista"/>
-        <w:numPr>
-          <w:ilvl w:val="0"/>
-          <w:numId w:val="1"/>
-        </w:numPr>
+        <w:spacing w:after="200" w:line="276" w:lineRule="auto"/>
         <w:ind w:left="357" w:firstLine="0"/>
+        <w:jc w:val="left"/>
         <w:outlineLvl w:val="0"/>
         <w:rPr>
           <w:rFonts w:cs="Arial"/>
@@ -12384,23 +12635,6 @@
         <w:t>MONITORAMENTO OU AVALIAÇÃO</w:t>
       </w:r>
       <w:bookmarkEnd w:id="20"/>
-    </w:p>
-    <w:p>
-      <w:pPr>
-        <w:spacing w:after="200" w:line="276" w:lineRule="auto"/>
-        <w:jc w:val="left"/>
-        <w:rPr>
-          <w:rFonts w:cs="Arial"/>
-          <w:szCs w:val="24"/>
-        </w:rPr>
-      </w:pPr>
-      <w:r>
-        <w:rPr>
-          <w:rFonts w:cs="Arial"/>
-          <w:szCs w:val="24"/>
-        </w:rPr>
-        <w:br w:type="page"/>
-      </w:r>
     </w:p>
     <w:p>
       <w:pPr>
@@ -12426,7 +12660,6 @@
           <w:bCs/>
           <w:szCs w:val="24"/>
         </w:rPr>
-        <w:lastRenderedPageBreak/>
         <w:t>Modelo Entidade Relacionamento (</w:t>
       </w:r>
       <w:r>
@@ -12478,7 +12711,7 @@
                     </pic:cNvPicPr>
                   </pic:nvPicPr>
                   <pic:blipFill>
-                    <a:blip r:embed="rId16">
+                    <a:blip r:embed="rId15">
                       <a:extLst>
                         <a:ext uri="{28A0092B-C50C-407E-A947-70E740481C1C}">
                           <a14:useLocalDpi xmlns:a14="http://schemas.microsoft.com/office/drawing/2010/main" val="0"/>
@@ -17033,7 +17266,6 @@
           <w:sz w:val="22"/>
           <w:szCs w:val="20"/>
         </w:rPr>
-        <w:lastRenderedPageBreak/>
         <w:t>Fonte: Autoria própria</w:t>
       </w:r>
     </w:p>
@@ -18017,7 +18249,6 @@
           </w:tcPr>
           <w:p>
             <w:r>
-              <w:lastRenderedPageBreak/>
               <w:t xml:space="preserve">ID do </w:t>
             </w:r>
             <w:proofErr w:type="spellStart"/>
@@ -18375,48 +18606,6 @@
         </w:rPr>
         <w:t>Fonte: Autoria própria</w:t>
       </w:r>
-    </w:p>
-    <w:p>
-      <w:pPr>
-        <w:rPr>
-          <w:rFonts w:cs="Arial"/>
-          <w:szCs w:val="24"/>
-        </w:rPr>
-      </w:pPr>
-    </w:p>
-    <w:p>
-      <w:pPr>
-        <w:rPr>
-          <w:rFonts w:cs="Arial"/>
-          <w:szCs w:val="24"/>
-        </w:rPr>
-      </w:pPr>
-    </w:p>
-    <w:p>
-      <w:pPr>
-        <w:rPr>
-          <w:rFonts w:cs="Arial"/>
-          <w:szCs w:val="24"/>
-        </w:rPr>
-      </w:pPr>
-    </w:p>
-    <w:p>
-      <w:pPr>
-        <w:spacing w:after="200" w:line="276" w:lineRule="auto"/>
-        <w:jc w:val="left"/>
-        <w:rPr>
-          <w:rFonts w:cs="Arial"/>
-          <w:b/>
-          <w:bCs/>
-          <w:szCs w:val="24"/>
-        </w:rPr>
-        <w:sectPr>
-          <w:pgSz w:w="11906" w:h="16838" w:code="9"/>
-          <w:pgMar w:top="1701" w:right="1134" w:bottom="1134" w:left="1701" w:header="709" w:footer="709" w:gutter="0"/>
-          <w:cols w:space="708"/>
-          <w:docGrid w:linePitch="360"/>
-        </w:sectPr>
-      </w:pPr>
     </w:p>
     <w:p>
       <w:pPr>
@@ -18457,35 +18646,15 @@
         </w:rPr>
         <w:t>)</w:t>
       </w:r>
-      <w:r>
-        <w:rPr>
-          <w:rFonts w:cs="Arial"/>
-          <w:b/>
-          <w:bCs/>
-          <w:szCs w:val="24"/>
-        </w:rPr>
-        <w:t xml:space="preserve"> </w:t>
-      </w:r>
-      <w:r>
-        <w:rPr>
-          <w:rFonts w:cs="Arial"/>
-          <w:b/>
-          <w:bCs/>
-          <w:szCs w:val="24"/>
-          <w:highlight w:val="yellow"/>
-        </w:rPr>
-        <w:t>ou UML (caso a turma saiba fazer – definir qual será utilizado em ala)</w:t>
-      </w:r>
       <w:bookmarkEnd w:id="23"/>
       <w:r>
         <w:rPr>
           <w:noProof/>
         </w:rPr>
-        <w:lastRenderedPageBreak/>
         <w:drawing>
-          <wp:inline distT="0" distB="0" distL="0" distR="0" wp14:anchorId="30E17E28" wp14:editId="0204C75D">
-            <wp:extent cx="5760085" cy="8640445"/>
-            <wp:effectExtent l="0" t="0" r="0" b="8255"/>
+          <wp:inline distT="0" distB="0" distL="0" distR="0" wp14:anchorId="30E17E28" wp14:editId="42259CEC">
+            <wp:extent cx="5512444" cy="8268970"/>
+            <wp:effectExtent l="0" t="0" r="0" b="0"/>
             <wp:docPr id="4" name="Imagem 4"/>
             <wp:cNvGraphicFramePr>
               <a:graphicFrameLocks xmlns:a="http://schemas.openxmlformats.org/drawingml/2006/main" noChangeAspect="1"/>
@@ -18500,7 +18669,7 @@
                     </pic:cNvPicPr>
                   </pic:nvPicPr>
                   <pic:blipFill>
-                    <a:blip r:embed="rId17">
+                    <a:blip r:embed="rId16">
                       <a:extLst>
                         <a:ext uri="{28A0092B-C50C-407E-A947-70E740481C1C}">
                           <a14:useLocalDpi xmlns:a14="http://schemas.microsoft.com/office/drawing/2010/main" val="0"/>
@@ -18515,7 +18684,7 @@
                   <pic:spPr bwMode="auto">
                     <a:xfrm>
                       <a:off x="0" y="0"/>
-                      <a:ext cx="5760085" cy="8640445"/>
+                      <a:ext cx="5512444" cy="8268970"/>
                     </a:xfrm>
                     <a:prstGeom prst="rect">
                       <a:avLst/>
@@ -18563,6 +18732,7 @@
           <w:bCs/>
           <w:szCs w:val="24"/>
         </w:rPr>
+        <w:lastRenderedPageBreak/>
         <w:t>Projeto desenvolvido</w:t>
       </w:r>
       <w:bookmarkEnd w:id="24"/>
@@ -18618,6 +18788,71 @@
             <wp:extent cx="5760085" cy="2653665"/>
             <wp:effectExtent l="0" t="0" r="0" b="0"/>
             <wp:docPr id="1" name="Imagem 1"/>
+            <wp:cNvGraphicFramePr>
+              <a:graphicFrameLocks xmlns:a="http://schemas.openxmlformats.org/drawingml/2006/main" noChangeAspect="1"/>
+            </wp:cNvGraphicFramePr>
+            <a:graphic xmlns:a="http://schemas.openxmlformats.org/drawingml/2006/main">
+              <a:graphicData uri="http://schemas.openxmlformats.org/drawingml/2006/picture">
+                <pic:pic xmlns:pic="http://schemas.openxmlformats.org/drawingml/2006/picture">
+                  <pic:nvPicPr>
+                    <pic:cNvPr id="1" name=""/>
+                    <pic:cNvPicPr/>
+                  </pic:nvPicPr>
+                  <pic:blipFill>
+                    <a:blip r:embed="rId17"/>
+                    <a:stretch>
+                      <a:fillRect/>
+                    </a:stretch>
+                  </pic:blipFill>
+                  <pic:spPr>
+                    <a:xfrm>
+                      <a:off x="0" y="0"/>
+                      <a:ext cx="5760085" cy="2653665"/>
+                    </a:xfrm>
+                    <a:prstGeom prst="rect">
+                      <a:avLst/>
+                    </a:prstGeom>
+                  </pic:spPr>
+                </pic:pic>
+              </a:graphicData>
+            </a:graphic>
+          </wp:inline>
+        </w:drawing>
+      </w:r>
+    </w:p>
+    <w:p>
+      <w:pPr>
+        <w:rPr>
+          <w:rFonts w:cs="Arial"/>
+          <w:szCs w:val="24"/>
+        </w:rPr>
+      </w:pPr>
+      <w:r>
+        <w:rPr>
+          <w:rFonts w:cs="Arial"/>
+          <w:szCs w:val="24"/>
+        </w:rPr>
+        <w:t>descrição</w:t>
+      </w:r>
+    </w:p>
+    <w:p>
+      <w:pPr>
+        <w:rPr>
+          <w:rFonts w:cs="Arial"/>
+          <w:szCs w:val="24"/>
+        </w:rPr>
+      </w:pPr>
+      <w:r>
+        <w:rPr>
+          <w:rFonts w:cs="Arial"/>
+          <w:noProof/>
+          <w:szCs w:val="24"/>
+        </w:rPr>
+        <w:drawing>
+          <wp:inline distT="0" distB="0" distL="0" distR="0" wp14:anchorId="518C8621" wp14:editId="1403E478">
+            <wp:extent cx="5760085" cy="2602230"/>
+            <wp:effectExtent l="0" t="0" r="0" b="7620"/>
+            <wp:docPr id="2" name="Imagem 2"/>
             <wp:cNvGraphicFramePr>
               <a:graphicFrameLocks xmlns:a="http://schemas.openxmlformats.org/drawingml/2006/main" noChangeAspect="1"/>
             </wp:cNvGraphicFramePr>
@@ -18637,7 +18872,7 @@
                   <pic:spPr>
                     <a:xfrm>
                       <a:off x="0" y="0"/>
-                      <a:ext cx="5760085" cy="2653665"/>
+                      <a:ext cx="5760085" cy="2602230"/>
                     </a:xfrm>
                     <a:prstGeom prst="rect">
                       <a:avLst/>
@@ -18660,29 +18895,15 @@
       <w:r>
         <w:rPr>
           <w:rFonts w:cs="Arial"/>
-          <w:szCs w:val="24"/>
-        </w:rPr>
-        <w:t>descrição</w:t>
-      </w:r>
-    </w:p>
-    <w:p>
-      <w:pPr>
-        <w:rPr>
-          <w:rFonts w:cs="Arial"/>
-          <w:szCs w:val="24"/>
-        </w:rPr>
-      </w:pPr>
-      <w:r>
-        <w:rPr>
-          <w:rFonts w:cs="Arial"/>
           <w:noProof/>
           <w:szCs w:val="24"/>
         </w:rPr>
+        <w:lastRenderedPageBreak/>
         <w:drawing>
-          <wp:inline distT="0" distB="0" distL="0" distR="0" wp14:anchorId="518C8621" wp14:editId="1403E478">
-            <wp:extent cx="5760085" cy="2602230"/>
-            <wp:effectExtent l="0" t="0" r="0" b="7620"/>
-            <wp:docPr id="2" name="Imagem 2"/>
+          <wp:inline distT="0" distB="0" distL="0" distR="0" wp14:anchorId="6E34BD75" wp14:editId="4CA0C5CB">
+            <wp:extent cx="5760085" cy="2609850"/>
+            <wp:effectExtent l="0" t="0" r="0" b="0"/>
+            <wp:docPr id="5" name="Imagem 5"/>
             <wp:cNvGraphicFramePr>
               <a:graphicFrameLocks xmlns:a="http://schemas.openxmlformats.org/drawingml/2006/main" noChangeAspect="1"/>
             </wp:cNvGraphicFramePr>
@@ -18702,7 +18923,7 @@
                   <pic:spPr>
                     <a:xfrm>
                       <a:off x="0" y="0"/>
-                      <a:ext cx="5760085" cy="2602230"/>
+                      <a:ext cx="5760085" cy="2609850"/>
                     </a:xfrm>
                     <a:prstGeom prst="rect">
                       <a:avLst/>
@@ -18728,12 +18949,11 @@
           <w:noProof/>
           <w:szCs w:val="24"/>
         </w:rPr>
-        <w:lastRenderedPageBreak/>
         <w:drawing>
-          <wp:inline distT="0" distB="0" distL="0" distR="0" wp14:anchorId="6E34BD75" wp14:editId="4CA0C5CB">
-            <wp:extent cx="5760085" cy="2609850"/>
+          <wp:inline distT="0" distB="0" distL="0" distR="0" wp14:anchorId="0F4EBE63" wp14:editId="572FB88D">
+            <wp:extent cx="5760085" cy="2611120"/>
             <wp:effectExtent l="0" t="0" r="0" b="0"/>
-            <wp:docPr id="5" name="Imagem 5"/>
+            <wp:docPr id="6" name="Imagem 6"/>
             <wp:cNvGraphicFramePr>
               <a:graphicFrameLocks xmlns:a="http://schemas.openxmlformats.org/drawingml/2006/main" noChangeAspect="1"/>
             </wp:cNvGraphicFramePr>
@@ -18753,7 +18973,7 @@
                   <pic:spPr>
                     <a:xfrm>
                       <a:off x="0" y="0"/>
-                      <a:ext cx="5760085" cy="2609850"/>
+                      <a:ext cx="5760085" cy="2611120"/>
                     </a:xfrm>
                     <a:prstGeom prst="rect">
                       <a:avLst/>
@@ -18780,10 +19000,10 @@
           <w:szCs w:val="24"/>
         </w:rPr>
         <w:drawing>
-          <wp:inline distT="0" distB="0" distL="0" distR="0" wp14:anchorId="0F4EBE63" wp14:editId="572FB88D">
+          <wp:inline distT="0" distB="0" distL="0" distR="0" wp14:anchorId="019741B1" wp14:editId="613CB43C">
             <wp:extent cx="5760085" cy="2611120"/>
             <wp:effectExtent l="0" t="0" r="0" b="0"/>
-            <wp:docPr id="6" name="Imagem 6"/>
+            <wp:docPr id="7" name="Imagem 7"/>
             <wp:cNvGraphicFramePr>
               <a:graphicFrameLocks xmlns:a="http://schemas.openxmlformats.org/drawingml/2006/main" noChangeAspect="1"/>
             </wp:cNvGraphicFramePr>
@@ -18829,11 +19049,12 @@
           <w:noProof/>
           <w:szCs w:val="24"/>
         </w:rPr>
+        <w:lastRenderedPageBreak/>
         <w:drawing>
-          <wp:inline distT="0" distB="0" distL="0" distR="0" wp14:anchorId="019741B1" wp14:editId="613CB43C">
-            <wp:extent cx="5760085" cy="2611120"/>
+          <wp:inline distT="0" distB="0" distL="0" distR="0" wp14:anchorId="1B47A79D" wp14:editId="48F9A2A9">
+            <wp:extent cx="5760085" cy="2609850"/>
             <wp:effectExtent l="0" t="0" r="0" b="0"/>
-            <wp:docPr id="7" name="Imagem 7"/>
+            <wp:docPr id="8" name="Imagem 8"/>
             <wp:cNvGraphicFramePr>
               <a:graphicFrameLocks xmlns:a="http://schemas.openxmlformats.org/drawingml/2006/main" noChangeAspect="1"/>
             </wp:cNvGraphicFramePr>
@@ -18853,7 +19074,7 @@
                   <pic:spPr>
                     <a:xfrm>
                       <a:off x="0" y="0"/>
-                      <a:ext cx="5760085" cy="2611120"/>
+                      <a:ext cx="5760085" cy="2609850"/>
                     </a:xfrm>
                     <a:prstGeom prst="rect">
                       <a:avLst/>
@@ -18879,12 +19100,11 @@
           <w:noProof/>
           <w:szCs w:val="24"/>
         </w:rPr>
-        <w:lastRenderedPageBreak/>
         <w:drawing>
-          <wp:inline distT="0" distB="0" distL="0" distR="0" wp14:anchorId="1B47A79D" wp14:editId="48F9A2A9">
-            <wp:extent cx="5760085" cy="2609850"/>
-            <wp:effectExtent l="0" t="0" r="0" b="0"/>
-            <wp:docPr id="8" name="Imagem 8"/>
+          <wp:inline distT="0" distB="0" distL="0" distR="0" wp14:anchorId="145A1372" wp14:editId="497E3F87">
+            <wp:extent cx="5760085" cy="2607310"/>
+            <wp:effectExtent l="0" t="0" r="0" b="2540"/>
+            <wp:docPr id="9" name="Imagem 9"/>
             <wp:cNvGraphicFramePr>
               <a:graphicFrameLocks xmlns:a="http://schemas.openxmlformats.org/drawingml/2006/main" noChangeAspect="1"/>
             </wp:cNvGraphicFramePr>
@@ -18904,56 +19124,6 @@
                   <pic:spPr>
                     <a:xfrm>
                       <a:off x="0" y="0"/>
-                      <a:ext cx="5760085" cy="2609850"/>
-                    </a:xfrm>
-                    <a:prstGeom prst="rect">
-                      <a:avLst/>
-                    </a:prstGeom>
-                  </pic:spPr>
-                </pic:pic>
-              </a:graphicData>
-            </a:graphic>
-          </wp:inline>
-        </w:drawing>
-      </w:r>
-    </w:p>
-    <w:p>
-      <w:pPr>
-        <w:rPr>
-          <w:rFonts w:cs="Arial"/>
-          <w:szCs w:val="24"/>
-        </w:rPr>
-      </w:pPr>
-      <w:r>
-        <w:rPr>
-          <w:rFonts w:cs="Arial"/>
-          <w:noProof/>
-          <w:szCs w:val="24"/>
-        </w:rPr>
-        <w:drawing>
-          <wp:inline distT="0" distB="0" distL="0" distR="0" wp14:anchorId="145A1372" wp14:editId="497E3F87">
-            <wp:extent cx="5760085" cy="2607310"/>
-            <wp:effectExtent l="0" t="0" r="0" b="2540"/>
-            <wp:docPr id="9" name="Imagem 9"/>
-            <wp:cNvGraphicFramePr>
-              <a:graphicFrameLocks xmlns:a="http://schemas.openxmlformats.org/drawingml/2006/main" noChangeAspect="1"/>
-            </wp:cNvGraphicFramePr>
-            <a:graphic xmlns:a="http://schemas.openxmlformats.org/drawingml/2006/main">
-              <a:graphicData uri="http://schemas.openxmlformats.org/drawingml/2006/picture">
-                <pic:pic xmlns:pic="http://schemas.openxmlformats.org/drawingml/2006/picture">
-                  <pic:nvPicPr>
-                    <pic:cNvPr id="1" name=""/>
-                    <pic:cNvPicPr/>
-                  </pic:nvPicPr>
-                  <pic:blipFill>
-                    <a:blip r:embed="rId24"/>
-                    <a:stretch>
-                      <a:fillRect/>
-                    </a:stretch>
-                  </pic:blipFill>
-                  <pic:spPr>
-                    <a:xfrm>
-                      <a:off x="0" y="0"/>
                       <a:ext cx="5760085" cy="2607310"/>
                     </a:xfrm>
                     <a:prstGeom prst="rect">
@@ -20779,6 +20949,7 @@
       </w:r>
     </w:p>
     <w:sectPr>
+      <w:headerReference w:type="default" r:id="rId24"/>
       <w:pgSz w:w="11906" w:h="16838" w:code="9"/>
       <w:pgMar w:top="1701" w:right="1134" w:bottom="1134" w:left="1701" w:header="709" w:footer="709" w:gutter="0"/>
       <w:cols w:space="708"/>
@@ -21322,7 +21493,7 @@
   <w:abstractNum w:abstractNumId="3" w15:restartNumberingAfterBreak="0">
     <w:nsid w:val="3002785C"/>
     <w:multiLevelType w:val="multilevel"/>
-    <w:tmpl w:val="1902D98A"/>
+    <w:tmpl w:val="A1BAF456"/>
     <w:lvl w:ilvl="0">
       <w:start w:val="1"/>
       <w:numFmt w:val="decimal"/>
@@ -21339,7 +21510,7 @@
       <w:lvlText w:val="%1.%2."/>
       <w:lvlJc w:val="left"/>
       <w:pPr>
-        <w:ind w:left="792" w:hanging="432"/>
+        <w:ind w:left="432" w:hanging="432"/>
       </w:pPr>
     </w:lvl>
     <w:lvl w:ilvl="2">
@@ -22565,7 +22736,7 @@
     <w:uiPriority w:val="9"/>
     <w:unhideWhenUsed/>
     <w:qFormat/>
-    <w:rsid w:val="00A22D42"/>
+    <w:rsid w:val="005C1EB8"/>
     <w:pPr>
       <w:keepNext/>
       <w:keepLines/>
@@ -22573,7 +22744,8 @@
         <w:ilvl w:val="1"/>
         <w:numId w:val="1"/>
       </w:numPr>
-      <w:spacing w:before="40" w:after="0"/>
+      <w:spacing w:before="40" w:after="0" w:line="480" w:lineRule="auto"/>
+      <w:ind w:left="426" w:hanging="426"/>
       <w:outlineLvl w:val="1"/>
     </w:pPr>
     <w:rPr>
@@ -22586,7 +22758,6 @@
   <w:style w:type="character" w:default="1" w:styleId="Fontepargpadro">
     <w:name w:val="Default Paragraph Font"/>
     <w:uiPriority w:val="1"/>
-    <w:semiHidden/>
     <w:unhideWhenUsed/>
   </w:style>
   <w:style w:type="table" w:default="1" w:styleId="Tabelanormal">
@@ -22980,7 +23151,7 @@
     <w:basedOn w:val="Fontepargpadro"/>
     <w:link w:val="Ttulo2"/>
     <w:uiPriority w:val="9"/>
-    <w:rsid w:val="00A22D42"/>
+    <w:rsid w:val="005C1EB8"/>
     <w:rPr>
       <w:rFonts w:ascii="Arial" w:eastAsiaTheme="majorEastAsia" w:hAnsi="Arial" w:cstheme="majorBidi"/>
       <w:b/>
@@ -23329,10 +23500,6 @@
 </file>
 
 <file path=customXml/item1.xml><?xml version="1.0" encoding="utf-8"?>
-<b:Sources xmlns:b="http://schemas.openxmlformats.org/officeDocument/2006/bibliography" xmlns="http://schemas.openxmlformats.org/officeDocument/2006/bibliography" SelectedStyle="\APA.XSL" StyleName="APA"/>
-</file>
-
-<file path=customXml/item2.xml><?xml version="1.0" encoding="utf-8"?>
 <ct:contentTypeSchema xmlns:ct="http://schemas.microsoft.com/office/2006/metadata/contentType" xmlns:ma="http://schemas.microsoft.com/office/2006/metadata/properties/metaAttributes" ct:_="" ma:_="" ma:contentTypeName="Documento" ma:contentTypeID="0x01010079E85AF13E1D6948BAEBBC3E299C7A4C" ma:contentTypeVersion="11" ma:contentTypeDescription="Crie um novo documento." ma:contentTypeScope="" ma:versionID="9903338d6f6ebf8d9f52e57d695b90e0">
   <xsd:schema xmlns:xsd="http://www.w3.org/2001/XMLSchema" xmlns:xs="http://www.w3.org/2001/XMLSchema" xmlns:p="http://schemas.microsoft.com/office/2006/metadata/properties" xmlns:ns2="1c99b82c-450d-407b-8685-188b0222f857" xmlns:ns3="ec9326a9-796b-4177-81ae-8ce46d6874ce" targetNamespace="http://schemas.microsoft.com/office/2006/metadata/properties" ma:root="true" ma:fieldsID="27025b9af28ab54196939bbeabbec0a9" ns2:_="" ns3:_="">
     <xsd:import namespace="1c99b82c-450d-407b-8685-188b0222f857"/>
@@ -23521,6 +23688,10 @@
 </ct:contentTypeSchema>
 </file>
 
+<file path=customXml/item2.xml><?xml version="1.0" encoding="utf-8"?>
+<b:Sources xmlns:b="http://schemas.openxmlformats.org/officeDocument/2006/bibliography" xmlns="http://schemas.openxmlformats.org/officeDocument/2006/bibliography" SelectedStyle="\APA.XSL" StyleName="APA"/>
+</file>
+
 <file path=customXml/item3.xml><?xml version="1.0" encoding="utf-8"?>
 <?mso-contentType ?>
 <FormTemplates xmlns="http://schemas.microsoft.com/sharepoint/v3/contenttype/forms">
@@ -23531,14 +23702,6 @@
 </file>
 
 <file path=customXml/itemProps1.xml><?xml version="1.0" encoding="utf-8"?>
-<ds:datastoreItem xmlns:ds="http://schemas.openxmlformats.org/officeDocument/2006/customXml" ds:itemID="{6D1FBB9A-856D-43D0-A2C9-AA3DEE8D1533}">
-  <ds:schemaRefs>
-    <ds:schemaRef ds:uri="http://schemas.openxmlformats.org/officeDocument/2006/bibliography"/>
-  </ds:schemaRefs>
-</ds:datastoreItem>
-</file>
-
-<file path=customXml/itemProps2.xml><?xml version="1.0" encoding="utf-8"?>
 <ds:datastoreItem xmlns:ds="http://schemas.openxmlformats.org/officeDocument/2006/customXml" ds:itemID="{F9562963-6458-4B09-8DDA-F09296948AA7}">
   <ds:schemaRefs>
     <ds:schemaRef ds:uri="http://schemas.microsoft.com/office/2006/metadata/contentType"/>
@@ -23557,6 +23720,14 @@
 </ds:datastoreItem>
 </file>
 
+<file path=customXml/itemProps2.xml><?xml version="1.0" encoding="utf-8"?>
+<ds:datastoreItem xmlns:ds="http://schemas.openxmlformats.org/officeDocument/2006/customXml" ds:itemID="{6D1FBB9A-856D-43D0-A2C9-AA3DEE8D1533}">
+  <ds:schemaRefs>
+    <ds:schemaRef ds:uri="http://schemas.openxmlformats.org/officeDocument/2006/bibliography"/>
+  </ds:schemaRefs>
+</ds:datastoreItem>
+</file>
+
 <file path=customXml/itemProps3.xml><?xml version="1.0" encoding="utf-8"?>
 <ds:datastoreItem xmlns:ds="http://schemas.openxmlformats.org/officeDocument/2006/customXml" ds:itemID="{19856E04-179F-401F-8246-BA08537D6152}">
   <ds:schemaRefs>

--- a/TCC DEFINITIVO 28-05-2026/Gestão de Tarefas prof carol.docx
+++ b/TCC DEFINITIVO 28-05-2026/Gestão de Tarefas prof carol.docx
@@ -17266,6 +17266,7 @@
           <w:sz w:val="22"/>
           <w:szCs w:val="20"/>
         </w:rPr>
+        <w:lastRenderedPageBreak/>
         <w:t>Fonte: Autoria própria</w:t>
       </w:r>
     </w:p>
@@ -18249,6 +18250,7 @@
           </w:tcPr>
           <w:p>
             <w:r>
+              <w:lastRenderedPageBreak/>
               <w:t xml:space="preserve">ID do </w:t>
             </w:r>
             <w:proofErr w:type="spellStart"/>
@@ -18749,31 +18751,6 @@
       <w:pPr>
         <w:rPr>
           <w:rFonts w:cs="Arial"/>
-          <w:color w:val="FF0000"/>
-          <w:szCs w:val="24"/>
-        </w:rPr>
-      </w:pPr>
-      <w:r>
-        <w:rPr>
-          <w:rFonts w:cs="Arial"/>
-          <w:color w:val="FF0000"/>
-          <w:szCs w:val="24"/>
-        </w:rPr>
-        <w:t>Trazer as telas do sistema e explicar cada uma</w:t>
-      </w:r>
-    </w:p>
-    <w:p>
-      <w:pPr>
-        <w:rPr>
-          <w:rFonts w:cs="Arial"/>
-          <w:szCs w:val="24"/>
-        </w:rPr>
-      </w:pPr>
-    </w:p>
-    <w:p>
-      <w:pPr>
-        <w:rPr>
-          <w:rFonts w:cs="Arial"/>
           <w:szCs w:val="24"/>
         </w:rPr>
       </w:pPr>
@@ -18784,7 +18761,7 @@
           <w:szCs w:val="24"/>
         </w:rPr>
         <w:drawing>
-          <wp:inline distT="0" distB="0" distL="0" distR="0" wp14:anchorId="34583DCB" wp14:editId="0D57563E">
+          <wp:inline distT="0" distB="0" distL="0" distR="0" wp14:anchorId="09E6780E" wp14:editId="699878DD">
             <wp:extent cx="5760085" cy="2653665"/>
             <wp:effectExtent l="0" t="0" r="0" b="0"/>
             <wp:docPr id="1" name="Imagem 1"/>
@@ -18832,8 +18809,30 @@
           <w:rFonts w:cs="Arial"/>
           <w:szCs w:val="24"/>
         </w:rPr>
-        <w:t>descrição</w:t>
-      </w:r>
+        <w:t xml:space="preserve">Tela inicial / Landing </w:t>
+      </w:r>
+      <w:r>
+        <w:rPr>
+          <w:rFonts w:cs="Arial"/>
+          <w:szCs w:val="24"/>
+        </w:rPr>
+        <w:t>page</w:t>
+      </w:r>
+      <w:r>
+        <w:rPr>
+          <w:rFonts w:cs="Arial"/>
+          <w:szCs w:val="24"/>
+        </w:rPr>
+        <w:t>.</w:t>
+      </w:r>
+    </w:p>
+    <w:p>
+      <w:pPr>
+        <w:rPr>
+          <w:rFonts w:cs="Arial"/>
+          <w:szCs w:val="24"/>
+        </w:rPr>
+      </w:pPr>
     </w:p>
     <w:p>
       <w:pPr>
@@ -18849,7 +18848,7 @@
           <w:szCs w:val="24"/>
         </w:rPr>
         <w:drawing>
-          <wp:inline distT="0" distB="0" distL="0" distR="0" wp14:anchorId="518C8621" wp14:editId="1403E478">
+          <wp:inline distT="0" distB="0" distL="0" distR="0" wp14:anchorId="1961B6F1" wp14:editId="54B3EA4E">
             <wp:extent cx="5760085" cy="2602230"/>
             <wp:effectExtent l="0" t="0" r="0" b="7620"/>
             <wp:docPr id="2" name="Imagem 2"/>
@@ -18895,12 +18894,27 @@
       <w:r>
         <w:rPr>
           <w:rFonts w:cs="Arial"/>
+          <w:szCs w:val="24"/>
+        </w:rPr>
+        <w:t>Tela de login.</w:t>
+      </w:r>
+    </w:p>
+    <w:p>
+      <w:pPr>
+        <w:rPr>
+          <w:rFonts w:cs="Arial"/>
+          <w:szCs w:val="24"/>
+        </w:rPr>
+      </w:pPr>
+      <w:r>
+        <w:rPr>
+          <w:rFonts w:cs="Arial"/>
           <w:noProof/>
           <w:szCs w:val="24"/>
         </w:rPr>
         <w:lastRenderedPageBreak/>
         <w:drawing>
-          <wp:inline distT="0" distB="0" distL="0" distR="0" wp14:anchorId="6E34BD75" wp14:editId="4CA0C5CB">
+          <wp:inline distT="0" distB="0" distL="0" distR="0" wp14:anchorId="1530995E" wp14:editId="04785543">
             <wp:extent cx="5760085" cy="2609850"/>
             <wp:effectExtent l="0" t="0" r="0" b="0"/>
             <wp:docPr id="5" name="Imagem 5"/>
@@ -18946,11 +18960,42 @@
       <w:r>
         <w:rPr>
           <w:rFonts w:cs="Arial"/>
+          <w:szCs w:val="24"/>
+        </w:rPr>
+        <w:t>Dashboard gerente.</w:t>
+      </w:r>
+    </w:p>
+    <w:p>
+      <w:pPr>
+        <w:rPr>
+          <w:rFonts w:cs="Arial"/>
+          <w:szCs w:val="24"/>
+        </w:rPr>
+      </w:pPr>
+    </w:p>
+    <w:p>
+      <w:pPr>
+        <w:rPr>
+          <w:rFonts w:cs="Arial"/>
+          <w:szCs w:val="24"/>
+        </w:rPr>
+      </w:pPr>
+    </w:p>
+    <w:p>
+      <w:pPr>
+        <w:rPr>
+          <w:rFonts w:cs="Arial"/>
+          <w:szCs w:val="24"/>
+        </w:rPr>
+      </w:pPr>
+      <w:r>
+        <w:rPr>
+          <w:rFonts w:cs="Arial"/>
           <w:noProof/>
           <w:szCs w:val="24"/>
         </w:rPr>
         <w:drawing>
-          <wp:inline distT="0" distB="0" distL="0" distR="0" wp14:anchorId="0F4EBE63" wp14:editId="572FB88D">
+          <wp:inline distT="0" distB="0" distL="0" distR="0" wp14:anchorId="176BA1F7" wp14:editId="1731442B">
             <wp:extent cx="5760085" cy="2611120"/>
             <wp:effectExtent l="0" t="0" r="0" b="0"/>
             <wp:docPr id="6" name="Imagem 6"/>
@@ -18996,11 +19041,35 @@
       <w:r>
         <w:rPr>
           <w:rFonts w:cs="Arial"/>
+          <w:szCs w:val="24"/>
+        </w:rPr>
+        <w:t>Dashboard gerente / gráfico.</w:t>
+      </w:r>
+    </w:p>
+    <w:p>
+      <w:pPr>
+        <w:rPr>
+          <w:rFonts w:cs="Arial"/>
+          <w:szCs w:val="24"/>
+        </w:rPr>
+      </w:pPr>
+    </w:p>
+    <w:p>
+      <w:pPr>
+        <w:rPr>
+          <w:rFonts w:cs="Arial"/>
+          <w:szCs w:val="24"/>
+        </w:rPr>
+      </w:pPr>
+      <w:r>
+        <w:rPr>
+          <w:rFonts w:cs="Arial"/>
           <w:noProof/>
           <w:szCs w:val="24"/>
         </w:rPr>
+        <w:lastRenderedPageBreak/>
         <w:drawing>
-          <wp:inline distT="0" distB="0" distL="0" distR="0" wp14:anchorId="019741B1" wp14:editId="613CB43C">
+          <wp:inline distT="0" distB="0" distL="0" distR="0" wp14:anchorId="5810EB61" wp14:editId="1C22C633">
             <wp:extent cx="5760085" cy="2611120"/>
             <wp:effectExtent l="0" t="0" r="0" b="0"/>
             <wp:docPr id="7" name="Imagem 7"/>
@@ -19046,12 +19115,34 @@
       <w:r>
         <w:rPr>
           <w:rFonts w:cs="Arial"/>
+          <w:szCs w:val="24"/>
+        </w:rPr>
+        <w:t>Tela cadastro de funcionário.</w:t>
+      </w:r>
+    </w:p>
+    <w:p>
+      <w:pPr>
+        <w:rPr>
+          <w:rFonts w:cs="Arial"/>
+          <w:szCs w:val="24"/>
+        </w:rPr>
+      </w:pPr>
+    </w:p>
+    <w:p>
+      <w:pPr>
+        <w:rPr>
+          <w:rFonts w:cs="Arial"/>
+          <w:szCs w:val="24"/>
+        </w:rPr>
+      </w:pPr>
+      <w:r>
+        <w:rPr>
+          <w:rFonts w:cs="Arial"/>
           <w:noProof/>
           <w:szCs w:val="24"/>
         </w:rPr>
-        <w:lastRenderedPageBreak/>
         <w:drawing>
-          <wp:inline distT="0" distB="0" distL="0" distR="0" wp14:anchorId="1B47A79D" wp14:editId="48F9A2A9">
+          <wp:inline distT="0" distB="0" distL="0" distR="0" wp14:anchorId="7D1A63D2" wp14:editId="7874728F">
             <wp:extent cx="5760085" cy="2609850"/>
             <wp:effectExtent l="0" t="0" r="0" b="0"/>
             <wp:docPr id="8" name="Imagem 8"/>
@@ -19097,11 +19188,42 @@
       <w:r>
         <w:rPr>
           <w:rFonts w:cs="Arial"/>
+          <w:szCs w:val="24"/>
+        </w:rPr>
+        <w:t xml:space="preserve">Tela </w:t>
+      </w:r>
+      <w:r>
+        <w:rPr>
+          <w:rFonts w:cs="Arial"/>
+          <w:szCs w:val="24"/>
+          <w:u w:val="single"/>
+        </w:rPr>
+        <w:t>meu</w:t>
+      </w:r>
+      <w:r>
+        <w:rPr>
+          <w:rFonts w:cs="Arial"/>
+          <w:szCs w:val="24"/>
+        </w:rPr>
+        <w:t xml:space="preserve"> perfil gerente.</w:t>
+      </w:r>
+    </w:p>
+    <w:p>
+      <w:pPr>
+        <w:rPr>
+          <w:rFonts w:cs="Arial"/>
+          <w:szCs w:val="24"/>
+        </w:rPr>
+      </w:pPr>
+      <w:r>
+        <w:rPr>
+          <w:rFonts w:cs="Arial"/>
           <w:noProof/>
           <w:szCs w:val="24"/>
         </w:rPr>
+        <w:lastRenderedPageBreak/>
         <w:drawing>
-          <wp:inline distT="0" distB="0" distL="0" distR="0" wp14:anchorId="145A1372" wp14:editId="497E3F87">
+          <wp:inline distT="0" distB="0" distL="0" distR="0" wp14:anchorId="265BE125" wp14:editId="2DD91266">
             <wp:extent cx="5760085" cy="2607310"/>
             <wp:effectExtent l="0" t="0" r="0" b="2540"/>
             <wp:docPr id="9" name="Imagem 9"/>
@@ -19144,30 +19266,225 @@
           <w:szCs w:val="24"/>
         </w:rPr>
       </w:pPr>
-    </w:p>
-    <w:p>
-      <w:pPr>
-        <w:rPr>
-          <w:rFonts w:cs="Arial"/>
-          <w:szCs w:val="24"/>
-        </w:rPr>
-      </w:pPr>
-    </w:p>
-    <w:p>
-      <w:pPr>
-        <w:rPr>
-          <w:rFonts w:cs="Arial"/>
-          <w:szCs w:val="24"/>
-        </w:rPr>
-      </w:pPr>
-    </w:p>
-    <w:p>
-      <w:pPr>
-        <w:rPr>
-          <w:rFonts w:cs="Arial"/>
-          <w:szCs w:val="24"/>
-        </w:rPr>
-      </w:pPr>
+      <w:r>
+        <w:rPr>
+          <w:rFonts w:cs="Arial"/>
+          <w:szCs w:val="24"/>
+        </w:rPr>
+        <w:t>Tela de relatório.</w:t>
+      </w:r>
+    </w:p>
+    <w:p>
+      <w:pPr>
+        <w:rPr>
+          <w:rFonts w:cs="Arial"/>
+          <w:szCs w:val="24"/>
+        </w:rPr>
+      </w:pPr>
+    </w:p>
+    <w:p>
+      <w:pPr>
+        <w:rPr>
+          <w:rFonts w:cs="Arial"/>
+          <w:szCs w:val="24"/>
+        </w:rPr>
+      </w:pPr>
+      <w:r>
+        <w:rPr>
+          <w:rFonts w:cs="Arial"/>
+          <w:noProof/>
+          <w:szCs w:val="24"/>
+        </w:rPr>
+        <w:drawing>
+          <wp:inline distT="0" distB="0" distL="0" distR="0" wp14:anchorId="7BA3913E" wp14:editId="4D07EE96">
+            <wp:extent cx="5760085" cy="2704465"/>
+            <wp:effectExtent l="0" t="0" r="0" b="635"/>
+            <wp:docPr id="10" name="Imagem 10"/>
+            <wp:cNvGraphicFramePr>
+              <a:graphicFrameLocks xmlns:a="http://schemas.openxmlformats.org/drawingml/2006/main" noChangeAspect="1"/>
+            </wp:cNvGraphicFramePr>
+            <a:graphic xmlns:a="http://schemas.openxmlformats.org/drawingml/2006/main">
+              <a:graphicData uri="http://schemas.openxmlformats.org/drawingml/2006/picture">
+                <pic:pic xmlns:pic="http://schemas.openxmlformats.org/drawingml/2006/picture">
+                  <pic:nvPicPr>
+                    <pic:cNvPr id="1" name=""/>
+                    <pic:cNvPicPr/>
+                  </pic:nvPicPr>
+                  <pic:blipFill>
+                    <a:blip r:embed="rId24"/>
+                    <a:stretch>
+                      <a:fillRect/>
+                    </a:stretch>
+                  </pic:blipFill>
+                  <pic:spPr>
+                    <a:xfrm>
+                      <a:off x="0" y="0"/>
+                      <a:ext cx="5760085" cy="2704465"/>
+                    </a:xfrm>
+                    <a:prstGeom prst="rect">
+                      <a:avLst/>
+                    </a:prstGeom>
+                  </pic:spPr>
+                </pic:pic>
+              </a:graphicData>
+            </a:graphic>
+          </wp:inline>
+        </w:drawing>
+      </w:r>
+    </w:p>
+    <w:p>
+      <w:pPr>
+        <w:rPr>
+          <w:rFonts w:cs="Arial"/>
+          <w:szCs w:val="24"/>
+        </w:rPr>
+      </w:pPr>
+      <w:r>
+        <w:rPr>
+          <w:rFonts w:cs="Arial"/>
+          <w:szCs w:val="24"/>
+        </w:rPr>
+        <w:t>Dashboard funcionário / aceitar tarefa.</w:t>
+      </w:r>
+    </w:p>
+    <w:p>
+      <w:pPr>
+        <w:rPr>
+          <w:rFonts w:cs="Arial"/>
+          <w:szCs w:val="24"/>
+        </w:rPr>
+      </w:pPr>
+      <w:r>
+        <w:rPr>
+          <w:rFonts w:cs="Arial"/>
+          <w:noProof/>
+          <w:szCs w:val="24"/>
+        </w:rPr>
+        <w:lastRenderedPageBreak/>
+        <w:drawing>
+          <wp:inline distT="0" distB="0" distL="0" distR="0" wp14:anchorId="4458BC18" wp14:editId="1B34C920">
+            <wp:extent cx="5760085" cy="2715895"/>
+            <wp:effectExtent l="0" t="0" r="0" b="8255"/>
+            <wp:docPr id="11" name="Imagem 11"/>
+            <wp:cNvGraphicFramePr>
+              <a:graphicFrameLocks xmlns:a="http://schemas.openxmlformats.org/drawingml/2006/main" noChangeAspect="1"/>
+            </wp:cNvGraphicFramePr>
+            <a:graphic xmlns:a="http://schemas.openxmlformats.org/drawingml/2006/main">
+              <a:graphicData uri="http://schemas.openxmlformats.org/drawingml/2006/picture">
+                <pic:pic xmlns:pic="http://schemas.openxmlformats.org/drawingml/2006/picture">
+                  <pic:nvPicPr>
+                    <pic:cNvPr id="1" name=""/>
+                    <pic:cNvPicPr/>
+                  </pic:nvPicPr>
+                  <pic:blipFill>
+                    <a:blip r:embed="rId25"/>
+                    <a:stretch>
+                      <a:fillRect/>
+                    </a:stretch>
+                  </pic:blipFill>
+                  <pic:spPr>
+                    <a:xfrm>
+                      <a:off x="0" y="0"/>
+                      <a:ext cx="5760085" cy="2715895"/>
+                    </a:xfrm>
+                    <a:prstGeom prst="rect">
+                      <a:avLst/>
+                    </a:prstGeom>
+                  </pic:spPr>
+                </pic:pic>
+              </a:graphicData>
+            </a:graphic>
+          </wp:inline>
+        </w:drawing>
+      </w:r>
+    </w:p>
+    <w:p>
+      <w:pPr>
+        <w:rPr>
+          <w:rFonts w:cs="Arial"/>
+          <w:szCs w:val="24"/>
+        </w:rPr>
+      </w:pPr>
+      <w:r>
+        <w:rPr>
+          <w:rFonts w:cs="Arial"/>
+          <w:szCs w:val="24"/>
+        </w:rPr>
+        <w:t>Tela das tarefas aceita pelo funcionário.</w:t>
+      </w:r>
+    </w:p>
+    <w:p>
+      <w:pPr>
+        <w:rPr>
+          <w:rFonts w:cs="Arial"/>
+          <w:szCs w:val="24"/>
+        </w:rPr>
+      </w:pPr>
+    </w:p>
+    <w:p>
+      <w:pPr>
+        <w:rPr>
+          <w:rFonts w:cs="Arial"/>
+          <w:szCs w:val="24"/>
+        </w:rPr>
+      </w:pPr>
+      <w:r>
+        <w:rPr>
+          <w:rFonts w:cs="Arial"/>
+          <w:noProof/>
+          <w:szCs w:val="24"/>
+        </w:rPr>
+        <w:drawing>
+          <wp:inline distT="0" distB="0" distL="0" distR="0" wp14:anchorId="53149363" wp14:editId="576710BC">
+            <wp:extent cx="5760085" cy="2733675"/>
+            <wp:effectExtent l="0" t="0" r="0" b="9525"/>
+            <wp:docPr id="12" name="Imagem 12"/>
+            <wp:cNvGraphicFramePr>
+              <a:graphicFrameLocks xmlns:a="http://schemas.openxmlformats.org/drawingml/2006/main" noChangeAspect="1"/>
+            </wp:cNvGraphicFramePr>
+            <a:graphic xmlns:a="http://schemas.openxmlformats.org/drawingml/2006/main">
+              <a:graphicData uri="http://schemas.openxmlformats.org/drawingml/2006/picture">
+                <pic:pic xmlns:pic="http://schemas.openxmlformats.org/drawingml/2006/picture">
+                  <pic:nvPicPr>
+                    <pic:cNvPr id="1" name=""/>
+                    <pic:cNvPicPr/>
+                  </pic:nvPicPr>
+                  <pic:blipFill>
+                    <a:blip r:embed="rId26"/>
+                    <a:stretch>
+                      <a:fillRect/>
+                    </a:stretch>
+                  </pic:blipFill>
+                  <pic:spPr>
+                    <a:xfrm>
+                      <a:off x="0" y="0"/>
+                      <a:ext cx="5760085" cy="2733675"/>
+                    </a:xfrm>
+                    <a:prstGeom prst="rect">
+                      <a:avLst/>
+                    </a:prstGeom>
+                  </pic:spPr>
+                </pic:pic>
+              </a:graphicData>
+            </a:graphic>
+          </wp:inline>
+        </w:drawing>
+      </w:r>
+    </w:p>
+    <w:p>
+      <w:pPr>
+        <w:rPr>
+          <w:rFonts w:cs="Arial"/>
+          <w:szCs w:val="24"/>
+        </w:rPr>
+      </w:pPr>
+      <w:r>
+        <w:rPr>
+          <w:rFonts w:cs="Arial"/>
+          <w:szCs w:val="24"/>
+        </w:rPr>
+        <w:t>Tela meu perfil funcionário.</w:t>
+      </w:r>
     </w:p>
     <w:p>
       <w:pPr>
@@ -19230,7 +19547,6 @@
           <w:b/>
           <w:bCs/>
           <w:szCs w:val="24"/>
-          <w:highlight w:val="yellow"/>
         </w:rPr>
       </w:pPr>
       <w:bookmarkStart w:id="25" w:name="_Toc193385950"/>
@@ -19240,7 +19556,6 @@
           <w:b/>
           <w:bCs/>
           <w:szCs w:val="24"/>
-          <w:highlight w:val="yellow"/>
         </w:rPr>
         <w:lastRenderedPageBreak/>
         <w:t>Política de Privacidade</w:t>
@@ -19252,9 +19567,599 @@
         <w:rPr>
           <w:rFonts w:cs="Arial"/>
           <w:szCs w:val="24"/>
+        </w:rPr>
+      </w:pPr>
+    </w:p>
+    <w:p>
+      <w:pPr>
+        <w:rPr>
+          <w:rFonts w:cs="Arial"/>
+          <w:szCs w:val="24"/>
+        </w:rPr>
+      </w:pPr>
+      <w:r>
+        <w:rPr>
+          <w:rFonts w:cs="Arial"/>
+          <w:szCs w:val="24"/>
+        </w:rPr>
+        <w:t xml:space="preserve">A sua privacidade é importante para nós. É política do </w:t>
+      </w:r>
+      <w:proofErr w:type="spellStart"/>
+      <w:r>
+        <w:rPr>
+          <w:rFonts w:cs="Arial"/>
+          <w:szCs w:val="24"/>
+        </w:rPr>
+        <w:t>Gestoon</w:t>
+      </w:r>
+      <w:proofErr w:type="spellEnd"/>
+      <w:r>
+        <w:rPr>
+          <w:rFonts w:cs="Arial"/>
+          <w:szCs w:val="24"/>
+        </w:rPr>
+        <w:t xml:space="preserve"> respeitar a sua privacidade em relação a qualquer informação sua que possamos coletar no site </w:t>
+      </w:r>
+      <w:proofErr w:type="spellStart"/>
+      <w:r>
+        <w:rPr>
+          <w:rFonts w:cs="Arial"/>
+          <w:szCs w:val="24"/>
+        </w:rPr>
+        <w:t>Gestoon</w:t>
+      </w:r>
+      <w:proofErr w:type="spellEnd"/>
+      <w:r>
+        <w:rPr>
+          <w:rFonts w:cs="Arial"/>
+          <w:szCs w:val="24"/>
+        </w:rPr>
+        <w:t xml:space="preserve"> e em outros sites que possuímos e operamos.</w:t>
+      </w:r>
+    </w:p>
+    <w:p>
+      <w:pPr>
+        <w:rPr>
+          <w:rFonts w:cs="Arial"/>
+          <w:szCs w:val="24"/>
+        </w:rPr>
+      </w:pPr>
+    </w:p>
+    <w:p>
+      <w:pPr>
+        <w:rPr>
+          <w:rFonts w:cs="Arial"/>
+          <w:szCs w:val="24"/>
+        </w:rPr>
+      </w:pPr>
+      <w:r>
+        <w:rPr>
+          <w:rFonts w:cs="Arial"/>
+          <w:szCs w:val="24"/>
+        </w:rPr>
+        <w:t xml:space="preserve">Solicitamos informações pessoais apenas quando realmente precisamos delas para lhe </w:t>
+      </w:r>
+      <w:proofErr w:type="spellStart"/>
+      <w:r>
+        <w:rPr>
+          <w:rFonts w:cs="Arial"/>
+          <w:szCs w:val="24"/>
+        </w:rPr>
+        <w:t>fornecer</w:t>
+      </w:r>
+      <w:proofErr w:type="spellEnd"/>
+      <w:r>
+        <w:rPr>
+          <w:rFonts w:cs="Arial"/>
+          <w:szCs w:val="24"/>
+        </w:rPr>
+        <w:t xml:space="preserve"> um serviço. Fazemos isso por meios justos e legais, com o seu conhecimento e consentimento. Também informamos por que estamos coletando essas informações e como elas serão utilizadas.</w:t>
+      </w:r>
+    </w:p>
+    <w:p>
+      <w:pPr>
+        <w:rPr>
+          <w:rFonts w:cs="Arial"/>
+          <w:szCs w:val="24"/>
+        </w:rPr>
+      </w:pPr>
+    </w:p>
+    <w:p>
+      <w:pPr>
+        <w:rPr>
+          <w:rFonts w:cs="Arial"/>
+          <w:szCs w:val="24"/>
+        </w:rPr>
+      </w:pPr>
+      <w:r>
+        <w:rPr>
+          <w:rFonts w:cs="Arial"/>
+          <w:szCs w:val="24"/>
+        </w:rPr>
+        <w:t>Apenas retemos as informações coletadas pelo tempo necessário para fornecer o serviço solicitado. Quando armazenamos dados, protegemos por meios comercialmente aceitáveis para evitar perdas, roubos, bem como acesso, divulgação, cópia, uso ou modificação não autorizados.</w:t>
+      </w:r>
+    </w:p>
+    <w:p>
+      <w:pPr>
+        <w:rPr>
+          <w:rFonts w:cs="Arial"/>
+          <w:szCs w:val="24"/>
+        </w:rPr>
+      </w:pPr>
+    </w:p>
+    <w:p>
+      <w:pPr>
+        <w:rPr>
+          <w:rFonts w:cs="Arial"/>
+          <w:szCs w:val="24"/>
+        </w:rPr>
+      </w:pPr>
+      <w:r>
+        <w:rPr>
+          <w:rFonts w:cs="Arial"/>
+          <w:szCs w:val="24"/>
+        </w:rPr>
+        <w:t>Não compartilhamos informações de identificação pessoal publicamente ou com terceiros, exceto quando exigido por lei.</w:t>
+      </w:r>
+    </w:p>
+    <w:p>
+      <w:pPr>
+        <w:rPr>
+          <w:rFonts w:cs="Arial"/>
+          <w:szCs w:val="24"/>
+        </w:rPr>
+      </w:pPr>
+    </w:p>
+    <w:p>
+      <w:pPr>
+        <w:rPr>
+          <w:rFonts w:cs="Arial"/>
+          <w:szCs w:val="24"/>
+        </w:rPr>
+      </w:pPr>
+      <w:r>
+        <w:rPr>
+          <w:rFonts w:cs="Arial"/>
+          <w:szCs w:val="24"/>
+        </w:rPr>
+        <w:t>O nosso site pode conter links para sites externos que não são operados por nós. Esteja ciente de que não temos controle sobre o conteúdo e as práticas desses sites e não podemos aceitar responsabilidade por suas respectivas políticas de privacidade.</w:t>
+      </w:r>
+    </w:p>
+    <w:p>
+      <w:pPr>
+        <w:rPr>
+          <w:rFonts w:cs="Arial"/>
+          <w:szCs w:val="24"/>
+        </w:rPr>
+      </w:pPr>
+    </w:p>
+    <w:p>
+      <w:pPr>
+        <w:rPr>
+          <w:rFonts w:cs="Arial"/>
+          <w:szCs w:val="24"/>
+        </w:rPr>
+      </w:pPr>
+      <w:r>
+        <w:rPr>
+          <w:rFonts w:cs="Arial"/>
+          <w:szCs w:val="24"/>
+        </w:rPr>
+        <w:t xml:space="preserve">Você é livre para recusar a nossa solicitação de informações pessoais, entendendo que talvez não possamos </w:t>
+      </w:r>
+      <w:proofErr w:type="spellStart"/>
+      <w:r>
+        <w:rPr>
+          <w:rFonts w:cs="Arial"/>
+          <w:szCs w:val="24"/>
+        </w:rPr>
+        <w:t>fornecer</w:t>
+      </w:r>
+      <w:proofErr w:type="spellEnd"/>
+      <w:r>
+        <w:rPr>
+          <w:rFonts w:cs="Arial"/>
+          <w:szCs w:val="24"/>
+        </w:rPr>
+        <w:t xml:space="preserve"> alguns dos serviços desejados.</w:t>
+      </w:r>
+    </w:p>
+    <w:p>
+      <w:pPr>
+        <w:rPr>
+          <w:rFonts w:cs="Arial"/>
+          <w:szCs w:val="24"/>
+        </w:rPr>
+      </w:pPr>
+    </w:p>
+    <w:p>
+      <w:pPr>
+        <w:rPr>
+          <w:rFonts w:cs="Arial"/>
+          <w:szCs w:val="24"/>
+        </w:rPr>
+      </w:pPr>
+      <w:r>
+        <w:rPr>
+          <w:rFonts w:cs="Arial"/>
+          <w:szCs w:val="24"/>
+        </w:rPr>
+        <w:t>O uso continuado de nosso site será considerado como aceitação de nossas práticas em relação à privacidade e às informações pessoais. Se você tiver alguma dúvida sobre como lidamos com dados do usuário e informações pessoais, entre em contato conosco.</w:t>
+      </w:r>
+    </w:p>
+    <w:p>
+      <w:pPr>
+        <w:rPr>
+          <w:rFonts w:cs="Arial"/>
+          <w:szCs w:val="24"/>
+        </w:rPr>
+      </w:pPr>
+    </w:p>
+    <w:p>
+      <w:pPr>
+        <w:rPr>
+          <w:rFonts w:cs="Arial"/>
+          <w:szCs w:val="24"/>
+        </w:rPr>
+      </w:pPr>
+      <w:r>
+        <w:rPr>
+          <w:rFonts w:cs="Arial"/>
+          <w:szCs w:val="24"/>
+        </w:rPr>
+        <w:t xml:space="preserve">O serviço Google </w:t>
+      </w:r>
+      <w:proofErr w:type="spellStart"/>
+      <w:r>
+        <w:rPr>
+          <w:rFonts w:cs="Arial"/>
+          <w:szCs w:val="24"/>
+        </w:rPr>
+        <w:t>AdSense</w:t>
+      </w:r>
+      <w:proofErr w:type="spellEnd"/>
+      <w:r>
+        <w:rPr>
+          <w:rFonts w:cs="Arial"/>
+          <w:szCs w:val="24"/>
+        </w:rPr>
+        <w:t xml:space="preserve">, que utilizamos para veicular publicidade, usa um cookie </w:t>
+      </w:r>
+      <w:proofErr w:type="spellStart"/>
+      <w:r>
+        <w:rPr>
+          <w:rFonts w:cs="Arial"/>
+          <w:szCs w:val="24"/>
+        </w:rPr>
+        <w:t>DoubleClick</w:t>
+      </w:r>
+      <w:proofErr w:type="spellEnd"/>
+      <w:r>
+        <w:rPr>
+          <w:rFonts w:cs="Arial"/>
+          <w:szCs w:val="24"/>
+        </w:rPr>
+        <w:t xml:space="preserve"> para exibir anúncios mais relevantes em toda a web e limitar o número de vezes que um determinado anúncio é exibido para você.</w:t>
+      </w:r>
+    </w:p>
+    <w:p>
+      <w:pPr>
+        <w:rPr>
+          <w:rFonts w:cs="Arial"/>
+          <w:szCs w:val="24"/>
+        </w:rPr>
+      </w:pPr>
+    </w:p>
+    <w:p>
+      <w:pPr>
+        <w:rPr>
+          <w:rFonts w:cs="Arial"/>
+          <w:szCs w:val="24"/>
+        </w:rPr>
+      </w:pPr>
+      <w:r>
+        <w:rPr>
+          <w:rFonts w:cs="Arial"/>
+          <w:szCs w:val="24"/>
+        </w:rPr>
+        <w:t xml:space="preserve">Para mais informações sobre o Google </w:t>
+      </w:r>
+      <w:proofErr w:type="spellStart"/>
+      <w:r>
+        <w:rPr>
+          <w:rFonts w:cs="Arial"/>
+          <w:szCs w:val="24"/>
+        </w:rPr>
+        <w:t>AdSense</w:t>
+      </w:r>
+      <w:proofErr w:type="spellEnd"/>
+      <w:r>
+        <w:rPr>
+          <w:rFonts w:cs="Arial"/>
+          <w:szCs w:val="24"/>
+        </w:rPr>
+        <w:t xml:space="preserve">, consulte as </w:t>
+      </w:r>
+      <w:proofErr w:type="spellStart"/>
+      <w:r>
+        <w:rPr>
+          <w:rFonts w:cs="Arial"/>
+          <w:szCs w:val="24"/>
+        </w:rPr>
+        <w:t>FAQs</w:t>
+      </w:r>
+      <w:proofErr w:type="spellEnd"/>
+      <w:r>
+        <w:rPr>
+          <w:rFonts w:cs="Arial"/>
+          <w:szCs w:val="24"/>
+        </w:rPr>
+        <w:t xml:space="preserve"> oficiais sobre privacidade do serviço.</w:t>
+      </w:r>
+    </w:p>
+    <w:p>
+      <w:pPr>
+        <w:rPr>
+          <w:rFonts w:cs="Arial"/>
+          <w:szCs w:val="24"/>
+        </w:rPr>
+      </w:pPr>
+    </w:p>
+    <w:p>
+      <w:pPr>
+        <w:rPr>
+          <w:rFonts w:cs="Arial"/>
+          <w:szCs w:val="24"/>
+        </w:rPr>
+      </w:pPr>
+      <w:r>
+        <w:rPr>
+          <w:rFonts w:cs="Arial"/>
+          <w:szCs w:val="24"/>
+        </w:rPr>
+        <w:t>Utilizamos anúncios para compensar os custos de funcionamento deste site e fornecer financiamento para futuros desenvolvimentos. Os cookies de publicidade comportamental usados por este site foram projetados para garantir que você receba anúncios mais relevantes sempre que possível, rastreando anonimamente seus interesses e apresentando conteúdos semelhantes que possam ser do seu interesse.</w:t>
+      </w:r>
+    </w:p>
+    <w:p>
+      <w:pPr>
+        <w:rPr>
+          <w:rFonts w:cs="Arial"/>
+          <w:szCs w:val="24"/>
+        </w:rPr>
+      </w:pPr>
+    </w:p>
+    <w:p>
+      <w:pPr>
+        <w:rPr>
+          <w:rFonts w:cs="Arial"/>
+          <w:szCs w:val="24"/>
+        </w:rPr>
+      </w:pPr>
+      <w:r>
+        <w:rPr>
+          <w:rFonts w:cs="Arial"/>
+          <w:szCs w:val="24"/>
+        </w:rPr>
+        <w:t>Vários parceiros anunciam em nosso nome, e os cookies de rastreamento de afiliados simplesmente nos permitem verificar se nossos clientes acessaram o site por meio de um dos sites de nossos parceiros, para que possamos creditá-los adequadamente e, quando aplicável, permitir que nossos parceiros afiliados ofereçam promoções que possam beneficiá-lo.</w:t>
+      </w:r>
+    </w:p>
+    <w:p>
+      <w:pPr>
+        <w:rPr>
+          <w:rFonts w:cs="Arial"/>
+          <w:szCs w:val="24"/>
+        </w:rPr>
+      </w:pPr>
+    </w:p>
+    <w:p>
+      <w:pPr>
+        <w:rPr>
+          <w:rFonts w:cs="Arial"/>
+          <w:szCs w:val="24"/>
+        </w:rPr>
+      </w:pPr>
+      <w:r>
+        <w:rPr>
+          <w:rFonts w:cs="Arial"/>
+          <w:szCs w:val="24"/>
+        </w:rPr>
+        <w:t>Compromisso do Usuário</w:t>
+      </w:r>
+    </w:p>
+    <w:p>
+      <w:pPr>
+        <w:rPr>
+          <w:rFonts w:cs="Arial"/>
+          <w:szCs w:val="24"/>
+        </w:rPr>
+      </w:pPr>
+    </w:p>
+    <w:p>
+      <w:pPr>
+        <w:rPr>
+          <w:rFonts w:cs="Arial"/>
+          <w:szCs w:val="24"/>
+        </w:rPr>
+      </w:pPr>
+      <w:r>
+        <w:rPr>
+          <w:rFonts w:cs="Arial"/>
+          <w:szCs w:val="24"/>
+        </w:rPr>
+        <w:t xml:space="preserve">O usuário se compromete a fazer uso adequado dos conteúdos e das informações que o </w:t>
+      </w:r>
+      <w:proofErr w:type="spellStart"/>
+      <w:r>
+        <w:rPr>
+          <w:rFonts w:cs="Arial"/>
+          <w:szCs w:val="24"/>
+        </w:rPr>
+        <w:t>Gestoon</w:t>
+      </w:r>
+      <w:proofErr w:type="spellEnd"/>
+      <w:r>
+        <w:rPr>
+          <w:rFonts w:cs="Arial"/>
+          <w:szCs w:val="24"/>
+        </w:rPr>
+        <w:t xml:space="preserve"> oferece no site, com caráter enunciativo, mas não limitativo:</w:t>
+      </w:r>
+    </w:p>
+    <w:p>
+      <w:pPr>
+        <w:rPr>
+          <w:rFonts w:cs="Arial"/>
+          <w:szCs w:val="24"/>
+        </w:rPr>
+      </w:pPr>
+    </w:p>
+    <w:p>
+      <w:pPr>
+        <w:rPr>
+          <w:rFonts w:cs="Arial"/>
+          <w:szCs w:val="24"/>
+        </w:rPr>
+      </w:pPr>
+      <w:r>
+        <w:rPr>
+          <w:rFonts w:cs="Arial"/>
+          <w:szCs w:val="24"/>
+        </w:rPr>
+        <w:t>A) Não se envolver em atividades ilegais ou contrárias à boa-fé e à ordem pública;</w:t>
+      </w:r>
+    </w:p>
+    <w:p>
+      <w:pPr>
+        <w:rPr>
+          <w:rFonts w:cs="Arial"/>
+          <w:szCs w:val="24"/>
+        </w:rPr>
+      </w:pPr>
+    </w:p>
+    <w:p>
+      <w:pPr>
+        <w:rPr>
+          <w:rFonts w:cs="Arial"/>
+          <w:szCs w:val="24"/>
+        </w:rPr>
+      </w:pPr>
+      <w:r>
+        <w:rPr>
+          <w:rFonts w:cs="Arial"/>
+          <w:szCs w:val="24"/>
+        </w:rPr>
+        <w:lastRenderedPageBreak/>
+        <w:t>B) Não difundir propaganda ou conteúdo de natureza racista, xenofóbica, relacionado a jogos de azar, qualquer tipo de pornografia ilegal, apologia ao terrorismo ou que viole os direitos humanos;</w:t>
+      </w:r>
+    </w:p>
+    <w:p>
+      <w:pPr>
+        <w:rPr>
+          <w:rFonts w:cs="Arial"/>
+          <w:szCs w:val="24"/>
+        </w:rPr>
+      </w:pPr>
+    </w:p>
+    <w:p>
+      <w:pPr>
+        <w:rPr>
+          <w:rFonts w:cs="Arial"/>
+          <w:szCs w:val="24"/>
+        </w:rPr>
+      </w:pPr>
+      <w:r>
+        <w:rPr>
+          <w:rFonts w:cs="Arial"/>
+          <w:szCs w:val="24"/>
+        </w:rPr>
+        <w:t xml:space="preserve">C) Não causar danos aos sistemas físicos (hardware) e lógicos (software) do </w:t>
+      </w:r>
+      <w:proofErr w:type="spellStart"/>
+      <w:r>
+        <w:rPr>
+          <w:rFonts w:cs="Arial"/>
+          <w:szCs w:val="24"/>
+        </w:rPr>
+        <w:t>Gestoon</w:t>
+      </w:r>
+      <w:proofErr w:type="spellEnd"/>
+      <w:r>
+        <w:rPr>
+          <w:rFonts w:cs="Arial"/>
+          <w:szCs w:val="24"/>
+        </w:rPr>
+        <w:t>, de seus fornecedores ou de terceiros, nem introduzir ou disseminar vírus informáticos ou quaisquer outros sistemas de hardware ou software capazes de causar os danos anteriormente mencionados.</w:t>
+      </w:r>
+    </w:p>
+    <w:p>
+      <w:pPr>
+        <w:rPr>
+          <w:rFonts w:cs="Arial"/>
+          <w:szCs w:val="24"/>
+        </w:rPr>
+      </w:pPr>
+    </w:p>
+    <w:p>
+      <w:pPr>
+        <w:rPr>
+          <w:rFonts w:cs="Arial"/>
+          <w:szCs w:val="24"/>
+        </w:rPr>
+      </w:pPr>
+      <w:r>
+        <w:rPr>
+          <w:rFonts w:cs="Arial"/>
+          <w:szCs w:val="24"/>
+        </w:rPr>
+        <w:t>Mais informações</w:t>
+      </w:r>
+    </w:p>
+    <w:p>
+      <w:pPr>
+        <w:rPr>
+          <w:rFonts w:cs="Arial"/>
+          <w:szCs w:val="24"/>
+        </w:rPr>
+      </w:pPr>
+    </w:p>
+    <w:p>
+      <w:pPr>
+        <w:rPr>
+          <w:rFonts w:cs="Arial"/>
+          <w:szCs w:val="24"/>
+        </w:rPr>
+      </w:pPr>
+      <w:r>
+        <w:rPr>
+          <w:rFonts w:cs="Arial"/>
+          <w:szCs w:val="24"/>
+        </w:rPr>
+        <w:t>Esperamos que tudo esteja esclarecido e, como mencionado anteriormente, se houver algo sobre o qual você não tenha certeza quanto à necessidade, geralmente é mais seguro manter os cookies ativados, caso interaja com algum recurso do nosso site.</w:t>
+      </w:r>
+    </w:p>
+    <w:p>
+      <w:pPr>
+        <w:rPr>
+          <w:rFonts w:cs="Arial"/>
+          <w:szCs w:val="24"/>
+        </w:rPr>
+      </w:pPr>
+    </w:p>
+    <w:p>
+      <w:pPr>
+        <w:rPr>
+          <w:rFonts w:cs="Arial"/>
+          <w:szCs w:val="24"/>
           <w:highlight w:val="yellow"/>
         </w:rPr>
       </w:pPr>
+      <w:r>
+        <w:rPr>
+          <w:rFonts w:cs="Arial"/>
+          <w:szCs w:val="24"/>
+        </w:rPr>
+        <w:t>Esta política é efetiva a partir de 28 de maio de 2026, às 01:11.</w:t>
+      </w:r>
     </w:p>
     <w:p>
       <w:pPr>
@@ -19264,553 +20169,60 @@
           <w:highlight w:val="yellow"/>
         </w:rPr>
       </w:pPr>
-      <w:r>
+    </w:p>
+    <w:p>
+      <w:pPr>
         <w:rPr>
           <w:rFonts w:cs="Arial"/>
           <w:szCs w:val="24"/>
           <w:highlight w:val="yellow"/>
         </w:rPr>
-        <w:t xml:space="preserve">Política </w:t>
-      </w:r>
-      <w:proofErr w:type="spellStart"/>
-      <w:r>
+      </w:pPr>
+    </w:p>
+    <w:p>
+      <w:pPr>
         <w:rPr>
           <w:rFonts w:cs="Arial"/>
           <w:szCs w:val="24"/>
           <w:highlight w:val="yellow"/>
         </w:rPr>
-        <w:t>PrivacidadeA</w:t>
-      </w:r>
-      <w:proofErr w:type="spellEnd"/>
-      <w:r>
+      </w:pPr>
+    </w:p>
+    <w:p>
+      <w:pPr>
         <w:rPr>
           <w:rFonts w:cs="Arial"/>
           <w:szCs w:val="24"/>
           <w:highlight w:val="yellow"/>
         </w:rPr>
-        <w:t xml:space="preserve"> sua privacidade é importante para nós. É política do </w:t>
-      </w:r>
-      <w:proofErr w:type="spellStart"/>
-      <w:r>
+      </w:pPr>
+    </w:p>
+    <w:p>
+      <w:pPr>
         <w:rPr>
           <w:rFonts w:cs="Arial"/>
           <w:szCs w:val="24"/>
           <w:highlight w:val="yellow"/>
         </w:rPr>
-        <w:t>gestoon</w:t>
-      </w:r>
-      <w:proofErr w:type="spellEnd"/>
-      <w:r>
+      </w:pPr>
+    </w:p>
+    <w:p>
+      <w:pPr>
         <w:rPr>
           <w:rFonts w:cs="Arial"/>
           <w:szCs w:val="24"/>
           <w:highlight w:val="yellow"/>
         </w:rPr>
-        <w:t xml:space="preserve"> respeitar a sua privacidade em relação a qualquer informação sua que possamos coletar no site </w:t>
-      </w:r>
-      <w:proofErr w:type="spellStart"/>
-      <w:r>
+      </w:pPr>
+    </w:p>
+    <w:p>
+      <w:pPr>
         <w:rPr>
           <w:rFonts w:cs="Arial"/>
           <w:szCs w:val="24"/>
           <w:highlight w:val="yellow"/>
         </w:rPr>
-        <w:t>gestoon</w:t>
-      </w:r>
-      <w:proofErr w:type="spellEnd"/>
-      <w:r>
-        <w:rPr>
-          <w:rFonts w:cs="Arial"/>
-          <w:szCs w:val="24"/>
-          <w:highlight w:val="yellow"/>
-        </w:rPr>
-        <w:t xml:space="preserve">, e outros sites que possuímos e </w:t>
-      </w:r>
-      <w:proofErr w:type="spellStart"/>
-      <w:proofErr w:type="gramStart"/>
-      <w:r>
-        <w:rPr>
-          <w:rFonts w:cs="Arial"/>
-          <w:szCs w:val="24"/>
-          <w:highlight w:val="yellow"/>
-        </w:rPr>
-        <w:t>operamos.Solicitamos</w:t>
-      </w:r>
-      <w:proofErr w:type="spellEnd"/>
-      <w:proofErr w:type="gramEnd"/>
-      <w:r>
-        <w:rPr>
-          <w:rFonts w:cs="Arial"/>
-          <w:szCs w:val="24"/>
-          <w:highlight w:val="yellow"/>
-        </w:rPr>
-        <w:t xml:space="preserve"> informações pessoais apenas quando realmente precisamos delas para lhe </w:t>
-      </w:r>
-      <w:proofErr w:type="spellStart"/>
-      <w:r>
-        <w:rPr>
-          <w:rFonts w:cs="Arial"/>
-          <w:szCs w:val="24"/>
-          <w:highlight w:val="yellow"/>
-        </w:rPr>
-        <w:t>fornecer</w:t>
-      </w:r>
-      <w:proofErr w:type="spellEnd"/>
-      <w:r>
-        <w:rPr>
-          <w:rFonts w:cs="Arial"/>
-          <w:szCs w:val="24"/>
-          <w:highlight w:val="yellow"/>
-        </w:rPr>
-        <w:t xml:space="preserve"> um serviço. Fazemo-lo por meios justos e legais, com o seu conhecimento e consentimento. Também informamos por que estamos coletando e como será </w:t>
-      </w:r>
-      <w:proofErr w:type="spellStart"/>
-      <w:proofErr w:type="gramStart"/>
-      <w:r>
-        <w:rPr>
-          <w:rFonts w:cs="Arial"/>
-          <w:szCs w:val="24"/>
-          <w:highlight w:val="yellow"/>
-        </w:rPr>
-        <w:t>usado.Apenas</w:t>
-      </w:r>
-      <w:proofErr w:type="spellEnd"/>
-      <w:proofErr w:type="gramEnd"/>
-      <w:r>
-        <w:rPr>
-          <w:rFonts w:cs="Arial"/>
-          <w:szCs w:val="24"/>
-          <w:highlight w:val="yellow"/>
-        </w:rPr>
-        <w:t xml:space="preserve"> retemos as informações coletadas pelo tempo necessário para fornecer o serviço solicitado. Quando armazenamos dados, protegemos dentro de meios comercialmente aceitáveis ​​para evitar perdas e roubos, bem como acesso, divulgação, cópia, uso ou modificação não </w:t>
-      </w:r>
-      <w:proofErr w:type="spellStart"/>
-      <w:proofErr w:type="gramStart"/>
-      <w:r>
-        <w:rPr>
-          <w:rFonts w:cs="Arial"/>
-          <w:szCs w:val="24"/>
-          <w:highlight w:val="yellow"/>
-        </w:rPr>
-        <w:t>autorizados.Não</w:t>
-      </w:r>
-      <w:proofErr w:type="spellEnd"/>
-      <w:proofErr w:type="gramEnd"/>
-      <w:r>
-        <w:rPr>
-          <w:rFonts w:cs="Arial"/>
-          <w:szCs w:val="24"/>
-          <w:highlight w:val="yellow"/>
-        </w:rPr>
-        <w:t xml:space="preserve"> compartilhamos informações de identificação pessoal publicamente ou com terceiros, exceto quando exigido por </w:t>
-      </w:r>
-      <w:proofErr w:type="spellStart"/>
-      <w:r>
-        <w:rPr>
-          <w:rFonts w:cs="Arial"/>
-          <w:szCs w:val="24"/>
-          <w:highlight w:val="yellow"/>
-        </w:rPr>
-        <w:t>lei.O</w:t>
-      </w:r>
-      <w:proofErr w:type="spellEnd"/>
-      <w:r>
-        <w:rPr>
-          <w:rFonts w:cs="Arial"/>
-          <w:szCs w:val="24"/>
-          <w:highlight w:val="yellow"/>
-        </w:rPr>
-        <w:t xml:space="preserve"> nosso site pode ter links para sites externos que não são operados por nós. Esteja ciente de que não temos controle sobre o conteúdo e práticas desses sites e não podemos aceitar responsabilidade por suas respectivas políticas de </w:t>
-      </w:r>
-      <w:proofErr w:type="spellStart"/>
-      <w:proofErr w:type="gramStart"/>
-      <w:r>
-        <w:rPr>
-          <w:rFonts w:cs="Arial"/>
-          <w:szCs w:val="24"/>
-          <w:highlight w:val="yellow"/>
-        </w:rPr>
-        <w:t>privacidade.Você</w:t>
-      </w:r>
-      <w:proofErr w:type="spellEnd"/>
-      <w:proofErr w:type="gramEnd"/>
-      <w:r>
-        <w:rPr>
-          <w:rFonts w:cs="Arial"/>
-          <w:szCs w:val="24"/>
-          <w:highlight w:val="yellow"/>
-        </w:rPr>
-        <w:t xml:space="preserve"> é livre para recusar a nossa solicitação de informações pessoais, entendendo que talvez não possamos </w:t>
-      </w:r>
-      <w:proofErr w:type="spellStart"/>
-      <w:r>
-        <w:rPr>
-          <w:rFonts w:cs="Arial"/>
-          <w:szCs w:val="24"/>
-          <w:highlight w:val="yellow"/>
-        </w:rPr>
-        <w:t>fornecer</w:t>
-      </w:r>
-      <w:proofErr w:type="spellEnd"/>
-      <w:r>
-        <w:rPr>
-          <w:rFonts w:cs="Arial"/>
-          <w:szCs w:val="24"/>
-          <w:highlight w:val="yellow"/>
-        </w:rPr>
-        <w:t xml:space="preserve"> alguns dos serviços </w:t>
-      </w:r>
-      <w:proofErr w:type="spellStart"/>
-      <w:r>
-        <w:rPr>
-          <w:rFonts w:cs="Arial"/>
-          <w:szCs w:val="24"/>
-          <w:highlight w:val="yellow"/>
-        </w:rPr>
-        <w:t>desejados.O</w:t>
-      </w:r>
-      <w:proofErr w:type="spellEnd"/>
-      <w:r>
-        <w:rPr>
-          <w:rFonts w:cs="Arial"/>
-          <w:szCs w:val="24"/>
-          <w:highlight w:val="yellow"/>
-        </w:rPr>
-        <w:t xml:space="preserve"> uso continuado de nosso site será considerado como aceitação de nossas práticas em torno de privacidade e informações pessoais. Se você tiver alguma dúvida sobre como lidamos com dados do usuário e informações pessoais, entre em contacto </w:t>
-      </w:r>
-      <w:proofErr w:type="spellStart"/>
-      <w:r>
-        <w:rPr>
-          <w:rFonts w:cs="Arial"/>
-          <w:szCs w:val="24"/>
-          <w:highlight w:val="yellow"/>
-        </w:rPr>
-        <w:t>connosco.O</w:t>
-      </w:r>
-      <w:proofErr w:type="spellEnd"/>
-      <w:r>
-        <w:rPr>
-          <w:rFonts w:cs="Arial"/>
-          <w:szCs w:val="24"/>
-          <w:highlight w:val="yellow"/>
-        </w:rPr>
-        <w:t xml:space="preserve"> serviço Google </w:t>
-      </w:r>
-      <w:proofErr w:type="spellStart"/>
-      <w:r>
-        <w:rPr>
-          <w:rFonts w:cs="Arial"/>
-          <w:szCs w:val="24"/>
-          <w:highlight w:val="yellow"/>
-        </w:rPr>
-        <w:t>AdSense</w:t>
-      </w:r>
-      <w:proofErr w:type="spellEnd"/>
-      <w:r>
-        <w:rPr>
-          <w:rFonts w:cs="Arial"/>
-          <w:szCs w:val="24"/>
-          <w:highlight w:val="yellow"/>
-        </w:rPr>
-        <w:t xml:space="preserve"> que usamos para veicular publicidade usa um cookie </w:t>
-      </w:r>
-      <w:proofErr w:type="spellStart"/>
-      <w:r>
-        <w:rPr>
-          <w:rFonts w:cs="Arial"/>
-          <w:szCs w:val="24"/>
-          <w:highlight w:val="yellow"/>
-        </w:rPr>
-        <w:t>DoubleClick</w:t>
-      </w:r>
-      <w:proofErr w:type="spellEnd"/>
-      <w:r>
-        <w:rPr>
-          <w:rFonts w:cs="Arial"/>
-          <w:szCs w:val="24"/>
-          <w:highlight w:val="yellow"/>
-        </w:rPr>
-        <w:t xml:space="preserve"> para veicular anúncios mais relevantes em toda a Web e limitar o número de vezes que um determinado anúncio é exibido para </w:t>
-      </w:r>
-      <w:proofErr w:type="spellStart"/>
-      <w:r>
-        <w:rPr>
-          <w:rFonts w:cs="Arial"/>
-          <w:szCs w:val="24"/>
-          <w:highlight w:val="yellow"/>
-        </w:rPr>
-        <w:t>você.Para</w:t>
-      </w:r>
-      <w:proofErr w:type="spellEnd"/>
-      <w:r>
-        <w:rPr>
-          <w:rFonts w:cs="Arial"/>
-          <w:szCs w:val="24"/>
-          <w:highlight w:val="yellow"/>
-        </w:rPr>
-        <w:t xml:space="preserve"> mais informações sobre o Google </w:t>
-      </w:r>
-      <w:proofErr w:type="spellStart"/>
-      <w:r>
-        <w:rPr>
-          <w:rFonts w:cs="Arial"/>
-          <w:szCs w:val="24"/>
-          <w:highlight w:val="yellow"/>
-        </w:rPr>
-        <w:t>AdSense</w:t>
-      </w:r>
-      <w:proofErr w:type="spellEnd"/>
-      <w:r>
-        <w:rPr>
-          <w:rFonts w:cs="Arial"/>
-          <w:szCs w:val="24"/>
-          <w:highlight w:val="yellow"/>
-        </w:rPr>
-        <w:t xml:space="preserve">, consulte as </w:t>
-      </w:r>
-      <w:proofErr w:type="spellStart"/>
-      <w:r>
-        <w:rPr>
-          <w:rFonts w:cs="Arial"/>
-          <w:szCs w:val="24"/>
-          <w:highlight w:val="yellow"/>
-        </w:rPr>
-        <w:t>FAQs</w:t>
-      </w:r>
-      <w:proofErr w:type="spellEnd"/>
-      <w:r>
-        <w:rPr>
-          <w:rFonts w:cs="Arial"/>
-          <w:szCs w:val="24"/>
-          <w:highlight w:val="yellow"/>
-        </w:rPr>
-        <w:t xml:space="preserve"> oficiais sobre privacidade do Google </w:t>
-      </w:r>
-      <w:proofErr w:type="spellStart"/>
-      <w:r>
-        <w:rPr>
-          <w:rFonts w:cs="Arial"/>
-          <w:szCs w:val="24"/>
-          <w:highlight w:val="yellow"/>
-        </w:rPr>
-        <w:t>AdSense.Utilizamos</w:t>
-      </w:r>
-      <w:proofErr w:type="spellEnd"/>
-      <w:r>
-        <w:rPr>
-          <w:rFonts w:cs="Arial"/>
-          <w:szCs w:val="24"/>
-          <w:highlight w:val="yellow"/>
-        </w:rPr>
-        <w:t xml:space="preserve"> anúncios para compensar os custos de funcionamento deste site e fornecer financiamento para futuros desenvolvimentos. Os cookies de publicidade comportamental usados ​​por este site foram projetados para garantir que você forneça os anúncios mais relevantes sempre que possível, rastreando anonimamente seus interesses e apresentando coisas semelhantes que possam ser do seu </w:t>
-      </w:r>
-      <w:proofErr w:type="spellStart"/>
-      <w:r>
-        <w:rPr>
-          <w:rFonts w:cs="Arial"/>
-          <w:szCs w:val="24"/>
-          <w:highlight w:val="yellow"/>
-        </w:rPr>
-        <w:t>interesse.Vários</w:t>
-      </w:r>
-      <w:proofErr w:type="spellEnd"/>
-      <w:r>
-        <w:rPr>
-          <w:rFonts w:cs="Arial"/>
-          <w:szCs w:val="24"/>
-          <w:highlight w:val="yellow"/>
-        </w:rPr>
-        <w:t xml:space="preserve"> parceiros anunciam em nosso nome e os cookies de rastreamento de afiliados simplesmente nos permitem ver se nossos clientes acessaram o site através de um dos sites de nossos parceiros, para que possamos creditá-los </w:t>
-      </w:r>
-      <w:r>
-        <w:rPr>
-          <w:rFonts w:cs="Arial"/>
-          <w:szCs w:val="24"/>
-          <w:highlight w:val="yellow"/>
-        </w:rPr>
-        <w:lastRenderedPageBreak/>
-        <w:t xml:space="preserve">adequadamente e, quando aplicável, permitir que nossos parceiros afiliados ofereçam qualquer promoção que pode fornecê-lo para fazer uma </w:t>
-      </w:r>
-      <w:proofErr w:type="spellStart"/>
-      <w:r>
-        <w:rPr>
-          <w:rFonts w:cs="Arial"/>
-          <w:szCs w:val="24"/>
-          <w:highlight w:val="yellow"/>
-        </w:rPr>
-        <w:t>compra.Compromisso</w:t>
-      </w:r>
-      <w:proofErr w:type="spellEnd"/>
-      <w:r>
-        <w:rPr>
-          <w:rFonts w:cs="Arial"/>
-          <w:szCs w:val="24"/>
-          <w:highlight w:val="yellow"/>
-        </w:rPr>
-        <w:t xml:space="preserve"> do </w:t>
-      </w:r>
-      <w:proofErr w:type="spellStart"/>
-      <w:r>
-        <w:rPr>
-          <w:rFonts w:cs="Arial"/>
-          <w:szCs w:val="24"/>
-          <w:highlight w:val="yellow"/>
-        </w:rPr>
-        <w:t>UsuárioO</w:t>
-      </w:r>
-      <w:proofErr w:type="spellEnd"/>
-      <w:r>
-        <w:rPr>
-          <w:rFonts w:cs="Arial"/>
-          <w:szCs w:val="24"/>
-          <w:highlight w:val="yellow"/>
-        </w:rPr>
-        <w:t xml:space="preserve"> usuário se compromete a fazer uso adequado dos conteúdos e da informação que o </w:t>
-      </w:r>
-      <w:proofErr w:type="spellStart"/>
-      <w:r>
-        <w:rPr>
-          <w:rFonts w:cs="Arial"/>
-          <w:szCs w:val="24"/>
-          <w:highlight w:val="yellow"/>
-        </w:rPr>
-        <w:t>gestoon</w:t>
-      </w:r>
-      <w:proofErr w:type="spellEnd"/>
-      <w:r>
-        <w:rPr>
-          <w:rFonts w:cs="Arial"/>
-          <w:szCs w:val="24"/>
-          <w:highlight w:val="yellow"/>
-        </w:rPr>
-        <w:t xml:space="preserve"> oferece no site e com caráter enunciativo, mas não </w:t>
-      </w:r>
-      <w:proofErr w:type="spellStart"/>
-      <w:r>
-        <w:rPr>
-          <w:rFonts w:cs="Arial"/>
-          <w:szCs w:val="24"/>
-          <w:highlight w:val="yellow"/>
-        </w:rPr>
-        <w:t>limitativo:A</w:t>
-      </w:r>
-      <w:proofErr w:type="spellEnd"/>
-      <w:r>
-        <w:rPr>
-          <w:rFonts w:cs="Arial"/>
-          <w:szCs w:val="24"/>
-          <w:highlight w:val="yellow"/>
-        </w:rPr>
-        <w:t xml:space="preserve">) Não se envolver em atividades que sejam ilegais ou contrárias à boa fé a à ordem </w:t>
-      </w:r>
-      <w:proofErr w:type="spellStart"/>
-      <w:r>
-        <w:rPr>
-          <w:rFonts w:cs="Arial"/>
-          <w:szCs w:val="24"/>
-          <w:highlight w:val="yellow"/>
-        </w:rPr>
-        <w:t>pública;B</w:t>
-      </w:r>
-      <w:proofErr w:type="spellEnd"/>
-      <w:r>
-        <w:rPr>
-          <w:rFonts w:cs="Arial"/>
-          <w:szCs w:val="24"/>
-          <w:highlight w:val="yellow"/>
-        </w:rPr>
-        <w:t xml:space="preserve">) Não difundir propaganda ou conteúdo de natureza racista, xenofóbica, jogos de sorte ou azar, qualquer tipo de pornografia ilegal, de apologia ao terrorismo ou contra os direitos </w:t>
-      </w:r>
-      <w:proofErr w:type="spellStart"/>
-      <w:r>
-        <w:rPr>
-          <w:rFonts w:cs="Arial"/>
-          <w:szCs w:val="24"/>
-          <w:highlight w:val="yellow"/>
-        </w:rPr>
-        <w:t>humanos;C</w:t>
-      </w:r>
-      <w:proofErr w:type="spellEnd"/>
-      <w:r>
-        <w:rPr>
-          <w:rFonts w:cs="Arial"/>
-          <w:szCs w:val="24"/>
-          <w:highlight w:val="yellow"/>
-        </w:rPr>
-        <w:t xml:space="preserve">) Não causar danos aos sistemas físicos (hardwares) e lógicos (softwares) do </w:t>
-      </w:r>
-      <w:proofErr w:type="spellStart"/>
-      <w:r>
-        <w:rPr>
-          <w:rFonts w:cs="Arial"/>
-          <w:szCs w:val="24"/>
-          <w:highlight w:val="yellow"/>
-        </w:rPr>
-        <w:t>gestoon</w:t>
-      </w:r>
-      <w:proofErr w:type="spellEnd"/>
-      <w:r>
-        <w:rPr>
-          <w:rFonts w:cs="Arial"/>
-          <w:szCs w:val="24"/>
-          <w:highlight w:val="yellow"/>
-        </w:rPr>
-        <w:t xml:space="preserve">, de seus fornecedores ou terceiros, para introduzir ou disseminar vírus informáticos ou quaisquer outros sistemas de hardware ou software que sejam capazes de causar danos anteriormente </w:t>
-      </w:r>
-      <w:proofErr w:type="spellStart"/>
-      <w:r>
-        <w:rPr>
-          <w:rFonts w:cs="Arial"/>
-          <w:szCs w:val="24"/>
-          <w:highlight w:val="yellow"/>
-        </w:rPr>
-        <w:t>mencionados.Mais</w:t>
-      </w:r>
-      <w:proofErr w:type="spellEnd"/>
-      <w:r>
-        <w:rPr>
-          <w:rFonts w:cs="Arial"/>
-          <w:szCs w:val="24"/>
-          <w:highlight w:val="yellow"/>
-        </w:rPr>
-        <w:t xml:space="preserve"> </w:t>
-      </w:r>
-      <w:proofErr w:type="spellStart"/>
-      <w:r>
-        <w:rPr>
-          <w:rFonts w:cs="Arial"/>
-          <w:szCs w:val="24"/>
-          <w:highlight w:val="yellow"/>
-        </w:rPr>
-        <w:t>informaçõesEsperemos</w:t>
-      </w:r>
-      <w:proofErr w:type="spellEnd"/>
-      <w:r>
-        <w:rPr>
-          <w:rFonts w:cs="Arial"/>
-          <w:szCs w:val="24"/>
-          <w:highlight w:val="yellow"/>
-        </w:rPr>
-        <w:t xml:space="preserve"> que esteja esclarecido e, como mencionado anteriormente, se houver algo que você não tem certeza se precisa ou não, geralmente é mais seguro deixar os cookies ativados, caso interaja com um dos recursos que você usa em nosso </w:t>
-      </w:r>
-      <w:proofErr w:type="spellStart"/>
-      <w:r>
-        <w:rPr>
-          <w:rFonts w:cs="Arial"/>
-          <w:szCs w:val="24"/>
-          <w:highlight w:val="yellow"/>
-        </w:rPr>
-        <w:t>site.Esta</w:t>
-      </w:r>
-      <w:proofErr w:type="spellEnd"/>
-      <w:r>
-        <w:rPr>
-          <w:rFonts w:cs="Arial"/>
-          <w:szCs w:val="24"/>
-          <w:highlight w:val="yellow"/>
-        </w:rPr>
-        <w:t xml:space="preserve"> política é efetiva a partir de 28 May 2026 01:11</w:t>
-      </w:r>
+      </w:pPr>
     </w:p>
     <w:p>
       <w:pPr>
@@ -19869,7 +20281,6 @@
         <w:rPr>
           <w:rFonts w:cs="Arial"/>
           <w:szCs w:val="24"/>
-          <w:highlight w:val="yellow"/>
         </w:rPr>
       </w:pPr>
       <w:bookmarkStart w:id="26" w:name="_Toc193385951"/>
@@ -19879,671 +20290,256 @@
           <w:b/>
           <w:bCs/>
           <w:szCs w:val="24"/>
-          <w:highlight w:val="yellow"/>
-        </w:rPr>
-        <w:t>Termos de Uso</w:t>
+        </w:rPr>
+        <w:lastRenderedPageBreak/>
+        <w:t>Termos de Us</w:t>
       </w:r>
       <w:bookmarkEnd w:id="26"/>
-    </w:p>
-    <w:p>
-      <w:pPr>
-        <w:rPr>
-          <w:rFonts w:cs="Arial"/>
-          <w:szCs w:val="24"/>
-          <w:u w:val="single"/>
-        </w:rPr>
-      </w:pPr>
-      <w:r>
-        <w:rPr>
-          <w:rFonts w:cs="Arial"/>
-          <w:szCs w:val="24"/>
-          <w:highlight w:val="yellow"/>
-        </w:rPr>
-        <w:t xml:space="preserve">1. </w:t>
+      <w:r>
+        <w:rPr>
+          <w:rFonts w:cs="Arial"/>
+          <w:b/>
+          <w:bCs/>
+          <w:szCs w:val="24"/>
+        </w:rPr>
+        <w:t>o</w:t>
+      </w:r>
+    </w:p>
+    <w:p>
+      <w:pPr>
+        <w:pStyle w:val="isselectedend"/>
+        <w:spacing w:line="360" w:lineRule="auto"/>
+        <w:rPr>
+          <w:rFonts w:ascii="Arial" w:hAnsi="Arial" w:cs="Arial"/>
+        </w:rPr>
+      </w:pPr>
+      <w:r>
+        <w:rPr>
+          <w:rFonts w:ascii="Arial" w:hAnsi="Arial" w:cs="Arial"/>
+        </w:rPr>
+        <w:t>O presente trabalho teve como objetivo o desenvolvimento de um sistema de gerenciamento de tarefas voltado ao ambiente supermercadista, com a finalidade de melhorar a organização das atividades, otimizar o tempo de execução das tarefas e aprimorar a comunicação entre os colaboradores.</w:t>
+      </w:r>
+    </w:p>
+    <w:p>
+      <w:pPr>
+        <w:pStyle w:val="isselectedend"/>
+        <w:spacing w:line="360" w:lineRule="auto"/>
+        <w:rPr>
+          <w:rFonts w:ascii="Arial" w:hAnsi="Arial" w:cs="Arial"/>
+        </w:rPr>
+      </w:pPr>
+      <w:r>
+        <w:rPr>
+          <w:rFonts w:ascii="Arial" w:hAnsi="Arial" w:cs="Arial"/>
+        </w:rPr>
+        <w:t>A partir da análise do problema proposto, foi possível identificar que a ausência de ferramentas tecnológicas adequadas dificulta o controle das tarefas, a organização das equipes e o acompanhamento das atividades realizadas no dia a dia. Diante disso, a solução desenvolvida buscou atender a essas necessidades por meio de um sistema integrado, composto por uma aplicação web, uma API e um aplicativo mobile.</w:t>
+      </w:r>
+    </w:p>
+    <w:p>
+      <w:pPr>
+        <w:pStyle w:val="isselectedend"/>
+        <w:spacing w:line="360" w:lineRule="auto"/>
+        <w:rPr>
+          <w:rFonts w:ascii="Arial" w:hAnsi="Arial" w:cs="Arial"/>
+        </w:rPr>
+      </w:pPr>
+      <w:r>
+        <w:rPr>
+          <w:rFonts w:ascii="Arial" w:hAnsi="Arial" w:cs="Arial"/>
+        </w:rPr>
+        <w:t xml:space="preserve">Os resultados obtidos demonstram que o sistema desenvolvido é capaz de auxiliar na gestão das tarefas, permitindo o cadastro, acompanhamento e controle das atividades em tempo real. A utilização de tecnologias como Node.js, Express, Vite.js e </w:t>
       </w:r>
       <w:proofErr w:type="spellStart"/>
       <w:r>
         <w:rPr>
-          <w:rFonts w:cs="Arial"/>
-          <w:szCs w:val="24"/>
-          <w:highlight w:val="yellow"/>
-        </w:rPr>
-        <w:t>TermosAo</w:t>
+          <w:rFonts w:ascii="Arial" w:hAnsi="Arial" w:cs="Arial"/>
+        </w:rPr>
+        <w:t>React</w:t>
       </w:r>
       <w:proofErr w:type="spellEnd"/>
       <w:r>
         <w:rPr>
-          <w:rFonts w:cs="Arial"/>
-          <w:szCs w:val="24"/>
-          <w:highlight w:val="yellow"/>
-        </w:rPr>
-        <w:t xml:space="preserve"> acessar ao site </w:t>
+          <w:rFonts w:ascii="Arial" w:hAnsi="Arial" w:cs="Arial"/>
+        </w:rPr>
+        <w:t xml:space="preserve"> </w:t>
       </w:r>
       <w:proofErr w:type="spellStart"/>
       <w:r>
         <w:rPr>
-          <w:rFonts w:cs="Arial"/>
-          <w:szCs w:val="24"/>
-          <w:highlight w:val="yellow"/>
-        </w:rPr>
-        <w:t>gestoon</w:t>
+          <w:rFonts w:ascii="Arial" w:hAnsi="Arial" w:cs="Arial"/>
+        </w:rPr>
+        <w:t>Native</w:t>
       </w:r>
       <w:proofErr w:type="spellEnd"/>
       <w:r>
         <w:rPr>
-          <w:rFonts w:cs="Arial"/>
-          <w:szCs w:val="24"/>
-          <w:highlight w:val="yellow"/>
-        </w:rPr>
-        <w:t xml:space="preserve">, concorda em cumprir estes termos de serviço, todas as leis e regulamentos aplicáveis ​​e concorda que é responsável pelo cumprimento de todas as leis locais aplicáveis. Se você não concordar com algum desses termos, está proibido de usar ou acessar este site. Os materiais contidos neste site são protegidos pelas leis de direitos autorais e marcas comerciais aplicáveis.2. Uso de </w:t>
-      </w:r>
-      <w:proofErr w:type="spellStart"/>
-      <w:r>
-        <w:rPr>
-          <w:rFonts w:cs="Arial"/>
-          <w:szCs w:val="24"/>
-          <w:highlight w:val="yellow"/>
-        </w:rPr>
-        <w:t>LicençaÉ</w:t>
-      </w:r>
-      <w:proofErr w:type="spellEnd"/>
-      <w:r>
-        <w:rPr>
-          <w:rFonts w:cs="Arial"/>
-          <w:szCs w:val="24"/>
-          <w:highlight w:val="yellow"/>
-        </w:rPr>
-        <w:t xml:space="preserve"> concedida permissão para baixar temporariamente uma cópia dos materiais (informações ou software) no site </w:t>
-      </w:r>
-      <w:proofErr w:type="spellStart"/>
-      <w:proofErr w:type="gramStart"/>
-      <w:r>
-        <w:rPr>
-          <w:rFonts w:cs="Arial"/>
-          <w:szCs w:val="24"/>
-          <w:highlight w:val="yellow"/>
-        </w:rPr>
-        <w:t>gestoon</w:t>
-      </w:r>
-      <w:proofErr w:type="spellEnd"/>
-      <w:r>
-        <w:rPr>
-          <w:rFonts w:cs="Arial"/>
-          <w:szCs w:val="24"/>
-          <w:highlight w:val="yellow"/>
-        </w:rPr>
-        <w:t xml:space="preserve"> ,</w:t>
-      </w:r>
-      <w:proofErr w:type="gramEnd"/>
-      <w:r>
-        <w:rPr>
-          <w:rFonts w:cs="Arial"/>
-          <w:szCs w:val="24"/>
-          <w:highlight w:val="yellow"/>
-        </w:rPr>
-        <w:t xml:space="preserve"> apenas para visualização transitória pessoal e não comercial. Esta é a concessão de uma licença, não uma transferência de título e, sob esta licença, você não pode: modificar ou copiar os materiais; usar os materiais para qualquer finalidade comercial ou para exibição pública (comercial ou não comercial); tentar </w:t>
-      </w:r>
-      <w:proofErr w:type="spellStart"/>
-      <w:r>
-        <w:rPr>
-          <w:rFonts w:cs="Arial"/>
-          <w:szCs w:val="24"/>
-          <w:highlight w:val="yellow"/>
-        </w:rPr>
-        <w:t>descompilar</w:t>
-      </w:r>
-      <w:proofErr w:type="spellEnd"/>
-      <w:r>
-        <w:rPr>
-          <w:rFonts w:cs="Arial"/>
-          <w:szCs w:val="24"/>
-          <w:highlight w:val="yellow"/>
-        </w:rPr>
-        <w:t xml:space="preserve"> ou fazer engenharia reversa </w:t>
-      </w:r>
-      <w:r>
-        <w:rPr>
-          <w:rFonts w:cs="Arial"/>
-          <w:szCs w:val="24"/>
-          <w:highlight w:val="yellow"/>
+          <w:rFonts w:ascii="Arial" w:hAnsi="Arial" w:cs="Arial"/>
+        </w:rPr>
+        <w:t xml:space="preserve"> possibilitou a construção de uma solução moderna, acessível e eficiente, alinhada às práticas atuais do desenvolvimento de software.</w:t>
+      </w:r>
+    </w:p>
+    <w:p>
+      <w:pPr>
+        <w:pStyle w:val="isselectedend"/>
+        <w:spacing w:line="360" w:lineRule="auto"/>
+        <w:rPr>
+          <w:rFonts w:ascii="Arial" w:hAnsi="Arial" w:cs="Arial"/>
+        </w:rPr>
+      </w:pPr>
+      <w:r>
+        <w:rPr>
+          <w:rFonts w:ascii="Arial" w:hAnsi="Arial" w:cs="Arial"/>
+        </w:rPr>
+        <w:t>Com a implementação do sistema, observou-se que a organização das atividades tende a se tornar mais estruturada, reduzindo falhas na comunicação e melhorando o controle das tarefas atribuídas aos colaboradores. Além disso, a possibilidade de acesso por meio de dispositivos móveis contribui para maior agilidade e praticidade no acompanhamento das atividades.</w:t>
+      </w:r>
+    </w:p>
+    <w:p>
+      <w:pPr>
+        <w:pStyle w:val="isselectedend"/>
+        <w:spacing w:line="360" w:lineRule="auto"/>
+        <w:rPr>
+          <w:rFonts w:ascii="Arial" w:hAnsi="Arial" w:cs="Arial"/>
+        </w:rPr>
+      </w:pPr>
+      <w:r>
+        <w:rPr>
+          <w:rFonts w:ascii="Arial" w:hAnsi="Arial" w:cs="Arial"/>
+        </w:rPr>
+        <w:t>Dessa forma, conclui-se que os objetivos propostos neste trabalho foram atingidos, uma vez que a solução desenvolvida atende às necessidades identificadas no ambiente analisado, contribuindo para a melhoria dos processos operacionais e para uma gestão mais eficiente das tarefas.</w:t>
+      </w:r>
+    </w:p>
+    <w:p>
+      <w:pPr>
+        <w:pStyle w:val="isselectedend"/>
+        <w:spacing w:line="360" w:lineRule="auto"/>
+        <w:rPr>
+          <w:rFonts w:ascii="Arial" w:hAnsi="Arial" w:cs="Arial"/>
+        </w:rPr>
+      </w:pPr>
+      <w:r>
+        <w:rPr>
+          <w:rFonts w:ascii="Arial" w:hAnsi="Arial" w:cs="Arial"/>
+        </w:rPr>
+        <w:t>Como limitações do projeto, destaca-se a ausência de testes em larga escala em ambientes reais de supermercados, o que pode impactar na avaliação completa do desempenho do sistema em situações mais complexas. Além disso, algumas funcionalidades podem ser aprimoradas para atender demandas específicas de diferentes tipos de estabelecimentos.</w:t>
+      </w:r>
+    </w:p>
+    <w:p>
+      <w:pPr>
+        <w:pStyle w:val="isselectedend"/>
+        <w:spacing w:line="360" w:lineRule="auto"/>
+        <w:rPr>
+          <w:rFonts w:ascii="Arial" w:hAnsi="Arial" w:cs="Arial"/>
+        </w:rPr>
+      </w:pPr>
+      <w:r>
+        <w:rPr>
+          <w:rFonts w:ascii="Arial" w:hAnsi="Arial" w:cs="Arial"/>
         </w:rPr>
         <w:lastRenderedPageBreak/>
-        <w:t xml:space="preserve">de qualquer software contido no site </w:t>
-      </w:r>
-      <w:proofErr w:type="spellStart"/>
-      <w:r>
-        <w:rPr>
-          <w:rFonts w:cs="Arial"/>
-          <w:szCs w:val="24"/>
-          <w:highlight w:val="yellow"/>
-        </w:rPr>
-        <w:t>gestoon</w:t>
-      </w:r>
-      <w:proofErr w:type="spellEnd"/>
-      <w:r>
-        <w:rPr>
-          <w:rFonts w:cs="Arial"/>
-          <w:szCs w:val="24"/>
-          <w:highlight w:val="yellow"/>
-        </w:rPr>
-        <w:t xml:space="preserve">; remover quaisquer direitos autorais ou outras notações de propriedade dos materiais; ou transferir os materiais para outra pessoa ou 'espelhe' os materiais em qualquer outro </w:t>
-      </w:r>
-      <w:proofErr w:type="spellStart"/>
-      <w:r>
-        <w:rPr>
-          <w:rFonts w:cs="Arial"/>
-          <w:szCs w:val="24"/>
-          <w:highlight w:val="yellow"/>
-        </w:rPr>
-        <w:t>servidor.Esta</w:t>
-      </w:r>
-      <w:proofErr w:type="spellEnd"/>
-      <w:r>
-        <w:rPr>
-          <w:rFonts w:cs="Arial"/>
-          <w:szCs w:val="24"/>
-          <w:highlight w:val="yellow"/>
-        </w:rPr>
-        <w:t xml:space="preserve"> licença será automaticamente rescindida se você violar alguma dessas restrições e poderá ser rescindida por </w:t>
-      </w:r>
-      <w:proofErr w:type="spellStart"/>
-      <w:r>
-        <w:rPr>
-          <w:rFonts w:cs="Arial"/>
-          <w:szCs w:val="24"/>
-          <w:highlight w:val="yellow"/>
-        </w:rPr>
-        <w:t>gestoon</w:t>
-      </w:r>
-      <w:proofErr w:type="spellEnd"/>
-      <w:r>
-        <w:rPr>
-          <w:rFonts w:cs="Arial"/>
-          <w:szCs w:val="24"/>
-          <w:highlight w:val="yellow"/>
-        </w:rPr>
-        <w:t xml:space="preserve"> a qualquer momento. Ao encerrar a visualização desses materiais ou após o término desta licença, você deve apagar todos os materiais baixados em sua posse, seja em formato </w:t>
-      </w:r>
-      <w:proofErr w:type="spellStart"/>
-      <w:r>
-        <w:rPr>
-          <w:rFonts w:cs="Arial"/>
-          <w:szCs w:val="24"/>
-          <w:highlight w:val="yellow"/>
-        </w:rPr>
-        <w:t>eletrónico</w:t>
-      </w:r>
-      <w:proofErr w:type="spellEnd"/>
-      <w:r>
-        <w:rPr>
-          <w:rFonts w:cs="Arial"/>
-          <w:szCs w:val="24"/>
-          <w:highlight w:val="yellow"/>
-        </w:rPr>
-        <w:t xml:space="preserve"> ou impresso.3. Isenção de </w:t>
-      </w:r>
-      <w:proofErr w:type="spellStart"/>
-      <w:r>
-        <w:rPr>
-          <w:rFonts w:cs="Arial"/>
-          <w:szCs w:val="24"/>
-          <w:highlight w:val="yellow"/>
-        </w:rPr>
-        <w:t>responsabilidadeOs</w:t>
-      </w:r>
-      <w:proofErr w:type="spellEnd"/>
-      <w:r>
-        <w:rPr>
-          <w:rFonts w:cs="Arial"/>
-          <w:szCs w:val="24"/>
-          <w:highlight w:val="yellow"/>
-        </w:rPr>
-        <w:t xml:space="preserve"> materiais no site da </w:t>
-      </w:r>
-      <w:proofErr w:type="spellStart"/>
-      <w:r>
-        <w:rPr>
-          <w:rFonts w:cs="Arial"/>
-          <w:szCs w:val="24"/>
-          <w:highlight w:val="yellow"/>
-        </w:rPr>
-        <w:t>gestoon</w:t>
-      </w:r>
-      <w:proofErr w:type="spellEnd"/>
-      <w:r>
-        <w:rPr>
-          <w:rFonts w:cs="Arial"/>
-          <w:szCs w:val="24"/>
-          <w:highlight w:val="yellow"/>
-        </w:rPr>
-        <w:t xml:space="preserve"> são fornecidos 'como estão'. </w:t>
-      </w:r>
-      <w:proofErr w:type="spellStart"/>
-      <w:r>
-        <w:rPr>
-          <w:rFonts w:cs="Arial"/>
-          <w:szCs w:val="24"/>
-          <w:highlight w:val="yellow"/>
-        </w:rPr>
-        <w:t>gestoon</w:t>
-      </w:r>
-      <w:proofErr w:type="spellEnd"/>
-      <w:r>
-        <w:rPr>
-          <w:rFonts w:cs="Arial"/>
-          <w:szCs w:val="24"/>
-          <w:highlight w:val="yellow"/>
-        </w:rPr>
-        <w:t xml:space="preserve"> não oferece garantias, expressas ou implícitas, e, por este meio, isenta e nega todas as outras garantias, incluindo, sem limitação, garantias implícitas ou condições de comercialização, adequação a um fim específico ou não violação de propriedade intelectual ou outra violação de </w:t>
-      </w:r>
-      <w:proofErr w:type="spellStart"/>
-      <w:r>
-        <w:rPr>
-          <w:rFonts w:cs="Arial"/>
-          <w:szCs w:val="24"/>
-          <w:highlight w:val="yellow"/>
-        </w:rPr>
-        <w:t>direitos.Além</w:t>
-      </w:r>
-      <w:proofErr w:type="spellEnd"/>
-      <w:r>
-        <w:rPr>
-          <w:rFonts w:cs="Arial"/>
-          <w:szCs w:val="24"/>
-          <w:highlight w:val="yellow"/>
-        </w:rPr>
-        <w:t xml:space="preserve"> disso, o </w:t>
-      </w:r>
-      <w:proofErr w:type="spellStart"/>
-      <w:r>
-        <w:rPr>
-          <w:rFonts w:cs="Arial"/>
-          <w:szCs w:val="24"/>
-          <w:highlight w:val="yellow"/>
-        </w:rPr>
-        <w:t>gestoon</w:t>
-      </w:r>
-      <w:proofErr w:type="spellEnd"/>
-      <w:r>
-        <w:rPr>
-          <w:rFonts w:cs="Arial"/>
-          <w:szCs w:val="24"/>
-          <w:highlight w:val="yellow"/>
-        </w:rPr>
-        <w:t xml:space="preserve"> não garante ou faz qualquer representação relativa à precisão, aos resultados prováveis ​​ou à confiabilidade do uso dos materiais em seu site ou de outra forma relacionado a esses materiais ou em sites vinculados a este site.4. </w:t>
-      </w:r>
-      <w:proofErr w:type="spellStart"/>
-      <w:r>
-        <w:rPr>
-          <w:rFonts w:cs="Arial"/>
-          <w:szCs w:val="24"/>
-          <w:highlight w:val="yellow"/>
-        </w:rPr>
-        <w:t>LimitaçõesEm</w:t>
-      </w:r>
-      <w:proofErr w:type="spellEnd"/>
-      <w:r>
-        <w:rPr>
-          <w:rFonts w:cs="Arial"/>
-          <w:szCs w:val="24"/>
-          <w:highlight w:val="yellow"/>
-        </w:rPr>
-        <w:t xml:space="preserve"> nenhum caso o </w:t>
-      </w:r>
-      <w:proofErr w:type="spellStart"/>
-      <w:r>
-        <w:rPr>
-          <w:rFonts w:cs="Arial"/>
-          <w:szCs w:val="24"/>
-          <w:highlight w:val="yellow"/>
-        </w:rPr>
-        <w:t>gestoon</w:t>
-      </w:r>
-      <w:proofErr w:type="spellEnd"/>
-      <w:r>
-        <w:rPr>
-          <w:rFonts w:cs="Arial"/>
-          <w:szCs w:val="24"/>
-          <w:highlight w:val="yellow"/>
-        </w:rPr>
-        <w:t xml:space="preserve"> ou seus fornecedores serão responsáveis ​​por quaisquer danos (incluindo, sem limitação, danos por perda de dados ou lucro ou devido a interrupção dos negócios) decorrentes do uso ou da incapacidade de usar os materiais em </w:t>
-      </w:r>
-      <w:proofErr w:type="spellStart"/>
-      <w:r>
-        <w:rPr>
-          <w:rFonts w:cs="Arial"/>
-          <w:szCs w:val="24"/>
-          <w:highlight w:val="yellow"/>
-        </w:rPr>
-        <w:t>gestoon</w:t>
-      </w:r>
-      <w:proofErr w:type="spellEnd"/>
-      <w:r>
-        <w:rPr>
-          <w:rFonts w:cs="Arial"/>
-          <w:szCs w:val="24"/>
-          <w:highlight w:val="yellow"/>
-        </w:rPr>
-        <w:t xml:space="preserve">, mesmo que </w:t>
-      </w:r>
-      <w:proofErr w:type="spellStart"/>
-      <w:r>
-        <w:rPr>
-          <w:rFonts w:cs="Arial"/>
-          <w:szCs w:val="24"/>
-          <w:highlight w:val="yellow"/>
-        </w:rPr>
-        <w:t>gestoon</w:t>
-      </w:r>
-      <w:proofErr w:type="spellEnd"/>
-      <w:r>
-        <w:rPr>
-          <w:rFonts w:cs="Arial"/>
-          <w:szCs w:val="24"/>
-          <w:highlight w:val="yellow"/>
-        </w:rPr>
-        <w:t xml:space="preserve"> ou um representante autorizado da </w:t>
-      </w:r>
-      <w:proofErr w:type="spellStart"/>
-      <w:r>
-        <w:rPr>
-          <w:rFonts w:cs="Arial"/>
-          <w:szCs w:val="24"/>
-          <w:highlight w:val="yellow"/>
-        </w:rPr>
-        <w:t>gestoon</w:t>
-      </w:r>
-      <w:proofErr w:type="spellEnd"/>
-      <w:r>
-        <w:rPr>
-          <w:rFonts w:cs="Arial"/>
-          <w:szCs w:val="24"/>
-          <w:highlight w:val="yellow"/>
-        </w:rPr>
-        <w:t xml:space="preserve"> tenha sido notificado oralmente ou por escrito da possibilidade de tais danos. Como algumas jurisdições não permitem limitações em garantias implícitas, ou limitações de responsabilidade por danos </w:t>
-      </w:r>
-      <w:proofErr w:type="spellStart"/>
-      <w:r>
-        <w:rPr>
-          <w:rFonts w:cs="Arial"/>
-          <w:szCs w:val="24"/>
-          <w:highlight w:val="yellow"/>
-        </w:rPr>
-        <w:t>conseqüentes</w:t>
-      </w:r>
-      <w:proofErr w:type="spellEnd"/>
-      <w:r>
-        <w:rPr>
-          <w:rFonts w:cs="Arial"/>
-          <w:szCs w:val="24"/>
-          <w:highlight w:val="yellow"/>
-        </w:rPr>
-        <w:t xml:space="preserve"> ou incidentais, essas limitações podem não se aplicar a você.5. Precisão dos </w:t>
-      </w:r>
-      <w:proofErr w:type="spellStart"/>
-      <w:r>
-        <w:rPr>
-          <w:rFonts w:cs="Arial"/>
-          <w:szCs w:val="24"/>
-          <w:highlight w:val="yellow"/>
-        </w:rPr>
-        <w:t>materiaisOs</w:t>
-      </w:r>
-      <w:proofErr w:type="spellEnd"/>
-      <w:r>
-        <w:rPr>
-          <w:rFonts w:cs="Arial"/>
-          <w:szCs w:val="24"/>
-          <w:highlight w:val="yellow"/>
-        </w:rPr>
-        <w:t xml:space="preserve"> materiais exibidos no site da </w:t>
-      </w:r>
-      <w:proofErr w:type="spellStart"/>
-      <w:r>
-        <w:rPr>
-          <w:rFonts w:cs="Arial"/>
-          <w:szCs w:val="24"/>
-          <w:highlight w:val="yellow"/>
-        </w:rPr>
-        <w:t>gestoon</w:t>
-      </w:r>
-      <w:proofErr w:type="spellEnd"/>
-      <w:r>
-        <w:rPr>
-          <w:rFonts w:cs="Arial"/>
-          <w:szCs w:val="24"/>
-          <w:highlight w:val="yellow"/>
-        </w:rPr>
-        <w:t xml:space="preserve"> podem incluir erros técnicos, tipográficos ou fotográficos. </w:t>
-      </w:r>
-      <w:proofErr w:type="spellStart"/>
-      <w:r>
-        <w:rPr>
-          <w:rFonts w:cs="Arial"/>
-          <w:szCs w:val="24"/>
-          <w:highlight w:val="yellow"/>
-        </w:rPr>
-        <w:t>gestoon</w:t>
-      </w:r>
-      <w:proofErr w:type="spellEnd"/>
-      <w:r>
-        <w:rPr>
-          <w:rFonts w:cs="Arial"/>
-          <w:szCs w:val="24"/>
-          <w:highlight w:val="yellow"/>
-        </w:rPr>
-        <w:t xml:space="preserve"> não garante que qualquer material em seu site seja preciso, completo ou atual. </w:t>
-      </w:r>
-      <w:proofErr w:type="spellStart"/>
-      <w:r>
-        <w:rPr>
-          <w:rFonts w:cs="Arial"/>
-          <w:szCs w:val="24"/>
-          <w:highlight w:val="yellow"/>
-        </w:rPr>
-        <w:t>gestoon</w:t>
-      </w:r>
-      <w:proofErr w:type="spellEnd"/>
-      <w:r>
-        <w:rPr>
-          <w:rFonts w:cs="Arial"/>
-          <w:szCs w:val="24"/>
-          <w:highlight w:val="yellow"/>
-        </w:rPr>
-        <w:t xml:space="preserve"> pode fazer alterações nos materiais contidos em seu site a qualquer momento, sem aviso prévio. No entanto, </w:t>
-      </w:r>
-      <w:proofErr w:type="spellStart"/>
-      <w:r>
-        <w:rPr>
-          <w:rFonts w:cs="Arial"/>
-          <w:szCs w:val="24"/>
-          <w:highlight w:val="yellow"/>
-        </w:rPr>
-        <w:t>gestoon</w:t>
-      </w:r>
-      <w:proofErr w:type="spellEnd"/>
-      <w:r>
-        <w:rPr>
-          <w:rFonts w:cs="Arial"/>
-          <w:szCs w:val="24"/>
-          <w:highlight w:val="yellow"/>
-        </w:rPr>
-        <w:t xml:space="preserve"> não se compromete a atualizar os materiais.6. </w:t>
-      </w:r>
-      <w:proofErr w:type="spellStart"/>
-      <w:r>
-        <w:rPr>
-          <w:rFonts w:cs="Arial"/>
-          <w:szCs w:val="24"/>
-          <w:highlight w:val="yellow"/>
-        </w:rPr>
-        <w:t>LinksO</w:t>
-      </w:r>
-      <w:proofErr w:type="spellEnd"/>
-      <w:r>
-        <w:rPr>
-          <w:rFonts w:cs="Arial"/>
-          <w:szCs w:val="24"/>
-          <w:highlight w:val="yellow"/>
-        </w:rPr>
-        <w:t xml:space="preserve"> </w:t>
-      </w:r>
-      <w:proofErr w:type="spellStart"/>
-      <w:r>
-        <w:rPr>
-          <w:rFonts w:cs="Arial"/>
-          <w:szCs w:val="24"/>
-          <w:highlight w:val="yellow"/>
-        </w:rPr>
-        <w:t>gestoon</w:t>
-      </w:r>
-      <w:proofErr w:type="spellEnd"/>
-      <w:r>
-        <w:rPr>
-          <w:rFonts w:cs="Arial"/>
-          <w:szCs w:val="24"/>
-          <w:highlight w:val="yellow"/>
-        </w:rPr>
-        <w:t xml:space="preserve"> não analisou todos os sites vinculados ao seu site e não é responsável pelo conteúdo de nenhum site vinculado. A inclusão de qualquer link não implica endosso por </w:t>
-      </w:r>
-      <w:proofErr w:type="spellStart"/>
-      <w:r>
-        <w:rPr>
-          <w:rFonts w:cs="Arial"/>
-          <w:szCs w:val="24"/>
-          <w:highlight w:val="yellow"/>
-        </w:rPr>
-        <w:t>gestoon</w:t>
-      </w:r>
-      <w:proofErr w:type="spellEnd"/>
-      <w:r>
-        <w:rPr>
-          <w:rFonts w:cs="Arial"/>
-          <w:szCs w:val="24"/>
-          <w:highlight w:val="yellow"/>
-        </w:rPr>
-        <w:t xml:space="preserve"> do site. O uso de qualquer site vinculado é por conta e risco do </w:t>
-      </w:r>
-      <w:proofErr w:type="spellStart"/>
-      <w:proofErr w:type="gramStart"/>
-      <w:r>
-        <w:rPr>
-          <w:rFonts w:cs="Arial"/>
-          <w:szCs w:val="24"/>
-          <w:highlight w:val="yellow"/>
-        </w:rPr>
-        <w:t>usuário.ModificaçõesO</w:t>
-      </w:r>
-      <w:proofErr w:type="spellEnd"/>
-      <w:proofErr w:type="gramEnd"/>
-      <w:r>
-        <w:rPr>
-          <w:rFonts w:cs="Arial"/>
-          <w:szCs w:val="24"/>
-          <w:highlight w:val="yellow"/>
-        </w:rPr>
-        <w:t xml:space="preserve"> </w:t>
-      </w:r>
-      <w:proofErr w:type="spellStart"/>
-      <w:r>
-        <w:rPr>
-          <w:rFonts w:cs="Arial"/>
-          <w:szCs w:val="24"/>
-          <w:highlight w:val="yellow"/>
-        </w:rPr>
-        <w:t>gestoon</w:t>
-      </w:r>
-      <w:proofErr w:type="spellEnd"/>
-      <w:r>
-        <w:rPr>
-          <w:rFonts w:cs="Arial"/>
-          <w:szCs w:val="24"/>
-          <w:highlight w:val="yellow"/>
-        </w:rPr>
-        <w:t xml:space="preserve"> pode revisar estes termos de serviço do site a qualquer momento, sem aviso prévio. Ao usar este site, você concorda em ficar vinculado à versão atual desses termos de </w:t>
-      </w:r>
-      <w:proofErr w:type="spellStart"/>
-      <w:proofErr w:type="gramStart"/>
-      <w:r>
-        <w:rPr>
-          <w:rFonts w:cs="Arial"/>
-          <w:szCs w:val="24"/>
-          <w:highlight w:val="yellow"/>
-        </w:rPr>
-        <w:t>serviço.Lei</w:t>
-      </w:r>
-      <w:proofErr w:type="spellEnd"/>
-      <w:proofErr w:type="gramEnd"/>
-      <w:r>
-        <w:rPr>
-          <w:rFonts w:cs="Arial"/>
-          <w:szCs w:val="24"/>
-          <w:highlight w:val="yellow"/>
-        </w:rPr>
-        <w:t xml:space="preserve"> </w:t>
-      </w:r>
-      <w:proofErr w:type="spellStart"/>
-      <w:r>
-        <w:rPr>
-          <w:rFonts w:cs="Arial"/>
-          <w:szCs w:val="24"/>
-          <w:highlight w:val="yellow"/>
-        </w:rPr>
-        <w:t>aplicávelEstes</w:t>
-      </w:r>
-      <w:proofErr w:type="spellEnd"/>
-      <w:r>
-        <w:rPr>
-          <w:rFonts w:cs="Arial"/>
-          <w:szCs w:val="24"/>
-          <w:highlight w:val="yellow"/>
-        </w:rPr>
-        <w:t xml:space="preserve"> termos e condições são regidos e interpretados de acordo </w:t>
-      </w:r>
-      <w:r>
-        <w:rPr>
-          <w:rFonts w:cs="Arial"/>
-          <w:szCs w:val="24"/>
-          <w:highlight w:val="yellow"/>
-        </w:rPr>
-        <w:lastRenderedPageBreak/>
-        <w:t xml:space="preserve">com as leis do </w:t>
-      </w:r>
-      <w:proofErr w:type="spellStart"/>
-      <w:r>
-        <w:rPr>
-          <w:rFonts w:cs="Arial"/>
-          <w:szCs w:val="24"/>
-          <w:highlight w:val="yellow"/>
-        </w:rPr>
-        <w:t>gestoon</w:t>
-      </w:r>
-      <w:proofErr w:type="spellEnd"/>
-      <w:r>
-        <w:rPr>
-          <w:rFonts w:cs="Arial"/>
-          <w:szCs w:val="24"/>
-          <w:highlight w:val="yellow"/>
-        </w:rPr>
-        <w:t xml:space="preserve"> e você se submete irrevogavelmente à jurisdição exclusiva dos tribunais naquele estado ou localidade.</w:t>
-      </w:r>
-    </w:p>
-    <w:p>
-      <w:pPr>
-        <w:spacing w:after="200" w:line="276" w:lineRule="auto"/>
-        <w:jc w:val="left"/>
-        <w:rPr>
-          <w:rFonts w:cs="Arial"/>
-          <w:szCs w:val="24"/>
-        </w:rPr>
-      </w:pPr>
-      <w:r>
-        <w:rPr>
-          <w:rFonts w:cs="Arial"/>
-          <w:szCs w:val="24"/>
-        </w:rPr>
-        <w:br w:type="page"/>
-      </w:r>
+        <w:t>Para trabalhos futuros, sugere-se a implementação de novas funcionalidades, como relatórios mais avançados, integração com sistemas de estoque, notificações em tempo real e uso de inteligência artificial para análise de produtividade. Também é recomendada a realização de testes em ambientes reais para validação prática da solução e possíveis ajustes conforme as necessidades dos usuários.</w:t>
+      </w:r>
+    </w:p>
+    <w:p>
+      <w:pPr>
+        <w:pStyle w:val="isselectedend"/>
+        <w:spacing w:line="360" w:lineRule="auto"/>
+        <w:rPr>
+          <w:rFonts w:ascii="Arial" w:hAnsi="Arial" w:cs="Arial"/>
+        </w:rPr>
+      </w:pPr>
+      <w:r>
+        <w:rPr>
+          <w:rFonts w:ascii="Arial" w:hAnsi="Arial" w:cs="Arial"/>
+        </w:rPr>
+        <w:t>Por fim, os autores expressam seus agradecimentos aos professores que contribuíram para a orientação e desenvolvimento deste trabalho, pelo apoio, conhecimento compartilhado e direcionamento ao longo do curso. Agradecem também aos colegas e alunos que, direta ou indiretamente, colaboraram com ideias, sugestões e incentivo durante a realização do projeto. Destaca-se, ainda, o reconhecimento ao grupo responsável pelo desenvolvimento do TCC, cuja dedicação, trabalho em equipe e comprometimento foram fundamentais para a concretização deste projeto.</w:t>
+      </w:r>
+    </w:p>
+    <w:p>
+      <w:pPr>
+        <w:pStyle w:val="NormalWeb"/>
+        <w:spacing w:line="360" w:lineRule="auto"/>
+        <w:rPr>
+          <w:rFonts w:ascii="Arial" w:hAnsi="Arial" w:cs="Arial"/>
+        </w:rPr>
+      </w:pPr>
+      <w:r>
+        <w:rPr>
+          <w:rFonts w:ascii="Arial" w:hAnsi="Arial" w:cs="Arial"/>
+        </w:rPr>
+        <w:t>O desenvolvimento deste trabalho contribuiu significativamente para a formação acadêmica e profissional dos autores, permitindo a aplicação prática dos conhecimentos adquiridos ao longo do curso técnico em Desenvolvimento de Sistemas e proporcionando experiência no desenvolvimento de soluções tecnológicas voltadas a problemas reais do mercado.</w:t>
+      </w:r>
+    </w:p>
+    <w:p>
+      <w:pPr>
+        <w:pStyle w:val="NormalWeb"/>
+        <w:spacing w:line="360" w:lineRule="auto"/>
+        <w:rPr>
+          <w:rFonts w:ascii="Arial" w:hAnsi="Arial" w:cs="Arial"/>
+        </w:rPr>
+      </w:pPr>
+    </w:p>
+    <w:p>
+      <w:pPr>
+        <w:pStyle w:val="NormalWeb"/>
+        <w:spacing w:line="360" w:lineRule="auto"/>
+        <w:rPr>
+          <w:rFonts w:ascii="Arial" w:hAnsi="Arial" w:cs="Arial"/>
+        </w:rPr>
+      </w:pPr>
+    </w:p>
+    <w:p>
+      <w:pPr>
+        <w:pStyle w:val="NormalWeb"/>
+        <w:spacing w:line="360" w:lineRule="auto"/>
+        <w:rPr>
+          <w:rFonts w:ascii="Arial" w:hAnsi="Arial" w:cs="Arial"/>
+        </w:rPr>
+      </w:pPr>
+    </w:p>
+    <w:p>
+      <w:pPr>
+        <w:pStyle w:val="NormalWeb"/>
+        <w:spacing w:line="360" w:lineRule="auto"/>
+        <w:rPr>
+          <w:rFonts w:ascii="Arial" w:hAnsi="Arial" w:cs="Arial"/>
+        </w:rPr>
+      </w:pPr>
+    </w:p>
+    <w:p>
+      <w:pPr>
+        <w:pStyle w:val="NormalWeb"/>
+        <w:spacing w:line="360" w:lineRule="auto"/>
+        <w:rPr>
+          <w:rFonts w:ascii="Arial" w:hAnsi="Arial" w:cs="Arial"/>
+        </w:rPr>
+      </w:pPr>
+    </w:p>
+    <w:p>
+      <w:pPr>
+        <w:pStyle w:val="NormalWeb"/>
+        <w:spacing w:line="360" w:lineRule="auto"/>
+        <w:rPr>
+          <w:rFonts w:ascii="Arial" w:hAnsi="Arial" w:cs="Arial"/>
+        </w:rPr>
+      </w:pPr>
+    </w:p>
+    <w:p>
+      <w:pPr>
+        <w:pStyle w:val="NormalWeb"/>
+        <w:spacing w:line="360" w:lineRule="auto"/>
+        <w:rPr>
+          <w:rFonts w:ascii="Arial" w:hAnsi="Arial" w:cs="Arial"/>
+        </w:rPr>
+      </w:pPr>
+    </w:p>
+    <w:p>
+      <w:pPr>
+        <w:pStyle w:val="NormalWeb"/>
+        <w:spacing w:line="360" w:lineRule="auto"/>
+        <w:rPr>
+          <w:rFonts w:ascii="Arial" w:hAnsi="Arial" w:cs="Arial"/>
+        </w:rPr>
+      </w:pPr>
     </w:p>
     <w:p>
       <w:pPr>
@@ -20558,7 +20554,6 @@
           <w:rFonts w:cs="Arial"/>
           <w:b/>
           <w:szCs w:val="24"/>
-          <w:highlight w:val="yellow"/>
         </w:rPr>
       </w:pPr>
       <w:bookmarkStart w:id="27" w:name="_Toc193385952"/>
@@ -20567,7 +20562,6 @@
           <w:rFonts w:cs="Arial"/>
           <w:b/>
           <w:szCs w:val="24"/>
-          <w:highlight w:val="yellow"/>
         </w:rPr>
         <w:lastRenderedPageBreak/>
         <w:t>CONSIDERAÇÕES FINAIS</w:t>
@@ -20579,6 +20573,75 @@
         <w:rPr>
           <w:rFonts w:cs="Arial"/>
           <w:szCs w:val="24"/>
+        </w:rPr>
+      </w:pPr>
+      <w:r>
+        <w:rPr>
+          <w:rFonts w:cs="Arial"/>
+          <w:szCs w:val="24"/>
+        </w:rPr>
+        <w:t>Expressamos nossos sinceros agradecimentos aos professores que contribuíram para a orientação e desenvolvimento deste trabalho, pelo apoio, dedicação e conhecimentos compartilhados ao longo do curso.</w:t>
+      </w:r>
+    </w:p>
+    <w:p>
+      <w:pPr>
+        <w:rPr>
+          <w:rFonts w:cs="Arial"/>
+          <w:szCs w:val="24"/>
+        </w:rPr>
+      </w:pPr>
+    </w:p>
+    <w:p>
+      <w:pPr>
+        <w:rPr>
+          <w:rFonts w:cs="Arial"/>
+          <w:szCs w:val="24"/>
+        </w:rPr>
+      </w:pPr>
+      <w:r>
+        <w:rPr>
+          <w:rFonts w:cs="Arial"/>
+          <w:szCs w:val="24"/>
+        </w:rPr>
+        <w:t>Agradecemos também aos colegas e demais alunos que, direta ou indiretamente, colaboraram com sugestões, incentivo e troca de experiências durante a realização deste projeto.</w:t>
+      </w:r>
+    </w:p>
+    <w:p>
+      <w:pPr>
+        <w:rPr>
+          <w:rFonts w:cs="Arial"/>
+          <w:szCs w:val="24"/>
+        </w:rPr>
+      </w:pPr>
+    </w:p>
+    <w:p>
+      <w:pPr>
+        <w:rPr>
+          <w:rFonts w:cs="Arial"/>
+          <w:szCs w:val="24"/>
+        </w:rPr>
+      </w:pPr>
+      <w:r>
+        <w:rPr>
+          <w:rFonts w:cs="Arial"/>
+          <w:szCs w:val="24"/>
+        </w:rPr>
+        <w:t>Destacamos, ainda, o reconhecimento ao nosso grupo, cujo empenho, trabalho em equipe e comprometimento foram fundamentais para a concretização deste trabalho.</w:t>
+      </w:r>
+    </w:p>
+    <w:p>
+      <w:pPr>
+        <w:rPr>
+          <w:rFonts w:cs="Arial"/>
+          <w:szCs w:val="24"/>
+        </w:rPr>
+      </w:pPr>
+    </w:p>
+    <w:p>
+      <w:pPr>
+        <w:rPr>
+          <w:rFonts w:cs="Arial"/>
+          <w:szCs w:val="24"/>
           <w:highlight w:val="yellow"/>
         </w:rPr>
       </w:pPr>
@@ -20586,52 +20649,9 @@
         <w:rPr>
           <w:rFonts w:cs="Arial"/>
           <w:szCs w:val="24"/>
-          <w:highlight w:val="yellow"/>
-        </w:rPr>
-        <w:t>Parte final do trabalho no qual são expostas as conclusões correspondentes aos objetivos e hipóteses, apresentados na introdução.</w:t>
-      </w:r>
-    </w:p>
-    <w:p>
-      <w:pPr>
-        <w:rPr>
-          <w:rFonts w:cs="Arial"/>
-          <w:szCs w:val="24"/>
-          <w:highlight w:val="yellow"/>
-        </w:rPr>
-      </w:pPr>
-      <w:r>
-        <w:rPr>
-          <w:rFonts w:cs="Arial"/>
-          <w:szCs w:val="24"/>
-          <w:highlight w:val="yellow"/>
-        </w:rPr>
-        <w:t>Nesse campo são apontadas as respostas às hipóteses e objetivos do TCC. O ponto de vista dos autores, devidamente embasado p</w:t>
-      </w:r>
-      <w:r>
-        <w:rPr>
-          <w:rFonts w:cs="Arial"/>
-          <w:szCs w:val="24"/>
-          <w:highlight w:val="yellow"/>
-        </w:rPr>
-        <w:t xml:space="preserve"> </w:t>
-      </w:r>
-      <w:r>
-        <w:rPr>
-          <w:rFonts w:cs="Arial"/>
-          <w:szCs w:val="24"/>
-          <w:highlight w:val="yellow"/>
-        </w:rPr>
-        <w:t>elos dados, conceitos e informações apresentados no desenvolvimento deve ser inserido aqui. Podem ser incluídas breves recomendações e sugestões para trabalhos futuros.</w:t>
-      </w:r>
-    </w:p>
-    <w:p>
-      <w:pPr>
-        <w:rPr>
-          <w:rFonts w:cs="Arial"/>
-          <w:szCs w:val="24"/>
-          <w:highlight w:val="yellow"/>
-        </w:rPr>
-      </w:pPr>
+        </w:rPr>
+        <w:t>Por fim, registramos nosso agradecimento a todos que contribuíram, de alguma forma, para a realização deste projeto.</w:t>
+      </w:r>
     </w:p>
     <w:p>
       <w:pPr>
@@ -20678,7 +20698,6 @@
           <w:rFonts w:cs="Arial"/>
           <w:b/>
           <w:szCs w:val="24"/>
-          <w:highlight w:val="yellow"/>
         </w:rPr>
       </w:pPr>
       <w:bookmarkStart w:id="28" w:name="_Toc193385953"/>
@@ -20687,7 +20706,6 @@
           <w:rFonts w:cs="Arial"/>
           <w:b/>
           <w:szCs w:val="24"/>
-          <w:highlight w:val="yellow"/>
         </w:rPr>
         <w:lastRenderedPageBreak/>
         <w:t>REFERÊNCIAS</w:t>
@@ -20701,7 +20719,6 @@
           <w:rFonts w:cs="Arial"/>
           <w:sz w:val="20"/>
           <w:szCs w:val="20"/>
-          <w:highlight w:val="yellow"/>
         </w:rPr>
       </w:pPr>
       <w:r>
@@ -20709,7 +20726,6 @@
           <w:rFonts w:cs="Arial"/>
           <w:sz w:val="20"/>
           <w:szCs w:val="20"/>
-          <w:highlight w:val="yellow"/>
         </w:rPr>
         <w:t xml:space="preserve">BALLOU, Ronald H. </w:t>
       </w:r>
@@ -20719,7 +20735,6 @@
           <w:rFonts w:cs="Arial"/>
           <w:sz w:val="20"/>
           <w:szCs w:val="20"/>
-          <w:highlight w:val="yellow"/>
         </w:rPr>
         <w:t>Gerenciamento da cadeia de suprimentos: logística empresarial</w:t>
       </w:r>
@@ -20728,7 +20743,6 @@
           <w:rFonts w:cs="Arial"/>
           <w:sz w:val="20"/>
           <w:szCs w:val="20"/>
-          <w:highlight w:val="yellow"/>
         </w:rPr>
         <w:t>. Porto Alegre: Bookman, 2006.</w:t>
       </w:r>
@@ -20740,7 +20754,6 @@
           <w:rFonts w:cs="Arial"/>
           <w:sz w:val="20"/>
           <w:szCs w:val="20"/>
-          <w:highlight w:val="yellow"/>
         </w:rPr>
       </w:pPr>
       <w:r>
@@ -20748,7 +20761,6 @@
           <w:rFonts w:cs="Arial"/>
           <w:sz w:val="20"/>
           <w:szCs w:val="20"/>
-          <w:highlight w:val="yellow"/>
         </w:rPr>
         <w:t xml:space="preserve">LAUDON, Kenneth C.; LAUDON, Jane P. </w:t>
       </w:r>
@@ -20758,7 +20770,6 @@
           <w:rFonts w:cs="Arial"/>
           <w:sz w:val="20"/>
           <w:szCs w:val="20"/>
-          <w:highlight w:val="yellow"/>
         </w:rPr>
         <w:t>Sistemas de informação gerenciais</w:t>
       </w:r>
@@ -20767,7 +20778,6 @@
           <w:rFonts w:cs="Arial"/>
           <w:sz w:val="20"/>
           <w:szCs w:val="20"/>
-          <w:highlight w:val="yellow"/>
         </w:rPr>
         <w:t>. 11. ed. São Paulo: Pearson, 2014.</w:t>
       </w:r>
@@ -20779,7 +20789,6 @@
           <w:rFonts w:cs="Arial"/>
           <w:sz w:val="20"/>
           <w:szCs w:val="20"/>
-          <w:highlight w:val="yellow"/>
         </w:rPr>
       </w:pPr>
       <w:r>
@@ -20787,7 +20796,6 @@
           <w:rFonts w:cs="Arial"/>
           <w:sz w:val="20"/>
           <w:szCs w:val="20"/>
-          <w:highlight w:val="yellow"/>
         </w:rPr>
         <w:t xml:space="preserve">O’BRIEN, James A.; MARAKAS, George M. </w:t>
       </w:r>
@@ -20797,7 +20805,6 @@
           <w:rFonts w:cs="Arial"/>
           <w:sz w:val="20"/>
           <w:szCs w:val="20"/>
-          <w:highlight w:val="yellow"/>
         </w:rPr>
         <w:t>Sistemas de informação gerenciais</w:t>
       </w:r>
@@ -20806,7 +20813,6 @@
           <w:rFonts w:cs="Arial"/>
           <w:sz w:val="20"/>
           <w:szCs w:val="20"/>
-          <w:highlight w:val="yellow"/>
         </w:rPr>
         <w:t>. Porto Alegre: AMGH, 2013.</w:t>
       </w:r>
@@ -20818,7 +20824,6 @@
           <w:rFonts w:cs="Arial"/>
           <w:sz w:val="20"/>
           <w:szCs w:val="20"/>
-          <w:highlight w:val="yellow"/>
         </w:rPr>
       </w:pPr>
       <w:r>
@@ -20826,7 +20831,6 @@
           <w:rFonts w:cs="Arial"/>
           <w:sz w:val="20"/>
           <w:szCs w:val="20"/>
-          <w:highlight w:val="yellow"/>
         </w:rPr>
         <w:t xml:space="preserve">PRESSMAN, Roger S. </w:t>
       </w:r>
@@ -20836,7 +20840,6 @@
           <w:rFonts w:cs="Arial"/>
           <w:sz w:val="20"/>
           <w:szCs w:val="20"/>
-          <w:highlight w:val="yellow"/>
         </w:rPr>
         <w:t>Engenharia de software: uma abordagem profissional</w:t>
       </w:r>
@@ -20845,7 +20848,6 @@
           <w:rFonts w:cs="Arial"/>
           <w:sz w:val="20"/>
           <w:szCs w:val="20"/>
-          <w:highlight w:val="yellow"/>
         </w:rPr>
         <w:t>. 8. ed. Porto Alegre: AMGH, 2016.</w:t>
       </w:r>
@@ -20857,7 +20859,6 @@
           <w:rFonts w:cs="Arial"/>
           <w:sz w:val="20"/>
           <w:szCs w:val="20"/>
-          <w:highlight w:val="yellow"/>
         </w:rPr>
       </w:pPr>
       <w:r>
@@ -20865,7 +20866,6 @@
           <w:rFonts w:cs="Arial"/>
           <w:sz w:val="20"/>
           <w:szCs w:val="20"/>
-          <w:highlight w:val="yellow"/>
         </w:rPr>
         <w:t xml:space="preserve">SLACK, Nigel; CHAMBERS, Stuart; JOHNSTON, Robert. </w:t>
       </w:r>
@@ -20875,7 +20875,6 @@
           <w:rFonts w:cs="Arial"/>
           <w:sz w:val="20"/>
           <w:szCs w:val="20"/>
-          <w:highlight w:val="yellow"/>
         </w:rPr>
         <w:t>Administração da produção</w:t>
       </w:r>
@@ -20884,7 +20883,6 @@
           <w:rFonts w:cs="Arial"/>
           <w:sz w:val="20"/>
           <w:szCs w:val="20"/>
-          <w:highlight w:val="yellow"/>
         </w:rPr>
         <w:t>. São Paulo: Atlas, 2009.</w:t>
       </w:r>
@@ -20896,7 +20894,6 @@
           <w:rFonts w:cs="Arial"/>
           <w:sz w:val="20"/>
           <w:szCs w:val="20"/>
-          <w:highlight w:val="yellow"/>
         </w:rPr>
       </w:pPr>
       <w:r>
@@ -20904,7 +20901,6 @@
           <w:rFonts w:cs="Arial"/>
           <w:sz w:val="20"/>
           <w:szCs w:val="20"/>
-          <w:highlight w:val="yellow"/>
         </w:rPr>
         <w:t xml:space="preserve">TURBAN, Efraim et al. </w:t>
       </w:r>
@@ -20914,7 +20910,6 @@
           <w:rFonts w:cs="Arial"/>
           <w:sz w:val="20"/>
           <w:szCs w:val="20"/>
-          <w:highlight w:val="yellow"/>
         </w:rPr>
         <w:t>Tecnologia da informação para gestão</w:t>
       </w:r>
@@ -20923,7 +20918,6 @@
           <w:rFonts w:cs="Arial"/>
           <w:sz w:val="20"/>
           <w:szCs w:val="20"/>
-          <w:highlight w:val="yellow"/>
         </w:rPr>
         <w:t>. Porto Alegre: Bookman, 2013.</w:t>
       </w:r>
@@ -20943,13 +20937,12 @@
           <w:rFonts w:cs="Arial"/>
           <w:sz w:val="20"/>
           <w:szCs w:val="20"/>
-          <w:highlight w:val="yellow"/>
         </w:rPr>
         <w:t>CONFEDERAÇÃO NACIONAL DE DIRIGENTES Lojistas (CNDL). Automação no varejo e organização de processos. 2024.</w:t>
       </w:r>
     </w:p>
     <w:sectPr>
-      <w:headerReference w:type="default" r:id="rId24"/>
+      <w:headerReference w:type="default" r:id="rId27"/>
       <w:pgSz w:w="11906" w:h="16838" w:code="9"/>
       <w:pgMar w:top="1701" w:right="1134" w:bottom="1134" w:left="1701" w:header="709" w:footer="709" w:gutter="0"/>
       <w:cols w:space="708"/>
@@ -21152,6 +21145,119 @@
 <file path=word/numbering.xml><?xml version="1.0" encoding="utf-8"?>
 <w:numbering xmlns:wpc="http://schemas.microsoft.com/office/word/2010/wordprocessingCanvas" xmlns:cx="http://schemas.microsoft.com/office/drawing/2014/chartex" xmlns:cx1="http://schemas.microsoft.com/office/drawing/2015/9/8/chartex" xmlns:cx2="http://schemas.microsoft.com/office/drawing/2015/10/21/chartex" xmlns:cx3="http://schemas.microsoft.com/office/drawing/2016/5/9/chartex" xmlns:cx4="http://schemas.microsoft.com/office/drawing/2016/5/10/chartex" xmlns:cx5="http://schemas.microsoft.com/office/drawing/2016/5/11/chartex" xmlns:cx6="http://schemas.microsoft.com/office/drawing/2016/5/12/chartex" xmlns:cx7="http://schemas.microsoft.com/office/drawing/2016/5/13/chartex" xmlns:cx8="http://schemas.microsoft.com/office/drawing/2016/5/14/chartex" xmlns:mc="http://schemas.openxmlformats.org/markup-compatibility/2006" xmlns:aink="http://schemas.microsoft.com/office/drawing/2016/ink" xmlns:am3d="http://schemas.microsoft.com/office/drawing/2017/model3d" xmlns:o="urn:schemas-microsoft-com:office:office" xmlns:oel="http://schemas.microsoft.com/office/2019/extlst" xmlns:r="http://schemas.openxmlformats.org/officeDocument/2006/relationships" xmlns:m="http://schemas.openxmlformats.org/officeDocument/2006/math" xmlns:v="urn:schemas-microsoft-com:vml" xmlns:wp14="http://schemas.microsoft.com/office/word/2010/wordprocessingDrawing" xmlns:wp="http://schemas.openxmlformats.org/drawingml/2006/wordprocessingDrawing" xmlns:w10="urn:schemas-microsoft-com:office:word" xmlns:w="http://schemas.openxmlformats.org/wordprocessingml/2006/main" xmlns:w14="http://schemas.microsoft.com/office/word/2010/wordml" xmlns:w15="http://schemas.microsoft.com/office/word/2012/wordml" xmlns:w16cex="http://schemas.microsoft.com/office/word/2018/wordml/cex" xmlns:w16cid="http://schemas.microsoft.com/office/word/2016/wordml/cid" xmlns:w16="http://schemas.microsoft.com/office/word/2018/wordml" xmlns:w16sdtdh="http://schemas.microsoft.com/office/word/2020/wordml/sdtdatahash" xmlns:w16se="http://schemas.microsoft.com/office/word/2015/wordml/symex" xmlns:wpg="http://schemas.microsoft.com/office/word/2010/wordprocessingGroup" xmlns:wpi="http://schemas.microsoft.com/office/word/2010/wordprocessingInk" xmlns:wne="http://schemas.microsoft.com/office/word/2006/wordml" xmlns:wps="http://schemas.microsoft.com/office/word/2010/wordprocessingShape" mc:Ignorable="w14 w15 w16se w16cid w16 w16cex w16sdtdh wp14">
   <w:abstractNum w:abstractNumId="0" w15:restartNumberingAfterBreak="0">
+    <w:nsid w:val="0D965B14"/>
+    <w:multiLevelType w:val="multilevel"/>
+    <w:tmpl w:val="A6B4F0C2"/>
+    <w:lvl w:ilvl="0">
+      <w:start w:val="4"/>
+      <w:numFmt w:val="decimal"/>
+      <w:lvlText w:val="%1."/>
+      <w:lvlJc w:val="left"/>
+      <w:pPr>
+        <w:tabs>
+          <w:tab w:val="num" w:pos="720"/>
+        </w:tabs>
+        <w:ind w:left="720" w:hanging="360"/>
+      </w:pPr>
+    </w:lvl>
+    <w:lvl w:ilvl="1" w:tentative="1">
+      <w:start w:val="1"/>
+      <w:numFmt w:val="decimal"/>
+      <w:lvlText w:val="%2."/>
+      <w:lvlJc w:val="left"/>
+      <w:pPr>
+        <w:tabs>
+          <w:tab w:val="num" w:pos="1440"/>
+        </w:tabs>
+        <w:ind w:left="1440" w:hanging="360"/>
+      </w:pPr>
+    </w:lvl>
+    <w:lvl w:ilvl="2" w:tentative="1">
+      <w:start w:val="1"/>
+      <w:numFmt w:val="decimal"/>
+      <w:lvlText w:val="%3."/>
+      <w:lvlJc w:val="left"/>
+      <w:pPr>
+        <w:tabs>
+          <w:tab w:val="num" w:pos="2160"/>
+        </w:tabs>
+        <w:ind w:left="2160" w:hanging="360"/>
+      </w:pPr>
+    </w:lvl>
+    <w:lvl w:ilvl="3" w:tentative="1">
+      <w:start w:val="1"/>
+      <w:numFmt w:val="decimal"/>
+      <w:lvlText w:val="%4."/>
+      <w:lvlJc w:val="left"/>
+      <w:pPr>
+        <w:tabs>
+          <w:tab w:val="num" w:pos="2880"/>
+        </w:tabs>
+        <w:ind w:left="2880" w:hanging="360"/>
+      </w:pPr>
+    </w:lvl>
+    <w:lvl w:ilvl="4" w:tentative="1">
+      <w:start w:val="1"/>
+      <w:numFmt w:val="decimal"/>
+      <w:lvlText w:val="%5."/>
+      <w:lvlJc w:val="left"/>
+      <w:pPr>
+        <w:tabs>
+          <w:tab w:val="num" w:pos="3600"/>
+        </w:tabs>
+        <w:ind w:left="3600" w:hanging="360"/>
+      </w:pPr>
+    </w:lvl>
+    <w:lvl w:ilvl="5" w:tentative="1">
+      <w:start w:val="1"/>
+      <w:numFmt w:val="decimal"/>
+      <w:lvlText w:val="%6."/>
+      <w:lvlJc w:val="left"/>
+      <w:pPr>
+        <w:tabs>
+          <w:tab w:val="num" w:pos="4320"/>
+        </w:tabs>
+        <w:ind w:left="4320" w:hanging="360"/>
+      </w:pPr>
+    </w:lvl>
+    <w:lvl w:ilvl="6" w:tentative="1">
+      <w:start w:val="1"/>
+      <w:numFmt w:val="decimal"/>
+      <w:lvlText w:val="%7."/>
+      <w:lvlJc w:val="left"/>
+      <w:pPr>
+        <w:tabs>
+          <w:tab w:val="num" w:pos="5040"/>
+        </w:tabs>
+        <w:ind w:left="5040" w:hanging="360"/>
+      </w:pPr>
+    </w:lvl>
+    <w:lvl w:ilvl="7" w:tentative="1">
+      <w:start w:val="1"/>
+      <w:numFmt w:val="decimal"/>
+      <w:lvlText w:val="%8."/>
+      <w:lvlJc w:val="left"/>
+      <w:pPr>
+        <w:tabs>
+          <w:tab w:val="num" w:pos="5760"/>
+        </w:tabs>
+        <w:ind w:left="5760" w:hanging="360"/>
+      </w:pPr>
+    </w:lvl>
+    <w:lvl w:ilvl="8" w:tentative="1">
+      <w:start w:val="1"/>
+      <w:numFmt w:val="decimal"/>
+      <w:lvlText w:val="%9."/>
+      <w:lvlJc w:val="left"/>
+      <w:pPr>
+        <w:tabs>
+          <w:tab w:val="num" w:pos="6480"/>
+        </w:tabs>
+        <w:ind w:left="6480" w:hanging="360"/>
+      </w:pPr>
+    </w:lvl>
+  </w:abstractNum>
+  <w:abstractNum w:abstractNumId="1" w15:restartNumberingAfterBreak="0">
     <w:nsid w:val="0F933856"/>
     <w:multiLevelType w:val="hybridMultilevel"/>
     <w:tmpl w:val="0E8E9EDE"/>
@@ -21264,7 +21370,382 @@
       </w:rPr>
     </w:lvl>
   </w:abstractNum>
-  <w:abstractNum w:abstractNumId="1" w15:restartNumberingAfterBreak="0">
+  <w:abstractNum w:abstractNumId="2" w15:restartNumberingAfterBreak="0">
+    <w:nsid w:val="106650CC"/>
+    <w:multiLevelType w:val="multilevel"/>
+    <w:tmpl w:val="EA98879A"/>
+    <w:lvl w:ilvl="0">
+      <w:start w:val="5"/>
+      <w:numFmt w:val="decimal"/>
+      <w:lvlText w:val="%1."/>
+      <w:lvlJc w:val="left"/>
+      <w:pPr>
+        <w:tabs>
+          <w:tab w:val="num" w:pos="720"/>
+        </w:tabs>
+        <w:ind w:left="720" w:hanging="360"/>
+      </w:pPr>
+    </w:lvl>
+    <w:lvl w:ilvl="1" w:tentative="1">
+      <w:start w:val="1"/>
+      <w:numFmt w:val="decimal"/>
+      <w:lvlText w:val="%2."/>
+      <w:lvlJc w:val="left"/>
+      <w:pPr>
+        <w:tabs>
+          <w:tab w:val="num" w:pos="1440"/>
+        </w:tabs>
+        <w:ind w:left="1440" w:hanging="360"/>
+      </w:pPr>
+    </w:lvl>
+    <w:lvl w:ilvl="2" w:tentative="1">
+      <w:start w:val="1"/>
+      <w:numFmt w:val="decimal"/>
+      <w:lvlText w:val="%3."/>
+      <w:lvlJc w:val="left"/>
+      <w:pPr>
+        <w:tabs>
+          <w:tab w:val="num" w:pos="2160"/>
+        </w:tabs>
+        <w:ind w:left="2160" w:hanging="360"/>
+      </w:pPr>
+    </w:lvl>
+    <w:lvl w:ilvl="3" w:tentative="1">
+      <w:start w:val="1"/>
+      <w:numFmt w:val="decimal"/>
+      <w:lvlText w:val="%4."/>
+      <w:lvlJc w:val="left"/>
+      <w:pPr>
+        <w:tabs>
+          <w:tab w:val="num" w:pos="2880"/>
+        </w:tabs>
+        <w:ind w:left="2880" w:hanging="360"/>
+      </w:pPr>
+    </w:lvl>
+    <w:lvl w:ilvl="4" w:tentative="1">
+      <w:start w:val="1"/>
+      <w:numFmt w:val="decimal"/>
+      <w:lvlText w:val="%5."/>
+      <w:lvlJc w:val="left"/>
+      <w:pPr>
+        <w:tabs>
+          <w:tab w:val="num" w:pos="3600"/>
+        </w:tabs>
+        <w:ind w:left="3600" w:hanging="360"/>
+      </w:pPr>
+    </w:lvl>
+    <w:lvl w:ilvl="5" w:tentative="1">
+      <w:start w:val="1"/>
+      <w:numFmt w:val="decimal"/>
+      <w:lvlText w:val="%6."/>
+      <w:lvlJc w:val="left"/>
+      <w:pPr>
+        <w:tabs>
+          <w:tab w:val="num" w:pos="4320"/>
+        </w:tabs>
+        <w:ind w:left="4320" w:hanging="360"/>
+      </w:pPr>
+    </w:lvl>
+    <w:lvl w:ilvl="6" w:tentative="1">
+      <w:start w:val="1"/>
+      <w:numFmt w:val="decimal"/>
+      <w:lvlText w:val="%7."/>
+      <w:lvlJc w:val="left"/>
+      <w:pPr>
+        <w:tabs>
+          <w:tab w:val="num" w:pos="5040"/>
+        </w:tabs>
+        <w:ind w:left="5040" w:hanging="360"/>
+      </w:pPr>
+    </w:lvl>
+    <w:lvl w:ilvl="7" w:tentative="1">
+      <w:start w:val="1"/>
+      <w:numFmt w:val="decimal"/>
+      <w:lvlText w:val="%8."/>
+      <w:lvlJc w:val="left"/>
+      <w:pPr>
+        <w:tabs>
+          <w:tab w:val="num" w:pos="5760"/>
+        </w:tabs>
+        <w:ind w:left="5760" w:hanging="360"/>
+      </w:pPr>
+    </w:lvl>
+    <w:lvl w:ilvl="8" w:tentative="1">
+      <w:start w:val="1"/>
+      <w:numFmt w:val="decimal"/>
+      <w:lvlText w:val="%9."/>
+      <w:lvlJc w:val="left"/>
+      <w:pPr>
+        <w:tabs>
+          <w:tab w:val="num" w:pos="6480"/>
+        </w:tabs>
+        <w:ind w:left="6480" w:hanging="360"/>
+      </w:pPr>
+    </w:lvl>
+  </w:abstractNum>
+  <w:abstractNum w:abstractNumId="3" w15:restartNumberingAfterBreak="0">
+    <w:nsid w:val="14E673A4"/>
+    <w:multiLevelType w:val="multilevel"/>
+    <w:tmpl w:val="504AB494"/>
+    <w:lvl w:ilvl="0">
+      <w:start w:val="1"/>
+      <w:numFmt w:val="decimal"/>
+      <w:lvlText w:val="%1."/>
+      <w:lvlJc w:val="left"/>
+      <w:pPr>
+        <w:tabs>
+          <w:tab w:val="num" w:pos="720"/>
+        </w:tabs>
+        <w:ind w:left="720" w:hanging="360"/>
+      </w:pPr>
+    </w:lvl>
+    <w:lvl w:ilvl="1" w:tentative="1">
+      <w:start w:val="1"/>
+      <w:numFmt w:val="decimal"/>
+      <w:lvlText w:val="%2."/>
+      <w:lvlJc w:val="left"/>
+      <w:pPr>
+        <w:tabs>
+          <w:tab w:val="num" w:pos="1440"/>
+        </w:tabs>
+        <w:ind w:left="1440" w:hanging="360"/>
+      </w:pPr>
+    </w:lvl>
+    <w:lvl w:ilvl="2" w:tentative="1">
+      <w:start w:val="1"/>
+      <w:numFmt w:val="decimal"/>
+      <w:lvlText w:val="%3."/>
+      <w:lvlJc w:val="left"/>
+      <w:pPr>
+        <w:tabs>
+          <w:tab w:val="num" w:pos="2160"/>
+        </w:tabs>
+        <w:ind w:left="2160" w:hanging="360"/>
+      </w:pPr>
+    </w:lvl>
+    <w:lvl w:ilvl="3" w:tentative="1">
+      <w:start w:val="1"/>
+      <w:numFmt w:val="decimal"/>
+      <w:lvlText w:val="%4."/>
+      <w:lvlJc w:val="left"/>
+      <w:pPr>
+        <w:tabs>
+          <w:tab w:val="num" w:pos="2880"/>
+        </w:tabs>
+        <w:ind w:left="2880" w:hanging="360"/>
+      </w:pPr>
+    </w:lvl>
+    <w:lvl w:ilvl="4" w:tentative="1">
+      <w:start w:val="1"/>
+      <w:numFmt w:val="decimal"/>
+      <w:lvlText w:val="%5."/>
+      <w:lvlJc w:val="left"/>
+      <w:pPr>
+        <w:tabs>
+          <w:tab w:val="num" w:pos="3600"/>
+        </w:tabs>
+        <w:ind w:left="3600" w:hanging="360"/>
+      </w:pPr>
+    </w:lvl>
+    <w:lvl w:ilvl="5" w:tentative="1">
+      <w:start w:val="1"/>
+      <w:numFmt w:val="decimal"/>
+      <w:lvlText w:val="%6."/>
+      <w:lvlJc w:val="left"/>
+      <w:pPr>
+        <w:tabs>
+          <w:tab w:val="num" w:pos="4320"/>
+        </w:tabs>
+        <w:ind w:left="4320" w:hanging="360"/>
+      </w:pPr>
+    </w:lvl>
+    <w:lvl w:ilvl="6" w:tentative="1">
+      <w:start w:val="1"/>
+      <w:numFmt w:val="decimal"/>
+      <w:lvlText w:val="%7."/>
+      <w:lvlJc w:val="left"/>
+      <w:pPr>
+        <w:tabs>
+          <w:tab w:val="num" w:pos="5040"/>
+        </w:tabs>
+        <w:ind w:left="5040" w:hanging="360"/>
+      </w:pPr>
+    </w:lvl>
+    <w:lvl w:ilvl="7" w:tentative="1">
+      <w:start w:val="1"/>
+      <w:numFmt w:val="decimal"/>
+      <w:lvlText w:val="%8."/>
+      <w:lvlJc w:val="left"/>
+      <w:pPr>
+        <w:tabs>
+          <w:tab w:val="num" w:pos="5760"/>
+        </w:tabs>
+        <w:ind w:left="5760" w:hanging="360"/>
+      </w:pPr>
+    </w:lvl>
+    <w:lvl w:ilvl="8" w:tentative="1">
+      <w:start w:val="1"/>
+      <w:numFmt w:val="decimal"/>
+      <w:lvlText w:val="%9."/>
+      <w:lvlJc w:val="left"/>
+      <w:pPr>
+        <w:tabs>
+          <w:tab w:val="num" w:pos="6480"/>
+        </w:tabs>
+        <w:ind w:left="6480" w:hanging="360"/>
+      </w:pPr>
+    </w:lvl>
+  </w:abstractNum>
+  <w:abstractNum w:abstractNumId="4" w15:restartNumberingAfterBreak="0">
+    <w:nsid w:val="150D59AD"/>
+    <w:multiLevelType w:val="multilevel"/>
+    <w:tmpl w:val="131A4F0E"/>
+    <w:lvl w:ilvl="0">
+      <w:start w:val="1"/>
+      <w:numFmt w:val="bullet"/>
+      <w:lvlText w:val=""/>
+      <w:lvlJc w:val="left"/>
+      <w:pPr>
+        <w:tabs>
+          <w:tab w:val="num" w:pos="720"/>
+        </w:tabs>
+        <w:ind w:left="720" w:hanging="360"/>
+      </w:pPr>
+      <w:rPr>
+        <w:rFonts w:ascii="Symbol" w:hAnsi="Symbol" w:hint="default"/>
+        <w:sz w:val="20"/>
+      </w:rPr>
+    </w:lvl>
+    <w:lvl w:ilvl="1" w:tentative="1">
+      <w:start w:val="1"/>
+      <w:numFmt w:val="bullet"/>
+      <w:lvlText w:val="o"/>
+      <w:lvlJc w:val="left"/>
+      <w:pPr>
+        <w:tabs>
+          <w:tab w:val="num" w:pos="1440"/>
+        </w:tabs>
+        <w:ind w:left="1440" w:hanging="360"/>
+      </w:pPr>
+      <w:rPr>
+        <w:rFonts w:ascii="Courier New" w:hAnsi="Courier New" w:hint="default"/>
+        <w:sz w:val="20"/>
+      </w:rPr>
+    </w:lvl>
+    <w:lvl w:ilvl="2" w:tentative="1">
+      <w:start w:val="1"/>
+      <w:numFmt w:val="bullet"/>
+      <w:lvlText w:val=""/>
+      <w:lvlJc w:val="left"/>
+      <w:pPr>
+        <w:tabs>
+          <w:tab w:val="num" w:pos="2160"/>
+        </w:tabs>
+        <w:ind w:left="2160" w:hanging="360"/>
+      </w:pPr>
+      <w:rPr>
+        <w:rFonts w:ascii="Wingdings" w:hAnsi="Wingdings" w:hint="default"/>
+        <w:sz w:val="20"/>
+      </w:rPr>
+    </w:lvl>
+    <w:lvl w:ilvl="3" w:tentative="1">
+      <w:start w:val="1"/>
+      <w:numFmt w:val="bullet"/>
+      <w:lvlText w:val=""/>
+      <w:lvlJc w:val="left"/>
+      <w:pPr>
+        <w:tabs>
+          <w:tab w:val="num" w:pos="2880"/>
+        </w:tabs>
+        <w:ind w:left="2880" w:hanging="360"/>
+      </w:pPr>
+      <w:rPr>
+        <w:rFonts w:ascii="Wingdings" w:hAnsi="Wingdings" w:hint="default"/>
+        <w:sz w:val="20"/>
+      </w:rPr>
+    </w:lvl>
+    <w:lvl w:ilvl="4" w:tentative="1">
+      <w:start w:val="1"/>
+      <w:numFmt w:val="bullet"/>
+      <w:lvlText w:val=""/>
+      <w:lvlJc w:val="left"/>
+      <w:pPr>
+        <w:tabs>
+          <w:tab w:val="num" w:pos="3600"/>
+        </w:tabs>
+        <w:ind w:left="3600" w:hanging="360"/>
+      </w:pPr>
+      <w:rPr>
+        <w:rFonts w:ascii="Wingdings" w:hAnsi="Wingdings" w:hint="default"/>
+        <w:sz w:val="20"/>
+      </w:rPr>
+    </w:lvl>
+    <w:lvl w:ilvl="5" w:tentative="1">
+      <w:start w:val="1"/>
+      <w:numFmt w:val="bullet"/>
+      <w:lvlText w:val=""/>
+      <w:lvlJc w:val="left"/>
+      <w:pPr>
+        <w:tabs>
+          <w:tab w:val="num" w:pos="4320"/>
+        </w:tabs>
+        <w:ind w:left="4320" w:hanging="360"/>
+      </w:pPr>
+      <w:rPr>
+        <w:rFonts w:ascii="Wingdings" w:hAnsi="Wingdings" w:hint="default"/>
+        <w:sz w:val="20"/>
+      </w:rPr>
+    </w:lvl>
+    <w:lvl w:ilvl="6" w:tentative="1">
+      <w:start w:val="1"/>
+      <w:numFmt w:val="bullet"/>
+      <w:lvlText w:val=""/>
+      <w:lvlJc w:val="left"/>
+      <w:pPr>
+        <w:tabs>
+          <w:tab w:val="num" w:pos="5040"/>
+        </w:tabs>
+        <w:ind w:left="5040" w:hanging="360"/>
+      </w:pPr>
+      <w:rPr>
+        <w:rFonts w:ascii="Wingdings" w:hAnsi="Wingdings" w:hint="default"/>
+        <w:sz w:val="20"/>
+      </w:rPr>
+    </w:lvl>
+    <w:lvl w:ilvl="7" w:tentative="1">
+      <w:start w:val="1"/>
+      <w:numFmt w:val="bullet"/>
+      <w:lvlText w:val=""/>
+      <w:lvlJc w:val="left"/>
+      <w:pPr>
+        <w:tabs>
+          <w:tab w:val="num" w:pos="5760"/>
+        </w:tabs>
+        <w:ind w:left="5760" w:hanging="360"/>
+      </w:pPr>
+      <w:rPr>
+        <w:rFonts w:ascii="Wingdings" w:hAnsi="Wingdings" w:hint="default"/>
+        <w:sz w:val="20"/>
+      </w:rPr>
+    </w:lvl>
+    <w:lvl w:ilvl="8" w:tentative="1">
+      <w:start w:val="1"/>
+      <w:numFmt w:val="bullet"/>
+      <w:lvlText w:val=""/>
+      <w:lvlJc w:val="left"/>
+      <w:pPr>
+        <w:tabs>
+          <w:tab w:val="num" w:pos="6480"/>
+        </w:tabs>
+        <w:ind w:left="6480" w:hanging="360"/>
+      </w:pPr>
+      <w:rPr>
+        <w:rFonts w:ascii="Wingdings" w:hAnsi="Wingdings" w:hint="default"/>
+        <w:sz w:val="20"/>
+      </w:rPr>
+    </w:lvl>
+  </w:abstractNum>
+  <w:abstractNum w:abstractNumId="5" w15:restartNumberingAfterBreak="0">
     <w:nsid w:val="15DF303D"/>
     <w:multiLevelType w:val="hybridMultilevel"/>
     <w:tmpl w:val="8F8435C0"/>
@@ -21377,7 +21858,120 @@
       </w:rPr>
     </w:lvl>
   </w:abstractNum>
-  <w:abstractNum w:abstractNumId="2" w15:restartNumberingAfterBreak="0">
+  <w:abstractNum w:abstractNumId="6" w15:restartNumberingAfterBreak="0">
+    <w:nsid w:val="180B17BF"/>
+    <w:multiLevelType w:val="multilevel"/>
+    <w:tmpl w:val="501EE5D2"/>
+    <w:lvl w:ilvl="0">
+      <w:start w:val="2"/>
+      <w:numFmt w:val="decimal"/>
+      <w:lvlText w:val="%1."/>
+      <w:lvlJc w:val="left"/>
+      <w:pPr>
+        <w:tabs>
+          <w:tab w:val="num" w:pos="720"/>
+        </w:tabs>
+        <w:ind w:left="720" w:hanging="360"/>
+      </w:pPr>
+    </w:lvl>
+    <w:lvl w:ilvl="1" w:tentative="1">
+      <w:start w:val="1"/>
+      <w:numFmt w:val="decimal"/>
+      <w:lvlText w:val="%2."/>
+      <w:lvlJc w:val="left"/>
+      <w:pPr>
+        <w:tabs>
+          <w:tab w:val="num" w:pos="1440"/>
+        </w:tabs>
+        <w:ind w:left="1440" w:hanging="360"/>
+      </w:pPr>
+    </w:lvl>
+    <w:lvl w:ilvl="2" w:tentative="1">
+      <w:start w:val="1"/>
+      <w:numFmt w:val="decimal"/>
+      <w:lvlText w:val="%3."/>
+      <w:lvlJc w:val="left"/>
+      <w:pPr>
+        <w:tabs>
+          <w:tab w:val="num" w:pos="2160"/>
+        </w:tabs>
+        <w:ind w:left="2160" w:hanging="360"/>
+      </w:pPr>
+    </w:lvl>
+    <w:lvl w:ilvl="3" w:tentative="1">
+      <w:start w:val="1"/>
+      <w:numFmt w:val="decimal"/>
+      <w:lvlText w:val="%4."/>
+      <w:lvlJc w:val="left"/>
+      <w:pPr>
+        <w:tabs>
+          <w:tab w:val="num" w:pos="2880"/>
+        </w:tabs>
+        <w:ind w:left="2880" w:hanging="360"/>
+      </w:pPr>
+    </w:lvl>
+    <w:lvl w:ilvl="4" w:tentative="1">
+      <w:start w:val="1"/>
+      <w:numFmt w:val="decimal"/>
+      <w:lvlText w:val="%5."/>
+      <w:lvlJc w:val="left"/>
+      <w:pPr>
+        <w:tabs>
+          <w:tab w:val="num" w:pos="3600"/>
+        </w:tabs>
+        <w:ind w:left="3600" w:hanging="360"/>
+      </w:pPr>
+    </w:lvl>
+    <w:lvl w:ilvl="5" w:tentative="1">
+      <w:start w:val="1"/>
+      <w:numFmt w:val="decimal"/>
+      <w:lvlText w:val="%6."/>
+      <w:lvlJc w:val="left"/>
+      <w:pPr>
+        <w:tabs>
+          <w:tab w:val="num" w:pos="4320"/>
+        </w:tabs>
+        <w:ind w:left="4320" w:hanging="360"/>
+      </w:pPr>
+    </w:lvl>
+    <w:lvl w:ilvl="6" w:tentative="1">
+      <w:start w:val="1"/>
+      <w:numFmt w:val="decimal"/>
+      <w:lvlText w:val="%7."/>
+      <w:lvlJc w:val="left"/>
+      <w:pPr>
+        <w:tabs>
+          <w:tab w:val="num" w:pos="5040"/>
+        </w:tabs>
+        <w:ind w:left="5040" w:hanging="360"/>
+      </w:pPr>
+    </w:lvl>
+    <w:lvl w:ilvl="7" w:tentative="1">
+      <w:start w:val="1"/>
+      <w:numFmt w:val="decimal"/>
+      <w:lvlText w:val="%8."/>
+      <w:lvlJc w:val="left"/>
+      <w:pPr>
+        <w:tabs>
+          <w:tab w:val="num" w:pos="5760"/>
+        </w:tabs>
+        <w:ind w:left="5760" w:hanging="360"/>
+      </w:pPr>
+    </w:lvl>
+    <w:lvl w:ilvl="8" w:tentative="1">
+      <w:start w:val="1"/>
+      <w:numFmt w:val="decimal"/>
+      <w:lvlText w:val="%9."/>
+      <w:lvlJc w:val="left"/>
+      <w:pPr>
+        <w:tabs>
+          <w:tab w:val="num" w:pos="6480"/>
+        </w:tabs>
+        <w:ind w:left="6480" w:hanging="360"/>
+      </w:pPr>
+    </w:lvl>
+  </w:abstractNum>
+  <w:abstractNum w:abstractNumId="7" w15:restartNumberingAfterBreak="0">
     <w:nsid w:val="1F1F22E0"/>
     <w:multiLevelType w:val="hybridMultilevel"/>
     <w:tmpl w:val="36D04C82"/>
@@ -21490,10 +22084,123 @@
       </w:rPr>
     </w:lvl>
   </w:abstractNum>
-  <w:abstractNum w:abstractNumId="3" w15:restartNumberingAfterBreak="0">
+  <w:abstractNum w:abstractNumId="8" w15:restartNumberingAfterBreak="0">
+    <w:nsid w:val="289B068B"/>
+    <w:multiLevelType w:val="multilevel"/>
+    <w:tmpl w:val="53FAFB00"/>
+    <w:lvl w:ilvl="0">
+      <w:start w:val="7"/>
+      <w:numFmt w:val="decimal"/>
+      <w:lvlText w:val="%1."/>
+      <w:lvlJc w:val="left"/>
+      <w:pPr>
+        <w:tabs>
+          <w:tab w:val="num" w:pos="720"/>
+        </w:tabs>
+        <w:ind w:left="720" w:hanging="360"/>
+      </w:pPr>
+    </w:lvl>
+    <w:lvl w:ilvl="1" w:tentative="1">
+      <w:start w:val="1"/>
+      <w:numFmt w:val="decimal"/>
+      <w:lvlText w:val="%2."/>
+      <w:lvlJc w:val="left"/>
+      <w:pPr>
+        <w:tabs>
+          <w:tab w:val="num" w:pos="1440"/>
+        </w:tabs>
+        <w:ind w:left="1440" w:hanging="360"/>
+      </w:pPr>
+    </w:lvl>
+    <w:lvl w:ilvl="2" w:tentative="1">
+      <w:start w:val="1"/>
+      <w:numFmt w:val="decimal"/>
+      <w:lvlText w:val="%3."/>
+      <w:lvlJc w:val="left"/>
+      <w:pPr>
+        <w:tabs>
+          <w:tab w:val="num" w:pos="2160"/>
+        </w:tabs>
+        <w:ind w:left="2160" w:hanging="360"/>
+      </w:pPr>
+    </w:lvl>
+    <w:lvl w:ilvl="3" w:tentative="1">
+      <w:start w:val="1"/>
+      <w:numFmt w:val="decimal"/>
+      <w:lvlText w:val="%4."/>
+      <w:lvlJc w:val="left"/>
+      <w:pPr>
+        <w:tabs>
+          <w:tab w:val="num" w:pos="2880"/>
+        </w:tabs>
+        <w:ind w:left="2880" w:hanging="360"/>
+      </w:pPr>
+    </w:lvl>
+    <w:lvl w:ilvl="4" w:tentative="1">
+      <w:start w:val="1"/>
+      <w:numFmt w:val="decimal"/>
+      <w:lvlText w:val="%5."/>
+      <w:lvlJc w:val="left"/>
+      <w:pPr>
+        <w:tabs>
+          <w:tab w:val="num" w:pos="3600"/>
+        </w:tabs>
+        <w:ind w:left="3600" w:hanging="360"/>
+      </w:pPr>
+    </w:lvl>
+    <w:lvl w:ilvl="5" w:tentative="1">
+      <w:start w:val="1"/>
+      <w:numFmt w:val="decimal"/>
+      <w:lvlText w:val="%6."/>
+      <w:lvlJc w:val="left"/>
+      <w:pPr>
+        <w:tabs>
+          <w:tab w:val="num" w:pos="4320"/>
+        </w:tabs>
+        <w:ind w:left="4320" w:hanging="360"/>
+      </w:pPr>
+    </w:lvl>
+    <w:lvl w:ilvl="6" w:tentative="1">
+      <w:start w:val="1"/>
+      <w:numFmt w:val="decimal"/>
+      <w:lvlText w:val="%7."/>
+      <w:lvlJc w:val="left"/>
+      <w:pPr>
+        <w:tabs>
+          <w:tab w:val="num" w:pos="5040"/>
+        </w:tabs>
+        <w:ind w:left="5040" w:hanging="360"/>
+      </w:pPr>
+    </w:lvl>
+    <w:lvl w:ilvl="7" w:tentative="1">
+      <w:start w:val="1"/>
+      <w:numFmt w:val="decimal"/>
+      <w:lvlText w:val="%8."/>
+      <w:lvlJc w:val="left"/>
+      <w:pPr>
+        <w:tabs>
+          <w:tab w:val="num" w:pos="5760"/>
+        </w:tabs>
+        <w:ind w:left="5760" w:hanging="360"/>
+      </w:pPr>
+    </w:lvl>
+    <w:lvl w:ilvl="8" w:tentative="1">
+      <w:start w:val="1"/>
+      <w:numFmt w:val="decimal"/>
+      <w:lvlText w:val="%9."/>
+      <w:lvlJc w:val="left"/>
+      <w:pPr>
+        <w:tabs>
+          <w:tab w:val="num" w:pos="6480"/>
+        </w:tabs>
+        <w:ind w:left="6480" w:hanging="360"/>
+      </w:pPr>
+    </w:lvl>
+  </w:abstractNum>
+  <w:abstractNum w:abstractNumId="9" w15:restartNumberingAfterBreak="0">
     <w:nsid w:val="3002785C"/>
     <w:multiLevelType w:val="multilevel"/>
-    <w:tmpl w:val="A1BAF456"/>
+    <w:tmpl w:val="587CE932"/>
     <w:lvl w:ilvl="0">
       <w:start w:val="1"/>
       <w:numFmt w:val="decimal"/>
@@ -21502,6 +22209,10 @@
       <w:pPr>
         <w:ind w:left="360" w:hanging="360"/>
       </w:pPr>
+      <w:rPr>
+        <w:b/>
+        <w:bCs/>
+      </w:rPr>
     </w:lvl>
     <w:lvl w:ilvl="1">
       <w:start w:val="1"/>
@@ -21510,8 +22221,12 @@
       <w:lvlText w:val="%1.%2."/>
       <w:lvlJc w:val="left"/>
       <w:pPr>
-        <w:ind w:left="432" w:hanging="432"/>
-      </w:pPr>
+        <w:ind w:left="857" w:hanging="432"/>
+      </w:pPr>
+      <w:rPr>
+        <w:b/>
+        <w:bCs/>
+      </w:rPr>
     </w:lvl>
     <w:lvl w:ilvl="2">
       <w:start w:val="1"/>
@@ -21577,7 +22292,233 @@
       </w:pPr>
     </w:lvl>
   </w:abstractNum>
-  <w:abstractNum w:abstractNumId="4" w15:restartNumberingAfterBreak="0">
+  <w:abstractNum w:abstractNumId="10" w15:restartNumberingAfterBreak="0">
+    <w:nsid w:val="36F33B4B"/>
+    <w:multiLevelType w:val="multilevel"/>
+    <w:tmpl w:val="D8749430"/>
+    <w:lvl w:ilvl="0">
+      <w:start w:val="8"/>
+      <w:numFmt w:val="decimal"/>
+      <w:lvlText w:val="%1."/>
+      <w:lvlJc w:val="left"/>
+      <w:pPr>
+        <w:tabs>
+          <w:tab w:val="num" w:pos="720"/>
+        </w:tabs>
+        <w:ind w:left="720" w:hanging="360"/>
+      </w:pPr>
+    </w:lvl>
+    <w:lvl w:ilvl="1" w:tentative="1">
+      <w:start w:val="1"/>
+      <w:numFmt w:val="decimal"/>
+      <w:lvlText w:val="%2."/>
+      <w:lvlJc w:val="left"/>
+      <w:pPr>
+        <w:tabs>
+          <w:tab w:val="num" w:pos="1440"/>
+        </w:tabs>
+        <w:ind w:left="1440" w:hanging="360"/>
+      </w:pPr>
+    </w:lvl>
+    <w:lvl w:ilvl="2" w:tentative="1">
+      <w:start w:val="1"/>
+      <w:numFmt w:val="decimal"/>
+      <w:lvlText w:val="%3."/>
+      <w:lvlJc w:val="left"/>
+      <w:pPr>
+        <w:tabs>
+          <w:tab w:val="num" w:pos="2160"/>
+        </w:tabs>
+        <w:ind w:left="2160" w:hanging="360"/>
+      </w:pPr>
+    </w:lvl>
+    <w:lvl w:ilvl="3" w:tentative="1">
+      <w:start w:val="1"/>
+      <w:numFmt w:val="decimal"/>
+      <w:lvlText w:val="%4."/>
+      <w:lvlJc w:val="left"/>
+      <w:pPr>
+        <w:tabs>
+          <w:tab w:val="num" w:pos="2880"/>
+        </w:tabs>
+        <w:ind w:left="2880" w:hanging="360"/>
+      </w:pPr>
+    </w:lvl>
+    <w:lvl w:ilvl="4" w:tentative="1">
+      <w:start w:val="1"/>
+      <w:numFmt w:val="decimal"/>
+      <w:lvlText w:val="%5."/>
+      <w:lvlJc w:val="left"/>
+      <w:pPr>
+        <w:tabs>
+          <w:tab w:val="num" w:pos="3600"/>
+        </w:tabs>
+        <w:ind w:left="3600" w:hanging="360"/>
+      </w:pPr>
+    </w:lvl>
+    <w:lvl w:ilvl="5" w:tentative="1">
+      <w:start w:val="1"/>
+      <w:numFmt w:val="decimal"/>
+      <w:lvlText w:val="%6."/>
+      <w:lvlJc w:val="left"/>
+      <w:pPr>
+        <w:tabs>
+          <w:tab w:val="num" w:pos="4320"/>
+        </w:tabs>
+        <w:ind w:left="4320" w:hanging="360"/>
+      </w:pPr>
+    </w:lvl>
+    <w:lvl w:ilvl="6" w:tentative="1">
+      <w:start w:val="1"/>
+      <w:numFmt w:val="decimal"/>
+      <w:lvlText w:val="%7."/>
+      <w:lvlJc w:val="left"/>
+      <w:pPr>
+        <w:tabs>
+          <w:tab w:val="num" w:pos="5040"/>
+        </w:tabs>
+        <w:ind w:left="5040" w:hanging="360"/>
+      </w:pPr>
+    </w:lvl>
+    <w:lvl w:ilvl="7" w:tentative="1">
+      <w:start w:val="1"/>
+      <w:numFmt w:val="decimal"/>
+      <w:lvlText w:val="%8."/>
+      <w:lvlJc w:val="left"/>
+      <w:pPr>
+        <w:tabs>
+          <w:tab w:val="num" w:pos="5760"/>
+        </w:tabs>
+        <w:ind w:left="5760" w:hanging="360"/>
+      </w:pPr>
+    </w:lvl>
+    <w:lvl w:ilvl="8" w:tentative="1">
+      <w:start w:val="1"/>
+      <w:numFmt w:val="decimal"/>
+      <w:lvlText w:val="%9."/>
+      <w:lvlJc w:val="left"/>
+      <w:pPr>
+        <w:tabs>
+          <w:tab w:val="num" w:pos="6480"/>
+        </w:tabs>
+        <w:ind w:left="6480" w:hanging="360"/>
+      </w:pPr>
+    </w:lvl>
+  </w:abstractNum>
+  <w:abstractNum w:abstractNumId="11" w15:restartNumberingAfterBreak="0">
+    <w:nsid w:val="46CF2889"/>
+    <w:multiLevelType w:val="multilevel"/>
+    <w:tmpl w:val="7F5095AC"/>
+    <w:lvl w:ilvl="0">
+      <w:start w:val="6"/>
+      <w:numFmt w:val="decimal"/>
+      <w:lvlText w:val="%1."/>
+      <w:lvlJc w:val="left"/>
+      <w:pPr>
+        <w:tabs>
+          <w:tab w:val="num" w:pos="720"/>
+        </w:tabs>
+        <w:ind w:left="720" w:hanging="360"/>
+      </w:pPr>
+    </w:lvl>
+    <w:lvl w:ilvl="1" w:tentative="1">
+      <w:start w:val="1"/>
+      <w:numFmt w:val="decimal"/>
+      <w:lvlText w:val="%2."/>
+      <w:lvlJc w:val="left"/>
+      <w:pPr>
+        <w:tabs>
+          <w:tab w:val="num" w:pos="1440"/>
+        </w:tabs>
+        <w:ind w:left="1440" w:hanging="360"/>
+      </w:pPr>
+    </w:lvl>
+    <w:lvl w:ilvl="2" w:tentative="1">
+      <w:start w:val="1"/>
+      <w:numFmt w:val="decimal"/>
+      <w:lvlText w:val="%3."/>
+      <w:lvlJc w:val="left"/>
+      <w:pPr>
+        <w:tabs>
+          <w:tab w:val="num" w:pos="2160"/>
+        </w:tabs>
+        <w:ind w:left="2160" w:hanging="360"/>
+      </w:pPr>
+    </w:lvl>
+    <w:lvl w:ilvl="3" w:tentative="1">
+      <w:start w:val="1"/>
+      <w:numFmt w:val="decimal"/>
+      <w:lvlText w:val="%4."/>
+      <w:lvlJc w:val="left"/>
+      <w:pPr>
+        <w:tabs>
+          <w:tab w:val="num" w:pos="2880"/>
+        </w:tabs>
+        <w:ind w:left="2880" w:hanging="360"/>
+      </w:pPr>
+    </w:lvl>
+    <w:lvl w:ilvl="4" w:tentative="1">
+      <w:start w:val="1"/>
+      <w:numFmt w:val="decimal"/>
+      <w:lvlText w:val="%5."/>
+      <w:lvlJc w:val="left"/>
+      <w:pPr>
+        <w:tabs>
+          <w:tab w:val="num" w:pos="3600"/>
+        </w:tabs>
+        <w:ind w:left="3600" w:hanging="360"/>
+      </w:pPr>
+    </w:lvl>
+    <w:lvl w:ilvl="5" w:tentative="1">
+      <w:start w:val="1"/>
+      <w:numFmt w:val="decimal"/>
+      <w:lvlText w:val="%6."/>
+      <w:lvlJc w:val="left"/>
+      <w:pPr>
+        <w:tabs>
+          <w:tab w:val="num" w:pos="4320"/>
+        </w:tabs>
+        <w:ind w:left="4320" w:hanging="360"/>
+      </w:pPr>
+    </w:lvl>
+    <w:lvl w:ilvl="6" w:tentative="1">
+      <w:start w:val="1"/>
+      <w:numFmt w:val="decimal"/>
+      <w:lvlText w:val="%7."/>
+      <w:lvlJc w:val="left"/>
+      <w:pPr>
+        <w:tabs>
+          <w:tab w:val="num" w:pos="5040"/>
+        </w:tabs>
+        <w:ind w:left="5040" w:hanging="360"/>
+      </w:pPr>
+    </w:lvl>
+    <w:lvl w:ilvl="7" w:tentative="1">
+      <w:start w:val="1"/>
+      <w:numFmt w:val="decimal"/>
+      <w:lvlText w:val="%8."/>
+      <w:lvlJc w:val="left"/>
+      <w:pPr>
+        <w:tabs>
+          <w:tab w:val="num" w:pos="5760"/>
+        </w:tabs>
+        <w:ind w:left="5760" w:hanging="360"/>
+      </w:pPr>
+    </w:lvl>
+    <w:lvl w:ilvl="8" w:tentative="1">
+      <w:start w:val="1"/>
+      <w:numFmt w:val="decimal"/>
+      <w:lvlText w:val="%9."/>
+      <w:lvlJc w:val="left"/>
+      <w:pPr>
+        <w:tabs>
+          <w:tab w:val="num" w:pos="6480"/>
+        </w:tabs>
+        <w:ind w:left="6480" w:hanging="360"/>
+      </w:pPr>
+    </w:lvl>
+  </w:abstractNum>
+  <w:abstractNum w:abstractNumId="12" w15:restartNumberingAfterBreak="0">
     <w:nsid w:val="4AAF69BA"/>
     <w:multiLevelType w:val="hybridMultilevel"/>
     <w:tmpl w:val="93B282B4"/>
@@ -21663,7 +22604,120 @@
       </w:pPr>
     </w:lvl>
   </w:abstractNum>
-  <w:abstractNum w:abstractNumId="5" w15:restartNumberingAfterBreak="0">
+  <w:abstractNum w:abstractNumId="13" w15:restartNumberingAfterBreak="0">
+    <w:nsid w:val="4B8B554D"/>
+    <w:multiLevelType w:val="multilevel"/>
+    <w:tmpl w:val="5C4642B6"/>
+    <w:lvl w:ilvl="0">
+      <w:start w:val="3"/>
+      <w:numFmt w:val="decimal"/>
+      <w:lvlText w:val="%1."/>
+      <w:lvlJc w:val="left"/>
+      <w:pPr>
+        <w:tabs>
+          <w:tab w:val="num" w:pos="720"/>
+        </w:tabs>
+        <w:ind w:left="720" w:hanging="360"/>
+      </w:pPr>
+    </w:lvl>
+    <w:lvl w:ilvl="1" w:tentative="1">
+      <w:start w:val="1"/>
+      <w:numFmt w:val="decimal"/>
+      <w:lvlText w:val="%2."/>
+      <w:lvlJc w:val="left"/>
+      <w:pPr>
+        <w:tabs>
+          <w:tab w:val="num" w:pos="1440"/>
+        </w:tabs>
+        <w:ind w:left="1440" w:hanging="360"/>
+      </w:pPr>
+    </w:lvl>
+    <w:lvl w:ilvl="2" w:tentative="1">
+      <w:start w:val="1"/>
+      <w:numFmt w:val="decimal"/>
+      <w:lvlText w:val="%3."/>
+      <w:lvlJc w:val="left"/>
+      <w:pPr>
+        <w:tabs>
+          <w:tab w:val="num" w:pos="2160"/>
+        </w:tabs>
+        <w:ind w:left="2160" w:hanging="360"/>
+      </w:pPr>
+    </w:lvl>
+    <w:lvl w:ilvl="3" w:tentative="1">
+      <w:start w:val="1"/>
+      <w:numFmt w:val="decimal"/>
+      <w:lvlText w:val="%4."/>
+      <w:lvlJc w:val="left"/>
+      <w:pPr>
+        <w:tabs>
+          <w:tab w:val="num" w:pos="2880"/>
+        </w:tabs>
+        <w:ind w:left="2880" w:hanging="360"/>
+      </w:pPr>
+    </w:lvl>
+    <w:lvl w:ilvl="4" w:tentative="1">
+      <w:start w:val="1"/>
+      <w:numFmt w:val="decimal"/>
+      <w:lvlText w:val="%5."/>
+      <w:lvlJc w:val="left"/>
+      <w:pPr>
+        <w:tabs>
+          <w:tab w:val="num" w:pos="3600"/>
+        </w:tabs>
+        <w:ind w:left="3600" w:hanging="360"/>
+      </w:pPr>
+    </w:lvl>
+    <w:lvl w:ilvl="5" w:tentative="1">
+      <w:start w:val="1"/>
+      <w:numFmt w:val="decimal"/>
+      <w:lvlText w:val="%6."/>
+      <w:lvlJc w:val="left"/>
+      <w:pPr>
+        <w:tabs>
+          <w:tab w:val="num" w:pos="4320"/>
+        </w:tabs>
+        <w:ind w:left="4320" w:hanging="360"/>
+      </w:pPr>
+    </w:lvl>
+    <w:lvl w:ilvl="6" w:tentative="1">
+      <w:start w:val="1"/>
+      <w:numFmt w:val="decimal"/>
+      <w:lvlText w:val="%7."/>
+      <w:lvlJc w:val="left"/>
+      <w:pPr>
+        <w:tabs>
+          <w:tab w:val="num" w:pos="5040"/>
+        </w:tabs>
+        <w:ind w:left="5040" w:hanging="360"/>
+      </w:pPr>
+    </w:lvl>
+    <w:lvl w:ilvl="7" w:tentative="1">
+      <w:start w:val="1"/>
+      <w:numFmt w:val="decimal"/>
+      <w:lvlText w:val="%8."/>
+      <w:lvlJc w:val="left"/>
+      <w:pPr>
+        <w:tabs>
+          <w:tab w:val="num" w:pos="5760"/>
+        </w:tabs>
+        <w:ind w:left="5760" w:hanging="360"/>
+      </w:pPr>
+    </w:lvl>
+    <w:lvl w:ilvl="8" w:tentative="1">
+      <w:start w:val="1"/>
+      <w:numFmt w:val="decimal"/>
+      <w:lvlText w:val="%9."/>
+      <w:lvlJc w:val="left"/>
+      <w:pPr>
+        <w:tabs>
+          <w:tab w:val="num" w:pos="6480"/>
+        </w:tabs>
+        <w:ind w:left="6480" w:hanging="360"/>
+      </w:pPr>
+    </w:lvl>
+  </w:abstractNum>
+  <w:abstractNum w:abstractNumId="14" w15:restartNumberingAfterBreak="0">
     <w:nsid w:val="5B4D586C"/>
     <w:multiLevelType w:val="hybridMultilevel"/>
     <w:tmpl w:val="CAD26D12"/>
@@ -21776,7 +22830,7 @@
       </w:rPr>
     </w:lvl>
   </w:abstractNum>
-  <w:abstractNum w:abstractNumId="6" w15:restartNumberingAfterBreak="0">
+  <w:abstractNum w:abstractNumId="15" w15:restartNumberingAfterBreak="0">
     <w:nsid w:val="60E56B5D"/>
     <w:multiLevelType w:val="hybridMultilevel"/>
     <w:tmpl w:val="424E198C"/>
@@ -21862,7 +22916,7 @@
       </w:pPr>
     </w:lvl>
   </w:abstractNum>
-  <w:abstractNum w:abstractNumId="7" w15:restartNumberingAfterBreak="0">
+  <w:abstractNum w:abstractNumId="16" w15:restartNumberingAfterBreak="0">
     <w:nsid w:val="717F7193"/>
     <w:multiLevelType w:val="hybridMultilevel"/>
     <w:tmpl w:val="EAB85D3E"/>
@@ -21975,7 +23029,7 @@
       </w:rPr>
     </w:lvl>
   </w:abstractNum>
-  <w:abstractNum w:abstractNumId="8" w15:restartNumberingAfterBreak="0">
+  <w:abstractNum w:abstractNumId="17" w15:restartNumberingAfterBreak="0">
     <w:nsid w:val="732644CE"/>
     <w:multiLevelType w:val="hybridMultilevel"/>
     <w:tmpl w:val="9B78D5AA"/>
@@ -22088,7 +23142,7 @@
       </w:rPr>
     </w:lvl>
   </w:abstractNum>
-  <w:abstractNum w:abstractNumId="9" w15:restartNumberingAfterBreak="0">
+  <w:abstractNum w:abstractNumId="18" w15:restartNumberingAfterBreak="0">
     <w:nsid w:val="7A975392"/>
     <w:multiLevelType w:val="hybridMultilevel"/>
     <w:tmpl w:val="A05C7A5A"/>
@@ -22202,82 +23256,109 @@
     </w:lvl>
   </w:abstractNum>
   <w:num w:numId="1" w16cid:durableId="2061129515">
+    <w:abstractNumId w:val="9"/>
+  </w:num>
+  <w:num w:numId="2" w16cid:durableId="1359087720">
+    <w:abstractNumId w:val="15"/>
+  </w:num>
+  <w:num w:numId="3" w16cid:durableId="933630377">
+    <w:abstractNumId w:val="12"/>
+  </w:num>
+  <w:num w:numId="4" w16cid:durableId="544488701">
+    <w:abstractNumId w:val="9"/>
+  </w:num>
+  <w:num w:numId="5" w16cid:durableId="1253246856">
+    <w:abstractNumId w:val="9"/>
+  </w:num>
+  <w:num w:numId="6" w16cid:durableId="434911846">
+    <w:abstractNumId w:val="9"/>
+  </w:num>
+  <w:num w:numId="7" w16cid:durableId="916477371">
+    <w:abstractNumId w:val="9"/>
+  </w:num>
+  <w:num w:numId="8" w16cid:durableId="1445881334">
+    <w:abstractNumId w:val="9"/>
+  </w:num>
+  <w:num w:numId="9" w16cid:durableId="483012153">
+    <w:abstractNumId w:val="17"/>
+  </w:num>
+  <w:num w:numId="10" w16cid:durableId="1577395805">
+    <w:abstractNumId w:val="5"/>
+  </w:num>
+  <w:num w:numId="11" w16cid:durableId="1270316450">
+    <w:abstractNumId w:val="16"/>
+  </w:num>
+  <w:num w:numId="12" w16cid:durableId="519126386">
+    <w:abstractNumId w:val="1"/>
+  </w:num>
+  <w:num w:numId="13" w16cid:durableId="1502354530">
+    <w:abstractNumId w:val="14"/>
+  </w:num>
+  <w:num w:numId="14" w16cid:durableId="433865779">
+    <w:abstractNumId w:val="18"/>
+  </w:num>
+  <w:num w:numId="15" w16cid:durableId="789936565">
+    <w:abstractNumId w:val="9"/>
+  </w:num>
+  <w:num w:numId="16" w16cid:durableId="1301224560">
+    <w:abstractNumId w:val="9"/>
+  </w:num>
+  <w:num w:numId="17" w16cid:durableId="463353915">
+    <w:abstractNumId w:val="9"/>
+  </w:num>
+  <w:num w:numId="18" w16cid:durableId="236063049">
+    <w:abstractNumId w:val="9"/>
+  </w:num>
+  <w:num w:numId="19" w16cid:durableId="2096516864">
+    <w:abstractNumId w:val="9"/>
+  </w:num>
+  <w:num w:numId="20" w16cid:durableId="143552677">
+    <w:abstractNumId w:val="9"/>
+  </w:num>
+  <w:num w:numId="21" w16cid:durableId="958951075">
+    <w:abstractNumId w:val="9"/>
+  </w:num>
+  <w:num w:numId="22" w16cid:durableId="905921860">
+    <w:abstractNumId w:val="9"/>
+  </w:num>
+  <w:num w:numId="23" w16cid:durableId="1361323733">
+    <w:abstractNumId w:val="9"/>
+  </w:num>
+  <w:num w:numId="24" w16cid:durableId="1361665374">
+    <w:abstractNumId w:val="9"/>
+  </w:num>
+  <w:num w:numId="25" w16cid:durableId="2099717116">
+    <w:abstractNumId w:val="9"/>
+  </w:num>
+  <w:num w:numId="26" w16cid:durableId="100614902">
+    <w:abstractNumId w:val="7"/>
+  </w:num>
+  <w:num w:numId="27" w16cid:durableId="379398310">
     <w:abstractNumId w:val="3"/>
   </w:num>
-  <w:num w:numId="2" w16cid:durableId="1359087720">
+  <w:num w:numId="28" w16cid:durableId="324826557">
     <w:abstractNumId w:val="6"/>
   </w:num>
-  <w:num w:numId="3" w16cid:durableId="933630377">
+  <w:num w:numId="29" w16cid:durableId="445851989">
     <w:abstractNumId w:val="4"/>
   </w:num>
-  <w:num w:numId="4" w16cid:durableId="544488701">
-    <w:abstractNumId w:val="3"/>
+  <w:num w:numId="30" w16cid:durableId="1281641830">
+    <w:abstractNumId w:val="13"/>
   </w:num>
-  <w:num w:numId="5" w16cid:durableId="1253246856">
-    <w:abstractNumId w:val="3"/>
+  <w:num w:numId="31" w16cid:durableId="2111391084">
+    <w:abstractNumId w:val="0"/>
   </w:num>
-  <w:num w:numId="6" w16cid:durableId="434911846">
-    <w:abstractNumId w:val="3"/>
+  <w:num w:numId="32" w16cid:durableId="1690527095">
+    <w:abstractNumId w:val="2"/>
   </w:num>
-  <w:num w:numId="7" w16cid:durableId="916477371">
-    <w:abstractNumId w:val="3"/>
+  <w:num w:numId="33" w16cid:durableId="1036585401">
+    <w:abstractNumId w:val="11"/>
   </w:num>
-  <w:num w:numId="8" w16cid:durableId="1445881334">
-    <w:abstractNumId w:val="3"/>
-  </w:num>
-  <w:num w:numId="9" w16cid:durableId="483012153">
+  <w:num w:numId="34" w16cid:durableId="1612978682">
     <w:abstractNumId w:val="8"/>
   </w:num>
-  <w:num w:numId="10" w16cid:durableId="1577395805">
-    <w:abstractNumId w:val="1"/>
-  </w:num>
-  <w:num w:numId="11" w16cid:durableId="1270316450">
-    <w:abstractNumId w:val="7"/>
-  </w:num>
-  <w:num w:numId="12" w16cid:durableId="519126386">
-    <w:abstractNumId w:val="0"/>
-  </w:num>
-  <w:num w:numId="13" w16cid:durableId="1502354530">
-    <w:abstractNumId w:val="5"/>
-  </w:num>
-  <w:num w:numId="14" w16cid:durableId="433865779">
-    <w:abstractNumId w:val="9"/>
-  </w:num>
-  <w:num w:numId="15" w16cid:durableId="789936565">
-    <w:abstractNumId w:val="3"/>
-  </w:num>
-  <w:num w:numId="16" w16cid:durableId="1301224560">
-    <w:abstractNumId w:val="3"/>
-  </w:num>
-  <w:num w:numId="17" w16cid:durableId="463353915">
-    <w:abstractNumId w:val="3"/>
-  </w:num>
-  <w:num w:numId="18" w16cid:durableId="236063049">
-    <w:abstractNumId w:val="3"/>
-  </w:num>
-  <w:num w:numId="19" w16cid:durableId="2096516864">
-    <w:abstractNumId w:val="3"/>
-  </w:num>
-  <w:num w:numId="20" w16cid:durableId="143552677">
-    <w:abstractNumId w:val="3"/>
-  </w:num>
-  <w:num w:numId="21" w16cid:durableId="958951075">
-    <w:abstractNumId w:val="3"/>
-  </w:num>
-  <w:num w:numId="22" w16cid:durableId="905921860">
-    <w:abstractNumId w:val="3"/>
-  </w:num>
-  <w:num w:numId="23" w16cid:durableId="1361323733">
-    <w:abstractNumId w:val="3"/>
-  </w:num>
-  <w:num w:numId="24" w16cid:durableId="1361665374">
-    <w:abstractNumId w:val="3"/>
-  </w:num>
-  <w:num w:numId="25" w16cid:durableId="2099717116">
-    <w:abstractNumId w:val="3"/>
-  </w:num>
-  <w:num w:numId="26" w16cid:durableId="100614902">
-    <w:abstractNumId w:val="2"/>
+  <w:num w:numId="35" w16cid:durableId="1304699787">
+    <w:abstractNumId w:val="10"/>
   </w:num>
 </w:numbering>
 </file>
@@ -23211,6 +24292,20 @@
     <w:basedOn w:val="Fontepargpadro"/>
     <w:rsid w:val="00CA220E"/>
   </w:style>
+  <w:style w:type="paragraph" w:customStyle="1" w:styleId="isselectedend">
+    <w:name w:val="isselectedend"/>
+    <w:basedOn w:val="Normal"/>
+    <w:rsid w:val="00455468"/>
+    <w:pPr>
+      <w:spacing w:before="100" w:beforeAutospacing="1" w:after="100" w:afterAutospacing="1" w:line="240" w:lineRule="auto"/>
+      <w:jc w:val="left"/>
+    </w:pPr>
+    <w:rPr>
+      <w:rFonts w:ascii="Times New Roman" w:eastAsia="Times New Roman" w:hAnsi="Times New Roman" w:cs="Times New Roman"/>
+      <w:szCs w:val="24"/>
+      <w:lang w:eastAsia="pt-BR"/>
+    </w:rPr>
+  </w:style>
 </w:styles>
 </file>
 
@@ -23500,6 +24595,10 @@
 </file>
 
 <file path=customXml/item1.xml><?xml version="1.0" encoding="utf-8"?>
+<b:Sources xmlns:b="http://schemas.openxmlformats.org/officeDocument/2006/bibliography" xmlns="http://schemas.openxmlformats.org/officeDocument/2006/bibliography" SelectedStyle="\APA.XSL" StyleName="APA"/>
+</file>
+
+<file path=customXml/item2.xml><?xml version="1.0" encoding="utf-8"?>
 <ct:contentTypeSchema xmlns:ct="http://schemas.microsoft.com/office/2006/metadata/contentType" xmlns:ma="http://schemas.microsoft.com/office/2006/metadata/properties/metaAttributes" ct:_="" ma:_="" ma:contentTypeName="Documento" ma:contentTypeID="0x01010079E85AF13E1D6948BAEBBC3E299C7A4C" ma:contentTypeVersion="11" ma:contentTypeDescription="Crie um novo documento." ma:contentTypeScope="" ma:versionID="9903338d6f6ebf8d9f52e57d695b90e0">
   <xsd:schema xmlns:xsd="http://www.w3.org/2001/XMLSchema" xmlns:xs="http://www.w3.org/2001/XMLSchema" xmlns:p="http://schemas.microsoft.com/office/2006/metadata/properties" xmlns:ns2="1c99b82c-450d-407b-8685-188b0222f857" xmlns:ns3="ec9326a9-796b-4177-81ae-8ce46d6874ce" targetNamespace="http://schemas.microsoft.com/office/2006/metadata/properties" ma:root="true" ma:fieldsID="27025b9af28ab54196939bbeabbec0a9" ns2:_="" ns3:_="">
     <xsd:import namespace="1c99b82c-450d-407b-8685-188b0222f857"/>
@@ -23688,10 +24787,6 @@
 </ct:contentTypeSchema>
 </file>
 
-<file path=customXml/item2.xml><?xml version="1.0" encoding="utf-8"?>
-<b:Sources xmlns:b="http://schemas.openxmlformats.org/officeDocument/2006/bibliography" xmlns="http://schemas.openxmlformats.org/officeDocument/2006/bibliography" SelectedStyle="\APA.XSL" StyleName="APA"/>
-</file>
-
 <file path=customXml/item3.xml><?xml version="1.0" encoding="utf-8"?>
 <?mso-contentType ?>
 <FormTemplates xmlns="http://schemas.microsoft.com/sharepoint/v3/contenttype/forms">
@@ -23702,6 +24797,14 @@
 </file>
 
 <file path=customXml/itemProps1.xml><?xml version="1.0" encoding="utf-8"?>
+<ds:datastoreItem xmlns:ds="http://schemas.openxmlformats.org/officeDocument/2006/customXml" ds:itemID="{6D1FBB9A-856D-43D0-A2C9-AA3DEE8D1533}">
+  <ds:schemaRefs>
+    <ds:schemaRef ds:uri="http://schemas.openxmlformats.org/officeDocument/2006/bibliography"/>
+  </ds:schemaRefs>
+</ds:datastoreItem>
+</file>
+
+<file path=customXml/itemProps2.xml><?xml version="1.0" encoding="utf-8"?>
 <ds:datastoreItem xmlns:ds="http://schemas.openxmlformats.org/officeDocument/2006/customXml" ds:itemID="{F9562963-6458-4B09-8DDA-F09296948AA7}">
   <ds:schemaRefs>
     <ds:schemaRef ds:uri="http://schemas.microsoft.com/office/2006/metadata/contentType"/>
@@ -23720,14 +24823,6 @@
 </ds:datastoreItem>
 </file>
 
-<file path=customXml/itemProps2.xml><?xml version="1.0" encoding="utf-8"?>
-<ds:datastoreItem xmlns:ds="http://schemas.openxmlformats.org/officeDocument/2006/customXml" ds:itemID="{6D1FBB9A-856D-43D0-A2C9-AA3DEE8D1533}">
-  <ds:schemaRefs>
-    <ds:schemaRef ds:uri="http://schemas.openxmlformats.org/officeDocument/2006/bibliography"/>
-  </ds:schemaRefs>
-</ds:datastoreItem>
-</file>
-
 <file path=customXml/itemProps3.xml><?xml version="1.0" encoding="utf-8"?>
 <ds:datastoreItem xmlns:ds="http://schemas.openxmlformats.org/officeDocument/2006/customXml" ds:itemID="{19856E04-179F-401F-8246-BA08537D6152}">
   <ds:schemaRefs>

--- a/TCC DEFINITIVO 28-05-2026/Gestão de Tarefas prof carol.docx
+++ b/TCC DEFINITIVO 28-05-2026/Gestão de Tarefas prof carol.docx
@@ -1428,6 +1428,7 @@
           <w:szCs w:val="24"/>
         </w:rPr>
       </w:pPr>
+      <w:bookmarkStart w:id="1" w:name="_Hlk233135976"/>
       <w:r>
         <w:rPr>
           <w:rFonts w:cs="Arial"/>
@@ -1441,87 +1442,129 @@
     </w:p>
     <w:p>
       <w:pPr>
-        <w:rPr>
-          <w:rFonts w:cs="Arial"/>
-          <w:szCs w:val="24"/>
-        </w:rPr>
-      </w:pPr>
-      <w:r>
-        <w:rPr>
-          <w:rFonts w:cs="Arial"/>
-          <w:szCs w:val="24"/>
-        </w:rPr>
-        <w:t>A evolução tecnológica tem contribuído para mudanças significativas nos processos de gestão e operação no setor varejista, especialmente em supermercados, onde a organização das atividades e a eficiência operacional são fatores fundamentais para o bom funcionamento das lojas. Nesse contexto, a utilização de sistemas informatizados torna-se uma ferramenta importante para auxiliar no controle das tarefas, na otimização do tempo e na melhoria da comunicação entre os colaboradores responsáveis pelas atividades diárias.</w:t>
-      </w:r>
-    </w:p>
-    <w:p>
-      <w:pPr>
-        <w:rPr>
-          <w:rFonts w:cs="Arial"/>
-          <w:szCs w:val="24"/>
-        </w:rPr>
-      </w:pPr>
-      <w:r>
-        <w:rPr>
-          <w:rFonts w:cs="Arial"/>
-          <w:szCs w:val="24"/>
-        </w:rPr>
-        <w:t>Entre os principais desafios enfrentados nesse ambiente estão a dificuldade no gerenciamento das tarefas da equipe, a falta de organização na reposição de mercadorias e a demora na identificação de produtos ausentes nas prateleiras. Esses problemas podem comprometer a eficiência da operação, impactando diretamente a disponibilidade de produtos e a experiência do cliente. A ausência de ferramentas tecnológicas adequadas também dificulta o acompanhamento das atividades realizadas pelos funcionários e o controle das escalas de trabalho.</w:t>
-      </w:r>
-    </w:p>
-    <w:p>
-      <w:pPr>
-        <w:rPr>
-          <w:rFonts w:cs="Arial"/>
-          <w:szCs w:val="24"/>
-        </w:rPr>
-      </w:pPr>
-      <w:r>
-        <w:rPr>
-          <w:rFonts w:cs="Arial"/>
-          <w:szCs w:val="24"/>
-        </w:rPr>
-        <w:t>Diante desse cenário, o presente trabalho tem como objetivo desenvolver um Sistema de Gerenciamento de Tarefas e Otimização de Tempo voltado ao ambiente supermercadista, com a finalidade de auxiliar na organização das atividades de reposição e no acompanhamento das tarefas executadas pela equipe. A solução proposta é composta por uma API desenvolvida em Node.js com Express, um sistema web construído com Vite.js e uma aplicação mobile desenvolvida em React Native utilizando Expo. A integração dessas tecnologias possibilita o gerenciamento das tarefas em tempo real, permitindo que gestores e colaboradores acompanhem as atividades de forma mais organizada e eficiente.</w:t>
-      </w:r>
-    </w:p>
-    <w:p>
-      <w:pPr>
-        <w:rPr>
-          <w:rFonts w:cs="Arial"/>
-          <w:szCs w:val="24"/>
-        </w:rPr>
-      </w:pPr>
-      <w:r>
-        <w:rPr>
-          <w:rFonts w:cs="Arial"/>
-          <w:szCs w:val="24"/>
-        </w:rPr>
-        <w:t>O sistema proposto busca oferecer uma solução acessível e adaptada à realidade de pequenos e médios supermercados, permitindo o registro, acompanhamento e controle das tarefas tanto por meio de um sistema web quanto por um aplicativo mobile. Dessa forma, espera-se contribuir para a melhoria da organização das atividades, para a otimização do tempo de execução das tarefas e para uma gestão mais eficiente das operações.</w:t>
-      </w:r>
-    </w:p>
-    <w:p>
-      <w:pPr>
-        <w:rPr>
-          <w:rFonts w:cs="Arial"/>
-          <w:szCs w:val="24"/>
-        </w:rPr>
-      </w:pPr>
-      <w:r>
-        <w:rPr>
-          <w:rFonts w:cs="Arial"/>
-          <w:szCs w:val="24"/>
-        </w:rPr>
-        <w:t xml:space="preserve">Além disso, o desenvolvimento deste projeto possibilita a aplicação prática dos conhecimentos adquiridos durante o curso técnico em Desenvolvimento de Sistemas, </w:t>
-      </w:r>
-      <w:r>
-        <w:rPr>
-          <w:rFonts w:cs="Arial"/>
-          <w:szCs w:val="24"/>
-        </w:rPr>
-        <w:lastRenderedPageBreak/>
-        <w:t>envolvendo conceitos relacionados ao desenvolvimento de APIs, aplicações web, aplicações mobile e integração com banco de dados.</w:t>
-      </w:r>
-    </w:p>
+        <w:spacing w:line="240" w:lineRule="auto"/>
+        <w:rPr>
+          <w:rFonts w:cs="Arial"/>
+          <w:szCs w:val="24"/>
+        </w:rPr>
+      </w:pPr>
+      <w:r>
+        <w:rPr>
+          <w:rFonts w:cs="Arial"/>
+          <w:szCs w:val="24"/>
+        </w:rPr>
+        <w:t xml:space="preserve"> </w:t>
+      </w:r>
+      <w:r>
+        <w:rPr>
+          <w:rFonts w:cs="Arial"/>
+          <w:szCs w:val="24"/>
+        </w:rPr>
+        <w:t>A crescente utilização da tecnologia nos processos de gestão tem contribuído para a melhoria da eficiência operacional em diversos setores, incluindo o varejo supermercadista.</w:t>
+      </w:r>
+    </w:p>
+    <w:p>
+      <w:pPr>
+        <w:spacing w:line="240" w:lineRule="auto"/>
+        <w:rPr>
+          <w:rFonts w:cs="Arial"/>
+          <w:szCs w:val="24"/>
+        </w:rPr>
+      </w:pPr>
+      <w:r>
+        <w:rPr>
+          <w:rFonts w:cs="Arial"/>
+          <w:szCs w:val="24"/>
+        </w:rPr>
+        <w:t xml:space="preserve"> </w:t>
+      </w:r>
+      <w:r>
+        <w:rPr>
+          <w:rFonts w:cs="Arial"/>
+          <w:szCs w:val="24"/>
+        </w:rPr>
+        <w:t>Nesse contexto, a organização das tarefas e o acompanhamento das atividades dos colaboradores tornam-se fundamentais para garantir a disponibilidade de produtos e a qualidade do atendimento ao cliente.</w:t>
+      </w:r>
+    </w:p>
+    <w:p>
+      <w:pPr>
+        <w:spacing w:line="240" w:lineRule="auto"/>
+        <w:rPr>
+          <w:rFonts w:cs="Arial"/>
+          <w:szCs w:val="24"/>
+        </w:rPr>
+      </w:pPr>
+      <w:r>
+        <w:rPr>
+          <w:rFonts w:cs="Arial"/>
+          <w:szCs w:val="24"/>
+        </w:rPr>
+        <w:t xml:space="preserve"> </w:t>
+      </w:r>
+      <w:r>
+        <w:rPr>
+          <w:rFonts w:cs="Arial"/>
+          <w:szCs w:val="24"/>
+        </w:rPr>
+        <w:t>Este trabalho tem como objetivo desenvolver um Sistema de Gerenciamento de Tarefas e Otimização de Tempo voltado para supermercados, visando auxiliar no controle das atividades de reposição e no acompanhamento das tarefas executadas pela equipe.</w:t>
+      </w:r>
+    </w:p>
+    <w:p>
+      <w:pPr>
+        <w:spacing w:line="240" w:lineRule="auto"/>
+        <w:rPr>
+          <w:rFonts w:cs="Arial"/>
+          <w:szCs w:val="24"/>
+        </w:rPr>
+      </w:pPr>
+      <w:r>
+        <w:rPr>
+          <w:rFonts w:cs="Arial"/>
+          <w:szCs w:val="24"/>
+        </w:rPr>
+        <w:t xml:space="preserve"> A pesquisa caracteriza-se como aplicada, com abordagem tecnológica, envolvendo o desenvolvimento de uma solução composta por sistema web, aplicativo mobile e integração com banco de dados.</w:t>
+      </w:r>
+    </w:p>
+    <w:p>
+      <w:pPr>
+        <w:spacing w:line="240" w:lineRule="auto"/>
+        <w:rPr>
+          <w:rFonts w:cs="Arial"/>
+          <w:szCs w:val="24"/>
+        </w:rPr>
+      </w:pPr>
+      <w:r>
+        <w:rPr>
+          <w:rFonts w:cs="Arial"/>
+          <w:szCs w:val="24"/>
+        </w:rPr>
+        <w:t xml:space="preserve"> O sistema permite o registro, acompanhamento e gerenciamento das tarefas em tempo real, contribuindo para a melhoria da organização das atividades, otimização do tempo e eficiência operacional. </w:t>
+      </w:r>
+    </w:p>
+    <w:p>
+      <w:pPr>
+        <w:spacing w:line="240" w:lineRule="auto"/>
+        <w:rPr>
+          <w:rFonts w:cs="Arial"/>
+          <w:szCs w:val="24"/>
+        </w:rPr>
+      </w:pPr>
+      <w:r>
+        <w:rPr>
+          <w:rFonts w:cs="Arial"/>
+          <w:szCs w:val="24"/>
+        </w:rPr>
+        <w:t xml:space="preserve"> </w:t>
+      </w:r>
+      <w:r>
+        <w:rPr>
+          <w:rFonts w:cs="Arial"/>
+          <w:szCs w:val="24"/>
+        </w:rPr>
+        <w:t>Espera-se que a solução ofereça uma alternativa acessível para pequenos e médios supermercados, favorecendo a gestão das operações e a produtividade dos colaboradores.</w:t>
+      </w:r>
+    </w:p>
+    <w:bookmarkEnd w:id="1"/>
     <w:p>
       <w:pPr>
         <w:rPr>
@@ -2853,7 +2896,7 @@
         </w:rPr>
         <w:t xml:space="preserve">IoT – </w:t>
       </w:r>
-      <w:commentRangeStart w:id="1"/>
+      <w:commentRangeStart w:id="2"/>
       <w:r>
         <w:rPr>
           <w:rFonts w:cs="Arial"/>
@@ -2901,7 +2944,7 @@
         </w:rPr>
         <w:t xml:space="preserve"> </w:t>
       </w:r>
-      <w:commentRangeEnd w:id="1"/>
+      <w:commentRangeEnd w:id="2"/>
       <w:r>
         <w:rPr>
           <w:rStyle w:val="Refdecomentrio"/>
@@ -2909,7 +2952,7 @@
           <w:sz w:val="24"/>
           <w:szCs w:val="24"/>
         </w:rPr>
-        <w:commentReference w:id="1"/>
+        <w:commentReference w:id="2"/>
       </w:r>
       <w:r>
         <w:rPr>
@@ -5959,7 +6002,7 @@
           <w:szCs w:val="24"/>
         </w:rPr>
       </w:pPr>
-      <w:bookmarkStart w:id="2" w:name="_Toc193385930"/>
+      <w:bookmarkStart w:id="3" w:name="_Toc193385930"/>
       <w:r>
         <w:rPr>
           <w:rFonts w:cs="Arial"/>
@@ -5969,7 +6012,7 @@
         <w:lastRenderedPageBreak/>
         <w:t>INTRODUÇÃO</w:t>
       </w:r>
-      <w:bookmarkEnd w:id="2"/>
+      <w:bookmarkEnd w:id="3"/>
     </w:p>
     <w:p>
       <w:pPr>
@@ -6172,7 +6215,7 @@
           <w:szCs w:val="24"/>
         </w:rPr>
       </w:pPr>
-      <w:bookmarkStart w:id="3" w:name="_Toc193385931"/>
+      <w:bookmarkStart w:id="4" w:name="_Toc193385931"/>
       <w:r>
         <w:rPr>
           <w:rFonts w:cs="Arial"/>
@@ -6208,7 +6251,7 @@
         <w:lastRenderedPageBreak/>
         <w:t>REFERENCIAL TEÓRICO</w:t>
       </w:r>
-      <w:bookmarkEnd w:id="3"/>
+      <w:bookmarkEnd w:id="4"/>
     </w:p>
     <w:p>
       <w:pPr>
@@ -6870,7 +6913,7 @@
           <w:szCs w:val="24"/>
         </w:rPr>
       </w:pPr>
-      <w:bookmarkStart w:id="4" w:name="_Toc193385937"/>
+      <w:bookmarkStart w:id="5" w:name="_Toc193385937"/>
       <w:r>
         <w:rPr>
           <w:rFonts w:cs="Arial"/>
@@ -6879,7 +6922,7 @@
         </w:rPr>
         <w:t>DADOS DO PROJETO</w:t>
       </w:r>
-      <w:bookmarkEnd w:id="4"/>
+      <w:bookmarkEnd w:id="5"/>
     </w:p>
     <w:p>
       <w:pPr>
@@ -6892,7 +6935,7 @@
           <w:szCs w:val="24"/>
         </w:rPr>
       </w:pPr>
-      <w:bookmarkStart w:id="5" w:name="_Toc204796528"/>
+      <w:bookmarkStart w:id="6" w:name="_Toc204796528"/>
       <w:r>
         <w:rPr>
           <w:rFonts w:cs="Arial"/>
@@ -7070,7 +7113,7 @@
         </w:rPr>
         <w:t>. Qualificação da equipe técnica</w:t>
       </w:r>
-      <w:bookmarkEnd w:id="5"/>
+      <w:bookmarkEnd w:id="6"/>
     </w:p>
     <w:tbl>
       <w:tblPr>
@@ -7758,11 +7801,11 @@
       <w:pPr>
         <w:pStyle w:val="Ttulo2"/>
       </w:pPr>
-      <w:bookmarkStart w:id="6" w:name="_Toc193385938"/>
+      <w:bookmarkStart w:id="7" w:name="_Toc193385938"/>
       <w:r>
         <w:t>Tipo de trabalho: Projeto Técnico</w:t>
       </w:r>
-      <w:bookmarkEnd w:id="6"/>
+      <w:bookmarkEnd w:id="7"/>
     </w:p>
     <w:p>
       <w:pPr>
@@ -7974,12 +8017,12 @@
       <w:pPr>
         <w:pStyle w:val="Ttulo2"/>
       </w:pPr>
-      <w:bookmarkStart w:id="7" w:name="_Toc193385939"/>
+      <w:bookmarkStart w:id="8" w:name="_Toc193385939"/>
       <w:r>
         <w:lastRenderedPageBreak/>
         <w:t>Equipe Técnica e Qualificações</w:t>
       </w:r>
-      <w:bookmarkEnd w:id="7"/>
+      <w:bookmarkEnd w:id="8"/>
     </w:p>
     <w:p>
       <w:pPr>
@@ -7990,8 +8033,8 @@
           <w:rFonts w:ascii="Arial" w:hAnsi="Arial" w:cs="Arial"/>
         </w:rPr>
       </w:pPr>
-      <w:bookmarkStart w:id="8" w:name="_Toc193385918"/>
-      <w:bookmarkStart w:id="9" w:name="_Toc204796529"/>
+      <w:bookmarkStart w:id="9" w:name="_Toc193385918"/>
+      <w:bookmarkStart w:id="10" w:name="_Toc204796529"/>
       <w:r>
         <w:rPr>
           <w:rFonts w:ascii="Arial" w:hAnsi="Arial" w:cs="Arial"/>
@@ -8091,18 +8134,18 @@
         </w:rPr>
         <w:t>, criação da interface do sistema e testes da aplicação. A distribuição das responsabilidades será definida conforme o andamento do projeto.</w:t>
       </w:r>
-      <w:bookmarkEnd w:id="8"/>
       <w:bookmarkEnd w:id="9"/>
+      <w:bookmarkEnd w:id="10"/>
     </w:p>
     <w:p>
       <w:pPr>
         <w:pStyle w:val="Ttulo2"/>
       </w:pPr>
-      <w:bookmarkStart w:id="10" w:name="_Toc193385940"/>
+      <w:bookmarkStart w:id="11" w:name="_Toc193385940"/>
       <w:r>
         <w:t>Análise do Sistema</w:t>
       </w:r>
-      <w:bookmarkEnd w:id="10"/>
+      <w:bookmarkEnd w:id="11"/>
     </w:p>
     <w:p>
       <w:pPr>
@@ -8559,7 +8602,7 @@
         </w:rPr>
         <w:t>foi</w:t>
       </w:r>
-      <w:commentRangeStart w:id="11"/>
+      <w:commentRangeStart w:id="12"/>
       <w:proofErr w:type="spellEnd"/>
       <w:r>
         <w:rPr>
@@ -8567,7 +8610,7 @@
         </w:rPr>
         <w:t xml:space="preserve"> apresentados fluxogramas </w:t>
       </w:r>
-      <w:commentRangeEnd w:id="11"/>
+      <w:commentRangeEnd w:id="12"/>
       <w:r>
         <w:rPr>
           <w:rStyle w:val="Refdecomentrio"/>
@@ -8576,7 +8619,7 @@
           <w:szCs w:val="24"/>
           <w:lang w:eastAsia="en-US"/>
         </w:rPr>
-        <w:commentReference w:id="11"/>
+        <w:commentReference w:id="12"/>
       </w:r>
       <w:r>
         <w:rPr>
@@ -8639,7 +8682,7 @@
           <w:szCs w:val="24"/>
         </w:rPr>
       </w:pPr>
-      <w:bookmarkStart w:id="12" w:name="_Toc193385941"/>
+      <w:bookmarkStart w:id="13" w:name="_Toc193385941"/>
       <w:r>
         <w:rPr>
           <w:rFonts w:cs="Arial"/>
@@ -8649,7 +8692,7 @@
         <w:lastRenderedPageBreak/>
         <w:t>CRONOGRAMA DAS ATIVIDADES/METAS</w:t>
       </w:r>
-      <w:bookmarkEnd w:id="12"/>
+      <w:bookmarkEnd w:id="13"/>
     </w:p>
     <w:p>
       <w:pPr>
@@ -10976,7 +11019,7 @@
           <w:szCs w:val="24"/>
         </w:rPr>
       </w:pPr>
-      <w:bookmarkStart w:id="13" w:name="_Toc193385942"/>
+      <w:bookmarkStart w:id="14" w:name="_Toc193385942"/>
       <w:r>
         <w:rPr>
           <w:rFonts w:cs="Arial"/>
@@ -10986,7 +11029,7 @@
         <w:lastRenderedPageBreak/>
         <w:t>OBJETIVOS</w:t>
       </w:r>
-      <w:bookmarkEnd w:id="13"/>
+      <w:bookmarkEnd w:id="14"/>
     </w:p>
     <w:p>
       <w:pPr>
@@ -11176,7 +11219,7 @@
           <w:szCs w:val="24"/>
         </w:rPr>
       </w:pPr>
-      <w:bookmarkStart w:id="14" w:name="_Toc193385905"/>
+      <w:bookmarkStart w:id="15" w:name="_Toc193385905"/>
     </w:p>
     <w:p>
       <w:pPr>
@@ -11188,8 +11231,8 @@
           <w:szCs w:val="24"/>
         </w:rPr>
       </w:pPr>
-      <w:bookmarkStart w:id="15" w:name="_Toc193385943"/>
-      <w:bookmarkEnd w:id="14"/>
+      <w:bookmarkStart w:id="16" w:name="_Toc193385943"/>
+      <w:bookmarkEnd w:id="15"/>
       <w:r>
         <w:rPr>
           <w:rFonts w:cs="Arial"/>
@@ -11223,7 +11266,7 @@
         <w:lastRenderedPageBreak/>
         <w:t>MATERIAIS E MÉTODOS</w:t>
       </w:r>
-      <w:bookmarkEnd w:id="15"/>
+      <w:bookmarkEnd w:id="16"/>
     </w:p>
     <w:p>
       <w:pPr>
@@ -11551,7 +11594,7 @@
           <w:szCs w:val="24"/>
         </w:rPr>
       </w:pPr>
-      <w:bookmarkStart w:id="16" w:name="_Toc193385944"/>
+      <w:bookmarkStart w:id="17" w:name="_Toc193385944"/>
       <w:r>
         <w:rPr>
           <w:rFonts w:cs="Arial"/>
@@ -11561,7 +11604,7 @@
         <w:lastRenderedPageBreak/>
         <w:t>ORÇAMENTO OU MEMORIAL DE CÁLCULO</w:t>
       </w:r>
-      <w:bookmarkEnd w:id="16"/>
+      <w:bookmarkEnd w:id="17"/>
     </w:p>
     <w:p>
       <w:pPr>
@@ -11611,9 +11654,9 @@
           <w:szCs w:val="24"/>
         </w:rPr>
       </w:pPr>
-      <w:bookmarkStart w:id="17" w:name="_Toc185257501"/>
-      <w:bookmarkStart w:id="18" w:name="_Toc193385919"/>
-      <w:bookmarkStart w:id="19" w:name="_Toc204796530"/>
+      <w:bookmarkStart w:id="18" w:name="_Toc185257501"/>
+      <w:bookmarkStart w:id="19" w:name="_Toc193385919"/>
+      <w:bookmarkStart w:id="20" w:name="_Toc204796530"/>
       <w:r>
         <w:rPr>
           <w:rFonts w:cs="Arial"/>
@@ -11672,9 +11715,9 @@
         </w:rPr>
         <w:t>. Exemplo de tabela de recursos.</w:t>
       </w:r>
-      <w:bookmarkEnd w:id="17"/>
       <w:bookmarkEnd w:id="18"/>
       <w:bookmarkEnd w:id="19"/>
+      <w:bookmarkEnd w:id="20"/>
     </w:p>
     <w:tbl>
       <w:tblPr>
@@ -12624,7 +12667,7 @@
           <w:szCs w:val="24"/>
         </w:rPr>
       </w:pPr>
-      <w:bookmarkStart w:id="20" w:name="_Toc193385945"/>
+      <w:bookmarkStart w:id="21" w:name="_Toc193385945"/>
       <w:r>
         <w:rPr>
           <w:rFonts w:cs="Arial"/>
@@ -12634,7 +12677,7 @@
         <w:lastRenderedPageBreak/>
         <w:t>MONITORAMENTO OU AVALIAÇÃO</w:t>
       </w:r>
-      <w:bookmarkEnd w:id="20"/>
+      <w:bookmarkEnd w:id="21"/>
     </w:p>
     <w:p>
       <w:pPr>
@@ -12652,7 +12695,7 @@
           <w:szCs w:val="24"/>
         </w:rPr>
       </w:pPr>
-      <w:bookmarkStart w:id="21" w:name="_Toc193385946"/>
+      <w:bookmarkStart w:id="22" w:name="_Toc193385946"/>
       <w:r>
         <w:rPr>
           <w:rFonts w:cs="Arial"/>
@@ -12680,7 +12723,7 @@
         </w:rPr>
         <w:t>)</w:t>
       </w:r>
-      <w:bookmarkEnd w:id="21"/>
+      <w:bookmarkEnd w:id="22"/>
     </w:p>
     <w:p>
       <w:pPr>
@@ -12761,7 +12804,7 @@
         <w:ind w:left="788" w:hanging="431"/>
         <w:outlineLvl w:val="1"/>
       </w:pPr>
-      <w:bookmarkStart w:id="22" w:name="_Toc193385947"/>
+      <w:bookmarkStart w:id="23" w:name="_Toc193385947"/>
       <w:r>
         <w:rPr>
           <w:rFonts w:cs="Arial"/>
@@ -12772,7 +12815,7 @@
         <w:lastRenderedPageBreak/>
         <w:t>Dicionário de dados (DD)</w:t>
       </w:r>
-      <w:bookmarkEnd w:id="22"/>
+      <w:bookmarkEnd w:id="23"/>
     </w:p>
     <w:p>
       <w:pPr>
@@ -17266,7 +17309,6 @@
           <w:sz w:val="22"/>
           <w:szCs w:val="20"/>
         </w:rPr>
-        <w:lastRenderedPageBreak/>
         <w:t>Fonte: Autoria própria</w:t>
       </w:r>
     </w:p>
@@ -18250,7 +18292,6 @@
           </w:tcPr>
           <w:p>
             <w:r>
-              <w:lastRenderedPageBreak/>
               <w:t xml:space="preserve">ID do </w:t>
             </w:r>
             <w:proofErr w:type="spellStart"/>
@@ -18619,7 +18660,7 @@
         <w:ind w:left="788" w:hanging="431"/>
         <w:outlineLvl w:val="1"/>
       </w:pPr>
-      <w:bookmarkStart w:id="23" w:name="_Toc193385948"/>
+      <w:bookmarkStart w:id="24" w:name="_Toc193385948"/>
       <w:r>
         <w:rPr>
           <w:rFonts w:cs="Arial"/>
@@ -18648,7 +18689,7 @@
         </w:rPr>
         <w:t>)</w:t>
       </w:r>
-      <w:bookmarkEnd w:id="23"/>
+      <w:bookmarkEnd w:id="24"/>
       <w:r>
         <w:rPr>
           <w:noProof/>
@@ -18726,7 +18767,7 @@
           <w:szCs w:val="24"/>
         </w:rPr>
       </w:pPr>
-      <w:bookmarkStart w:id="24" w:name="_Toc193385949"/>
+      <w:bookmarkStart w:id="25" w:name="_Toc193385949"/>
       <w:r>
         <w:rPr>
           <w:rFonts w:cs="Arial"/>
@@ -18737,7 +18778,7 @@
         <w:lastRenderedPageBreak/>
         <w:t>Projeto desenvolvido</w:t>
       </w:r>
-      <w:bookmarkEnd w:id="24"/>
+      <w:bookmarkEnd w:id="25"/>
     </w:p>
     <w:p>
       <w:pPr>
@@ -19549,7 +19590,7 @@
           <w:szCs w:val="24"/>
         </w:rPr>
       </w:pPr>
-      <w:bookmarkStart w:id="25" w:name="_Toc193385950"/>
+      <w:bookmarkStart w:id="26" w:name="_Toc193385950"/>
       <w:r>
         <w:rPr>
           <w:rFonts w:cs="Arial"/>
@@ -19560,7 +19601,7 @@
         <w:lastRenderedPageBreak/>
         <w:t>Política de Privacidade</w:t>
       </w:r>
-      <w:bookmarkEnd w:id="25"/>
+      <w:bookmarkEnd w:id="26"/>
     </w:p>
     <w:p>
       <w:pPr>
@@ -20283,7 +20324,7 @@
           <w:szCs w:val="24"/>
         </w:rPr>
       </w:pPr>
-      <w:bookmarkStart w:id="26" w:name="_Toc193385951"/>
+      <w:bookmarkStart w:id="27" w:name="_Toc193385951"/>
       <w:r>
         <w:rPr>
           <w:rFonts w:cs="Arial"/>
@@ -20294,7 +20335,7 @@
         <w:lastRenderedPageBreak/>
         <w:t>Termos de Us</w:t>
       </w:r>
-      <w:bookmarkEnd w:id="26"/>
+      <w:bookmarkEnd w:id="27"/>
       <w:r>
         <w:rPr>
           <w:rFonts w:cs="Arial"/>
@@ -20556,7 +20597,7 @@
           <w:szCs w:val="24"/>
         </w:rPr>
       </w:pPr>
-      <w:bookmarkStart w:id="27" w:name="_Toc193385952"/>
+      <w:bookmarkStart w:id="28" w:name="_Toc193385952"/>
       <w:r>
         <w:rPr>
           <w:rFonts w:cs="Arial"/>
@@ -20566,7 +20607,7 @@
         <w:lastRenderedPageBreak/>
         <w:t>CONSIDERAÇÕES FINAIS</w:t>
       </w:r>
-      <w:bookmarkEnd w:id="27"/>
+      <w:bookmarkEnd w:id="28"/>
     </w:p>
     <w:p>
       <w:pPr>
@@ -20700,7 +20741,7 @@
           <w:szCs w:val="24"/>
         </w:rPr>
       </w:pPr>
-      <w:bookmarkStart w:id="28" w:name="_Toc193385953"/>
+      <w:bookmarkStart w:id="29" w:name="_Toc193385953"/>
       <w:r>
         <w:rPr>
           <w:rFonts w:cs="Arial"/>
@@ -20710,7 +20751,7 @@
         <w:lastRenderedPageBreak/>
         <w:t>REFERÊNCIAS</w:t>
       </w:r>
-      <w:bookmarkEnd w:id="28"/>
+      <w:bookmarkEnd w:id="29"/>
     </w:p>
     <w:p>
       <w:pPr>
@@ -20970,7 +21011,7 @@
       </w:r>
     </w:p>
   </w:comment>
-  <w:comment w:id="1" w:author="Caroline Ferraz" w:date="2024-12-16T16:37:00Z" w:initials="CF">
+  <w:comment w:id="2" w:author="Caroline Ferraz" w:date="2024-12-16T16:37:00Z" w:initials="CF">
     <w:p>
       <w:pPr>
         <w:pStyle w:val="Textodecomentrio"/>
@@ -20987,7 +21028,7 @@
       </w:r>
     </w:p>
   </w:comment>
-  <w:comment w:id="11" w:author="MAXSUEL RODRIGUES SANTOS" w:date="2026-03-11T21:25:00Z" w:initials="MRS">
+  <w:comment w:id="12" w:author="MAXSUEL RODRIGUES SANTOS" w:date="2026-03-11T21:25:00Z" w:initials="MRS">
     <w:p>
       <w:pPr>
         <w:pStyle w:val="Textodecomentrio"/>
@@ -23834,6 +23875,51 @@
       <w:b/>
       <w:color w:val="000000" w:themeColor="text1"/>
       <w:szCs w:val="26"/>
+    </w:rPr>
+  </w:style>
+  <w:style w:type="paragraph" w:styleId="Ttulo3">
+    <w:name w:val="heading 3"/>
+    <w:basedOn w:val="Normal"/>
+    <w:next w:val="Normal"/>
+    <w:link w:val="Ttulo3Char"/>
+    <w:uiPriority w:val="9"/>
+    <w:semiHidden/>
+    <w:unhideWhenUsed/>
+    <w:qFormat/>
+    <w:rsid w:val="00AB1D9B"/>
+    <w:pPr>
+      <w:keepNext/>
+      <w:keepLines/>
+      <w:spacing w:before="40" w:after="0"/>
+      <w:outlineLvl w:val="2"/>
+    </w:pPr>
+    <w:rPr>
+      <w:rFonts w:asciiTheme="majorHAnsi" w:eastAsiaTheme="majorEastAsia" w:hAnsiTheme="majorHAnsi" w:cstheme="majorBidi"/>
+      <w:color w:val="243F60" w:themeColor="accent1" w:themeShade="7F"/>
+      <w:szCs w:val="24"/>
+    </w:rPr>
+  </w:style>
+  <w:style w:type="paragraph" w:styleId="Ttulo4">
+    <w:name w:val="heading 4"/>
+    <w:basedOn w:val="Normal"/>
+    <w:next w:val="Normal"/>
+    <w:link w:val="Ttulo4Char"/>
+    <w:uiPriority w:val="9"/>
+    <w:semiHidden/>
+    <w:unhideWhenUsed/>
+    <w:qFormat/>
+    <w:rsid w:val="00AB1D9B"/>
+    <w:pPr>
+      <w:keepNext/>
+      <w:keepLines/>
+      <w:spacing w:before="40" w:after="0"/>
+      <w:outlineLvl w:val="3"/>
+    </w:pPr>
+    <w:rPr>
+      <w:rFonts w:asciiTheme="majorHAnsi" w:eastAsiaTheme="majorEastAsia" w:hAnsiTheme="majorHAnsi" w:cstheme="majorBidi"/>
+      <w:i/>
+      <w:iCs/>
+      <w:color w:val="365F91" w:themeColor="accent1" w:themeShade="BF"/>
     </w:rPr>
   </w:style>
   <w:style w:type="character" w:default="1" w:styleId="Fontepargpadro">
@@ -24306,6 +24392,35 @@
       <w:lang w:eastAsia="pt-BR"/>
     </w:rPr>
   </w:style>
+  <w:style w:type="character" w:customStyle="1" w:styleId="Ttulo3Char">
+    <w:name w:val="Título 3 Char"/>
+    <w:basedOn w:val="Fontepargpadro"/>
+    <w:link w:val="Ttulo3"/>
+    <w:uiPriority w:val="9"/>
+    <w:semiHidden/>
+    <w:rsid w:val="00AB1D9B"/>
+    <w:rPr>
+      <w:rFonts w:asciiTheme="majorHAnsi" w:eastAsiaTheme="majorEastAsia" w:hAnsiTheme="majorHAnsi" w:cstheme="majorBidi"/>
+      <w:color w:val="243F60" w:themeColor="accent1" w:themeShade="7F"/>
+      <w:sz w:val="24"/>
+      <w:szCs w:val="24"/>
+    </w:rPr>
+  </w:style>
+  <w:style w:type="character" w:customStyle="1" w:styleId="Ttulo4Char">
+    <w:name w:val="Título 4 Char"/>
+    <w:basedOn w:val="Fontepargpadro"/>
+    <w:link w:val="Ttulo4"/>
+    <w:uiPriority w:val="9"/>
+    <w:semiHidden/>
+    <w:rsid w:val="00AB1D9B"/>
+    <w:rPr>
+      <w:rFonts w:asciiTheme="majorHAnsi" w:eastAsiaTheme="majorEastAsia" w:hAnsiTheme="majorHAnsi" w:cstheme="majorBidi"/>
+      <w:i/>
+      <w:iCs/>
+      <w:color w:val="365F91" w:themeColor="accent1" w:themeShade="BF"/>
+      <w:sz w:val="24"/>
+    </w:rPr>
+  </w:style>
 </w:styles>
 </file>
 
@@ -24595,10 +24710,6 @@
 </file>
 
 <file path=customXml/item1.xml><?xml version="1.0" encoding="utf-8"?>
-<b:Sources xmlns:b="http://schemas.openxmlformats.org/officeDocument/2006/bibliography" xmlns="http://schemas.openxmlformats.org/officeDocument/2006/bibliography" SelectedStyle="\APA.XSL" StyleName="APA"/>
-</file>
-
-<file path=customXml/item2.xml><?xml version="1.0" encoding="utf-8"?>
 <ct:contentTypeSchema xmlns:ct="http://schemas.microsoft.com/office/2006/metadata/contentType" xmlns:ma="http://schemas.microsoft.com/office/2006/metadata/properties/metaAttributes" ct:_="" ma:_="" ma:contentTypeName="Documento" ma:contentTypeID="0x01010079E85AF13E1D6948BAEBBC3E299C7A4C" ma:contentTypeVersion="11" ma:contentTypeDescription="Crie um novo documento." ma:contentTypeScope="" ma:versionID="9903338d6f6ebf8d9f52e57d695b90e0">
   <xsd:schema xmlns:xsd="http://www.w3.org/2001/XMLSchema" xmlns:xs="http://www.w3.org/2001/XMLSchema" xmlns:p="http://schemas.microsoft.com/office/2006/metadata/properties" xmlns:ns2="1c99b82c-450d-407b-8685-188b0222f857" xmlns:ns3="ec9326a9-796b-4177-81ae-8ce46d6874ce" targetNamespace="http://schemas.microsoft.com/office/2006/metadata/properties" ma:root="true" ma:fieldsID="27025b9af28ab54196939bbeabbec0a9" ns2:_="" ns3:_="">
     <xsd:import namespace="1c99b82c-450d-407b-8685-188b0222f857"/>
@@ -24787,6 +24898,10 @@
 </ct:contentTypeSchema>
 </file>
 
+<file path=customXml/item2.xml><?xml version="1.0" encoding="utf-8"?>
+<b:Sources xmlns:b="http://schemas.openxmlformats.org/officeDocument/2006/bibliography" xmlns="http://schemas.openxmlformats.org/officeDocument/2006/bibliography" SelectedStyle="\APA.XSL" StyleName="APA"/>
+</file>
+
 <file path=customXml/item3.xml><?xml version="1.0" encoding="utf-8"?>
 <?mso-contentType ?>
 <FormTemplates xmlns="http://schemas.microsoft.com/sharepoint/v3/contenttype/forms">
@@ -24797,14 +24912,6 @@
 </file>
 
 <file path=customXml/itemProps1.xml><?xml version="1.0" encoding="utf-8"?>
-<ds:datastoreItem xmlns:ds="http://schemas.openxmlformats.org/officeDocument/2006/customXml" ds:itemID="{6D1FBB9A-856D-43D0-A2C9-AA3DEE8D1533}">
-  <ds:schemaRefs>
-    <ds:schemaRef ds:uri="http://schemas.openxmlformats.org/officeDocument/2006/bibliography"/>
-  </ds:schemaRefs>
-</ds:datastoreItem>
-</file>
-
-<file path=customXml/itemProps2.xml><?xml version="1.0" encoding="utf-8"?>
 <ds:datastoreItem xmlns:ds="http://schemas.openxmlformats.org/officeDocument/2006/customXml" ds:itemID="{F9562963-6458-4B09-8DDA-F09296948AA7}">
   <ds:schemaRefs>
     <ds:schemaRef ds:uri="http://schemas.microsoft.com/office/2006/metadata/contentType"/>
@@ -24823,6 +24930,14 @@
 </ds:datastoreItem>
 </file>
 
+<file path=customXml/itemProps2.xml><?xml version="1.0" encoding="utf-8"?>
+<ds:datastoreItem xmlns:ds="http://schemas.openxmlformats.org/officeDocument/2006/customXml" ds:itemID="{6D1FBB9A-856D-43D0-A2C9-AA3DEE8D1533}">
+  <ds:schemaRefs>
+    <ds:schemaRef ds:uri="http://schemas.openxmlformats.org/officeDocument/2006/bibliography"/>
+  </ds:schemaRefs>
+</ds:datastoreItem>
+</file>
+
 <file path=customXml/itemProps3.xml><?xml version="1.0" encoding="utf-8"?>
 <ds:datastoreItem xmlns:ds="http://schemas.openxmlformats.org/officeDocument/2006/customXml" ds:itemID="{19856E04-179F-401F-8246-BA08537D6152}">
   <ds:schemaRefs>

--- a/TCC DEFINITIVO 28-05-2026/Gestão de Tarefas prof carol.docx
+++ b/TCC DEFINITIVO 28-05-2026/Gestão de Tarefas prof carol.docx
@@ -18741,8 +18741,11 @@
     </w:p>
     <w:p>
       <w:pPr>
-        <w:rPr>
-          <w:rFonts w:cs="Arial"/>
+        <w:outlineLvl w:val="1"/>
+        <w:rPr>
+          <w:rFonts w:cs="Arial"/>
+          <w:b/>
+          <w:bCs/>
           <w:szCs w:val="24"/>
         </w:rPr>
       </w:pPr>
@@ -18761,9 +18764,9 @@
           <w:szCs w:val="24"/>
         </w:rPr>
         <w:drawing>
-          <wp:inline distT="0" distB="0" distL="0" distR="0" wp14:anchorId="09E6780E" wp14:editId="699878DD">
-            <wp:extent cx="5760085" cy="2653665"/>
-            <wp:effectExtent l="0" t="0" r="0" b="0"/>
+          <wp:inline distT="0" distB="0" distL="0" distR="0" wp14:anchorId="09E6780E" wp14:editId="667FA9A4">
+            <wp:extent cx="5324475" cy="2452981"/>
+            <wp:effectExtent l="0" t="0" r="0" b="5080"/>
             <wp:docPr id="1" name="Imagem 1"/>
             <wp:cNvGraphicFramePr>
               <a:graphicFrameLocks xmlns:a="http://schemas.openxmlformats.org/drawingml/2006/main" noChangeAspect="1"/>
@@ -18784,7 +18787,7 @@
                   <pic:spPr>
                     <a:xfrm>
                       <a:off x="0" y="0"/>
-                      <a:ext cx="5760085" cy="2653665"/>
+                      <a:ext cx="5339104" cy="2459721"/>
                     </a:xfrm>
                     <a:prstGeom prst="rect">
                       <a:avLst/>
@@ -18809,21 +18812,7 @@
           <w:rFonts w:cs="Arial"/>
           <w:szCs w:val="24"/>
         </w:rPr>
-        <w:t xml:space="preserve">Tela inicial / Landing </w:t>
-      </w:r>
-      <w:r>
-        <w:rPr>
-          <w:rFonts w:cs="Arial"/>
-          <w:szCs w:val="24"/>
-        </w:rPr>
-        <w:t>page</w:t>
-      </w:r>
-      <w:r>
-        <w:rPr>
-          <w:rFonts w:cs="Arial"/>
-          <w:szCs w:val="24"/>
-        </w:rPr>
-        <w:t>.</w:t>
+        <w:t>Tela inicial destinada à apresentação do sistema e acesso à autenticação.</w:t>
       </w:r>
     </w:p>
     <w:p>
@@ -18848,9 +18837,9 @@
           <w:szCs w:val="24"/>
         </w:rPr>
         <w:drawing>
-          <wp:inline distT="0" distB="0" distL="0" distR="0" wp14:anchorId="1961B6F1" wp14:editId="54B3EA4E">
-            <wp:extent cx="5760085" cy="2602230"/>
-            <wp:effectExtent l="0" t="0" r="0" b="7620"/>
+          <wp:inline distT="0" distB="0" distL="0" distR="0" wp14:anchorId="1961B6F1" wp14:editId="1EF263BE">
+            <wp:extent cx="5314950" cy="2401131"/>
+            <wp:effectExtent l="0" t="0" r="0" b="0"/>
             <wp:docPr id="2" name="Imagem 2"/>
             <wp:cNvGraphicFramePr>
               <a:graphicFrameLocks xmlns:a="http://schemas.openxmlformats.org/drawingml/2006/main" noChangeAspect="1"/>
@@ -18871,7 +18860,7 @@
                   <pic:spPr>
                     <a:xfrm>
                       <a:off x="0" y="0"/>
-                      <a:ext cx="5760085" cy="2602230"/>
+                      <a:ext cx="5327982" cy="2407018"/>
                     </a:xfrm>
                     <a:prstGeom prst="rect">
                       <a:avLst/>
@@ -18883,21 +18872,21 @@
           </wp:inline>
         </w:drawing>
       </w:r>
-    </w:p>
-    <w:p>
-      <w:pPr>
-        <w:rPr>
-          <w:rFonts w:cs="Arial"/>
-          <w:szCs w:val="24"/>
-        </w:rPr>
-      </w:pPr>
-      <w:r>
-        <w:rPr>
-          <w:rFonts w:cs="Arial"/>
-          <w:szCs w:val="24"/>
-        </w:rPr>
-        <w:t>Tela de login.</w:t>
-      </w:r>
+      <w:r>
+        <w:rPr>
+          <w:rFonts w:cs="Arial"/>
+          <w:szCs w:val="24"/>
+        </w:rPr>
+        <w:t>Responsável pela autenticação e controle de acesso conforme o perfil do usuário.</w:t>
+      </w:r>
+    </w:p>
+    <w:p>
+      <w:pPr>
+        <w:rPr>
+          <w:rFonts w:cs="Arial"/>
+          <w:szCs w:val="24"/>
+        </w:rPr>
+      </w:pPr>
     </w:p>
     <w:p>
       <w:pPr>
@@ -18962,16 +18951,8 @@
           <w:rFonts w:cs="Arial"/>
           <w:szCs w:val="24"/>
         </w:rPr>
-        <w:t>Dashboard gerente.</w:t>
-      </w:r>
-    </w:p>
-    <w:p>
-      <w:pPr>
-        <w:rPr>
-          <w:rFonts w:cs="Arial"/>
-          <w:szCs w:val="24"/>
-        </w:rPr>
-      </w:pPr>
+        <w:t>Permite o gerenciamento e acompanhamento das tarefas por meio de indicadores e gráficos.</w:t>
+      </w:r>
     </w:p>
     <w:p>
       <w:pPr>
@@ -18995,10 +18976,10 @@
           <w:szCs w:val="24"/>
         </w:rPr>
         <w:drawing>
-          <wp:inline distT="0" distB="0" distL="0" distR="0" wp14:anchorId="176BA1F7" wp14:editId="1731442B">
+          <wp:inline distT="0" distB="0" distL="0" distR="0" wp14:anchorId="5810EB61" wp14:editId="1C22C633">
             <wp:extent cx="5760085" cy="2611120"/>
             <wp:effectExtent l="0" t="0" r="0" b="0"/>
-            <wp:docPr id="6" name="Imagem 6"/>
+            <wp:docPr id="7" name="Imagem 7"/>
             <wp:cNvGraphicFramePr>
               <a:graphicFrameLocks xmlns:a="http://schemas.openxmlformats.org/drawingml/2006/main" noChangeAspect="1"/>
             </wp:cNvGraphicFramePr>
@@ -19043,16 +19024,22 @@
           <w:rFonts w:cs="Arial"/>
           <w:szCs w:val="24"/>
         </w:rPr>
-        <w:t>Dashboard gerente / gráfico.</w:t>
-      </w:r>
-    </w:p>
-    <w:p>
-      <w:pPr>
-        <w:rPr>
-          <w:rFonts w:cs="Arial"/>
-          <w:szCs w:val="24"/>
-        </w:rPr>
-      </w:pPr>
+        <w:t xml:space="preserve">Realiza o gerenciamento de usuários, incluindo ativação e inativação de </w:t>
+      </w:r>
+      <w:r>
+        <w:rPr>
+          <w:rFonts w:cs="Arial"/>
+          <w:szCs w:val="24"/>
+        </w:rPr>
+        <w:t>funcionários</w:t>
+      </w:r>
+      <w:r>
+        <w:rPr>
+          <w:rFonts w:cs="Arial"/>
+          <w:szCs w:val="24"/>
+        </w:rPr>
+        <w:t>.</w:t>
+      </w:r>
     </w:p>
     <w:p>
       <w:pPr>
@@ -19069,10 +19056,10 @@
         </w:rPr>
         <w:lastRenderedPageBreak/>
         <w:drawing>
-          <wp:inline distT="0" distB="0" distL="0" distR="0" wp14:anchorId="5810EB61" wp14:editId="1C22C633">
-            <wp:extent cx="5760085" cy="2611120"/>
+          <wp:inline distT="0" distB="0" distL="0" distR="0" wp14:anchorId="7D1A63D2" wp14:editId="7874728F">
+            <wp:extent cx="5760085" cy="2609850"/>
             <wp:effectExtent l="0" t="0" r="0" b="0"/>
-            <wp:docPr id="7" name="Imagem 7"/>
+            <wp:docPr id="8" name="Imagem 8"/>
             <wp:cNvGraphicFramePr>
               <a:graphicFrameLocks xmlns:a="http://schemas.openxmlformats.org/drawingml/2006/main" noChangeAspect="1"/>
             </wp:cNvGraphicFramePr>
@@ -19092,7 +19079,7 @@
                   <pic:spPr>
                     <a:xfrm>
                       <a:off x="0" y="0"/>
-                      <a:ext cx="5760085" cy="2611120"/>
+                      <a:ext cx="5760085" cy="2609850"/>
                     </a:xfrm>
                     <a:prstGeom prst="rect">
                       <a:avLst/>
@@ -19117,7 +19104,7 @@
           <w:rFonts w:cs="Arial"/>
           <w:szCs w:val="24"/>
         </w:rPr>
-        <w:t>Tela cadastro de funcionário.</w:t>
+        <w:t>Exibe as informações cadastrais do usuário autenticado.</w:t>
       </w:r>
     </w:p>
     <w:p>
@@ -19142,10 +19129,10 @@
           <w:szCs w:val="24"/>
         </w:rPr>
         <w:drawing>
-          <wp:inline distT="0" distB="0" distL="0" distR="0" wp14:anchorId="7D1A63D2" wp14:editId="7874728F">
-            <wp:extent cx="5760085" cy="2609850"/>
-            <wp:effectExtent l="0" t="0" r="0" b="0"/>
-            <wp:docPr id="8" name="Imagem 8"/>
+          <wp:inline distT="0" distB="0" distL="0" distR="0" wp14:anchorId="265BE125" wp14:editId="2DD91266">
+            <wp:extent cx="5760085" cy="2607310"/>
+            <wp:effectExtent l="0" t="0" r="0" b="2540"/>
+            <wp:docPr id="9" name="Imagem 9"/>
             <wp:cNvGraphicFramePr>
               <a:graphicFrameLocks xmlns:a="http://schemas.openxmlformats.org/drawingml/2006/main" noChangeAspect="1"/>
             </wp:cNvGraphicFramePr>
@@ -19165,7 +19152,7 @@
                   <pic:spPr>
                     <a:xfrm>
                       <a:off x="0" y="0"/>
-                      <a:ext cx="5760085" cy="2609850"/>
+                      <a:ext cx="5760085" cy="2607310"/>
                     </a:xfrm>
                     <a:prstGeom prst="rect">
                       <a:avLst/>
@@ -19190,22 +19177,21 @@
           <w:rFonts w:cs="Arial"/>
           <w:szCs w:val="24"/>
         </w:rPr>
-        <w:t xml:space="preserve">Tela </w:t>
-      </w:r>
-      <w:r>
-        <w:rPr>
-          <w:rFonts w:cs="Arial"/>
-          <w:szCs w:val="24"/>
-          <w:u w:val="single"/>
-        </w:rPr>
-        <w:t>meu</w:t>
-      </w:r>
-      <w:r>
-        <w:rPr>
-          <w:rFonts w:cs="Arial"/>
-          <w:szCs w:val="24"/>
-        </w:rPr>
-        <w:t xml:space="preserve"> perfil gerente.</w:t>
+        <w:t>Gera relatórios em PDF contendo dados</w:t>
+      </w:r>
+      <w:r>
+        <w:rPr>
+          <w:rFonts w:cs="Arial"/>
+          <w:szCs w:val="24"/>
+        </w:rPr>
+        <w:t xml:space="preserve"> das tarefas realizadas pelos</w:t>
+      </w:r>
+      <w:r>
+        <w:rPr>
+          <w:rFonts w:cs="Arial"/>
+          <w:szCs w:val="24"/>
+        </w:rPr>
+        <w:t xml:space="preserve"> funcionários.</w:t>
       </w:r>
     </w:p>
     <w:p>
@@ -19223,10 +19209,10 @@
         </w:rPr>
         <w:lastRenderedPageBreak/>
         <w:drawing>
-          <wp:inline distT="0" distB="0" distL="0" distR="0" wp14:anchorId="265BE125" wp14:editId="2DD91266">
-            <wp:extent cx="5760085" cy="2607310"/>
-            <wp:effectExtent l="0" t="0" r="0" b="2540"/>
-            <wp:docPr id="9" name="Imagem 9"/>
+          <wp:inline distT="0" distB="0" distL="0" distR="0" wp14:anchorId="7BA3913E" wp14:editId="4D07EE96">
+            <wp:extent cx="5760085" cy="2704465"/>
+            <wp:effectExtent l="0" t="0" r="0" b="635"/>
+            <wp:docPr id="10" name="Imagem 10"/>
             <wp:cNvGraphicFramePr>
               <a:graphicFrameLocks xmlns:a="http://schemas.openxmlformats.org/drawingml/2006/main" noChangeAspect="1"/>
             </wp:cNvGraphicFramePr>
@@ -19246,7 +19232,7 @@
                   <pic:spPr>
                     <a:xfrm>
                       <a:off x="0" y="0"/>
-                      <a:ext cx="5760085" cy="2607310"/>
+                      <a:ext cx="5760085" cy="2704465"/>
                     </a:xfrm>
                     <a:prstGeom prst="rect">
                       <a:avLst/>
@@ -19271,7 +19257,35 @@
           <w:rFonts w:cs="Arial"/>
           <w:szCs w:val="24"/>
         </w:rPr>
-        <w:t>Tela de relatório.</w:t>
+        <w:t xml:space="preserve">Disponibiliza tarefas para </w:t>
+      </w:r>
+      <w:r>
+        <w:rPr>
+          <w:rFonts w:cs="Arial"/>
+          <w:szCs w:val="24"/>
+        </w:rPr>
+        <w:t xml:space="preserve">serem </w:t>
+      </w:r>
+      <w:r>
+        <w:rPr>
+          <w:rFonts w:cs="Arial"/>
+          <w:szCs w:val="24"/>
+        </w:rPr>
+        <w:t>aceit</w:t>
+      </w:r>
+      <w:r>
+        <w:rPr>
+          <w:rFonts w:cs="Arial"/>
+          <w:szCs w:val="24"/>
+        </w:rPr>
+        <w:t>as</w:t>
+      </w:r>
+      <w:r>
+        <w:rPr>
+          <w:rFonts w:cs="Arial"/>
+          <w:szCs w:val="24"/>
+        </w:rPr>
+        <w:t xml:space="preserve"> conforme o setor do colaborador.</w:t>
       </w:r>
     </w:p>
     <w:p>
@@ -19296,10 +19310,10 @@
           <w:szCs w:val="24"/>
         </w:rPr>
         <w:drawing>
-          <wp:inline distT="0" distB="0" distL="0" distR="0" wp14:anchorId="7BA3913E" wp14:editId="4D07EE96">
-            <wp:extent cx="5760085" cy="2704465"/>
-            <wp:effectExtent l="0" t="0" r="0" b="635"/>
-            <wp:docPr id="10" name="Imagem 10"/>
+          <wp:inline distT="0" distB="0" distL="0" distR="0" wp14:anchorId="4458BC18" wp14:editId="1B34C920">
+            <wp:extent cx="5760085" cy="2715895"/>
+            <wp:effectExtent l="0" t="0" r="0" b="8255"/>
+            <wp:docPr id="11" name="Imagem 11"/>
             <wp:cNvGraphicFramePr>
               <a:graphicFrameLocks xmlns:a="http://schemas.openxmlformats.org/drawingml/2006/main" noChangeAspect="1"/>
             </wp:cNvGraphicFramePr>
@@ -19319,72 +19333,6 @@
                   <pic:spPr>
                     <a:xfrm>
                       <a:off x="0" y="0"/>
-                      <a:ext cx="5760085" cy="2704465"/>
-                    </a:xfrm>
-                    <a:prstGeom prst="rect">
-                      <a:avLst/>
-                    </a:prstGeom>
-                  </pic:spPr>
-                </pic:pic>
-              </a:graphicData>
-            </a:graphic>
-          </wp:inline>
-        </w:drawing>
-      </w:r>
-    </w:p>
-    <w:p>
-      <w:pPr>
-        <w:rPr>
-          <w:rFonts w:cs="Arial"/>
-          <w:szCs w:val="24"/>
-        </w:rPr>
-      </w:pPr>
-      <w:r>
-        <w:rPr>
-          <w:rFonts w:cs="Arial"/>
-          <w:szCs w:val="24"/>
-        </w:rPr>
-        <w:t>Dashboard funcionário / aceitar tarefa.</w:t>
-      </w:r>
-    </w:p>
-    <w:p>
-      <w:pPr>
-        <w:rPr>
-          <w:rFonts w:cs="Arial"/>
-          <w:szCs w:val="24"/>
-        </w:rPr>
-      </w:pPr>
-      <w:r>
-        <w:rPr>
-          <w:rFonts w:cs="Arial"/>
-          <w:noProof/>
-          <w:szCs w:val="24"/>
-        </w:rPr>
-        <w:lastRenderedPageBreak/>
-        <w:drawing>
-          <wp:inline distT="0" distB="0" distL="0" distR="0" wp14:anchorId="4458BC18" wp14:editId="1B34C920">
-            <wp:extent cx="5760085" cy="2715895"/>
-            <wp:effectExtent l="0" t="0" r="0" b="8255"/>
-            <wp:docPr id="11" name="Imagem 11"/>
-            <wp:cNvGraphicFramePr>
-              <a:graphicFrameLocks xmlns:a="http://schemas.openxmlformats.org/drawingml/2006/main" noChangeAspect="1"/>
-            </wp:cNvGraphicFramePr>
-            <a:graphic xmlns:a="http://schemas.openxmlformats.org/drawingml/2006/main">
-              <a:graphicData uri="http://schemas.openxmlformats.org/drawingml/2006/picture">
-                <pic:pic xmlns:pic="http://schemas.openxmlformats.org/drawingml/2006/picture">
-                  <pic:nvPicPr>
-                    <pic:cNvPr id="1" name=""/>
-                    <pic:cNvPicPr/>
-                  </pic:nvPicPr>
-                  <pic:blipFill>
-                    <a:blip r:embed="rId25"/>
-                    <a:stretch>
-                      <a:fillRect/>
-                    </a:stretch>
-                  </pic:blipFill>
-                  <pic:spPr>
-                    <a:xfrm>
-                      <a:off x="0" y="0"/>
                       <a:ext cx="5760085" cy="2715895"/>
                     </a:xfrm>
                     <a:prstGeom prst="rect">
@@ -19410,80 +19358,7 @@
           <w:rFonts w:cs="Arial"/>
           <w:szCs w:val="24"/>
         </w:rPr>
-        <w:t>Tela das tarefas aceita pelo funcionário.</w:t>
-      </w:r>
-    </w:p>
-    <w:p>
-      <w:pPr>
-        <w:rPr>
-          <w:rFonts w:cs="Arial"/>
-          <w:szCs w:val="24"/>
-        </w:rPr>
-      </w:pPr>
-    </w:p>
-    <w:p>
-      <w:pPr>
-        <w:rPr>
-          <w:rFonts w:cs="Arial"/>
-          <w:szCs w:val="24"/>
-        </w:rPr>
-      </w:pPr>
-      <w:r>
-        <w:rPr>
-          <w:rFonts w:cs="Arial"/>
-          <w:noProof/>
-          <w:szCs w:val="24"/>
-        </w:rPr>
-        <w:drawing>
-          <wp:inline distT="0" distB="0" distL="0" distR="0" wp14:anchorId="53149363" wp14:editId="576710BC">
-            <wp:extent cx="5760085" cy="2733675"/>
-            <wp:effectExtent l="0" t="0" r="0" b="9525"/>
-            <wp:docPr id="12" name="Imagem 12"/>
-            <wp:cNvGraphicFramePr>
-              <a:graphicFrameLocks xmlns:a="http://schemas.openxmlformats.org/drawingml/2006/main" noChangeAspect="1"/>
-            </wp:cNvGraphicFramePr>
-            <a:graphic xmlns:a="http://schemas.openxmlformats.org/drawingml/2006/main">
-              <a:graphicData uri="http://schemas.openxmlformats.org/drawingml/2006/picture">
-                <pic:pic xmlns:pic="http://schemas.openxmlformats.org/drawingml/2006/picture">
-                  <pic:nvPicPr>
-                    <pic:cNvPr id="1" name=""/>
-                    <pic:cNvPicPr/>
-                  </pic:nvPicPr>
-                  <pic:blipFill>
-                    <a:blip r:embed="rId26"/>
-                    <a:stretch>
-                      <a:fillRect/>
-                    </a:stretch>
-                  </pic:blipFill>
-                  <pic:spPr>
-                    <a:xfrm>
-                      <a:off x="0" y="0"/>
-                      <a:ext cx="5760085" cy="2733675"/>
-                    </a:xfrm>
-                    <a:prstGeom prst="rect">
-                      <a:avLst/>
-                    </a:prstGeom>
-                  </pic:spPr>
-                </pic:pic>
-              </a:graphicData>
-            </a:graphic>
-          </wp:inline>
-        </w:drawing>
-      </w:r>
-    </w:p>
-    <w:p>
-      <w:pPr>
-        <w:rPr>
-          <w:rFonts w:cs="Arial"/>
-          <w:szCs w:val="24"/>
-        </w:rPr>
-      </w:pPr>
-      <w:r>
-        <w:rPr>
-          <w:rFonts w:cs="Arial"/>
-          <w:szCs w:val="24"/>
-        </w:rPr>
-        <w:t>Tela meu perfil funcionário.</w:t>
+        <w:t>Permite acompanhar o andamento e o status das tarefas assumidas.</w:t>
       </w:r>
     </w:p>
     <w:p>
@@ -20942,7 +20817,7 @@
       </w:r>
     </w:p>
     <w:sectPr>
-      <w:headerReference w:type="default" r:id="rId27"/>
+      <w:headerReference w:type="default" r:id="rId25"/>
       <w:pgSz w:w="11906" w:h="16838" w:code="9"/>
       <w:pgMar w:top="1701" w:right="1134" w:bottom="1134" w:left="1701" w:header="709" w:footer="709" w:gutter="0"/>
       <w:cols w:space="708"/>
@@ -24595,10 +24470,6 @@
 </file>
 
 <file path=customXml/item1.xml><?xml version="1.0" encoding="utf-8"?>
-<b:Sources xmlns:b="http://schemas.openxmlformats.org/officeDocument/2006/bibliography" xmlns="http://schemas.openxmlformats.org/officeDocument/2006/bibliography" SelectedStyle="\APA.XSL" StyleName="APA"/>
-</file>
-
-<file path=customXml/item2.xml><?xml version="1.0" encoding="utf-8"?>
 <ct:contentTypeSchema xmlns:ct="http://schemas.microsoft.com/office/2006/metadata/contentType" xmlns:ma="http://schemas.microsoft.com/office/2006/metadata/properties/metaAttributes" ct:_="" ma:_="" ma:contentTypeName="Documento" ma:contentTypeID="0x01010079E85AF13E1D6948BAEBBC3E299C7A4C" ma:contentTypeVersion="11" ma:contentTypeDescription="Crie um novo documento." ma:contentTypeScope="" ma:versionID="9903338d6f6ebf8d9f52e57d695b90e0">
   <xsd:schema xmlns:xsd="http://www.w3.org/2001/XMLSchema" xmlns:xs="http://www.w3.org/2001/XMLSchema" xmlns:p="http://schemas.microsoft.com/office/2006/metadata/properties" xmlns:ns2="1c99b82c-450d-407b-8685-188b0222f857" xmlns:ns3="ec9326a9-796b-4177-81ae-8ce46d6874ce" targetNamespace="http://schemas.microsoft.com/office/2006/metadata/properties" ma:root="true" ma:fieldsID="27025b9af28ab54196939bbeabbec0a9" ns2:_="" ns3:_="">
     <xsd:import namespace="1c99b82c-450d-407b-8685-188b0222f857"/>
@@ -24787,6 +24658,10 @@
 </ct:contentTypeSchema>
 </file>
 
+<file path=customXml/item2.xml><?xml version="1.0" encoding="utf-8"?>
+<b:Sources xmlns:b="http://schemas.openxmlformats.org/officeDocument/2006/bibliography" xmlns="http://schemas.openxmlformats.org/officeDocument/2006/bibliography" SelectedStyle="\APA.XSL" StyleName="APA"/>
+</file>
+
 <file path=customXml/item3.xml><?xml version="1.0" encoding="utf-8"?>
 <?mso-contentType ?>
 <FormTemplates xmlns="http://schemas.microsoft.com/sharepoint/v3/contenttype/forms">
@@ -24797,14 +24672,6 @@
 </file>
 
 <file path=customXml/itemProps1.xml><?xml version="1.0" encoding="utf-8"?>
-<ds:datastoreItem xmlns:ds="http://schemas.openxmlformats.org/officeDocument/2006/customXml" ds:itemID="{6D1FBB9A-856D-43D0-A2C9-AA3DEE8D1533}">
-  <ds:schemaRefs>
-    <ds:schemaRef ds:uri="http://schemas.openxmlformats.org/officeDocument/2006/bibliography"/>
-  </ds:schemaRefs>
-</ds:datastoreItem>
-</file>
-
-<file path=customXml/itemProps2.xml><?xml version="1.0" encoding="utf-8"?>
 <ds:datastoreItem xmlns:ds="http://schemas.openxmlformats.org/officeDocument/2006/customXml" ds:itemID="{F9562963-6458-4B09-8DDA-F09296948AA7}">
   <ds:schemaRefs>
     <ds:schemaRef ds:uri="http://schemas.microsoft.com/office/2006/metadata/contentType"/>
@@ -24823,6 +24690,14 @@
 </ds:datastoreItem>
 </file>
 
+<file path=customXml/itemProps2.xml><?xml version="1.0" encoding="utf-8"?>
+<ds:datastoreItem xmlns:ds="http://schemas.openxmlformats.org/officeDocument/2006/customXml" ds:itemID="{6D1FBB9A-856D-43D0-A2C9-AA3DEE8D1533}">
+  <ds:schemaRefs>
+    <ds:schemaRef ds:uri="http://schemas.openxmlformats.org/officeDocument/2006/bibliography"/>
+  </ds:schemaRefs>
+</ds:datastoreItem>
+</file>
+
 <file path=customXml/itemProps3.xml><?xml version="1.0" encoding="utf-8"?>
 <ds:datastoreItem xmlns:ds="http://schemas.openxmlformats.org/officeDocument/2006/customXml" ds:itemID="{19856E04-179F-401F-8246-BA08537D6152}">
   <ds:schemaRefs>

--- a/TCC DEFINITIVO 28-05-2026/Gestão de Tarefas prof carol.docx
+++ b/TCC DEFINITIVO 28-05-2026/Gestão de Tarefas prof carol.docx
@@ -1441,89 +1441,139 @@
     </w:p>
     <w:p>
       <w:pPr>
-        <w:rPr>
-          <w:rFonts w:cs="Arial"/>
-          <w:szCs w:val="24"/>
-        </w:rPr>
-      </w:pPr>
-      <w:r>
-        <w:rPr>
-          <w:rFonts w:cs="Arial"/>
-          <w:szCs w:val="24"/>
-        </w:rPr>
-        <w:t>A evolução tecnológica tem contribuído para mudanças significativas nos processos de gestão e operação no setor varejista, especialmente em supermercados, onde a organização das atividades e a eficiência operacional são fatores fundamentais para o bom funcionamento das lojas. Nesse contexto, a utilização de sistemas informatizados torna-se uma ferramenta importante para auxiliar no controle das tarefas, na otimização do tempo e na melhoria da comunicação entre os colaboradores responsáveis pelas atividades diárias.</w:t>
-      </w:r>
-    </w:p>
-    <w:p>
-      <w:pPr>
-        <w:rPr>
-          <w:rFonts w:cs="Arial"/>
-          <w:szCs w:val="24"/>
-        </w:rPr>
-      </w:pPr>
-      <w:r>
-        <w:rPr>
-          <w:rFonts w:cs="Arial"/>
-          <w:szCs w:val="24"/>
-        </w:rPr>
-        <w:t>Entre os principais desafios enfrentados nesse ambiente estão a dificuldade no gerenciamento das tarefas da equipe, a falta de organização na reposição de mercadorias e a demora na identificação de produtos ausentes nas prateleiras. Esses problemas podem comprometer a eficiência da operação, impactando diretamente a disponibilidade de produtos e a experiência do cliente. A ausência de ferramentas tecnológicas adequadas também dificulta o acompanhamento das atividades realizadas pelos funcionários e o controle das escalas de trabalho.</w:t>
-      </w:r>
-    </w:p>
-    <w:p>
-      <w:pPr>
-        <w:rPr>
-          <w:rFonts w:cs="Arial"/>
-          <w:szCs w:val="24"/>
-        </w:rPr>
-      </w:pPr>
-      <w:r>
-        <w:rPr>
-          <w:rFonts w:cs="Arial"/>
-          <w:szCs w:val="24"/>
-        </w:rPr>
-        <w:t>Diante desse cenário, o presente trabalho tem como objetivo desenvolver um Sistema de Gerenciamento de Tarefas e Otimização de Tempo voltado ao ambiente supermercadista, com a finalidade de auxiliar na organização das atividades de reposição e no acompanhamento das tarefas executadas pela equipe. A solução proposta é composta por uma API desenvolvida em Node.js com Express, um sistema web construído com Vite.js e uma aplicação mobile desenvolvida em React Native utilizando Expo. A integração dessas tecnologias possibilita o gerenciamento das tarefas em tempo real, permitindo que gestores e colaboradores acompanhem as atividades de forma mais organizada e eficiente.</w:t>
-      </w:r>
-    </w:p>
-    <w:p>
-      <w:pPr>
-        <w:rPr>
-          <w:rFonts w:cs="Arial"/>
-          <w:szCs w:val="24"/>
-        </w:rPr>
-      </w:pPr>
-      <w:r>
-        <w:rPr>
-          <w:rFonts w:cs="Arial"/>
-          <w:szCs w:val="24"/>
-        </w:rPr>
-        <w:t>O sistema proposto busca oferecer uma solução acessível e adaptada à realidade de pequenos e médios supermercados, permitindo o registro, acompanhamento e controle das tarefas tanto por meio de um sistema web quanto por um aplicativo mobile. Dessa forma, espera-se contribuir para a melhoria da organização das atividades, para a otimização do tempo de execução das tarefas e para uma gestão mais eficiente das operações.</w:t>
-      </w:r>
-    </w:p>
-    <w:p>
-      <w:pPr>
-        <w:rPr>
-          <w:rFonts w:cs="Arial"/>
-          <w:szCs w:val="24"/>
-        </w:rPr>
-      </w:pPr>
-      <w:r>
-        <w:rPr>
-          <w:rFonts w:cs="Arial"/>
-          <w:szCs w:val="24"/>
-        </w:rPr>
-        <w:t xml:space="preserve">Além disso, o desenvolvimento deste projeto possibilita a aplicação prática dos conhecimentos adquiridos durante o curso técnico em Desenvolvimento de Sistemas, </w:t>
-      </w:r>
-      <w:r>
-        <w:rPr>
-          <w:rFonts w:cs="Arial"/>
-          <w:szCs w:val="24"/>
-        </w:rPr>
-        <w:lastRenderedPageBreak/>
-        <w:t>envolvendo conceitos relacionados ao desenvolvimento de APIs, aplicações web, aplicações mobile e integração com banco de dados.</w:t>
-      </w:r>
-    </w:p>
-    <w:p>
-      <w:pPr>
+        <w:spacing w:after="0" w:line="240" w:lineRule="auto"/>
+        <w:rPr>
+          <w:rFonts w:cs="Arial"/>
+          <w:szCs w:val="24"/>
+        </w:rPr>
+      </w:pPr>
+      <w:r>
+        <w:rPr>
+          <w:rFonts w:cs="Arial"/>
+          <w:szCs w:val="24"/>
+        </w:rPr>
+        <w:t xml:space="preserve"> </w:t>
+      </w:r>
+      <w:r>
+        <w:rPr>
+          <w:rFonts w:cs="Arial"/>
+          <w:szCs w:val="24"/>
+        </w:rPr>
+        <w:t>A crescente utilização da tecnologia nos processos de gestão tem contribuído para a melhoria da eficiência operacional em diversos setores, incluindo o varejo supermercadista.</w:t>
+      </w:r>
+    </w:p>
+    <w:p>
+      <w:pPr>
+        <w:spacing w:after="0" w:line="240" w:lineRule="auto"/>
+        <w:rPr>
+          <w:rFonts w:cs="Arial"/>
+          <w:szCs w:val="24"/>
+        </w:rPr>
+      </w:pPr>
+      <w:r>
+        <w:rPr>
+          <w:rFonts w:cs="Arial"/>
+          <w:szCs w:val="24"/>
+        </w:rPr>
+        <w:t xml:space="preserve">  </w:t>
+      </w:r>
+      <w:r>
+        <w:rPr>
+          <w:rFonts w:cs="Arial"/>
+          <w:szCs w:val="24"/>
+        </w:rPr>
+        <w:t>Nesse contexto, a organização das tarefas e o acompanhamento das atividades dos colaboradores tornam-se fundamentais para garantir a disponibilidade de produtos e a qualidade do atendimento ao cliente.</w:t>
+      </w:r>
+    </w:p>
+    <w:p>
+      <w:pPr>
+        <w:spacing w:after="0" w:line="240" w:lineRule="auto"/>
+        <w:rPr>
+          <w:rFonts w:cs="Arial"/>
+          <w:szCs w:val="24"/>
+        </w:rPr>
+      </w:pPr>
+      <w:r>
+        <w:rPr>
+          <w:rFonts w:cs="Arial"/>
+          <w:szCs w:val="24"/>
+        </w:rPr>
+        <w:t xml:space="preserve">  </w:t>
+      </w:r>
+      <w:r>
+        <w:rPr>
+          <w:rFonts w:cs="Arial"/>
+          <w:szCs w:val="24"/>
+        </w:rPr>
+        <w:t>Este trabalho tem como objetivo desenvolver um Sistema de Gerenciamento de Tarefas e Otimização de Tempo voltado para supermercados, visando auxiliar no controle das atividades de reposição e no acompanhamento das tarefas executadas pela equipe.</w:t>
+      </w:r>
+    </w:p>
+    <w:p>
+      <w:pPr>
+        <w:spacing w:after="0" w:line="240" w:lineRule="auto"/>
+        <w:rPr>
+          <w:rFonts w:cs="Arial"/>
+          <w:szCs w:val="24"/>
+        </w:rPr>
+      </w:pPr>
+      <w:r>
+        <w:rPr>
+          <w:rFonts w:cs="Arial"/>
+          <w:szCs w:val="24"/>
+        </w:rPr>
+        <w:t xml:space="preserve"> </w:t>
+      </w:r>
+      <w:r>
+        <w:rPr>
+          <w:rFonts w:cs="Arial"/>
+          <w:szCs w:val="24"/>
+        </w:rPr>
+        <w:t xml:space="preserve"> A pesquisa caracteriza-se como aplicada, com abordagem tecnológica, envolvendo o desenvolvimento de uma solução composta por sistema web, aplicativo mobile e integração com banco de dados.</w:t>
+      </w:r>
+    </w:p>
+    <w:p>
+      <w:pPr>
+        <w:spacing w:after="0" w:line="240" w:lineRule="auto"/>
+        <w:rPr>
+          <w:rFonts w:cs="Arial"/>
+          <w:szCs w:val="24"/>
+        </w:rPr>
+      </w:pPr>
+      <w:r>
+        <w:rPr>
+          <w:rFonts w:cs="Arial"/>
+          <w:szCs w:val="24"/>
+        </w:rPr>
+        <w:t xml:space="preserve"> </w:t>
+      </w:r>
+      <w:r>
+        <w:rPr>
+          <w:rFonts w:cs="Arial"/>
+          <w:szCs w:val="24"/>
+        </w:rPr>
+        <w:t xml:space="preserve"> O sistema permite o registro, acompanhamento e gerenciamento das tarefas em tempo real, contribuindo para a melhoria da organização das atividades, otimização do tempo e eficiência operacional.</w:t>
+      </w:r>
+    </w:p>
+    <w:p>
+      <w:pPr>
+        <w:spacing w:after="0" w:line="240" w:lineRule="auto"/>
+        <w:rPr>
+          <w:rFonts w:cs="Arial"/>
+          <w:szCs w:val="24"/>
+        </w:rPr>
+      </w:pPr>
+      <w:r>
+        <w:rPr>
+          <w:rFonts w:cs="Arial"/>
+          <w:szCs w:val="24"/>
+        </w:rPr>
+        <w:t xml:space="preserve"> Espera-se que a solução ofereça uma alternativa acessível para pequenos e médios supermercados, favorecendo a gestão das operações e a produtividade dos colaboradores.</w:t>
+      </w:r>
+    </w:p>
+    <w:p/>
+    <w:p>
+      <w:pPr>
+        <w:spacing w:after="0" w:line="240" w:lineRule="auto"/>
         <w:rPr>
           <w:rFonts w:cs="Arial"/>
           <w:szCs w:val="24"/>
@@ -1543,7 +1593,14 @@
           <w:rFonts w:cs="Arial"/>
           <w:szCs w:val="24"/>
         </w:rPr>
-        <w:t xml:space="preserve"> Gerenciamento de tarefas; Sistema integrado; Desenvolvimento web; Aplicação mobile; Otimização de tempo.</w:t>
+        <w:t xml:space="preserve"> </w:t>
+      </w:r>
+      <w:r>
+        <w:rPr>
+          <w:rFonts w:cs="Arial"/>
+          <w:szCs w:val="24"/>
+        </w:rPr>
+        <w:t>Gerenciamento de Tarefas; Supermercados; Eficiência Operacional; Aplicação Mobile; Desenvolvimento de Sistemas.</w:t>
       </w:r>
     </w:p>
     <w:p>
@@ -7263,23 +7320,7 @@
                 <w:rFonts w:cs="Arial"/>
                 <w:szCs w:val="24"/>
               </w:rPr>
-              <w:t xml:space="preserve">de </w:t>
-            </w:r>
-            <w:proofErr w:type="gramStart"/>
-            <w:r>
-              <w:rPr>
-                <w:rFonts w:cs="Arial"/>
-                <w:szCs w:val="24"/>
-              </w:rPr>
-              <w:t>Sistemas  (</w:t>
-            </w:r>
-            <w:proofErr w:type="gramEnd"/>
-            <w:r>
-              <w:rPr>
-                <w:rFonts w:cs="Arial"/>
-                <w:szCs w:val="24"/>
-              </w:rPr>
-              <w:t>ETEC)</w:t>
+              <w:t>de Sistemas  (ETEC)</w:t>
             </w:r>
           </w:p>
         </w:tc>
@@ -7396,23 +7437,7 @@
                 <w:rFonts w:cs="Arial"/>
                 <w:szCs w:val="24"/>
               </w:rPr>
-              <w:t xml:space="preserve">de </w:t>
-            </w:r>
-            <w:proofErr w:type="gramStart"/>
-            <w:r>
-              <w:rPr>
-                <w:rFonts w:cs="Arial"/>
-                <w:szCs w:val="24"/>
-              </w:rPr>
-              <w:t>Sistemas  (</w:t>
-            </w:r>
-            <w:proofErr w:type="gramEnd"/>
-            <w:r>
-              <w:rPr>
-                <w:rFonts w:cs="Arial"/>
-                <w:szCs w:val="24"/>
-              </w:rPr>
-              <w:t>ETEC)</w:t>
+              <w:t>de Sistemas  (ETEC)</w:t>
             </w:r>
           </w:p>
         </w:tc>
@@ -7547,23 +7572,7 @@
                 <w:rFonts w:cs="Arial"/>
                 <w:szCs w:val="24"/>
               </w:rPr>
-              <w:t xml:space="preserve">de </w:t>
-            </w:r>
-            <w:proofErr w:type="gramStart"/>
-            <w:r>
-              <w:rPr>
-                <w:rFonts w:cs="Arial"/>
-                <w:szCs w:val="24"/>
-              </w:rPr>
-              <w:t>Sistemas  (</w:t>
-            </w:r>
-            <w:proofErr w:type="gramEnd"/>
-            <w:r>
-              <w:rPr>
-                <w:rFonts w:cs="Arial"/>
-                <w:szCs w:val="24"/>
-              </w:rPr>
-              <w:t>ETEC)</w:t>
+              <w:t>de Sistemas  (ETEC)</w:t>
             </w:r>
           </w:p>
         </w:tc>
@@ -7690,23 +7699,7 @@
                 <w:rFonts w:cs="Arial"/>
                 <w:szCs w:val="24"/>
               </w:rPr>
-              <w:t xml:space="preserve">de </w:t>
-            </w:r>
-            <w:proofErr w:type="gramStart"/>
-            <w:r>
-              <w:rPr>
-                <w:rFonts w:cs="Arial"/>
-                <w:szCs w:val="24"/>
-              </w:rPr>
-              <w:t>Sistemas  (</w:t>
-            </w:r>
-            <w:proofErr w:type="gramEnd"/>
-            <w:r>
-              <w:rPr>
-                <w:rFonts w:cs="Arial"/>
-                <w:szCs w:val="24"/>
-              </w:rPr>
-              <w:t>ETEC)</w:t>
+              <w:t>de Sistemas  (ETEC)</w:t>
             </w:r>
           </w:p>
         </w:tc>
@@ -17266,7 +17259,6 @@
           <w:sz w:val="22"/>
           <w:szCs w:val="20"/>
         </w:rPr>
-        <w:lastRenderedPageBreak/>
         <w:t>Fonte: Autoria própria</w:t>
       </w:r>
     </w:p>
@@ -18250,7 +18242,6 @@
           </w:tcPr>
           <w:p>
             <w:r>
-              <w:lastRenderedPageBreak/>
               <w:t xml:space="preserve">ID do </w:t>
             </w:r>
             <w:proofErr w:type="spellStart"/>
@@ -23714,6 +23705,7 @@
   <w:style w:type="character" w:default="1" w:styleId="Fontepargpadro">
     <w:name w:val="Default Paragraph Font"/>
     <w:uiPriority w:val="1"/>
+    <w:semiHidden/>
     <w:unhideWhenUsed/>
   </w:style>
   <w:style w:type="table" w:default="1" w:styleId="Tabelanormal">
@@ -24470,6 +24462,10 @@
 </file>
 
 <file path=customXml/item1.xml><?xml version="1.0" encoding="utf-8"?>
+<b:Sources xmlns:b="http://schemas.openxmlformats.org/officeDocument/2006/bibliography" xmlns="http://schemas.openxmlformats.org/officeDocument/2006/bibliography" SelectedStyle="\APA.XSL" StyleName="APA"/>
+</file>
+
+<file path=customXml/item2.xml><?xml version="1.0" encoding="utf-8"?>
 <ct:contentTypeSchema xmlns:ct="http://schemas.microsoft.com/office/2006/metadata/contentType" xmlns:ma="http://schemas.microsoft.com/office/2006/metadata/properties/metaAttributes" ct:_="" ma:_="" ma:contentTypeName="Documento" ma:contentTypeID="0x01010079E85AF13E1D6948BAEBBC3E299C7A4C" ma:contentTypeVersion="11" ma:contentTypeDescription="Crie um novo documento." ma:contentTypeScope="" ma:versionID="9903338d6f6ebf8d9f52e57d695b90e0">
   <xsd:schema xmlns:xsd="http://www.w3.org/2001/XMLSchema" xmlns:xs="http://www.w3.org/2001/XMLSchema" xmlns:p="http://schemas.microsoft.com/office/2006/metadata/properties" xmlns:ns2="1c99b82c-450d-407b-8685-188b0222f857" xmlns:ns3="ec9326a9-796b-4177-81ae-8ce46d6874ce" targetNamespace="http://schemas.microsoft.com/office/2006/metadata/properties" ma:root="true" ma:fieldsID="27025b9af28ab54196939bbeabbec0a9" ns2:_="" ns3:_="">
     <xsd:import namespace="1c99b82c-450d-407b-8685-188b0222f857"/>
@@ -24658,10 +24654,6 @@
 </ct:contentTypeSchema>
 </file>
 
-<file path=customXml/item2.xml><?xml version="1.0" encoding="utf-8"?>
-<b:Sources xmlns:b="http://schemas.openxmlformats.org/officeDocument/2006/bibliography" xmlns="http://schemas.openxmlformats.org/officeDocument/2006/bibliography" SelectedStyle="\APA.XSL" StyleName="APA"/>
-</file>
-
 <file path=customXml/item3.xml><?xml version="1.0" encoding="utf-8"?>
 <?mso-contentType ?>
 <FormTemplates xmlns="http://schemas.microsoft.com/sharepoint/v3/contenttype/forms">
@@ -24672,6 +24664,14 @@
 </file>
 
 <file path=customXml/itemProps1.xml><?xml version="1.0" encoding="utf-8"?>
+<ds:datastoreItem xmlns:ds="http://schemas.openxmlformats.org/officeDocument/2006/customXml" ds:itemID="{6D1FBB9A-856D-43D0-A2C9-AA3DEE8D1533}">
+  <ds:schemaRefs>
+    <ds:schemaRef ds:uri="http://schemas.openxmlformats.org/officeDocument/2006/bibliography"/>
+  </ds:schemaRefs>
+</ds:datastoreItem>
+</file>
+
+<file path=customXml/itemProps2.xml><?xml version="1.0" encoding="utf-8"?>
 <ds:datastoreItem xmlns:ds="http://schemas.openxmlformats.org/officeDocument/2006/customXml" ds:itemID="{F9562963-6458-4B09-8DDA-F09296948AA7}">
   <ds:schemaRefs>
     <ds:schemaRef ds:uri="http://schemas.microsoft.com/office/2006/metadata/contentType"/>
@@ -24690,14 +24690,6 @@
 </ds:datastoreItem>
 </file>
 
-<file path=customXml/itemProps2.xml><?xml version="1.0" encoding="utf-8"?>
-<ds:datastoreItem xmlns:ds="http://schemas.openxmlformats.org/officeDocument/2006/customXml" ds:itemID="{6D1FBB9A-856D-43D0-A2C9-AA3DEE8D1533}">
-  <ds:schemaRefs>
-    <ds:schemaRef ds:uri="http://schemas.openxmlformats.org/officeDocument/2006/bibliography"/>
-  </ds:schemaRefs>
-</ds:datastoreItem>
-</file>
-
 <file path=customXml/itemProps3.xml><?xml version="1.0" encoding="utf-8"?>
 <ds:datastoreItem xmlns:ds="http://schemas.openxmlformats.org/officeDocument/2006/customXml" ds:itemID="{19856E04-179F-401F-8246-BA08537D6152}">
   <ds:schemaRefs>

--- a/TCC DEFINITIVO 28-05-2026/Gestão de Tarefas prof carol.docx
+++ b/TCC DEFINITIVO 28-05-2026/Gestão de Tarefas prof carol.docx
@@ -7320,7 +7320,23 @@
                 <w:rFonts w:cs="Arial"/>
                 <w:szCs w:val="24"/>
               </w:rPr>
-              <w:t>de Sistemas  (ETEC)</w:t>
+              <w:t xml:space="preserve">de </w:t>
+            </w:r>
+            <w:proofErr w:type="gramStart"/>
+            <w:r>
+              <w:rPr>
+                <w:rFonts w:cs="Arial"/>
+                <w:szCs w:val="24"/>
+              </w:rPr>
+              <w:t>Sistemas  (</w:t>
+            </w:r>
+            <w:proofErr w:type="gramEnd"/>
+            <w:r>
+              <w:rPr>
+                <w:rFonts w:cs="Arial"/>
+                <w:szCs w:val="24"/>
+              </w:rPr>
+              <w:t>ETEC)</w:t>
             </w:r>
           </w:p>
         </w:tc>
@@ -7437,7 +7453,23 @@
                 <w:rFonts w:cs="Arial"/>
                 <w:szCs w:val="24"/>
               </w:rPr>
-              <w:t>de Sistemas  (ETEC)</w:t>
+              <w:t xml:space="preserve">de </w:t>
+            </w:r>
+            <w:proofErr w:type="gramStart"/>
+            <w:r>
+              <w:rPr>
+                <w:rFonts w:cs="Arial"/>
+                <w:szCs w:val="24"/>
+              </w:rPr>
+              <w:t>Sistemas  (</w:t>
+            </w:r>
+            <w:proofErr w:type="gramEnd"/>
+            <w:r>
+              <w:rPr>
+                <w:rFonts w:cs="Arial"/>
+                <w:szCs w:val="24"/>
+              </w:rPr>
+              <w:t>ETEC)</w:t>
             </w:r>
           </w:p>
         </w:tc>
@@ -7572,7 +7604,23 @@
                 <w:rFonts w:cs="Arial"/>
                 <w:szCs w:val="24"/>
               </w:rPr>
-              <w:t>de Sistemas  (ETEC)</w:t>
+              <w:t xml:space="preserve">de </w:t>
+            </w:r>
+            <w:proofErr w:type="gramStart"/>
+            <w:r>
+              <w:rPr>
+                <w:rFonts w:cs="Arial"/>
+                <w:szCs w:val="24"/>
+              </w:rPr>
+              <w:t>Sistemas  (</w:t>
+            </w:r>
+            <w:proofErr w:type="gramEnd"/>
+            <w:r>
+              <w:rPr>
+                <w:rFonts w:cs="Arial"/>
+                <w:szCs w:val="24"/>
+              </w:rPr>
+              <w:t>ETEC)</w:t>
             </w:r>
           </w:p>
         </w:tc>
@@ -7699,7 +7747,23 @@
                 <w:rFonts w:cs="Arial"/>
                 <w:szCs w:val="24"/>
               </w:rPr>
-              <w:t>de Sistemas  (ETEC)</w:t>
+              <w:t xml:space="preserve">de </w:t>
+            </w:r>
+            <w:proofErr w:type="gramStart"/>
+            <w:r>
+              <w:rPr>
+                <w:rFonts w:cs="Arial"/>
+                <w:szCs w:val="24"/>
+              </w:rPr>
+              <w:t>Sistemas  (</w:t>
+            </w:r>
+            <w:proofErr w:type="gramEnd"/>
+            <w:r>
+              <w:rPr>
+                <w:rFonts w:cs="Arial"/>
+                <w:szCs w:val="24"/>
+              </w:rPr>
+              <w:t>ETEC)</w:t>
             </w:r>
           </w:p>
         </w:tc>
@@ -17259,6 +17323,7 @@
           <w:sz w:val="22"/>
           <w:szCs w:val="20"/>
         </w:rPr>
+        <w:lastRenderedPageBreak/>
         <w:t>Fonte: Autoria própria</w:t>
       </w:r>
     </w:p>
@@ -18242,6 +18307,7 @@
           </w:tcPr>
           <w:p>
             <w:r>
+              <w:lastRenderedPageBreak/>
               <w:t xml:space="preserve">ID do </w:t>
             </w:r>
             <w:proofErr w:type="spellStart"/>
@@ -18750,15 +18816,13 @@
       </w:pPr>
       <w:r>
         <w:rPr>
-          <w:rFonts w:cs="Arial"/>
           <w:noProof/>
-          <w:szCs w:val="24"/>
         </w:rPr>
         <w:drawing>
-          <wp:inline distT="0" distB="0" distL="0" distR="0" wp14:anchorId="09E6780E" wp14:editId="667FA9A4">
-            <wp:extent cx="5324475" cy="2452981"/>
-            <wp:effectExtent l="0" t="0" r="0" b="5080"/>
-            <wp:docPr id="1" name="Imagem 1"/>
+          <wp:inline distT="0" distB="0" distL="0" distR="0" wp14:anchorId="39D6B5C2" wp14:editId="3894ED1D">
+            <wp:extent cx="5295900" cy="2425220"/>
+            <wp:effectExtent l="0" t="0" r="0" b="0"/>
+            <wp:docPr id="6" name="Imagem 6"/>
             <wp:cNvGraphicFramePr>
               <a:graphicFrameLocks xmlns:a="http://schemas.openxmlformats.org/drawingml/2006/main" noChangeAspect="1"/>
             </wp:cNvGraphicFramePr>
@@ -18766,23 +18830,36 @@
               <a:graphicData uri="http://schemas.openxmlformats.org/drawingml/2006/picture">
                 <pic:pic xmlns:pic="http://schemas.openxmlformats.org/drawingml/2006/picture">
                   <pic:nvPicPr>
-                    <pic:cNvPr id="1" name=""/>
-                    <pic:cNvPicPr/>
+                    <pic:cNvPr id="0" name="Picture 1"/>
+                    <pic:cNvPicPr>
+                      <a:picLocks noChangeAspect="1" noChangeArrowheads="1"/>
+                    </pic:cNvPicPr>
                   </pic:nvPicPr>
                   <pic:blipFill>
-                    <a:blip r:embed="rId17"/>
+                    <a:blip r:embed="rId17" cstate="print">
+                      <a:extLst>
+                        <a:ext uri="{28A0092B-C50C-407E-A947-70E740481C1C}">
+                          <a14:useLocalDpi xmlns:a14="http://schemas.microsoft.com/office/drawing/2010/main" val="0"/>
+                        </a:ext>
+                      </a:extLst>
+                    </a:blip>
+                    <a:srcRect/>
                     <a:stretch>
                       <a:fillRect/>
                     </a:stretch>
                   </pic:blipFill>
-                  <pic:spPr>
+                  <pic:spPr bwMode="auto">
                     <a:xfrm>
                       <a:off x="0" y="0"/>
-                      <a:ext cx="5339104" cy="2459721"/>
+                      <a:ext cx="5300866" cy="2427494"/>
                     </a:xfrm>
                     <a:prstGeom prst="rect">
                       <a:avLst/>
                     </a:prstGeom>
+                    <a:noFill/>
+                    <a:ln>
+                      <a:noFill/>
+                    </a:ln>
                   </pic:spPr>
                 </pic:pic>
               </a:graphicData>
@@ -24462,10 +24539,6 @@
 </file>
 
 <file path=customXml/item1.xml><?xml version="1.0" encoding="utf-8"?>
-<b:Sources xmlns:b="http://schemas.openxmlformats.org/officeDocument/2006/bibliography" xmlns="http://schemas.openxmlformats.org/officeDocument/2006/bibliography" SelectedStyle="\APA.XSL" StyleName="APA"/>
-</file>
-
-<file path=customXml/item2.xml><?xml version="1.0" encoding="utf-8"?>
 <ct:contentTypeSchema xmlns:ct="http://schemas.microsoft.com/office/2006/metadata/contentType" xmlns:ma="http://schemas.microsoft.com/office/2006/metadata/properties/metaAttributes" ct:_="" ma:_="" ma:contentTypeName="Documento" ma:contentTypeID="0x01010079E85AF13E1D6948BAEBBC3E299C7A4C" ma:contentTypeVersion="11" ma:contentTypeDescription="Crie um novo documento." ma:contentTypeScope="" ma:versionID="9903338d6f6ebf8d9f52e57d695b90e0">
   <xsd:schema xmlns:xsd="http://www.w3.org/2001/XMLSchema" xmlns:xs="http://www.w3.org/2001/XMLSchema" xmlns:p="http://schemas.microsoft.com/office/2006/metadata/properties" xmlns:ns2="1c99b82c-450d-407b-8685-188b0222f857" xmlns:ns3="ec9326a9-796b-4177-81ae-8ce46d6874ce" targetNamespace="http://schemas.microsoft.com/office/2006/metadata/properties" ma:root="true" ma:fieldsID="27025b9af28ab54196939bbeabbec0a9" ns2:_="" ns3:_="">
     <xsd:import namespace="1c99b82c-450d-407b-8685-188b0222f857"/>
@@ -24654,6 +24727,10 @@
 </ct:contentTypeSchema>
 </file>
 
+<file path=customXml/item2.xml><?xml version="1.0" encoding="utf-8"?>
+<b:Sources xmlns:b="http://schemas.openxmlformats.org/officeDocument/2006/bibliography" xmlns="http://schemas.openxmlformats.org/officeDocument/2006/bibliography" SelectedStyle="\APA.XSL" StyleName="APA"/>
+</file>
+
 <file path=customXml/item3.xml><?xml version="1.0" encoding="utf-8"?>
 <?mso-contentType ?>
 <FormTemplates xmlns="http://schemas.microsoft.com/sharepoint/v3/contenttype/forms">
@@ -24664,14 +24741,6 @@
 </file>
 
 <file path=customXml/itemProps1.xml><?xml version="1.0" encoding="utf-8"?>
-<ds:datastoreItem xmlns:ds="http://schemas.openxmlformats.org/officeDocument/2006/customXml" ds:itemID="{6D1FBB9A-856D-43D0-A2C9-AA3DEE8D1533}">
-  <ds:schemaRefs>
-    <ds:schemaRef ds:uri="http://schemas.openxmlformats.org/officeDocument/2006/bibliography"/>
-  </ds:schemaRefs>
-</ds:datastoreItem>
-</file>
-
-<file path=customXml/itemProps2.xml><?xml version="1.0" encoding="utf-8"?>
 <ds:datastoreItem xmlns:ds="http://schemas.openxmlformats.org/officeDocument/2006/customXml" ds:itemID="{F9562963-6458-4B09-8DDA-F09296948AA7}">
   <ds:schemaRefs>
     <ds:schemaRef ds:uri="http://schemas.microsoft.com/office/2006/metadata/contentType"/>
@@ -24690,6 +24759,14 @@
 </ds:datastoreItem>
 </file>
 
+<file path=customXml/itemProps2.xml><?xml version="1.0" encoding="utf-8"?>
+<ds:datastoreItem xmlns:ds="http://schemas.openxmlformats.org/officeDocument/2006/customXml" ds:itemID="{6D1FBB9A-856D-43D0-A2C9-AA3DEE8D1533}">
+  <ds:schemaRefs>
+    <ds:schemaRef ds:uri="http://schemas.openxmlformats.org/officeDocument/2006/bibliography"/>
+  </ds:schemaRefs>
+</ds:datastoreItem>
+</file>
+
 <file path=customXml/itemProps3.xml><?xml version="1.0" encoding="utf-8"?>
 <ds:datastoreItem xmlns:ds="http://schemas.openxmlformats.org/officeDocument/2006/customXml" ds:itemID="{19856E04-179F-401F-8246-BA08537D6152}">
   <ds:schemaRefs>

--- a/TCC DEFINITIVO 28-05-2026/Gestão de Tarefas prof carol.docx
+++ b/TCC DEFINITIVO 28-05-2026/Gestão de Tarefas prof carol.docx
@@ -1251,7 +1251,6 @@
           <w:szCs w:val="20"/>
         </w:rPr>
       </w:pPr>
-      <w:commentRangeStart w:id="0"/>
       <w:r>
         <w:rPr>
           <w:rFonts w:cs="Arial"/>
@@ -1268,7 +1267,7 @@
           <w:sz w:val="20"/>
           <w:szCs w:val="20"/>
         </w:rPr>
-        <w:t>30</w:t>
+        <w:t>01</w:t>
       </w:r>
       <w:r>
         <w:rPr>
@@ -1286,7 +1285,7 @@
           <w:sz w:val="20"/>
           <w:szCs w:val="20"/>
         </w:rPr>
-        <w:t>junho</w:t>
+        <w:t>ju</w:t>
       </w:r>
       <w:r>
         <w:rPr>
@@ -1295,7 +1294,7 @@
           <w:sz w:val="20"/>
           <w:szCs w:val="20"/>
         </w:rPr>
-        <w:t xml:space="preserve"> </w:t>
+        <w:t>l</w:t>
       </w:r>
       <w:r>
         <w:rPr>
@@ -1304,7 +1303,7 @@
           <w:sz w:val="20"/>
           <w:szCs w:val="20"/>
         </w:rPr>
-        <w:t xml:space="preserve">de </w:t>
+        <w:t>ho</w:t>
       </w:r>
       <w:r>
         <w:rPr>
@@ -1313,17 +1312,25 @@
           <w:sz w:val="20"/>
           <w:szCs w:val="20"/>
         </w:rPr>
-        <w:t>2026</w:t>
-      </w:r>
-      <w:commentRangeEnd w:id="0"/>
-      <w:r>
-        <w:rPr>
-          <w:rStyle w:val="Refdecomentrio"/>
-          <w:rFonts w:cs="Arial"/>
+        <w:t xml:space="preserve"> </w:t>
+      </w:r>
+      <w:r>
+        <w:rPr>
+          <w:rFonts w:cs="Arial"/>
+          <w:b/>
           <w:sz w:val="20"/>
           <w:szCs w:val="20"/>
         </w:rPr>
-        <w:commentReference w:id="0"/>
+        <w:t xml:space="preserve">de </w:t>
+      </w:r>
+      <w:r>
+        <w:rPr>
+          <w:rFonts w:cs="Arial"/>
+          <w:b/>
+          <w:sz w:val="20"/>
+          <w:szCs w:val="20"/>
+        </w:rPr>
+        <w:t>2026</w:t>
       </w:r>
       <w:r>
         <w:rPr>
@@ -1390,16 +1397,8 @@
           <w:rFonts w:cs="Arial"/>
           <w:szCs w:val="24"/>
         </w:rPr>
-        <w:t>O(s) autor(es) pode(m) redigir um texto agradecendo àqueles que contribuíram na elaboração do trabalho.</w:t>
-      </w:r>
-    </w:p>
-    <w:p>
-      <w:pPr>
-        <w:rPr>
-          <w:rFonts w:cs="Arial"/>
-          <w:szCs w:val="24"/>
-        </w:rPr>
-      </w:pPr>
+        <w:t>Agradecemos, primeiramente, a Deus pela oportunidade de concluir esta etapa. Aos nossos professores, pela orientação, dedicação e pelos conhecimentos compartilhados ao longo da nossa formação. Aos nossos colegas e companheiros de equipe, pelo apoio, parceria e comprometimento durante o desenvolvimento deste trabalho. Por fim, agradecemos a todos que, de alguma forma, contribuíram para a realização deste TCC.</w:t>
+      </w:r>
     </w:p>
     <w:p>
       <w:pPr>
@@ -1410,13 +1409,6 @@
           <w:szCs w:val="24"/>
         </w:rPr>
       </w:pPr>
-      <w:r>
-        <w:rPr>
-          <w:rFonts w:cs="Arial"/>
-          <w:szCs w:val="24"/>
-        </w:rPr>
-        <w:br w:type="page"/>
-      </w:r>
     </w:p>
     <w:p>
       <w:pPr>
@@ -1435,7 +1427,6 @@
           <w:bCs/>
           <w:szCs w:val="24"/>
         </w:rPr>
-        <w:lastRenderedPageBreak/>
         <w:t>Resumo</w:t>
       </w:r>
     </w:p>
@@ -1602,6 +1593,46 @@
         </w:rPr>
         <w:t>Gerenciamento de Tarefas; Supermercados; Eficiência Operacional; Aplicação Mobile; Desenvolvimento de Sistemas.</w:t>
       </w:r>
+    </w:p>
+    <w:p>
+      <w:pPr>
+        <w:rPr>
+          <w:rFonts w:cs="Arial"/>
+          <w:szCs w:val="24"/>
+        </w:rPr>
+      </w:pPr>
+    </w:p>
+    <w:p>
+      <w:pPr>
+        <w:rPr>
+          <w:rFonts w:cs="Arial"/>
+          <w:szCs w:val="24"/>
+        </w:rPr>
+      </w:pPr>
+    </w:p>
+    <w:p>
+      <w:pPr>
+        <w:rPr>
+          <w:rFonts w:cs="Arial"/>
+          <w:szCs w:val="24"/>
+        </w:rPr>
+      </w:pPr>
+    </w:p>
+    <w:p>
+      <w:pPr>
+        <w:rPr>
+          <w:rFonts w:cs="Arial"/>
+          <w:szCs w:val="24"/>
+        </w:rPr>
+      </w:pPr>
+    </w:p>
+    <w:p>
+      <w:pPr>
+        <w:rPr>
+          <w:rFonts w:cs="Arial"/>
+          <w:szCs w:val="24"/>
+        </w:rPr>
+      </w:pPr>
     </w:p>
     <w:p>
       <w:pPr>
@@ -1629,6 +1660,7 @@
           <w:b/>
           <w:szCs w:val="24"/>
         </w:rPr>
+        <w:lastRenderedPageBreak/>
         <w:t>LISTA DE ILUSTRAÇÕES</w:t>
       </w:r>
       <w:r>
@@ -1677,7 +1709,25 @@
             <w:noProof/>
             <w:szCs w:val="24"/>
           </w:rPr>
-          <w:t>Figura 2. Sugestões de verbos para auxiliar na escrita dos objetivos.</w:t>
+          <w:t>Figura 2. Sugestões de verbos para auxili</w:t>
+        </w:r>
+        <w:r>
+          <w:rPr>
+            <w:rStyle w:val="Hyperlink"/>
+            <w:rFonts w:cs="Arial"/>
+            <w:noProof/>
+            <w:szCs w:val="24"/>
+          </w:rPr>
+          <w:t>a</w:t>
+        </w:r>
+        <w:r>
+          <w:rPr>
+            <w:rStyle w:val="Hyperlink"/>
+            <w:rFonts w:cs="Arial"/>
+            <w:noProof/>
+            <w:szCs w:val="24"/>
+          </w:rPr>
+          <w:t>r na escrita dos objetivos.</w:t>
         </w:r>
         <w:r>
           <w:rPr>
@@ -2900,27 +2950,11 @@
       <w:pPr>
         <w:rPr>
           <w:rFonts w:cs="Arial"/>
-          <w:szCs w:val="24"/>
-        </w:rPr>
-      </w:pPr>
-      <w:r>
-        <w:rPr>
-          <w:rFonts w:cs="Arial"/>
-          <w:szCs w:val="24"/>
-        </w:rPr>
-        <w:t xml:space="preserve">IoT – </w:t>
-      </w:r>
-      <w:commentRangeStart w:id="1"/>
-      <w:r>
-        <w:rPr>
-          <w:rFonts w:cs="Arial"/>
           <w:i/>
           <w:iCs/>
           <w:szCs w:val="24"/>
         </w:rPr>
-        <w:t xml:space="preserve">Internet </w:t>
-      </w:r>
-      <w:proofErr w:type="spellStart"/>
+      </w:pPr>
       <w:r>
         <w:rPr>
           <w:rFonts w:cs="Arial"/>
@@ -2928,9 +2962,9 @@
           <w:iCs/>
           <w:szCs w:val="24"/>
         </w:rPr>
-        <w:t>of</w:t>
-      </w:r>
-      <w:proofErr w:type="spellEnd"/>
+        <w:t xml:space="preserve">API – </w:t>
+      </w:r>
+      <w:proofErr w:type="spellStart"/>
       <w:r>
         <w:rPr>
           <w:rFonts w:cs="Arial"/>
@@ -2938,9 +2972,9 @@
           <w:iCs/>
           <w:szCs w:val="24"/>
         </w:rPr>
-        <w:t xml:space="preserve"> </w:t>
-      </w:r>
-      <w:proofErr w:type="spellStart"/>
+        <w:t>Application</w:t>
+      </w:r>
+      <w:proofErr w:type="spellEnd"/>
       <w:r>
         <w:rPr>
           <w:rFonts w:cs="Arial"/>
@@ -2948,38 +2982,1038 @@
           <w:iCs/>
           <w:szCs w:val="24"/>
         </w:rPr>
-        <w:t>Things</w:t>
+        <w:t xml:space="preserve"> </w:t>
+      </w:r>
+      <w:proofErr w:type="spellStart"/>
+      <w:r>
+        <w:rPr>
+          <w:rFonts w:cs="Arial"/>
+          <w:i/>
+          <w:iCs/>
+          <w:szCs w:val="24"/>
+        </w:rPr>
+        <w:t>Programming</w:t>
       </w:r>
       <w:proofErr w:type="spellEnd"/>
       <w:r>
         <w:rPr>
           <w:rFonts w:cs="Arial"/>
+          <w:i/>
+          <w:iCs/>
+          <w:szCs w:val="24"/>
+        </w:rPr>
+        <w:t xml:space="preserve"> Interface (Interface de Programação de Aplicações)</w:t>
+      </w:r>
+    </w:p>
+    <w:p>
+      <w:pPr>
+        <w:rPr>
+          <w:rFonts w:cs="Arial"/>
+          <w:i/>
+          <w:iCs/>
+          <w:szCs w:val="24"/>
+        </w:rPr>
+      </w:pPr>
+      <w:r>
+        <w:rPr>
+          <w:rFonts w:cs="Arial"/>
+          <w:i/>
+          <w:iCs/>
+          <w:szCs w:val="24"/>
+        </w:rPr>
+        <w:t>CNDL – Confederação Nacional de Dirigentes Lojistas</w:t>
+      </w:r>
+    </w:p>
+    <w:p>
+      <w:pPr>
+        <w:rPr>
+          <w:rFonts w:cs="Arial"/>
+          <w:i/>
+          <w:iCs/>
+          <w:szCs w:val="24"/>
+        </w:rPr>
+      </w:pPr>
+      <w:r>
+        <w:rPr>
+          <w:rFonts w:cs="Arial"/>
+          <w:i/>
+          <w:iCs/>
+          <w:szCs w:val="24"/>
+        </w:rPr>
+        <w:t xml:space="preserve">CSS – </w:t>
+      </w:r>
+      <w:proofErr w:type="spellStart"/>
+      <w:r>
+        <w:rPr>
+          <w:rFonts w:cs="Arial"/>
+          <w:i/>
+          <w:iCs/>
+          <w:szCs w:val="24"/>
+        </w:rPr>
+        <w:t>Cascading</w:t>
+      </w:r>
+      <w:proofErr w:type="spellEnd"/>
+      <w:r>
+        <w:rPr>
+          <w:rFonts w:cs="Arial"/>
+          <w:i/>
+          <w:iCs/>
           <w:szCs w:val="24"/>
         </w:rPr>
         <w:t xml:space="preserve"> </w:t>
       </w:r>
-      <w:commentRangeEnd w:id="1"/>
-      <w:r>
-        <w:rPr>
-          <w:rStyle w:val="Refdecomentrio"/>
-          <w:rFonts w:cs="Arial"/>
-          <w:sz w:val="24"/>
-          <w:szCs w:val="24"/>
-        </w:rPr>
-        <w:commentReference w:id="1"/>
-      </w:r>
-      <w:r>
-        <w:rPr>
-          <w:rFonts w:cs="Arial"/>
-          <w:szCs w:val="24"/>
-        </w:rPr>
-        <w:t>(Internet das Coisas)</w:t>
-      </w:r>
-    </w:p>
-    <w:p>
-      <w:pPr>
-        <w:rPr>
-          <w:rFonts w:cs="Arial"/>
+      <w:proofErr w:type="spellStart"/>
+      <w:r>
+        <w:rPr>
+          <w:rFonts w:cs="Arial"/>
+          <w:i/>
+          <w:iCs/>
+          <w:szCs w:val="24"/>
+        </w:rPr>
+        <w:t>Style</w:t>
+      </w:r>
+      <w:proofErr w:type="spellEnd"/>
+      <w:r>
+        <w:rPr>
+          <w:rFonts w:cs="Arial"/>
+          <w:i/>
+          <w:iCs/>
+          <w:szCs w:val="24"/>
+        </w:rPr>
+        <w:t xml:space="preserve"> </w:t>
+      </w:r>
+      <w:proofErr w:type="spellStart"/>
+      <w:r>
+        <w:rPr>
+          <w:rFonts w:cs="Arial"/>
+          <w:i/>
+          <w:iCs/>
+          <w:szCs w:val="24"/>
+        </w:rPr>
+        <w:t>Sheets</w:t>
+      </w:r>
+      <w:proofErr w:type="spellEnd"/>
+    </w:p>
+    <w:p>
+      <w:pPr>
+        <w:rPr>
+          <w:rFonts w:cs="Arial"/>
+          <w:i/>
+          <w:iCs/>
+          <w:szCs w:val="24"/>
+        </w:rPr>
+      </w:pPr>
+      <w:r>
+        <w:rPr>
+          <w:rFonts w:cs="Arial"/>
+          <w:i/>
+          <w:iCs/>
+          <w:szCs w:val="24"/>
+        </w:rPr>
+        <w:t>DD – Dicionário de Dados</w:t>
+      </w:r>
+    </w:p>
+    <w:p>
+      <w:pPr>
+        <w:rPr>
+          <w:rFonts w:cs="Arial"/>
+          <w:i/>
+          <w:iCs/>
+          <w:szCs w:val="24"/>
+        </w:rPr>
+      </w:pPr>
+      <w:r>
+        <w:rPr>
+          <w:rFonts w:cs="Arial"/>
+          <w:i/>
+          <w:iCs/>
+          <w:szCs w:val="24"/>
+        </w:rPr>
+        <w:t>DER – Diagrama Entidade-Relacionamento</w:t>
+      </w:r>
+    </w:p>
+    <w:p>
+      <w:pPr>
+        <w:rPr>
+          <w:rFonts w:cs="Arial"/>
+          <w:i/>
+          <w:iCs/>
+          <w:szCs w:val="24"/>
+        </w:rPr>
+      </w:pPr>
+      <w:r>
+        <w:rPr>
+          <w:rFonts w:cs="Arial"/>
+          <w:i/>
+          <w:iCs/>
+          <w:szCs w:val="24"/>
+        </w:rPr>
+        <w:t>DFD – Diagrama de Fluxo de Dados</w:t>
+      </w:r>
+    </w:p>
+    <w:p>
+      <w:pPr>
+        <w:rPr>
+          <w:rFonts w:cs="Arial"/>
+          <w:i/>
+          <w:iCs/>
+          <w:szCs w:val="24"/>
+        </w:rPr>
+      </w:pPr>
+      <w:r>
+        <w:rPr>
+          <w:rFonts w:cs="Arial"/>
+          <w:i/>
+          <w:iCs/>
+          <w:szCs w:val="24"/>
+        </w:rPr>
+        <w:t>ETEC – Escola Técnica Estadual</w:t>
+      </w:r>
+    </w:p>
+    <w:p>
+      <w:pPr>
+        <w:rPr>
+          <w:rFonts w:cs="Arial"/>
+          <w:i/>
+          <w:iCs/>
+          <w:szCs w:val="24"/>
+        </w:rPr>
+      </w:pPr>
+      <w:r>
+        <w:rPr>
+          <w:rFonts w:cs="Arial"/>
+          <w:i/>
+          <w:iCs/>
+          <w:szCs w:val="24"/>
+        </w:rPr>
+        <w:t xml:space="preserve">FAQ – </w:t>
+      </w:r>
+      <w:proofErr w:type="spellStart"/>
+      <w:r>
+        <w:rPr>
+          <w:rFonts w:cs="Arial"/>
+          <w:i/>
+          <w:iCs/>
+          <w:szCs w:val="24"/>
+        </w:rPr>
+        <w:t>Frequently</w:t>
+      </w:r>
+      <w:proofErr w:type="spellEnd"/>
+      <w:r>
+        <w:rPr>
+          <w:rFonts w:cs="Arial"/>
+          <w:i/>
+          <w:iCs/>
+          <w:szCs w:val="24"/>
+        </w:rPr>
+        <w:t xml:space="preserve"> </w:t>
+      </w:r>
+      <w:proofErr w:type="spellStart"/>
+      <w:r>
+        <w:rPr>
+          <w:rFonts w:cs="Arial"/>
+          <w:i/>
+          <w:iCs/>
+          <w:szCs w:val="24"/>
+        </w:rPr>
+        <w:t>Asked</w:t>
+      </w:r>
+      <w:proofErr w:type="spellEnd"/>
+      <w:r>
+        <w:rPr>
+          <w:rFonts w:cs="Arial"/>
+          <w:i/>
+          <w:iCs/>
+          <w:szCs w:val="24"/>
+        </w:rPr>
+        <w:t xml:space="preserve"> </w:t>
+      </w:r>
+      <w:proofErr w:type="spellStart"/>
+      <w:r>
+        <w:rPr>
+          <w:rFonts w:cs="Arial"/>
+          <w:i/>
+          <w:iCs/>
+          <w:szCs w:val="24"/>
+        </w:rPr>
+        <w:t>Questions</w:t>
+      </w:r>
+      <w:proofErr w:type="spellEnd"/>
+      <w:r>
+        <w:rPr>
+          <w:rFonts w:cs="Arial"/>
+          <w:i/>
+          <w:iCs/>
+          <w:szCs w:val="24"/>
+        </w:rPr>
+        <w:t xml:space="preserve"> (Perguntas Frequentes)</w:t>
+      </w:r>
+    </w:p>
+    <w:p>
+      <w:pPr>
+        <w:rPr>
+          <w:rFonts w:cs="Arial"/>
+          <w:i/>
+          <w:iCs/>
+          <w:szCs w:val="24"/>
+        </w:rPr>
+      </w:pPr>
+      <w:r>
+        <w:rPr>
+          <w:rFonts w:cs="Arial"/>
+          <w:i/>
+          <w:iCs/>
+          <w:szCs w:val="24"/>
+        </w:rPr>
+        <w:t xml:space="preserve">FK – </w:t>
+      </w:r>
+      <w:proofErr w:type="spellStart"/>
+      <w:r>
+        <w:rPr>
+          <w:rFonts w:cs="Arial"/>
+          <w:i/>
+          <w:iCs/>
+          <w:szCs w:val="24"/>
+        </w:rPr>
+        <w:t>Foreign</w:t>
+      </w:r>
+      <w:proofErr w:type="spellEnd"/>
+      <w:r>
+        <w:rPr>
+          <w:rFonts w:cs="Arial"/>
+          <w:i/>
+          <w:iCs/>
+          <w:szCs w:val="24"/>
+        </w:rPr>
+        <w:t xml:space="preserve"> Key (Chave Estrangeira)</w:t>
+      </w:r>
+    </w:p>
+    <w:p>
+      <w:pPr>
+        <w:rPr>
+          <w:rFonts w:cs="Arial"/>
+          <w:i/>
+          <w:iCs/>
+          <w:szCs w:val="24"/>
+        </w:rPr>
+      </w:pPr>
+      <w:r>
+        <w:rPr>
+          <w:rFonts w:cs="Arial"/>
+          <w:i/>
+          <w:iCs/>
+          <w:szCs w:val="24"/>
+        </w:rPr>
+        <w:t>GET – Método HTTP utilizado para consulta de dados</w:t>
+      </w:r>
+    </w:p>
+    <w:p>
+      <w:pPr>
+        <w:rPr>
+          <w:rFonts w:cs="Arial"/>
+          <w:i/>
+          <w:iCs/>
+          <w:szCs w:val="24"/>
+        </w:rPr>
+      </w:pPr>
+      <w:r>
+        <w:rPr>
+          <w:rFonts w:cs="Arial"/>
+          <w:i/>
+          <w:iCs/>
+          <w:szCs w:val="24"/>
+        </w:rPr>
+        <w:t xml:space="preserve">HTML – </w:t>
+      </w:r>
+      <w:proofErr w:type="spellStart"/>
+      <w:r>
+        <w:rPr>
+          <w:rFonts w:cs="Arial"/>
+          <w:i/>
+          <w:iCs/>
+          <w:szCs w:val="24"/>
+        </w:rPr>
+        <w:t>HyperText</w:t>
+      </w:r>
+      <w:proofErr w:type="spellEnd"/>
+      <w:r>
+        <w:rPr>
+          <w:rFonts w:cs="Arial"/>
+          <w:i/>
+          <w:iCs/>
+          <w:szCs w:val="24"/>
+        </w:rPr>
+        <w:t xml:space="preserve"> Markup </w:t>
+      </w:r>
+      <w:proofErr w:type="spellStart"/>
+      <w:r>
+        <w:rPr>
+          <w:rFonts w:cs="Arial"/>
+          <w:i/>
+          <w:iCs/>
+          <w:szCs w:val="24"/>
+        </w:rPr>
+        <w:t>Language</w:t>
+      </w:r>
+      <w:proofErr w:type="spellEnd"/>
+    </w:p>
+    <w:p>
+      <w:pPr>
+        <w:rPr>
+          <w:rFonts w:cs="Arial"/>
+          <w:i/>
+          <w:iCs/>
+          <w:szCs w:val="24"/>
+        </w:rPr>
+      </w:pPr>
+      <w:r>
+        <w:rPr>
+          <w:rFonts w:cs="Arial"/>
+          <w:i/>
+          <w:iCs/>
+          <w:szCs w:val="24"/>
+        </w:rPr>
+        <w:t xml:space="preserve">HTTP – Hypertext </w:t>
+      </w:r>
+      <w:proofErr w:type="spellStart"/>
+      <w:r>
+        <w:rPr>
+          <w:rFonts w:cs="Arial"/>
+          <w:i/>
+          <w:iCs/>
+          <w:szCs w:val="24"/>
+        </w:rPr>
+        <w:t>Transfer</w:t>
+      </w:r>
+      <w:proofErr w:type="spellEnd"/>
+      <w:r>
+        <w:rPr>
+          <w:rFonts w:cs="Arial"/>
+          <w:i/>
+          <w:iCs/>
+          <w:szCs w:val="24"/>
+        </w:rPr>
+        <w:t xml:space="preserve"> </w:t>
+      </w:r>
+      <w:proofErr w:type="spellStart"/>
+      <w:r>
+        <w:rPr>
+          <w:rFonts w:cs="Arial"/>
+          <w:i/>
+          <w:iCs/>
+          <w:szCs w:val="24"/>
+        </w:rPr>
+        <w:t>Protocol</w:t>
+      </w:r>
+      <w:proofErr w:type="spellEnd"/>
+    </w:p>
+    <w:p>
+      <w:pPr>
+        <w:rPr>
+          <w:rFonts w:cs="Arial"/>
+          <w:i/>
+          <w:iCs/>
+          <w:szCs w:val="24"/>
+        </w:rPr>
+      </w:pPr>
+      <w:r>
+        <w:rPr>
+          <w:rFonts w:cs="Arial"/>
+          <w:i/>
+          <w:iCs/>
+          <w:szCs w:val="24"/>
+        </w:rPr>
+        <w:t xml:space="preserve">INT – </w:t>
+      </w:r>
+      <w:proofErr w:type="spellStart"/>
+      <w:r>
+        <w:rPr>
+          <w:rFonts w:cs="Arial"/>
+          <w:i/>
+          <w:iCs/>
+          <w:szCs w:val="24"/>
+        </w:rPr>
+        <w:t>Integer</w:t>
+      </w:r>
+      <w:proofErr w:type="spellEnd"/>
+      <w:r>
+        <w:rPr>
+          <w:rFonts w:cs="Arial"/>
+          <w:i/>
+          <w:iCs/>
+          <w:szCs w:val="24"/>
+        </w:rPr>
+        <w:t xml:space="preserve"> (Número Inteiro)</w:t>
+      </w:r>
+    </w:p>
+    <w:p>
+      <w:pPr>
+        <w:rPr>
+          <w:rFonts w:cs="Arial"/>
+          <w:i/>
+          <w:iCs/>
+          <w:szCs w:val="24"/>
+        </w:rPr>
+      </w:pPr>
+      <w:r>
+        <w:rPr>
+          <w:rFonts w:cs="Arial"/>
+          <w:i/>
+          <w:iCs/>
+          <w:szCs w:val="24"/>
+        </w:rPr>
+        <w:t xml:space="preserve">JSON – </w:t>
+      </w:r>
+      <w:proofErr w:type="spellStart"/>
+      <w:r>
+        <w:rPr>
+          <w:rFonts w:cs="Arial"/>
+          <w:i/>
+          <w:iCs/>
+          <w:szCs w:val="24"/>
+        </w:rPr>
+        <w:t>JavaScript</w:t>
+      </w:r>
+      <w:proofErr w:type="spellEnd"/>
+      <w:r>
+        <w:rPr>
+          <w:rFonts w:cs="Arial"/>
+          <w:i/>
+          <w:iCs/>
+          <w:szCs w:val="24"/>
+        </w:rPr>
+        <w:t xml:space="preserve"> </w:t>
+      </w:r>
+      <w:proofErr w:type="spellStart"/>
+      <w:r>
+        <w:rPr>
+          <w:rFonts w:cs="Arial"/>
+          <w:i/>
+          <w:iCs/>
+          <w:szCs w:val="24"/>
+        </w:rPr>
+        <w:t>Object</w:t>
+      </w:r>
+      <w:proofErr w:type="spellEnd"/>
+      <w:r>
+        <w:rPr>
+          <w:rFonts w:cs="Arial"/>
+          <w:i/>
+          <w:iCs/>
+          <w:szCs w:val="24"/>
+        </w:rPr>
+        <w:t xml:space="preserve"> </w:t>
+      </w:r>
+      <w:proofErr w:type="spellStart"/>
+      <w:r>
+        <w:rPr>
+          <w:rFonts w:cs="Arial"/>
+          <w:i/>
+          <w:iCs/>
+          <w:szCs w:val="24"/>
+        </w:rPr>
+        <w:t>Notation</w:t>
+      </w:r>
+      <w:proofErr w:type="spellEnd"/>
+    </w:p>
+    <w:p>
+      <w:pPr>
+        <w:rPr>
+          <w:rFonts w:cs="Arial"/>
+          <w:i/>
+          <w:iCs/>
+          <w:szCs w:val="24"/>
+        </w:rPr>
+      </w:pPr>
+      <w:r>
+        <w:rPr>
+          <w:rFonts w:cs="Arial"/>
+          <w:i/>
+          <w:iCs/>
+          <w:szCs w:val="24"/>
+        </w:rPr>
+        <w:t>MER – Modelo Entidade-Relacionamento</w:t>
+      </w:r>
+    </w:p>
+    <w:p>
+      <w:pPr>
+        <w:rPr>
+          <w:rFonts w:cs="Arial"/>
+          <w:i/>
+          <w:iCs/>
+          <w:szCs w:val="24"/>
+        </w:rPr>
+      </w:pPr>
+      <w:r>
+        <w:rPr>
+          <w:rFonts w:cs="Arial"/>
+          <w:i/>
+          <w:iCs/>
+          <w:szCs w:val="24"/>
+        </w:rPr>
+        <w:t xml:space="preserve">PDF – </w:t>
+      </w:r>
+      <w:proofErr w:type="spellStart"/>
+      <w:r>
+        <w:rPr>
+          <w:rFonts w:cs="Arial"/>
+          <w:i/>
+          <w:iCs/>
+          <w:szCs w:val="24"/>
+        </w:rPr>
+        <w:t>Portable</w:t>
+      </w:r>
+      <w:proofErr w:type="spellEnd"/>
+      <w:r>
+        <w:rPr>
+          <w:rFonts w:cs="Arial"/>
+          <w:i/>
+          <w:iCs/>
+          <w:szCs w:val="24"/>
+        </w:rPr>
+        <w:t xml:space="preserve"> </w:t>
+      </w:r>
+      <w:proofErr w:type="spellStart"/>
+      <w:r>
+        <w:rPr>
+          <w:rFonts w:cs="Arial"/>
+          <w:i/>
+          <w:iCs/>
+          <w:szCs w:val="24"/>
+        </w:rPr>
+        <w:t>Document</w:t>
+      </w:r>
+      <w:proofErr w:type="spellEnd"/>
+      <w:r>
+        <w:rPr>
+          <w:rFonts w:cs="Arial"/>
+          <w:i/>
+          <w:iCs/>
+          <w:szCs w:val="24"/>
+        </w:rPr>
+        <w:t xml:space="preserve"> Format</w:t>
+      </w:r>
+    </w:p>
+    <w:p>
+      <w:pPr>
+        <w:rPr>
+          <w:rFonts w:cs="Arial"/>
+          <w:i/>
+          <w:iCs/>
+          <w:szCs w:val="24"/>
+        </w:rPr>
+      </w:pPr>
+      <w:r>
+        <w:rPr>
+          <w:rFonts w:cs="Arial"/>
+          <w:i/>
+          <w:iCs/>
+          <w:szCs w:val="24"/>
+        </w:rPr>
+        <w:t>PK – Primary Key (Chave Primária)</w:t>
+      </w:r>
+    </w:p>
+    <w:p>
+      <w:pPr>
+        <w:rPr>
+          <w:rFonts w:cs="Arial"/>
+          <w:i/>
+          <w:iCs/>
+          <w:szCs w:val="24"/>
+        </w:rPr>
+      </w:pPr>
+      <w:r>
+        <w:rPr>
+          <w:rFonts w:cs="Arial"/>
+          <w:i/>
+          <w:iCs/>
+          <w:szCs w:val="24"/>
+        </w:rPr>
+        <w:t>POST – Método HTTP utilizado para envio de dados</w:t>
+      </w:r>
+    </w:p>
+    <w:p>
+      <w:pPr>
+        <w:rPr>
+          <w:rFonts w:cs="Arial"/>
+          <w:i/>
+          <w:iCs/>
+          <w:szCs w:val="24"/>
+        </w:rPr>
+      </w:pPr>
+      <w:r>
+        <w:rPr>
+          <w:rFonts w:cs="Arial"/>
+          <w:i/>
+          <w:iCs/>
+          <w:szCs w:val="24"/>
+        </w:rPr>
+        <w:t>PUT – Método HTTP utilizado para atualização de dados</w:t>
+      </w:r>
+    </w:p>
+    <w:p>
+      <w:pPr>
+        <w:rPr>
+          <w:rFonts w:cs="Arial"/>
+          <w:i/>
+          <w:iCs/>
+          <w:szCs w:val="24"/>
+        </w:rPr>
+      </w:pPr>
+      <w:r>
+        <w:rPr>
+          <w:rFonts w:cs="Arial"/>
+          <w:i/>
+          <w:iCs/>
+          <w:szCs w:val="24"/>
+        </w:rPr>
+        <w:t xml:space="preserve">REST – </w:t>
+      </w:r>
+      <w:proofErr w:type="spellStart"/>
+      <w:r>
+        <w:rPr>
+          <w:rFonts w:cs="Arial"/>
+          <w:i/>
+          <w:iCs/>
+          <w:szCs w:val="24"/>
+        </w:rPr>
+        <w:t>Representational</w:t>
+      </w:r>
+      <w:proofErr w:type="spellEnd"/>
+      <w:r>
+        <w:rPr>
+          <w:rFonts w:cs="Arial"/>
+          <w:i/>
+          <w:iCs/>
+          <w:szCs w:val="24"/>
+        </w:rPr>
+        <w:t xml:space="preserve"> </w:t>
+      </w:r>
+      <w:proofErr w:type="spellStart"/>
+      <w:r>
+        <w:rPr>
+          <w:rFonts w:cs="Arial"/>
+          <w:i/>
+          <w:iCs/>
+          <w:szCs w:val="24"/>
+        </w:rPr>
+        <w:t>State</w:t>
+      </w:r>
+      <w:proofErr w:type="spellEnd"/>
+      <w:r>
+        <w:rPr>
+          <w:rFonts w:cs="Arial"/>
+          <w:i/>
+          <w:iCs/>
+          <w:szCs w:val="24"/>
+        </w:rPr>
+        <w:t xml:space="preserve"> </w:t>
+      </w:r>
+      <w:proofErr w:type="spellStart"/>
+      <w:r>
+        <w:rPr>
+          <w:rFonts w:cs="Arial"/>
+          <w:i/>
+          <w:iCs/>
+          <w:szCs w:val="24"/>
+        </w:rPr>
+        <w:t>Transfer</w:t>
+      </w:r>
+      <w:proofErr w:type="spellEnd"/>
+    </w:p>
+    <w:p>
+      <w:pPr>
+        <w:rPr>
+          <w:rFonts w:cs="Arial"/>
+          <w:i/>
+          <w:iCs/>
+          <w:szCs w:val="24"/>
+        </w:rPr>
+      </w:pPr>
+      <w:r>
+        <w:rPr>
+          <w:rFonts w:cs="Arial"/>
+          <w:i/>
+          <w:iCs/>
+          <w:szCs w:val="24"/>
+        </w:rPr>
+        <w:t xml:space="preserve">SQL – </w:t>
+      </w:r>
+      <w:proofErr w:type="spellStart"/>
+      <w:r>
+        <w:rPr>
+          <w:rFonts w:cs="Arial"/>
+          <w:i/>
+          <w:iCs/>
+          <w:szCs w:val="24"/>
+        </w:rPr>
+        <w:t>Structured</w:t>
+      </w:r>
+      <w:proofErr w:type="spellEnd"/>
+      <w:r>
+        <w:rPr>
+          <w:rFonts w:cs="Arial"/>
+          <w:i/>
+          <w:iCs/>
+          <w:szCs w:val="24"/>
+        </w:rPr>
+        <w:t xml:space="preserve"> Query </w:t>
+      </w:r>
+      <w:proofErr w:type="spellStart"/>
+      <w:r>
+        <w:rPr>
+          <w:rFonts w:cs="Arial"/>
+          <w:i/>
+          <w:iCs/>
+          <w:szCs w:val="24"/>
+        </w:rPr>
+        <w:t>Language</w:t>
+      </w:r>
+      <w:proofErr w:type="spellEnd"/>
+    </w:p>
+    <w:p>
+      <w:pPr>
+        <w:rPr>
+          <w:rFonts w:cs="Arial"/>
+          <w:i/>
+          <w:iCs/>
+          <w:szCs w:val="24"/>
+        </w:rPr>
+      </w:pPr>
+      <w:r>
+        <w:rPr>
+          <w:rFonts w:cs="Arial"/>
+          <w:i/>
+          <w:iCs/>
+          <w:szCs w:val="24"/>
+        </w:rPr>
+        <w:t>TCC – Trabalho de Conclusão de Curso</w:t>
+      </w:r>
+    </w:p>
+    <w:p>
+      <w:pPr>
+        <w:rPr>
+          <w:rFonts w:cs="Arial"/>
+          <w:i/>
+          <w:iCs/>
+          <w:szCs w:val="24"/>
+        </w:rPr>
+      </w:pPr>
+      <w:r>
+        <w:rPr>
+          <w:rFonts w:cs="Arial"/>
+          <w:i/>
+          <w:iCs/>
+          <w:szCs w:val="24"/>
+        </w:rPr>
+        <w:t xml:space="preserve">UML – </w:t>
+      </w:r>
+      <w:proofErr w:type="spellStart"/>
+      <w:r>
+        <w:rPr>
+          <w:rFonts w:cs="Arial"/>
+          <w:i/>
+          <w:iCs/>
+          <w:szCs w:val="24"/>
+        </w:rPr>
+        <w:t>Unified</w:t>
+      </w:r>
+      <w:proofErr w:type="spellEnd"/>
+      <w:r>
+        <w:rPr>
+          <w:rFonts w:cs="Arial"/>
+          <w:i/>
+          <w:iCs/>
+          <w:szCs w:val="24"/>
+        </w:rPr>
+        <w:t xml:space="preserve"> </w:t>
+      </w:r>
+      <w:proofErr w:type="spellStart"/>
+      <w:r>
+        <w:rPr>
+          <w:rFonts w:cs="Arial"/>
+          <w:i/>
+          <w:iCs/>
+          <w:szCs w:val="24"/>
+        </w:rPr>
+        <w:t>Modeling</w:t>
+      </w:r>
+      <w:proofErr w:type="spellEnd"/>
+      <w:r>
+        <w:rPr>
+          <w:rFonts w:cs="Arial"/>
+          <w:i/>
+          <w:iCs/>
+          <w:szCs w:val="24"/>
+        </w:rPr>
+        <w:t xml:space="preserve"> </w:t>
+      </w:r>
+      <w:proofErr w:type="spellStart"/>
+      <w:r>
+        <w:rPr>
+          <w:rFonts w:cs="Arial"/>
+          <w:i/>
+          <w:iCs/>
+          <w:szCs w:val="24"/>
+        </w:rPr>
+        <w:t>Language</w:t>
+      </w:r>
+      <w:proofErr w:type="spellEnd"/>
+      <w:r>
+        <w:rPr>
+          <w:rFonts w:cs="Arial"/>
+          <w:i/>
+          <w:iCs/>
+          <w:szCs w:val="24"/>
+        </w:rPr>
+        <w:t xml:space="preserve"> (Linguagem de Modelagem Unificada)</w:t>
+      </w:r>
+    </w:p>
+    <w:p>
+      <w:pPr>
+        <w:rPr>
+          <w:rFonts w:cs="Arial"/>
+          <w:i/>
+          <w:iCs/>
+          <w:szCs w:val="24"/>
+        </w:rPr>
+      </w:pPr>
+      <w:r>
+        <w:rPr>
+          <w:rFonts w:cs="Arial"/>
+          <w:i/>
+          <w:iCs/>
+          <w:szCs w:val="24"/>
+        </w:rPr>
+        <w:t xml:space="preserve">UI – </w:t>
+      </w:r>
+      <w:proofErr w:type="spellStart"/>
+      <w:r>
+        <w:rPr>
+          <w:rFonts w:cs="Arial"/>
+          <w:i/>
+          <w:iCs/>
+          <w:szCs w:val="24"/>
+        </w:rPr>
+        <w:t>User</w:t>
+      </w:r>
+      <w:proofErr w:type="spellEnd"/>
+      <w:r>
+        <w:rPr>
+          <w:rFonts w:cs="Arial"/>
+          <w:i/>
+          <w:iCs/>
+          <w:szCs w:val="24"/>
+        </w:rPr>
+        <w:t xml:space="preserve"> Interface (Interface do Usuário)</w:t>
+      </w:r>
+    </w:p>
+    <w:p>
+      <w:pPr>
+        <w:rPr>
+          <w:rFonts w:cs="Arial"/>
+          <w:i/>
+          <w:iCs/>
+          <w:szCs w:val="24"/>
+        </w:rPr>
+      </w:pPr>
+      <w:r>
+        <w:rPr>
+          <w:rFonts w:cs="Arial"/>
+          <w:i/>
+          <w:iCs/>
+          <w:szCs w:val="24"/>
+        </w:rPr>
+        <w:t xml:space="preserve">UX – </w:t>
+      </w:r>
+      <w:proofErr w:type="spellStart"/>
+      <w:r>
+        <w:rPr>
+          <w:rFonts w:cs="Arial"/>
+          <w:i/>
+          <w:iCs/>
+          <w:szCs w:val="24"/>
+        </w:rPr>
+        <w:t>User</w:t>
+      </w:r>
+      <w:proofErr w:type="spellEnd"/>
+      <w:r>
+        <w:rPr>
+          <w:rFonts w:cs="Arial"/>
+          <w:i/>
+          <w:iCs/>
+          <w:szCs w:val="24"/>
+        </w:rPr>
+        <w:t xml:space="preserve"> Experience (Experiência do Usuário)</w:t>
+      </w:r>
+    </w:p>
+    <w:p>
+      <w:pPr>
+        <w:rPr>
+          <w:rFonts w:cs="Arial"/>
+          <w:i/>
+          <w:iCs/>
+          <w:szCs w:val="24"/>
+        </w:rPr>
+      </w:pPr>
+      <w:r>
+        <w:rPr>
+          <w:rFonts w:cs="Arial"/>
+          <w:i/>
+          <w:iCs/>
+          <w:szCs w:val="24"/>
+        </w:rPr>
+        <w:lastRenderedPageBreak/>
+        <w:t>VARCHAR – Variable Character (Tipo de dado para texto de tamanho variável)</w:t>
+      </w:r>
+    </w:p>
+    <w:p>
+      <w:pPr>
+        <w:rPr>
+          <w:rFonts w:cs="Arial"/>
+          <w:i/>
+          <w:iCs/>
+          <w:szCs w:val="24"/>
+        </w:rPr>
+      </w:pPr>
+      <w:proofErr w:type="spellStart"/>
+      <w:r>
+        <w:rPr>
+          <w:rFonts w:cs="Arial"/>
+          <w:i/>
+          <w:iCs/>
+          <w:szCs w:val="24"/>
+        </w:rPr>
+        <w:t>VSCode</w:t>
+      </w:r>
+      <w:proofErr w:type="spellEnd"/>
+      <w:r>
+        <w:rPr>
+          <w:rFonts w:cs="Arial"/>
+          <w:i/>
+          <w:iCs/>
+          <w:szCs w:val="24"/>
+        </w:rPr>
+        <w:t xml:space="preserve"> – Visual Studio </w:t>
+      </w:r>
+      <w:proofErr w:type="spellStart"/>
+      <w:r>
+        <w:rPr>
+          <w:rFonts w:cs="Arial"/>
+          <w:i/>
+          <w:iCs/>
+          <w:szCs w:val="24"/>
+        </w:rPr>
+        <w:t>Code</w:t>
+      </w:r>
+      <w:proofErr w:type="spellEnd"/>
+    </w:p>
+    <w:p>
+      <w:pPr>
+        <w:rPr>
+          <w:rFonts w:cs="Arial"/>
+          <w:i/>
+          <w:iCs/>
           <w:szCs w:val="24"/>
         </w:rPr>
       </w:pPr>
@@ -3133,7 +4167,27 @@
                 <w:noProof/>
                 <w:szCs w:val="24"/>
               </w:rPr>
-              <w:t>INTRODUÇÃO</w:t>
+              <w:t>INTRODUÇ</w:t>
+            </w:r>
+            <w:r>
+              <w:rPr>
+                <w:rStyle w:val="Hyperlink"/>
+                <w:rFonts w:cs="Arial"/>
+                <w:b/>
+                <w:noProof/>
+                <w:szCs w:val="24"/>
+              </w:rPr>
+              <w:t>Ã</w:t>
+            </w:r>
+            <w:r>
+              <w:rPr>
+                <w:rStyle w:val="Hyperlink"/>
+                <w:rFonts w:cs="Arial"/>
+                <w:b/>
+                <w:noProof/>
+                <w:szCs w:val="24"/>
+              </w:rPr>
+              <w:t>O</w:t>
             </w:r>
             <w:r>
               <w:rPr>
@@ -3355,7 +4409,25 @@
                 <w:noProof/>
                 <w:szCs w:val="24"/>
               </w:rPr>
-              <w:t>OBJETIVOS DO REFERENCIAL TEÓRICO</w:t>
+              <w:t>OBJETIVO</w:t>
+            </w:r>
+            <w:r>
+              <w:rPr>
+                <w:rStyle w:val="Hyperlink"/>
+                <w:rFonts w:cs="Arial"/>
+                <w:noProof/>
+                <w:szCs w:val="24"/>
+              </w:rPr>
+              <w:t>S</w:t>
+            </w:r>
+            <w:r>
+              <w:rPr>
+                <w:rStyle w:val="Hyperlink"/>
+                <w:rFonts w:cs="Arial"/>
+                <w:noProof/>
+                <w:szCs w:val="24"/>
+              </w:rPr>
+              <w:t xml:space="preserve"> DO REFERENCIAL TEÓRICO</w:t>
             </w:r>
             <w:r>
               <w:rPr>
@@ -4349,7 +5421,27 @@
                 <w:noProof/>
                 <w:szCs w:val="24"/>
               </w:rPr>
-              <w:t>CRONOGRAMA DAS ATIVIDADES/METAS</w:t>
+              <w:t xml:space="preserve">CRONOGRAMA </w:t>
+            </w:r>
+            <w:r>
+              <w:rPr>
+                <w:rStyle w:val="Hyperlink"/>
+                <w:rFonts w:cs="Arial"/>
+                <w:b/>
+                <w:noProof/>
+                <w:szCs w:val="24"/>
+              </w:rPr>
+              <w:t>D</w:t>
+            </w:r>
+            <w:r>
+              <w:rPr>
+                <w:rStyle w:val="Hyperlink"/>
+                <w:rFonts w:cs="Arial"/>
+                <w:b/>
+                <w:noProof/>
+                <w:szCs w:val="24"/>
+              </w:rPr>
+              <w:t>AS ATIVIDADES/METAS</w:t>
             </w:r>
             <w:r>
               <w:rPr>
@@ -4685,7 +5777,27 @@
                 <w:noProof/>
                 <w:szCs w:val="24"/>
               </w:rPr>
-              <w:t>ORÇAMENTO OU MEMORIAL DE CÁLCULO</w:t>
+              <w:t>ORÇAM</w:t>
+            </w:r>
+            <w:r>
+              <w:rPr>
+                <w:rStyle w:val="Hyperlink"/>
+                <w:rFonts w:cs="Arial"/>
+                <w:b/>
+                <w:noProof/>
+                <w:szCs w:val="24"/>
+              </w:rPr>
+              <w:t>E</w:t>
+            </w:r>
+            <w:r>
+              <w:rPr>
+                <w:rStyle w:val="Hyperlink"/>
+                <w:rFonts w:cs="Arial"/>
+                <w:b/>
+                <w:noProof/>
+                <w:szCs w:val="24"/>
+              </w:rPr>
+              <w:t>NTO OU MEMORIAL DE CÁLCULO</w:t>
             </w:r>
             <w:r>
               <w:rPr>
@@ -5991,7 +7103,7 @@
           <w:szCs w:val="24"/>
         </w:rPr>
         <w:sectPr>
-          <w:headerReference w:type="default" r:id="rId14"/>
+          <w:headerReference w:type="default" r:id="rId10"/>
           <w:pgSz w:w="11906" w:h="16838" w:code="9"/>
           <w:pgMar w:top="1701" w:right="1134" w:bottom="1134" w:left="1701" w:header="709" w:footer="709" w:gutter="0"/>
           <w:cols w:space="708"/>
@@ -6016,7 +7128,7 @@
           <w:szCs w:val="24"/>
         </w:rPr>
       </w:pPr>
-      <w:bookmarkStart w:id="2" w:name="_Toc193385930"/>
+      <w:bookmarkStart w:id="0" w:name="_Toc193385930"/>
       <w:r>
         <w:rPr>
           <w:rFonts w:cs="Arial"/>
@@ -6026,7 +7138,7 @@
         <w:lastRenderedPageBreak/>
         <w:t>INTRODUÇÃO</w:t>
       </w:r>
-      <w:bookmarkEnd w:id="2"/>
+      <w:bookmarkEnd w:id="0"/>
     </w:p>
     <w:p>
       <w:pPr>
@@ -6229,7 +7341,7 @@
           <w:szCs w:val="24"/>
         </w:rPr>
       </w:pPr>
-      <w:bookmarkStart w:id="3" w:name="_Toc193385931"/>
+      <w:bookmarkStart w:id="1" w:name="_Toc193385931"/>
       <w:r>
         <w:rPr>
           <w:rFonts w:cs="Arial"/>
@@ -6265,7 +7377,7 @@
         <w:lastRenderedPageBreak/>
         <w:t>REFERENCIAL TEÓRICO</w:t>
       </w:r>
-      <w:bookmarkEnd w:id="3"/>
+      <w:bookmarkEnd w:id="1"/>
     </w:p>
     <w:p>
       <w:pPr>
@@ -6927,7 +8039,7 @@
           <w:szCs w:val="24"/>
         </w:rPr>
       </w:pPr>
-      <w:bookmarkStart w:id="4" w:name="_Toc193385937"/>
+      <w:bookmarkStart w:id="2" w:name="_Toc193385937"/>
       <w:r>
         <w:rPr>
           <w:rFonts w:cs="Arial"/>
@@ -6936,7 +8048,7 @@
         </w:rPr>
         <w:t>DADOS DO PROJETO</w:t>
       </w:r>
-      <w:bookmarkEnd w:id="4"/>
+      <w:bookmarkEnd w:id="2"/>
     </w:p>
     <w:p>
       <w:pPr>
@@ -6949,7 +8061,7 @@
           <w:szCs w:val="24"/>
         </w:rPr>
       </w:pPr>
-      <w:bookmarkStart w:id="5" w:name="_Toc204796528"/>
+      <w:bookmarkStart w:id="3" w:name="_Toc204796528"/>
       <w:r>
         <w:rPr>
           <w:rFonts w:cs="Arial"/>
@@ -7127,7 +8239,7 @@
         </w:rPr>
         <w:t>. Qualificação da equipe técnica</w:t>
       </w:r>
-      <w:bookmarkEnd w:id="5"/>
+      <w:bookmarkEnd w:id="3"/>
     </w:p>
     <w:tbl>
       <w:tblPr>
@@ -7815,11 +8927,11 @@
       <w:pPr>
         <w:pStyle w:val="Ttulo2"/>
       </w:pPr>
-      <w:bookmarkStart w:id="6" w:name="_Toc193385938"/>
+      <w:bookmarkStart w:id="4" w:name="_Toc193385938"/>
       <w:r>
         <w:t>Tipo de trabalho: Projeto Técnico</w:t>
       </w:r>
-      <w:bookmarkEnd w:id="6"/>
+      <w:bookmarkEnd w:id="4"/>
     </w:p>
     <w:p>
       <w:pPr>
@@ -8031,12 +9143,12 @@
       <w:pPr>
         <w:pStyle w:val="Ttulo2"/>
       </w:pPr>
-      <w:bookmarkStart w:id="7" w:name="_Toc193385939"/>
+      <w:bookmarkStart w:id="5" w:name="_Toc193385939"/>
       <w:r>
         <w:lastRenderedPageBreak/>
         <w:t>Equipe Técnica e Qualificações</w:t>
       </w:r>
-      <w:bookmarkEnd w:id="7"/>
+      <w:bookmarkEnd w:id="5"/>
     </w:p>
     <w:p>
       <w:pPr>
@@ -8047,8 +9159,8 @@
           <w:rFonts w:ascii="Arial" w:hAnsi="Arial" w:cs="Arial"/>
         </w:rPr>
       </w:pPr>
-      <w:bookmarkStart w:id="8" w:name="_Toc193385918"/>
-      <w:bookmarkStart w:id="9" w:name="_Toc204796529"/>
+      <w:bookmarkStart w:id="6" w:name="_Toc193385918"/>
+      <w:bookmarkStart w:id="7" w:name="_Toc204796529"/>
       <w:r>
         <w:rPr>
           <w:rFonts w:ascii="Arial" w:hAnsi="Arial" w:cs="Arial"/>
@@ -8148,18 +9260,18 @@
         </w:rPr>
         <w:t>, criação da interface do sistema e testes da aplicação. A distribuição das responsabilidades será definida conforme o andamento do projeto.</w:t>
       </w:r>
+      <w:bookmarkEnd w:id="6"/>
+      <w:bookmarkEnd w:id="7"/>
+    </w:p>
+    <w:p>
+      <w:pPr>
+        <w:pStyle w:val="Ttulo2"/>
+      </w:pPr>
+      <w:bookmarkStart w:id="8" w:name="_Toc193385940"/>
+      <w:r>
+        <w:t>Análise do Sistema</w:t>
+      </w:r>
       <w:bookmarkEnd w:id="8"/>
-      <w:bookmarkEnd w:id="9"/>
-    </w:p>
-    <w:p>
-      <w:pPr>
-        <w:pStyle w:val="Ttulo2"/>
-      </w:pPr>
-      <w:bookmarkStart w:id="10" w:name="_Toc193385940"/>
-      <w:r>
-        <w:t>Análise do Sistema</w:t>
-      </w:r>
-      <w:bookmarkEnd w:id="10"/>
     </w:p>
     <w:p>
       <w:pPr>
@@ -8616,7 +9728,7 @@
         </w:rPr>
         <w:t>foi</w:t>
       </w:r>
-      <w:commentRangeStart w:id="11"/>
+      <w:commentRangeStart w:id="9"/>
       <w:proofErr w:type="spellEnd"/>
       <w:r>
         <w:rPr>
@@ -8624,7 +9736,7 @@
         </w:rPr>
         <w:t xml:space="preserve"> apresentados fluxogramas </w:t>
       </w:r>
-      <w:commentRangeEnd w:id="11"/>
+      <w:commentRangeEnd w:id="9"/>
       <w:r>
         <w:rPr>
           <w:rStyle w:val="Refdecomentrio"/>
@@ -8633,7 +9745,7 @@
           <w:szCs w:val="24"/>
           <w:lang w:eastAsia="en-US"/>
         </w:rPr>
-        <w:commentReference w:id="11"/>
+        <w:commentReference w:id="9"/>
       </w:r>
       <w:r>
         <w:rPr>
@@ -8696,7 +9808,7 @@
           <w:szCs w:val="24"/>
         </w:rPr>
       </w:pPr>
-      <w:bookmarkStart w:id="12" w:name="_Toc193385941"/>
+      <w:bookmarkStart w:id="10" w:name="_Toc193385941"/>
       <w:r>
         <w:rPr>
           <w:rFonts w:cs="Arial"/>
@@ -8706,7 +9818,7 @@
         <w:lastRenderedPageBreak/>
         <w:t>CRONOGRAMA DAS ATIVIDADES/METAS</w:t>
       </w:r>
-      <w:bookmarkEnd w:id="12"/>
+      <w:bookmarkEnd w:id="10"/>
     </w:p>
     <w:p>
       <w:pPr>
@@ -11033,7 +12145,7 @@
           <w:szCs w:val="24"/>
         </w:rPr>
       </w:pPr>
-      <w:bookmarkStart w:id="13" w:name="_Toc193385942"/>
+      <w:bookmarkStart w:id="11" w:name="_Toc193385942"/>
       <w:r>
         <w:rPr>
           <w:rFonts w:cs="Arial"/>
@@ -11043,7 +12155,7 @@
         <w:lastRenderedPageBreak/>
         <w:t>OBJETIVOS</w:t>
       </w:r>
-      <w:bookmarkEnd w:id="13"/>
+      <w:bookmarkEnd w:id="11"/>
     </w:p>
     <w:p>
       <w:pPr>
@@ -11233,7 +12345,7 @@
           <w:szCs w:val="24"/>
         </w:rPr>
       </w:pPr>
-      <w:bookmarkStart w:id="14" w:name="_Toc193385905"/>
+      <w:bookmarkStart w:id="12" w:name="_Toc193385905"/>
     </w:p>
     <w:p>
       <w:pPr>
@@ -11245,8 +12357,8 @@
           <w:szCs w:val="24"/>
         </w:rPr>
       </w:pPr>
-      <w:bookmarkStart w:id="15" w:name="_Toc193385943"/>
-      <w:bookmarkEnd w:id="14"/>
+      <w:bookmarkStart w:id="13" w:name="_Toc193385943"/>
+      <w:bookmarkEnd w:id="12"/>
       <w:r>
         <w:rPr>
           <w:rFonts w:cs="Arial"/>
@@ -11280,7 +12392,7 @@
         <w:lastRenderedPageBreak/>
         <w:t>MATERIAIS E MÉTODOS</w:t>
       </w:r>
-      <w:bookmarkEnd w:id="15"/>
+      <w:bookmarkEnd w:id="13"/>
     </w:p>
     <w:p>
       <w:pPr>
@@ -11608,7 +12720,7 @@
           <w:szCs w:val="24"/>
         </w:rPr>
       </w:pPr>
-      <w:bookmarkStart w:id="16" w:name="_Toc193385944"/>
+      <w:bookmarkStart w:id="14" w:name="_Toc193385944"/>
       <w:r>
         <w:rPr>
           <w:rFonts w:cs="Arial"/>
@@ -11618,7 +12730,7 @@
         <w:lastRenderedPageBreak/>
         <w:t>ORÇAMENTO OU MEMORIAL DE CÁLCULO</w:t>
       </w:r>
-      <w:bookmarkEnd w:id="16"/>
+      <w:bookmarkEnd w:id="14"/>
     </w:p>
     <w:p>
       <w:pPr>
@@ -11668,9 +12780,9 @@
           <w:szCs w:val="24"/>
         </w:rPr>
       </w:pPr>
-      <w:bookmarkStart w:id="17" w:name="_Toc185257501"/>
-      <w:bookmarkStart w:id="18" w:name="_Toc193385919"/>
-      <w:bookmarkStart w:id="19" w:name="_Toc204796530"/>
+      <w:bookmarkStart w:id="15" w:name="_Toc185257501"/>
+      <w:bookmarkStart w:id="16" w:name="_Toc193385919"/>
+      <w:bookmarkStart w:id="17" w:name="_Toc204796530"/>
       <w:r>
         <w:rPr>
           <w:rFonts w:cs="Arial"/>
@@ -11729,9 +12841,9 @@
         </w:rPr>
         <w:t>. Exemplo de tabela de recursos.</w:t>
       </w:r>
+      <w:bookmarkEnd w:id="15"/>
+      <w:bookmarkEnd w:id="16"/>
       <w:bookmarkEnd w:id="17"/>
-      <w:bookmarkEnd w:id="18"/>
-      <w:bookmarkEnd w:id="19"/>
     </w:p>
     <w:tbl>
       <w:tblPr>
@@ -12681,7 +13793,7 @@
           <w:szCs w:val="24"/>
         </w:rPr>
       </w:pPr>
-      <w:bookmarkStart w:id="20" w:name="_Toc193385945"/>
+      <w:bookmarkStart w:id="18" w:name="_Toc193385945"/>
       <w:r>
         <w:rPr>
           <w:rFonts w:cs="Arial"/>
@@ -12691,7 +13803,7 @@
         <w:lastRenderedPageBreak/>
         <w:t>MONITORAMENTO OU AVALIAÇÃO</w:t>
       </w:r>
-      <w:bookmarkEnd w:id="20"/>
+      <w:bookmarkEnd w:id="18"/>
     </w:p>
     <w:p>
       <w:pPr>
@@ -12709,7 +13821,7 @@
           <w:szCs w:val="24"/>
         </w:rPr>
       </w:pPr>
-      <w:bookmarkStart w:id="21" w:name="_Toc193385946"/>
+      <w:bookmarkStart w:id="19" w:name="_Toc193385946"/>
       <w:r>
         <w:rPr>
           <w:rFonts w:cs="Arial"/>
@@ -12737,7 +13849,7 @@
         </w:rPr>
         <w:t>)</w:t>
       </w:r>
-      <w:bookmarkEnd w:id="21"/>
+      <w:bookmarkEnd w:id="19"/>
     </w:p>
     <w:p>
       <w:pPr>
@@ -12818,7 +13930,7 @@
         <w:ind w:left="788" w:hanging="431"/>
         <w:outlineLvl w:val="1"/>
       </w:pPr>
-      <w:bookmarkStart w:id="22" w:name="_Toc193385947"/>
+      <w:bookmarkStart w:id="20" w:name="_Toc193385947"/>
       <w:r>
         <w:rPr>
           <w:rFonts w:cs="Arial"/>
@@ -12829,7 +13941,7 @@
         <w:lastRenderedPageBreak/>
         <w:t>Dicionário de dados (DD)</w:t>
       </w:r>
-      <w:bookmarkEnd w:id="22"/>
+      <w:bookmarkEnd w:id="20"/>
     </w:p>
     <w:p>
       <w:pPr>
@@ -18676,7 +19788,7 @@
         <w:ind w:left="788" w:hanging="431"/>
         <w:outlineLvl w:val="1"/>
       </w:pPr>
-      <w:bookmarkStart w:id="23" w:name="_Toc193385948"/>
+      <w:bookmarkStart w:id="21" w:name="_Toc193385948"/>
       <w:r>
         <w:rPr>
           <w:rFonts w:cs="Arial"/>
@@ -18705,7 +19817,7 @@
         </w:rPr>
         <w:t>)</w:t>
       </w:r>
-      <w:bookmarkEnd w:id="23"/>
+      <w:bookmarkEnd w:id="21"/>
       <w:r>
         <w:rPr>
           <w:noProof/>
@@ -18783,7 +19895,7 @@
           <w:szCs w:val="24"/>
         </w:rPr>
       </w:pPr>
-      <w:bookmarkStart w:id="24" w:name="_Toc193385949"/>
+      <w:bookmarkStart w:id="22" w:name="_Toc193385949"/>
       <w:r>
         <w:rPr>
           <w:rFonts w:cs="Arial"/>
@@ -18794,7 +19906,7 @@
         <w:lastRenderedPageBreak/>
         <w:t>Projeto desenvolvido</w:t>
       </w:r>
-      <w:bookmarkEnd w:id="24"/>
+      <w:bookmarkEnd w:id="22"/>
     </w:p>
     <w:p>
       <w:pPr>
@@ -19492,7 +20604,7 @@
           <w:szCs w:val="24"/>
         </w:rPr>
       </w:pPr>
-      <w:bookmarkStart w:id="25" w:name="_Toc193385950"/>
+      <w:bookmarkStart w:id="23" w:name="_Toc193385950"/>
       <w:r>
         <w:rPr>
           <w:rFonts w:cs="Arial"/>
@@ -19503,7 +20615,7 @@
         <w:lastRenderedPageBreak/>
         <w:t>Política de Privacidade</w:t>
       </w:r>
-      <w:bookmarkEnd w:id="25"/>
+      <w:bookmarkEnd w:id="23"/>
     </w:p>
     <w:p>
       <w:pPr>
@@ -20226,7 +21338,7 @@
           <w:szCs w:val="24"/>
         </w:rPr>
       </w:pPr>
-      <w:bookmarkStart w:id="26" w:name="_Toc193385951"/>
+      <w:bookmarkStart w:id="24" w:name="_Toc193385951"/>
       <w:r>
         <w:rPr>
           <w:rFonts w:cs="Arial"/>
@@ -20237,7 +21349,7 @@
         <w:lastRenderedPageBreak/>
         <w:t>Termos de Us</w:t>
       </w:r>
-      <w:bookmarkEnd w:id="26"/>
+      <w:bookmarkEnd w:id="24"/>
       <w:r>
         <w:rPr>
           <w:rFonts w:cs="Arial"/>
@@ -20499,7 +21611,7 @@
           <w:szCs w:val="24"/>
         </w:rPr>
       </w:pPr>
-      <w:bookmarkStart w:id="27" w:name="_Toc193385952"/>
+      <w:bookmarkStart w:id="25" w:name="_Toc193385952"/>
       <w:r>
         <w:rPr>
           <w:rFonts w:cs="Arial"/>
@@ -20509,7 +21621,7 @@
         <w:lastRenderedPageBreak/>
         <w:t>CONSIDERAÇÕES FINAIS</w:t>
       </w:r>
-      <w:bookmarkEnd w:id="27"/>
+      <w:bookmarkEnd w:id="25"/>
     </w:p>
     <w:p>
       <w:pPr>
@@ -20643,7 +21755,7 @@
           <w:szCs w:val="24"/>
         </w:rPr>
       </w:pPr>
-      <w:bookmarkStart w:id="28" w:name="_Toc193385953"/>
+      <w:bookmarkStart w:id="26" w:name="_Toc193385953"/>
       <w:r>
         <w:rPr>
           <w:rFonts w:cs="Arial"/>
@@ -20653,7 +21765,7 @@
         <w:lastRenderedPageBreak/>
         <w:t>REFERÊNCIAS</w:t>
       </w:r>
-      <w:bookmarkEnd w:id="28"/>
+      <w:bookmarkEnd w:id="26"/>
     </w:p>
     <w:p>
       <w:pPr>
@@ -20897,40 +22009,7 @@
 
 <file path=word/comments.xml><?xml version="1.0" encoding="utf-8"?>
 <w:comments xmlns:wpc="http://schemas.microsoft.com/office/word/2010/wordprocessingCanvas" xmlns:cx="http://schemas.microsoft.com/office/drawing/2014/chartex" xmlns:cx1="http://schemas.microsoft.com/office/drawing/2015/9/8/chartex" xmlns:cx2="http://schemas.microsoft.com/office/drawing/2015/10/21/chartex" xmlns:cx3="http://schemas.microsoft.com/office/drawing/2016/5/9/chartex" xmlns:cx4="http://schemas.microsoft.com/office/drawing/2016/5/10/chartex" xmlns:cx5="http://schemas.microsoft.com/office/drawing/2016/5/11/chartex" xmlns:cx6="http://schemas.microsoft.com/office/drawing/2016/5/12/chartex" xmlns:cx7="http://schemas.microsoft.com/office/drawing/2016/5/13/chartex" xmlns:cx8="http://schemas.microsoft.com/office/drawing/2016/5/14/chartex" xmlns:mc="http://schemas.openxmlformats.org/markup-compatibility/2006" xmlns:aink="http://schemas.microsoft.com/office/drawing/2016/ink" xmlns:am3d="http://schemas.microsoft.com/office/drawing/2017/model3d" xmlns:o="urn:schemas-microsoft-com:office:office" xmlns:oel="http://schemas.microsoft.com/office/2019/extlst" xmlns:r="http://schemas.openxmlformats.org/officeDocument/2006/relationships" xmlns:m="http://schemas.openxmlformats.org/officeDocument/2006/math" xmlns:v="urn:schemas-microsoft-com:vml" xmlns:wp14="http://schemas.microsoft.com/office/word/2010/wordprocessingDrawing" xmlns:wp="http://schemas.openxmlformats.org/drawingml/2006/wordprocessingDrawing" xmlns:w10="urn:schemas-microsoft-com:office:word" xmlns:w="http://schemas.openxmlformats.org/wordprocessingml/2006/main" xmlns:w14="http://schemas.microsoft.com/office/word/2010/wordml" xmlns:w15="http://schemas.microsoft.com/office/word/2012/wordml" xmlns:w16cex="http://schemas.microsoft.com/office/word/2018/wordml/cex" xmlns:w16cid="http://schemas.microsoft.com/office/word/2016/wordml/cid" xmlns:w16="http://schemas.microsoft.com/office/word/2018/wordml" xmlns:w16sdtdh="http://schemas.microsoft.com/office/word/2020/wordml/sdtdatahash" xmlns:w16se="http://schemas.microsoft.com/office/word/2015/wordml/symex" xmlns:wpg="http://schemas.microsoft.com/office/word/2010/wordprocessingGroup" xmlns:wpi="http://schemas.microsoft.com/office/word/2010/wordprocessingInk" xmlns:wne="http://schemas.microsoft.com/office/word/2006/wordml" xmlns:wps="http://schemas.microsoft.com/office/word/2010/wordprocessingShape" mc:Ignorable="w14 w15 w16se w16cid w16 w16cex w16sdtdh wp14">
-  <w:comment w:id="0" w:author="Caroline de Oliveira Ferraz" w:date="2025-03-19T20:15:00Z" w:initials="CdOF">
-    <w:p>
-      <w:pPr>
-        <w:pStyle w:val="Textodecomentrio"/>
-      </w:pPr>
-      <w:r>
-        <w:rPr>
-          <w:rStyle w:val="Refdecomentrio"/>
-        </w:rPr>
-        <w:annotationRef/>
-      </w:r>
-      <w:r>
-        <w:t>Data da apresentação para a Banca</w:t>
-      </w:r>
-    </w:p>
-  </w:comment>
-  <w:comment w:id="1" w:author="Caroline Ferraz" w:date="2024-12-16T16:37:00Z" w:initials="CF">
-    <w:p>
-      <w:pPr>
-        <w:pStyle w:val="Textodecomentrio"/>
-        <w:jc w:val="left"/>
-      </w:pPr>
-      <w:r>
-        <w:rPr>
-          <w:rStyle w:val="Refdecomentrio"/>
-        </w:rPr>
-        <w:annotationRef/>
-      </w:r>
-      <w:r>
-        <w:t>Termos em língua estrangeira devem estar em itálico</w:t>
-      </w:r>
-    </w:p>
-  </w:comment>
-  <w:comment w:id="11" w:author="MAXSUEL RODRIGUES SANTOS" w:date="2026-03-11T21:25:00Z" w:initials="MRS">
+  <w:comment w:id="9" w:author="MAXSUEL RODRIGUES SANTOS" w:date="2026-03-11T21:25:00Z" w:initials="MRS">
     <w:p>
       <w:pPr>
         <w:pStyle w:val="Textodecomentrio"/>
@@ -20962,23 +22041,18 @@
 
 <file path=word/commentsExtended.xml><?xml version="1.0" encoding="utf-8"?>
 <w15:commentsEx xmlns:wpc="http://schemas.microsoft.com/office/word/2010/wordprocessingCanvas" xmlns:cx="http://schemas.microsoft.com/office/drawing/2014/chartex" xmlns:cx1="http://schemas.microsoft.com/office/drawing/2015/9/8/chartex" xmlns:cx2="http://schemas.microsoft.com/office/drawing/2015/10/21/chartex" xmlns:cx3="http://schemas.microsoft.com/office/drawing/2016/5/9/chartex" xmlns:cx4="http://schemas.microsoft.com/office/drawing/2016/5/10/chartex" xmlns:cx5="http://schemas.microsoft.com/office/drawing/2016/5/11/chartex" xmlns:cx6="http://schemas.microsoft.com/office/drawing/2016/5/12/chartex" xmlns:cx7="http://schemas.microsoft.com/office/drawing/2016/5/13/chartex" xmlns:cx8="http://schemas.microsoft.com/office/drawing/2016/5/14/chartex" xmlns:mc="http://schemas.openxmlformats.org/markup-compatibility/2006" xmlns:aink="http://schemas.microsoft.com/office/drawing/2016/ink" xmlns:am3d="http://schemas.microsoft.com/office/drawing/2017/model3d" xmlns:o="urn:schemas-microsoft-com:office:office" xmlns:oel="http://schemas.microsoft.com/office/2019/extlst" xmlns:r="http://schemas.openxmlformats.org/officeDocument/2006/relationships" xmlns:m="http://schemas.openxmlformats.org/officeDocument/2006/math" xmlns:v="urn:schemas-microsoft-com:vml" xmlns:wp14="http://schemas.microsoft.com/office/word/2010/wordprocessingDrawing" xmlns:wp="http://schemas.openxmlformats.org/drawingml/2006/wordprocessingDrawing" xmlns:w10="urn:schemas-microsoft-com:office:word" xmlns:w="http://schemas.openxmlformats.org/wordprocessingml/2006/main" xmlns:w14="http://schemas.microsoft.com/office/word/2010/wordml" xmlns:w15="http://schemas.microsoft.com/office/word/2012/wordml" xmlns:w16cex="http://schemas.microsoft.com/office/word/2018/wordml/cex" xmlns:w16cid="http://schemas.microsoft.com/office/word/2016/wordml/cid" xmlns:w16="http://schemas.microsoft.com/office/word/2018/wordml" xmlns:w16sdtdh="http://schemas.microsoft.com/office/word/2020/wordml/sdtdatahash" xmlns:w16se="http://schemas.microsoft.com/office/word/2015/wordml/symex" xmlns:wpg="http://schemas.microsoft.com/office/word/2010/wordprocessingGroup" xmlns:wpi="http://schemas.microsoft.com/office/word/2010/wordprocessingInk" xmlns:wne="http://schemas.microsoft.com/office/word/2006/wordml" xmlns:wps="http://schemas.microsoft.com/office/word/2010/wordprocessingShape" mc:Ignorable="w14 w15 w16se w16cid w16 w16cex w16sdtdh wp14">
-  <w15:commentEx w15:paraId="2F2BB659" w15:done="0"/>
-  <w15:commentEx w15:paraId="591CD5AD" w15:done="0"/>
   <w15:commentEx w15:paraId="29B52556" w15:done="0"/>
 </w15:commentsEx>
 </file>
 
 <file path=word/commentsExtensible.xml><?xml version="1.0" encoding="utf-8"?>
 <w16cex:commentsExtensible xmlns:wpc="http://schemas.microsoft.com/office/word/2010/wordprocessingCanvas" xmlns:cx="http://schemas.microsoft.com/office/drawing/2014/chartex" xmlns:cx1="http://schemas.microsoft.com/office/drawing/2015/9/8/chartex" xmlns:cx2="http://schemas.microsoft.com/office/drawing/2015/10/21/chartex" xmlns:cx3="http://schemas.microsoft.com/office/drawing/2016/5/9/chartex" xmlns:cx4="http://schemas.microsoft.com/office/drawing/2016/5/10/chartex" xmlns:cx5="http://schemas.microsoft.com/office/drawing/2016/5/11/chartex" xmlns:cx6="http://schemas.microsoft.com/office/drawing/2016/5/12/chartex" xmlns:cx7="http://schemas.microsoft.com/office/drawing/2016/5/13/chartex" xmlns:cx8="http://schemas.microsoft.com/office/drawing/2016/5/14/chartex" xmlns:cr="http://schemas.microsoft.com/office/comments/2020/reactions" xmlns:mc="http://schemas.openxmlformats.org/markup-compatibility/2006" xmlns:aink="http://schemas.microsoft.com/office/drawing/2016/ink" xmlns:am3d="http://schemas.microsoft.com/office/drawing/2017/model3d" xmlns:o="urn:schemas-microsoft-com:office:office" xmlns:oel="http://schemas.microsoft.com/office/2019/extlst" xmlns:r="http://schemas.openxmlformats.org/officeDocument/2006/relationships" xmlns:m="http://schemas.openxmlformats.org/officeDocument/2006/math" xmlns:v="urn:schemas-microsoft-com:vml" xmlns:wp14="http://schemas.microsoft.com/office/word/2010/wordprocessingDrawing" xmlns:wp="http://schemas.openxmlformats.org/drawingml/2006/wordprocessingDrawing" xmlns:w10="urn:schemas-microsoft-com:office:word" xmlns:w="http://schemas.openxmlformats.org/wordprocessingml/2006/main" xmlns:w14="http://schemas.microsoft.com/office/word/2010/wordml" xmlns:w15="http://schemas.microsoft.com/office/word/2012/wordml" xmlns:w16cex="http://schemas.microsoft.com/office/word/2018/wordml/cex" xmlns:w16cid="http://schemas.microsoft.com/office/word/2016/wordml/cid" xmlns:w16="http://schemas.microsoft.com/office/word/2018/wordml" xmlns:w16sdtdh="http://schemas.microsoft.com/office/word/2020/wordml/sdtdatahash" xmlns:w16se="http://schemas.microsoft.com/office/word/2015/wordml/symex" xmlns:wpg="http://schemas.microsoft.com/office/word/2010/wordprocessingGroup" xmlns:wpi="http://schemas.microsoft.com/office/word/2010/wordprocessingInk" xmlns:wne="http://schemas.microsoft.com/office/word/2006/wordml" xmlns:wps="http://schemas.microsoft.com/office/word/2010/wordprocessingShape" mc:Ignorable="w14 w15 w16se w16cid w16 w16cex w16sdtdh cr wp14">
-  <w16cex:commentExtensible w16cex:durableId="20B97E3F" w16cex:dateUtc="2024-12-16T19:37:00Z"/>
   <w16cex:commentExtensible w16cex:durableId="7C567019" w16cex:dateUtc="2026-03-12T00:25:00Z"/>
 </w16cex:commentsExtensible>
 </file>
 
 <file path=word/commentsIds.xml><?xml version="1.0" encoding="utf-8"?>
 <w16cid:commentsIds xmlns:wpc="http://schemas.microsoft.com/office/word/2010/wordprocessingCanvas" xmlns:cx="http://schemas.microsoft.com/office/drawing/2014/chartex" xmlns:cx1="http://schemas.microsoft.com/office/drawing/2015/9/8/chartex" xmlns:cx2="http://schemas.microsoft.com/office/drawing/2015/10/21/chartex" xmlns:cx3="http://schemas.microsoft.com/office/drawing/2016/5/9/chartex" xmlns:cx4="http://schemas.microsoft.com/office/drawing/2016/5/10/chartex" xmlns:cx5="http://schemas.microsoft.com/office/drawing/2016/5/11/chartex" xmlns:cx6="http://schemas.microsoft.com/office/drawing/2016/5/12/chartex" xmlns:cx7="http://schemas.microsoft.com/office/drawing/2016/5/13/chartex" xmlns:cx8="http://schemas.microsoft.com/office/drawing/2016/5/14/chartex" xmlns:mc="http://schemas.openxmlformats.org/markup-compatibility/2006" xmlns:aink="http://schemas.microsoft.com/office/drawing/2016/ink" xmlns:am3d="http://schemas.microsoft.com/office/drawing/2017/model3d" xmlns:o="urn:schemas-microsoft-com:office:office" xmlns:oel="http://schemas.microsoft.com/office/2019/extlst" xmlns:r="http://schemas.openxmlformats.org/officeDocument/2006/relationships" xmlns:m="http://schemas.openxmlformats.org/officeDocument/2006/math" xmlns:v="urn:schemas-microsoft-com:vml" xmlns:wp14="http://schemas.microsoft.com/office/word/2010/wordprocessingDrawing" xmlns:wp="http://schemas.openxmlformats.org/drawingml/2006/wordprocessingDrawing" xmlns:w10="urn:schemas-microsoft-com:office:word" xmlns:w="http://schemas.openxmlformats.org/wordprocessingml/2006/main" xmlns:w14="http://schemas.microsoft.com/office/word/2010/wordml" xmlns:w15="http://schemas.microsoft.com/office/word/2012/wordml" xmlns:w16cex="http://schemas.microsoft.com/office/word/2018/wordml/cex" xmlns:w16cid="http://schemas.microsoft.com/office/word/2016/wordml/cid" xmlns:w16="http://schemas.microsoft.com/office/word/2018/wordml" xmlns:w16sdtdh="http://schemas.microsoft.com/office/word/2020/wordml/sdtdatahash" xmlns:w16se="http://schemas.microsoft.com/office/word/2015/wordml/symex" xmlns:wpg="http://schemas.microsoft.com/office/word/2010/wordprocessingGroup" xmlns:wpi="http://schemas.microsoft.com/office/word/2010/wordprocessingInk" xmlns:wne="http://schemas.microsoft.com/office/word/2006/wordml" xmlns:wps="http://schemas.microsoft.com/office/word/2010/wordprocessingShape" mc:Ignorable="w14 w15 w16se w16cid w16 w16cex w16sdtdh wp14">
-  <w16cid:commentId w16cid:paraId="2F2BB659" w16cid:durableId="2B85A460"/>
-  <w16cid:commentId w16cid:paraId="591CD5AD" w16cid:durableId="20B97E3F"/>
   <w16cid:commentId w16cid:paraId="29B52556" w16cid:durableId="7C567019"/>
 </w16cid:commentsIds>
 </file>
@@ -23308,12 +24382,6 @@
 
 <file path=word/people.xml><?xml version="1.0" encoding="utf-8"?>
 <w15:people xmlns:wpc="http://schemas.microsoft.com/office/word/2010/wordprocessingCanvas" xmlns:cx="http://schemas.microsoft.com/office/drawing/2014/chartex" xmlns:cx1="http://schemas.microsoft.com/office/drawing/2015/9/8/chartex" xmlns:cx2="http://schemas.microsoft.com/office/drawing/2015/10/21/chartex" xmlns:cx3="http://schemas.microsoft.com/office/drawing/2016/5/9/chartex" xmlns:cx4="http://schemas.microsoft.com/office/drawing/2016/5/10/chartex" xmlns:cx5="http://schemas.microsoft.com/office/drawing/2016/5/11/chartex" xmlns:cx6="http://schemas.microsoft.com/office/drawing/2016/5/12/chartex" xmlns:cx7="http://schemas.microsoft.com/office/drawing/2016/5/13/chartex" xmlns:cx8="http://schemas.microsoft.com/office/drawing/2016/5/14/chartex" xmlns:mc="http://schemas.openxmlformats.org/markup-compatibility/2006" xmlns:aink="http://schemas.microsoft.com/office/drawing/2016/ink" xmlns:am3d="http://schemas.microsoft.com/office/drawing/2017/model3d" xmlns:o="urn:schemas-microsoft-com:office:office" xmlns:oel="http://schemas.microsoft.com/office/2019/extlst" xmlns:r="http://schemas.openxmlformats.org/officeDocument/2006/relationships" xmlns:m="http://schemas.openxmlformats.org/officeDocument/2006/math" xmlns:v="urn:schemas-microsoft-com:vml" xmlns:wp14="http://schemas.microsoft.com/office/word/2010/wordprocessingDrawing" xmlns:wp="http://schemas.openxmlformats.org/drawingml/2006/wordprocessingDrawing" xmlns:w10="urn:schemas-microsoft-com:office:word" xmlns:w="http://schemas.openxmlformats.org/wordprocessingml/2006/main" xmlns:w14="http://schemas.microsoft.com/office/word/2010/wordml" xmlns:w15="http://schemas.microsoft.com/office/word/2012/wordml" xmlns:w16cex="http://schemas.microsoft.com/office/word/2018/wordml/cex" xmlns:w16cid="http://schemas.microsoft.com/office/word/2016/wordml/cid" xmlns:w16="http://schemas.microsoft.com/office/word/2018/wordml" xmlns:w16sdtdh="http://schemas.microsoft.com/office/word/2020/wordml/sdtdatahash" xmlns:w16se="http://schemas.microsoft.com/office/word/2015/wordml/symex" xmlns:wpg="http://schemas.microsoft.com/office/word/2010/wordprocessingGroup" xmlns:wpi="http://schemas.microsoft.com/office/word/2010/wordprocessingInk" xmlns:wne="http://schemas.microsoft.com/office/word/2006/wordml" xmlns:wps="http://schemas.microsoft.com/office/word/2010/wordprocessingShape" mc:Ignorable="w14 w15 w16se w16cid w16 w16cex w16sdtdh wp14">
-  <w15:person w15:author="Caroline de Oliveira Ferraz">
-    <w15:presenceInfo w15:providerId="AD" w15:userId="S-1-5-21-2305100607-1173474897-434751029-9329"/>
-  </w15:person>
-  <w15:person w15:author="Caroline Ferraz">
-    <w15:presenceInfo w15:providerId="Windows Live" w15:userId="de5dbe263ed6b012"/>
-  </w15:person>
   <w15:person w15:author="MAXSUEL RODRIGUES SANTOS">
     <w15:presenceInfo w15:providerId="AD" w15:userId="S-1-5-21-2305100607-1173474897-434751029-17679"/>
   </w15:person>
@@ -23782,7 +24850,6 @@
   <w:style w:type="character" w:default="1" w:styleId="Fontepargpadro">
     <w:name w:val="Default Paragraph Font"/>
     <w:uiPriority w:val="1"/>
-    <w:semiHidden/>
     <w:unhideWhenUsed/>
   </w:style>
   <w:style w:type="table" w:default="1" w:styleId="Tabelanormal">
@@ -24539,6 +25606,10 @@
 </file>
 
 <file path=customXml/item1.xml><?xml version="1.0" encoding="utf-8"?>
+<b:Sources xmlns:b="http://schemas.openxmlformats.org/officeDocument/2006/bibliography" xmlns="http://schemas.openxmlformats.org/officeDocument/2006/bibliography" SelectedStyle="\APA.XSL" StyleName="APA"/>
+</file>
+
+<file path=customXml/item2.xml><?xml version="1.0" encoding="utf-8"?>
 <ct:contentTypeSchema xmlns:ct="http://schemas.microsoft.com/office/2006/metadata/contentType" xmlns:ma="http://schemas.microsoft.com/office/2006/metadata/properties/metaAttributes" ct:_="" ma:_="" ma:contentTypeName="Documento" ma:contentTypeID="0x01010079E85AF13E1D6948BAEBBC3E299C7A4C" ma:contentTypeVersion="11" ma:contentTypeDescription="Crie um novo documento." ma:contentTypeScope="" ma:versionID="9903338d6f6ebf8d9f52e57d695b90e0">
   <xsd:schema xmlns:xsd="http://www.w3.org/2001/XMLSchema" xmlns:xs="http://www.w3.org/2001/XMLSchema" xmlns:p="http://schemas.microsoft.com/office/2006/metadata/properties" xmlns:ns2="1c99b82c-450d-407b-8685-188b0222f857" xmlns:ns3="ec9326a9-796b-4177-81ae-8ce46d6874ce" targetNamespace="http://schemas.microsoft.com/office/2006/metadata/properties" ma:root="true" ma:fieldsID="27025b9af28ab54196939bbeabbec0a9" ns2:_="" ns3:_="">
     <xsd:import namespace="1c99b82c-450d-407b-8685-188b0222f857"/>
@@ -24727,10 +25798,6 @@
 </ct:contentTypeSchema>
 </file>
 
-<file path=customXml/item2.xml><?xml version="1.0" encoding="utf-8"?>
-<b:Sources xmlns:b="http://schemas.openxmlformats.org/officeDocument/2006/bibliography" xmlns="http://schemas.openxmlformats.org/officeDocument/2006/bibliography" SelectedStyle="\APA.XSL" StyleName="APA"/>
-</file>
-
 <file path=customXml/item3.xml><?xml version="1.0" encoding="utf-8"?>
 <?mso-contentType ?>
 <FormTemplates xmlns="http://schemas.microsoft.com/sharepoint/v3/contenttype/forms">
@@ -24741,6 +25808,14 @@
 </file>
 
 <file path=customXml/itemProps1.xml><?xml version="1.0" encoding="utf-8"?>
+<ds:datastoreItem xmlns:ds="http://schemas.openxmlformats.org/officeDocument/2006/customXml" ds:itemID="{6D1FBB9A-856D-43D0-A2C9-AA3DEE8D1533}">
+  <ds:schemaRefs>
+    <ds:schemaRef ds:uri="http://schemas.openxmlformats.org/officeDocument/2006/bibliography"/>
+  </ds:schemaRefs>
+</ds:datastoreItem>
+</file>
+
+<file path=customXml/itemProps2.xml><?xml version="1.0" encoding="utf-8"?>
 <ds:datastoreItem xmlns:ds="http://schemas.openxmlformats.org/officeDocument/2006/customXml" ds:itemID="{F9562963-6458-4B09-8DDA-F09296948AA7}">
   <ds:schemaRefs>
     <ds:schemaRef ds:uri="http://schemas.microsoft.com/office/2006/metadata/contentType"/>
@@ -24759,14 +25834,6 @@
 </ds:datastoreItem>
 </file>
 
-<file path=customXml/itemProps2.xml><?xml version="1.0" encoding="utf-8"?>
-<ds:datastoreItem xmlns:ds="http://schemas.openxmlformats.org/officeDocument/2006/customXml" ds:itemID="{6D1FBB9A-856D-43D0-A2C9-AA3DEE8D1533}">
-  <ds:schemaRefs>
-    <ds:schemaRef ds:uri="http://schemas.openxmlformats.org/officeDocument/2006/bibliography"/>
-  </ds:schemaRefs>
-</ds:datastoreItem>
-</file>
-
 <file path=customXml/itemProps3.xml><?xml version="1.0" encoding="utf-8"?>
 <ds:datastoreItem xmlns:ds="http://schemas.openxmlformats.org/officeDocument/2006/customXml" ds:itemID="{19856E04-179F-401F-8246-BA08537D6152}">
   <ds:schemaRefs>
